--- a/方向分析/专利/02_端点溯源图日志和网络流联合的APT攻击链重构方法及装置/端点溯源图日志和网络流联合的APT攻击链重构方法及装置.docx
+++ b/方向分析/专利/02_端点溯源图日志和网络流联合的APT攻击链重构方法及装置/端点溯源图日志和网络流联合的APT攻击链重构方法及装置.docx
@@ -27,7 +27,7 @@
         <w:pStyle w:val="FirstParagraph"/>
       </w:pPr>
       <w:r>
-        <w:t xml:space="preserve">本发明涉及网络安全、入侵检测、端点溯源分析、日志关联分析和网络流量分析技术领域，尤其涉及一种将端点溯源图日志、主机安全日志和网络流会话信息进行联合建模，并基于统一时序证据图重构高级持续性威胁攻击链的方法及装置。本发明可应用于安全运营中心、企业内网威胁狩猎、应急响应、攻击溯源、终端检测响应系统和网络检测响应系统的联动分析场景。</w:t>
+        <w:t xml:space="preserve">本发明涉及网络安全检测技术领域，尤其涉及一种端点溯源图日志和网络流联合的APT攻击链重构方法及装置。本发明面向高级持续性威胁检测场景，将端点侧行为日志、主机日志和网络流会话记录统一建模，利用跨源实体绑定、时序证据图构建、正常基线压缩、链路风险评分和攻击阶段判定，实现对APT攻击链的检测、重构和证据化输出。</w:t>
       </w:r>
     </w:p>
     <w:p>
@@ -45,23 +45,31 @@
         <w:pStyle w:val="FirstParagraph"/>
       </w:pPr>
       <w:r>
-        <w:t xml:space="preserve">随着云计算、移动办公、远程运维和业务系统互联程度不断提升，企业网络中的终端、服务器、账号、应用和网络会话之间形成了更加复杂的依赖关系。高级持续性威胁攻击通常不是一次孤立入侵，而是由初始访问、执行、权限提升、持久化、横向移动、命令控制和数据外传等多个阶段组成。攻击者会在端点侧留下进程创建、文件读写、账号登录、服务启动等痕迹，也会在网络侧留下域名解析、远程连接、加密会话和异常流量等痕迹。</w:t>
-      </w:r>
-    </w:p>
-    <w:p>
-      <w:pPr>
-        <w:pStyle w:val="a9"/>
-      </w:pPr>
-      <w:r>
-        <w:t xml:space="preserve">现有安全检测系统往往分别处理端点日志、系统日志和网络流量。端点溯源图能够描述进程、文件和账号之间的因果关系，但对跨主机通信、远程控制和数据外传的上下文感知不足；网络流检测能够发现异常通信，却难以解释具体由哪个进程、哪个账号和哪个文件触发；普通日志检索依赖人工规则和字段匹配，面对日志缺失、格式不统一和低频攻击行为时容易形成断裂证据。同时，攻击者常利用正常系统进程、常见管理工具和加密通信隐藏行为，使单个告警更难直接判断真实意图。</w:t>
-      </w:r>
-    </w:p>
-    <w:p>
-      <w:pPr>
-        <w:pStyle w:val="a9"/>
-      </w:pPr>
-      <w:r>
-        <w:t xml:space="preserve">在此背景下，已有方法虽能够输出异常告警、可疑节点或局部子图，但仍存在以下局限：多源事件难以统一表示，跨源实体难以可靠对齐，大规模溯源图中正常行为边过多，攻击路径搜索成本高，最终结果缺少阶段化攻击链、关键证据和缺失环节说明。现有检测结果难以直接支撑安全分析员复核和处置，导致调查耗时长、误报排除成本高、跨主机攻击链恢复不完整。为解决上述问题，提出本发明。</w:t>
+        <w:t xml:space="preserve">随着企业网络规模扩大、终端类型增多以及业务访问链路复杂化，APT攻击往往不再表现为单一恶意文件或单条异常连接，而是跨越终端、账号、主机、域名和网络会话的连续行为过程。攻击者通常先通过钓鱼文档、远程服务或弱口令进入目标环境，随后执行脚本、创建进程、访问文件、建立外联连接，并进一步尝试横向移动或数据外传。因此，如何从大量端点日志和网络流中识别具有因果关系的攻击行为，已成为安全检测领域的重要课题。</w:t>
+      </w:r>
+    </w:p>
+    <w:p>
+      <w:pPr>
+        <w:pStyle w:val="a9"/>
+      </w:pPr>
+      <w:r>
+        <w:t xml:space="preserve">现有端点检测方法能够记录进程、文件、账号和系统调用关系，但对跨主机通信、远程连接和外联流量的解释能力不足；现有网络流检测方法能够发现异常会话、异常域名和异常流量模式，但难以说明具体由哪个本地进程或账号触发；现有日志关联方法依赖字段检索和人工规则，面对日志格式不一致、采集延迟和低频攻击时，容易形成断裂证据。鉴于此，亟需引入端点溯源图日志和网络流联合建模的检测方案来应对这一挑战。</w:t>
+      </w:r>
+    </w:p>
+    <w:p>
+      <w:pPr>
+        <w:pStyle w:val="a9"/>
+      </w:pPr>
+      <w:r>
+        <w:t xml:space="preserve">在此背景下，多源安全数据融合虽已取得初步成效，但仍存在以下显著局限：多源事件缺少统一表示，跨源实体绑定不稳定，大规模溯源图中正常行为边过多，候选攻击路径搜索空间大，检测结果往往停留在异常点或告警集合，难以形成可复核的攻击链。</w:t>
+      </w:r>
+    </w:p>
+    <w:p>
+      <w:pPr>
+        <w:pStyle w:val="a9"/>
+      </w:pPr>
+      <w:r>
+        <w:t xml:space="preserve">现有APT检测方法难以同时兼顾跨源关联、图规模压缩、链路风险评分和阶段化输出，导致未知或低频攻击行为容易被拆散为多个孤立告警。为解决上述问题，提出本发明。</w:t>
       </w:r>
     </w:p>
     <w:p>
@@ -79,7 +87,7 @@
         <w:pStyle w:val="FirstParagraph"/>
       </w:pPr>
       <w:r>
-        <w:t xml:space="preserve">针对现有技术的不足，本发明提出了一种端点溯源图日志和网络流联合的APT攻击链重构方法及装置。该方法将端点溯源事件、主机安全日志和网络流会话统一为可关联的时序证据对象，构建包含进程、文件、账号、主机、域名和流会话的统一时序证据图，并通过正常行为基线压缩、可疑子图提取、攻击阶段约束搜索和证据包输出，形成可复核的APT攻击链，成功解决了单源证据断裂、图规模过大、告警难解释以及攻击链缺失等关键问题。</w:t>
+        <w:t xml:space="preserve">针对现有技术的不足，本发明提出了一种端点溯源图日志和网络流联合的APT攻击链重构方法及装置，该方法将端点行为事件、主机日志事件和网络流会话事件统一转换为标准事件对象，通过实体绑定、时序证据图构建、正常行为基线压缩、可疑种子筛选、阶段约束路径搜索和链路风险判定，实现对APT攻击链的检测与重构，并成功解决单源检测证据断裂、候选路径过多、图规模过大和检测结果缺少链路解释等关键问题。</w:t>
       </w:r>
     </w:p>
     <w:p>
@@ -95,39 +103,39 @@
         <w:pStyle w:val="a9"/>
       </w:pPr>
       <w:r>
-        <w:t xml:space="preserve">端点溯源图日志，是指由终端或服务器采集的进程、文件、账号、注册表、服务、Socket、命令行和系统调用等事件构成的因果关系记录。其特点是能够描述同一主机内部的行为先后关系和依赖关系。</w:t>
-      </w:r>
-    </w:p>
-    <w:p>
-      <w:pPr>
-        <w:pStyle w:val="a9"/>
-      </w:pPr>
-      <w:r>
-        <w:t xml:space="preserve">网络流，是指由网络设备、流量探针、安全网关或网络检测系统产生的会话级通信记录，至少包括源地址、源端口、目的地址、目的端口、协议、时间、持续时长、字节数、包数、方向、域名或证书摘要等信息。</w:t>
-      </w:r>
-    </w:p>
-    <w:p>
-      <w:pPr>
-        <w:pStyle w:val="a9"/>
-      </w:pPr>
-      <w:r>
-        <w:t xml:space="preserve">统一时序证据图，是指本发明对多源事件进行字段归一、实体绑定和时间对齐后形成的异构图结构。图中的节点包括进程、文件、账号、主机、域名、网络连接、流会话和告警对象，图中的边包括创建、执行、读取、写入、登录、解析、连接、命中、归属和因果依赖等关系。</w:t>
-      </w:r>
-    </w:p>
-    <w:p>
-      <w:pPr>
-        <w:pStyle w:val="a9"/>
-      </w:pPr>
-      <w:r>
-        <w:t xml:space="preserve">攻击链，是指从攻击入口到后续执行、持久化、横向移动、命令控制或数据外传等阶段的一组有时间顺序、有因果关系并可由证据支撑的节点和边序列。攻击链可以是完整链路，也可以带有缺失环节标记。</w:t>
-      </w:r>
-    </w:p>
-    <w:p>
-      <w:pPr>
-        <w:pStyle w:val="a9"/>
-      </w:pPr>
-      <w:r>
-        <w:t xml:space="preserve">证据包，是指系统输出给安全分析员或其他安全平台的结构化结果，至少包括攻击链编号、链路节点、链路边、证据来源、关键日志、网络流摘要、阶段标签、置信度、缺失环节和人工确认状态。</w:t>
+        <w:t xml:space="preserve">端点溯源图日志，是指终端或服务器采集的进程创建、父子进程、命令行、文件读写、账号登录、服务创建、计划任务、Socket创建和系统调用等行为事件，以及由这些事件形成的本地主机因果关系日志。</w:t>
+      </w:r>
+    </w:p>
+    <w:p>
+      <w:pPr>
+        <w:pStyle w:val="a9"/>
+      </w:pPr>
+      <w:r>
+        <w:t xml:space="preserve">网络流，是指网络设备或流量探针记录的会话级通信数据，包括源地址、源端口、目的地址、目的端口、协议类型、开始时间、结束时间、持续时长、包数、字节数、方向、域名和证书摘要等字段。</w:t>
+      </w:r>
+    </w:p>
+    <w:p>
+      <w:pPr>
+        <w:pStyle w:val="a9"/>
+      </w:pPr>
+      <w:r>
+        <w:t xml:space="preserve">标准事件对象，是指将端点溯源图日志、主机日志和网络流转换后形成的统一数据对象，至少包括事件编号、事件时间、事件来源、主体实体、客体实体、动作类型、主机标识、账号标识、网络五元组、原始证据引用和事件质量标记。</w:t>
+      </w:r>
+    </w:p>
+    <w:p>
+      <w:pPr>
+        <w:pStyle w:val="a9"/>
+      </w:pPr>
+      <w:r>
+        <w:t xml:space="preserve">统一时序证据图，是指以标准事件对象和统一实体为基础构建的异构图。图中的节点包括进程、文件、账号、主机、域名、IP地址、网络流会话和告警对象，图中的边包括创建、执行、读取、写入、登录、解析、连接、归属、同会话和因果依赖关系。</w:t>
+      </w:r>
+    </w:p>
+    <w:p>
+      <w:pPr>
+        <w:pStyle w:val="a9"/>
+      </w:pPr>
+      <w:r>
+        <w:t xml:space="preserve">攻击链检测结果，是指系统根据候选路径的链路风险分、阶段一致性、证据强度和时间连续性输出的检测结论，包括正常链路、可疑攻击链、已确认攻击链候选和证据不足链路。</w:t>
       </w:r>
     </w:p>
     <w:p>
@@ -136,6 +144,4339 @@
       </w:pPr>
       <w:r>
         <w:t xml:space="preserve">如图1所示，本发明技术方案如下：</w:t>
+      </w:r>
+    </w:p>
+    <w:p>
+      <w:pPr>
+        <w:pStyle w:val="a9"/>
+      </w:pPr>
+      <w:r>
+        <w:t xml:space="preserve">1、多源数据输入与标准事件构造模块</w:t>
+      </w:r>
+    </w:p>
+    <w:p>
+      <w:pPr>
+        <w:pStyle w:val="a9"/>
+      </w:pPr>
+      <w:r>
+        <w:t xml:space="preserve">多源数据输入与标准事件构造模块先将端点溯源图日志、主机日志和网络流数据接入检测系统，随后对不同来源的字段进行解析、映射和单位统一，最后生成标准事件对象。通过该模块，系统构建了统一的数据输入基础，从而有效克服端点日志、网络流和主机日志字段异构、粒度不同、时间格式不一致的局限。</w:t>
+      </w:r>
+    </w:p>
+    <w:p>
+      <w:pPr>
+        <w:pStyle w:val="a9"/>
+      </w:pPr>
+      <w:r>
+        <w:t xml:space="preserve">① 多源数据接入。</w:t>
+      </w:r>
+    </w:p>
+    <w:p>
+      <w:pPr>
+        <w:pStyle w:val="a9"/>
+      </w:pPr>
+      <w:r>
+        <w:t xml:space="preserve">本阶段主要任务是接收与APT检测相关的原始事件，主要包括：端点侧的进程创建、父子进程、命令行、文件访问、账号登录、Socket创建、服务启动和计划任务事件；主机侧的系统日志、认证日志、应用日志和安全告警；网络侧的五元组流、DNS解析记录、TLS会话摘要、HTTP元数据和加密流量统计特征。</w:t>
+      </w:r>
+    </w:p>
+    <w:p>
+      <w:pPr>
+        <w:pStyle w:val="a9"/>
+      </w:pPr>
+      <w:r>
+        <w:t xml:space="preserve">② 字段解析与映射。</w:t>
+      </w:r>
+    </w:p>
+    <w:p>
+      <w:pPr>
+        <w:pStyle w:val="a9"/>
+      </w:pPr>
+      <w:r>
+        <w:t xml:space="preserve">本阶段将不同数据源中的字段映射为标准字段。</w:t>
+      </w:r>
+    </w:p>
+    <w:p>
+      <w:pPr>
+        <w:pStyle w:val="a9"/>
+      </w:pPr>
+      <w:r>
+        <w:t xml:space="preserve">第一步，建立字段映射表。字段映射表至少包括来源类型、来源字段名、目标字段名、字段类型、转换函数、缺失处理方式和字段可信等级。</w:t>
+      </w:r>
+    </w:p>
+    <w:p>
+      <w:pPr>
+        <w:pStyle w:val="a9"/>
+      </w:pPr>
+      <w:r>
+        <w:t xml:space="preserve">首先，对于端点日志中的process_id、parent_process_id、command_line、file_path等字段，映射为进程标识、父进程标识、命令行和文件路径。随后，对于网络流中的src_ip、dst_ip、src_port、dst_port、protocol、bytes、packets等字段，映射为源地址、目的地址、源端口、目的端口、协议、字节数和包数。这一步骤能够使不同系统产生的数据进入同一检测流程。</w:t>
+      </w:r>
+    </w:p>
+    <w:p>
+      <w:pPr>
+        <w:pStyle w:val="a9"/>
+      </w:pPr>
+      <w:r>
+        <w:t xml:space="preserve">第二步，执行动作类型归一。</w:t>
+      </w:r>
+    </w:p>
+    <w:p>
+      <w:pPr>
+        <w:pStyle w:val="a9"/>
+      </w:pPr>
+      <w:r>
+        <w:t xml:space="preserve">首先，将“process_create”“exec”“启动进程”等动作归一为“执行”；将“file_write”“create_file”“写文件”等动作归一为“写入”；将“connect”“flow_start”“外联会话”等动作归一为“连接”。随后，将归一后的动作类型写入标准事件对象。这一步骤能够使后续图构建不依赖某个采集器的专有动作名称。</w:t>
+      </w:r>
+    </w:p>
+    <w:p>
+      <w:pPr>
+        <w:pStyle w:val="a9"/>
+      </w:pPr>
+      <w:r>
+        <w:t xml:space="preserve">第三步，保留原始证据引用。</w:t>
+      </w:r>
+    </w:p>
+    <w:p>
+      <w:pPr>
+        <w:pStyle w:val="a9"/>
+      </w:pPr>
+      <w:r>
+        <w:t xml:space="preserve">首先，系统在标准事件对象中记录原始日志编号、原始时间戳、采集通道和原始字段摘要。随后，将该引用与后续图节点、图边和检测结果绑定。这一步骤能够保证每一个检测结论都可以回溯到原始事件。</w:t>
+      </w:r>
+    </w:p>
+    <w:p>
+      <w:pPr>
+        <w:pStyle w:val="a9"/>
+      </w:pPr>
+      <w:r>
+        <w:t xml:space="preserve">③ 时间对齐。</w:t>
+      </w:r>
+    </w:p>
+    <w:p>
+      <w:pPr>
+        <w:pStyle w:val="a9"/>
+      </w:pPr>
+      <w:r>
+        <w:t xml:space="preserve">本阶段用于处理多源事件的时间偏差。对于同一主机、同一账号或同一网络会话内具有明显先后关系的事件，系统估计不同数据源之间的时间偏移量。若端点事件时间为</w:t>
+      </w:r>
+      <m:oMath>
+        <m:sSub>
+          <m:e>
+            <m:r>
+              <m:t>t</m:t>
+            </m:r>
+          </m:e>
+          <m:sub>
+            <m:r>
+              <m:t>h</m:t>
+            </m:r>
+          </m:sub>
+        </m:sSub>
+      </m:oMath>
+      <w:r>
+        <w:t xml:space="preserve">，网络流事件时间为</w:t>
+      </w:r>
+      <m:oMath>
+        <m:sSub>
+          <m:e>
+            <m:r>
+              <m:t>t</m:t>
+            </m:r>
+          </m:e>
+          <m:sub>
+            <m:r>
+              <m:t>f</m:t>
+            </m:r>
+          </m:sub>
+        </m:sSub>
+      </m:oMath>
+      <w:r>
+        <w:t xml:space="preserve">，二者被判定为同一连接行为，则可估计偏移量：</w:t>
+      </w:r>
+    </w:p>
+    <w:p>
+      <w:pPr>
+        <w:pStyle w:val="a9"/>
+      </w:pPr>
+      <m:oMathPara>
+        <m:oMathParaPr>
+          <m:jc m:val="center"/>
+        </m:oMathParaPr>
+        <m:oMath>
+          <m:r>
+            <m:t>Δ</m:t>
+          </m:r>
+          <m:r>
+            <m:t>t</m:t>
+          </m:r>
+          <m:r>
+            <m:t>=</m:t>
+          </m:r>
+          <m:sSub>
+            <m:e>
+              <m:r>
+                <m:t>t</m:t>
+              </m:r>
+            </m:e>
+            <m:sub>
+              <m:r>
+                <m:t>f</m:t>
+              </m:r>
+            </m:sub>
+          </m:sSub>
+          <m:r>
+            <m:t>−</m:t>
+          </m:r>
+          <m:sSub>
+            <m:e>
+              <m:r>
+                <m:t>t</m:t>
+              </m:r>
+            </m:e>
+            <m:sub>
+              <m:r>
+                <m:t>h</m:t>
+              </m:r>
+            </m:sub>
+          </m:sSub>
+        </m:oMath>
+      </m:oMathPara>
+    </w:p>
+    <w:p>
+      <w:pPr>
+        <w:pStyle w:val="FirstParagraph"/>
+      </w:pPr>
+      <w:r>
+        <w:t xml:space="preserve">对于同一来源在多个匹配样本上的偏移量，系统采用中位数或滑动平均值作为该来源的时间修正值。若偏移量稳定，则对后续事件进行时间校正；若偏移量不稳定，则只记录时间不确定性标记，不强制调整原始时间。通过该步骤，系统能够降低时间漂移对路径搜索的影响。</w:t>
+      </w:r>
+    </w:p>
+    <w:p>
+      <w:pPr>
+        <w:pStyle w:val="a9"/>
+      </w:pPr>
+      <w:r>
+        <w:t xml:space="preserve">通过上述流程，本模块不仅实现了多源数据的统一接入，还通过标准事件对象为后续算法提供了可计算、可追溯和可扩展的输入。</w:t>
+      </w:r>
+    </w:p>
+    <w:p>
+      <w:pPr>
+        <w:pStyle w:val="a9"/>
+      </w:pPr>
+      <w:r>
+        <w:t xml:space="preserve">2、跨源实体绑定与置信度计算模块</w:t>
+      </w:r>
+    </w:p>
+    <w:p>
+      <w:pPr>
+        <w:pStyle w:val="a9"/>
+      </w:pPr>
+      <w:r>
+        <w:t xml:space="preserve">跨源实体绑定与置信度计算模块先从标准事件对象中抽取进程、文件、账号、主机、域名、IP地址、Socket和网络流会话等实体，随后生成候选绑定关系，最后根据精确标识、时间邻近、资产上下文和网络会话一致性计算绑定置信度。通过该模块，端点侧的进程行为与网络侧的流会话能够在检测图中连接，从而有效克服单源检测只能看到局部证据的局限。</w:t>
+      </w:r>
+    </w:p>
+    <w:p>
+      <w:pPr>
+        <w:pStyle w:val="a9"/>
+      </w:pPr>
+      <w:r>
+        <w:t xml:space="preserve">① 实体抽取。</w:t>
+      </w:r>
+    </w:p>
+    <w:p>
+      <w:pPr>
+        <w:pStyle w:val="a9"/>
+      </w:pPr>
+      <w:r>
+        <w:t xml:space="preserve">本阶段主要任务是将标准事件对象中的关键字段转化为实体。实体类型至少包括主机实体、账号实体、进程实体、文件实体、域名实体、IP实体、网络流实体和告警实体。对于进程实体，系统记录进程标识、父进程标识、进程名、命令行、启动时间和所属主机；对于网络流实体，系统记录五元组、方向、开始时间、结束时间、字节数、包数和关联域名；对于账号实体，系统记录账号名、账号域、登录主机和权限类型。</w:t>
+      </w:r>
+    </w:p>
+    <w:p>
+      <w:pPr>
+        <w:pStyle w:val="a9"/>
+      </w:pPr>
+      <w:r>
+        <w:t xml:space="preserve">② 候选绑定生成。</w:t>
+      </w:r>
+    </w:p>
+    <w:p>
+      <w:pPr>
+        <w:pStyle w:val="a9"/>
+      </w:pPr>
+      <w:r>
+        <w:t xml:space="preserve">本阶段根据不同实体的特征生成候选绑定关系。</w:t>
+      </w:r>
+    </w:p>
+    <w:p>
+      <w:pPr>
+        <w:pStyle w:val="a9"/>
+      </w:pPr>
+      <w:r>
+        <w:t xml:space="preserve">第一步，执行精确标识匹配。对于主机编号、账号SID、文件哈希、证书指纹、进程启动时间和会话编号等能够唯一或近似唯一标识实体的字段，系统直接生成高置信候选绑定。</w:t>
+      </w:r>
+    </w:p>
+    <w:p>
+      <w:pPr>
+        <w:pStyle w:val="a9"/>
+      </w:pPr>
+      <w:r>
+        <w:t xml:space="preserve">第二步，执行网络会话匹配。对于端点侧Socket事件和网络侧流会话事件，系统根据源地址、源端口、目的地址、目的端口、协议和时间窗口生成候选绑定。若端点事件显示某进程创建本地连接，同时网络流中出现相同五元组，则该网络流会话被列为该进程的候选外联证据。</w:t>
+      </w:r>
+    </w:p>
+    <w:p>
+      <w:pPr>
+        <w:pStyle w:val="a9"/>
+      </w:pPr>
+      <w:r>
+        <w:t xml:space="preserve">第三步，执行上下文匹配。对于缺少精确标识的实体，系统根据主机归属、账号权限、域名解析、进程父子链和时间邻近关系生成候选绑定。例如某域名解析事件与随后的外联流会话时间相近且主机一致，则该域名与流会话可建立候选关联。</w:t>
+      </w:r>
+    </w:p>
+    <w:p>
+      <w:pPr>
+        <w:pStyle w:val="a9"/>
+      </w:pPr>
+      <w:r>
+        <w:t xml:space="preserve">③ 绑定置信度计算。</w:t>
+      </w:r>
+    </w:p>
+    <w:p>
+      <w:pPr>
+        <w:pStyle w:val="a9"/>
+      </w:pPr>
+      <w:r>
+        <w:t xml:space="preserve">本阶段对候选绑定关系进行评分。实体绑定置信度可表示为：</w:t>
+      </w:r>
+    </w:p>
+    <w:p>
+      <w:pPr>
+        <w:pStyle w:val="a9"/>
+      </w:pPr>
+      <m:oMathPara>
+        <m:oMathParaPr>
+          <m:jc m:val="center"/>
+        </m:oMathParaPr>
+        <m:oMath>
+          <m:sSub>
+            <m:e>
+              <m:r>
+                <m:t>C</m:t>
+              </m:r>
+            </m:e>
+            <m:sub>
+              <m:r>
+                <m:t>b</m:t>
+              </m:r>
+              <m:r>
+                <m:t>i</m:t>
+              </m:r>
+              <m:r>
+                <m:t>n</m:t>
+              </m:r>
+              <m:r>
+                <m:t>d</m:t>
+              </m:r>
+            </m:sub>
+          </m:sSub>
+          <m:r>
+            <m:t>=</m:t>
+          </m:r>
+          <m:sSub>
+            <m:e>
+              <m:r>
+                <m:t>w</m:t>
+              </m:r>
+            </m:e>
+            <m:sub>
+              <m:r>
+                <m:t>1</m:t>
+              </m:r>
+            </m:sub>
+          </m:sSub>
+          <m:sSub>
+            <m:e>
+              <m:r>
+                <m:t>I</m:t>
+              </m:r>
+            </m:e>
+            <m:sub>
+              <m:r>
+                <m:t>i</m:t>
+              </m:r>
+              <m:r>
+                <m:t>d</m:t>
+              </m:r>
+            </m:sub>
+          </m:sSub>
+          <m:r>
+            <m:t>+</m:t>
+          </m:r>
+          <m:sSub>
+            <m:e>
+              <m:r>
+                <m:t>w</m:t>
+              </m:r>
+            </m:e>
+            <m:sub>
+              <m:r>
+                <m:t>2</m:t>
+              </m:r>
+            </m:sub>
+          </m:sSub>
+          <m:sSub>
+            <m:e>
+              <m:r>
+                <m:t>I</m:t>
+              </m:r>
+            </m:e>
+            <m:sub>
+              <m:r>
+                <m:t>t</m:t>
+              </m:r>
+              <m:r>
+                <m:t>i</m:t>
+              </m:r>
+              <m:r>
+                <m:t>m</m:t>
+              </m:r>
+              <m:r>
+                <m:t>e</m:t>
+              </m:r>
+            </m:sub>
+          </m:sSub>
+          <m:r>
+            <m:t>+</m:t>
+          </m:r>
+          <m:sSub>
+            <m:e>
+              <m:r>
+                <m:t>w</m:t>
+              </m:r>
+            </m:e>
+            <m:sub>
+              <m:r>
+                <m:t>3</m:t>
+              </m:r>
+            </m:sub>
+          </m:sSub>
+          <m:sSub>
+            <m:e>
+              <m:r>
+                <m:t>I</m:t>
+              </m:r>
+            </m:e>
+            <m:sub>
+              <m:r>
+                <m:t>h</m:t>
+              </m:r>
+              <m:r>
+                <m:t>o</m:t>
+              </m:r>
+              <m:r>
+                <m:t>s</m:t>
+              </m:r>
+              <m:r>
+                <m:t>t</m:t>
+              </m:r>
+            </m:sub>
+          </m:sSub>
+          <m:r>
+            <m:t>+</m:t>
+          </m:r>
+          <m:sSub>
+            <m:e>
+              <m:r>
+                <m:t>w</m:t>
+              </m:r>
+            </m:e>
+            <m:sub>
+              <m:r>
+                <m:t>4</m:t>
+              </m:r>
+            </m:sub>
+          </m:sSub>
+          <m:sSub>
+            <m:e>
+              <m:r>
+                <m:t>I</m:t>
+              </m:r>
+            </m:e>
+            <m:sub>
+              <m:r>
+                <m:t>f</m:t>
+              </m:r>
+              <m:r>
+                <m:t>l</m:t>
+              </m:r>
+              <m:r>
+                <m:t>o</m:t>
+              </m:r>
+              <m:r>
+                <m:t>w</m:t>
+              </m:r>
+            </m:sub>
+          </m:sSub>
+          <m:r>
+            <m:t>+</m:t>
+          </m:r>
+          <m:sSub>
+            <m:e>
+              <m:r>
+                <m:t>w</m:t>
+              </m:r>
+            </m:e>
+            <m:sub>
+              <m:r>
+                <m:t>5</m:t>
+              </m:r>
+            </m:sub>
+          </m:sSub>
+          <m:sSub>
+            <m:e>
+              <m:r>
+                <m:t>I</m:t>
+              </m:r>
+            </m:e>
+            <m:sub>
+              <m:r>
+                <m:t>c</m:t>
+              </m:r>
+              <m:r>
+                <m:t>t</m:t>
+              </m:r>
+              <m:r>
+                <m:t>x</m:t>
+              </m:r>
+            </m:sub>
+          </m:sSub>
+        </m:oMath>
+      </m:oMathPara>
+    </w:p>
+    <w:p>
+      <w:pPr>
+        <w:pStyle w:val="FirstParagraph"/>
+      </w:pPr>
+      <w:r>
+        <w:t xml:space="preserve">其中，</w:t>
+      </w:r>
+      <m:oMath>
+        <m:sSub>
+          <m:e>
+            <m:r>
+              <m:t>I</m:t>
+            </m:r>
+          </m:e>
+          <m:sub>
+            <m:r>
+              <m:t>i</m:t>
+            </m:r>
+            <m:r>
+              <m:t>d</m:t>
+            </m:r>
+          </m:sub>
+        </m:sSub>
+      </m:oMath>
+      <w:r>
+        <w:t xml:space="preserve">表示精确标识匹配得分，</w:t>
+      </w:r>
+      <m:oMath>
+        <m:sSub>
+          <m:e>
+            <m:r>
+              <m:t>I</m:t>
+            </m:r>
+          </m:e>
+          <m:sub>
+            <m:r>
+              <m:t>t</m:t>
+            </m:r>
+            <m:r>
+              <m:t>i</m:t>
+            </m:r>
+            <m:r>
+              <m:t>m</m:t>
+            </m:r>
+            <m:r>
+              <m:t>e</m:t>
+            </m:r>
+          </m:sub>
+        </m:sSub>
+      </m:oMath>
+      <w:r>
+        <w:t xml:space="preserve">表示时间邻近得分，</w:t>
+      </w:r>
+      <m:oMath>
+        <m:sSub>
+          <m:e>
+            <m:r>
+              <m:t>I</m:t>
+            </m:r>
+          </m:e>
+          <m:sub>
+            <m:r>
+              <m:t>h</m:t>
+            </m:r>
+            <m:r>
+              <m:t>o</m:t>
+            </m:r>
+            <m:r>
+              <m:t>s</m:t>
+            </m:r>
+            <m:r>
+              <m:t>t</m:t>
+            </m:r>
+          </m:sub>
+        </m:sSub>
+      </m:oMath>
+      <w:r>
+        <w:t xml:space="preserve">表示主机或资产一致性得分，</w:t>
+      </w:r>
+      <m:oMath>
+        <m:sSub>
+          <m:e>
+            <m:r>
+              <m:t>I</m:t>
+            </m:r>
+          </m:e>
+          <m:sub>
+            <m:r>
+              <m:t>f</m:t>
+            </m:r>
+            <m:r>
+              <m:t>l</m:t>
+            </m:r>
+            <m:r>
+              <m:t>o</m:t>
+            </m:r>
+            <m:r>
+              <m:t>w</m:t>
+            </m:r>
+          </m:sub>
+        </m:sSub>
+      </m:oMath>
+      <w:r>
+        <w:t xml:space="preserve">表示五元组或Socket一致性得分，</w:t>
+      </w:r>
+      <m:oMath>
+        <m:sSub>
+          <m:e>
+            <m:r>
+              <m:t>I</m:t>
+            </m:r>
+          </m:e>
+          <m:sub>
+            <m:r>
+              <m:t>c</m:t>
+            </m:r>
+            <m:r>
+              <m:t>t</m:t>
+            </m:r>
+            <m:r>
+              <m:t>x</m:t>
+            </m:r>
+          </m:sub>
+        </m:sSub>
+      </m:oMath>
+      <w:r>
+        <w:t xml:space="preserve">表示进程、账号、域名和父子链上下文一致性得分，</w:t>
+      </w:r>
+      <m:oMath>
+        <m:sSub>
+          <m:e>
+            <m:r>
+              <m:t>w</m:t>
+            </m:r>
+          </m:e>
+          <m:sub>
+            <m:r>
+              <m:t>1</m:t>
+            </m:r>
+          </m:sub>
+        </m:sSub>
+      </m:oMath>
+      <w:r>
+        <w:t xml:space="preserve">至</w:t>
+      </w:r>
+      <m:oMath>
+        <m:sSub>
+          <m:e>
+            <m:r>
+              <m:t>w</m:t>
+            </m:r>
+          </m:e>
+          <m:sub>
+            <m:r>
+              <m:t>5</m:t>
+            </m:r>
+          </m:sub>
+        </m:sSub>
+      </m:oMath>
+      <w:r>
+        <w:t xml:space="preserve">为权重参数。</w:t>
+      </w:r>
+    </w:p>
+    <w:p>
+      <w:pPr>
+        <w:pStyle w:val="a9"/>
+      </w:pPr>
+      <w:r>
+        <w:t xml:space="preserve">若</w:t>
+      </w:r>
+      <m:oMath>
+        <m:sSub>
+          <m:e>
+            <m:r>
+              <m:t>C</m:t>
+            </m:r>
+          </m:e>
+          <m:sub>
+            <m:r>
+              <m:t>b</m:t>
+            </m:r>
+            <m:r>
+              <m:t>i</m:t>
+            </m:r>
+            <m:r>
+              <m:t>n</m:t>
+            </m:r>
+            <m:r>
+              <m:t>d</m:t>
+            </m:r>
+          </m:sub>
+        </m:sSub>
+      </m:oMath>
+      <w:r>
+        <w:t xml:space="preserve">大于实体绑定阈值</w:t>
+      </w:r>
+      <m:oMath>
+        <m:sSub>
+          <m:e>
+            <m:r>
+              <m:t>τ</m:t>
+            </m:r>
+          </m:e>
+          <m:sub>
+            <m:r>
+              <m:t>b</m:t>
+            </m:r>
+            <m:r>
+              <m:t>i</m:t>
+            </m:r>
+            <m:r>
+              <m:t>n</m:t>
+            </m:r>
+            <m:r>
+              <m:t>d</m:t>
+            </m:r>
+          </m:sub>
+        </m:sSub>
+      </m:oMath>
+      <w:r>
+        <w:t xml:space="preserve">，则系统将候选实体合并为统一实体；若</w:t>
+      </w:r>
+      <m:oMath>
+        <m:sSub>
+          <m:e>
+            <m:r>
+              <m:t>C</m:t>
+            </m:r>
+          </m:e>
+          <m:sub>
+            <m:r>
+              <m:t>b</m:t>
+            </m:r>
+            <m:r>
+              <m:t>i</m:t>
+            </m:r>
+            <m:r>
+              <m:t>n</m:t>
+            </m:r>
+            <m:r>
+              <m:t>d</m:t>
+            </m:r>
+          </m:sub>
+        </m:sSub>
+      </m:oMath>
+      <w:r>
+        <w:t xml:space="preserve">处于候选区间，则保留多个候选实体版本；若</w:t>
+      </w:r>
+      <m:oMath>
+        <m:sSub>
+          <m:e>
+            <m:r>
+              <m:t>C</m:t>
+            </m:r>
+          </m:e>
+          <m:sub>
+            <m:r>
+              <m:t>b</m:t>
+            </m:r>
+            <m:r>
+              <m:t>i</m:t>
+            </m:r>
+            <m:r>
+              <m:t>n</m:t>
+            </m:r>
+            <m:r>
+              <m:t>d</m:t>
+            </m:r>
+          </m:sub>
+        </m:sSub>
+      </m:oMath>
+      <w:r>
+        <w:t xml:space="preserve">低于候选阈值，则不进行绑定。通过这种方式，系统既避免漏掉跨源关联，又避免低置信证据被强制合并。</w:t>
+      </w:r>
+    </w:p>
+    <w:p>
+      <w:pPr>
+        <w:pStyle w:val="a9"/>
+      </w:pPr>
+      <w:r>
+        <w:t xml:space="preserve">3、统一时序证据图构建模块</w:t>
+      </w:r>
+    </w:p>
+    <w:p>
+      <w:pPr>
+        <w:pStyle w:val="a9"/>
+      </w:pPr>
+      <w:r>
+        <w:t xml:space="preserve">统一时序证据图构建模块先根据统一实体创建节点，随后根据标准事件对象创建边，最后以时间窗口为单位维护增量图。通过该模块，系统构建了可用于检测算法运行的时序异构图，从而有效克服孤立日志事件难以表达攻击因果关系的局限。</w:t>
+      </w:r>
+    </w:p>
+    <w:p>
+      <w:pPr>
+        <w:pStyle w:val="a9"/>
+      </w:pPr>
+      <w:r>
+        <w:t xml:space="preserve">① 图节点构建。</w:t>
+      </w:r>
+    </w:p>
+    <w:p>
+      <w:pPr>
+        <w:pStyle w:val="a9"/>
+      </w:pPr>
+      <w:r>
+        <w:t xml:space="preserve">本阶段为不同实体生成图节点。节点属性至少包括节点编号、节点类型、所属主机、实体名称、首次出现时间、最近出现时间、来源列表、风险标签和统计特征。进程节点记录进程名、命令行、父进程、启动路径和启动用户；文件节点记录文件路径、哈希、大小和写入进程；账号节点记录账号名、登录主机和权限类型；流会话节点记录五元组、持续时长、包数字节数和方向。</w:t>
+      </w:r>
+    </w:p>
+    <w:p>
+      <w:pPr>
+        <w:pStyle w:val="a9"/>
+      </w:pPr>
+      <w:r>
+        <w:t xml:space="preserve">② 图边构建。</w:t>
+      </w:r>
+    </w:p>
+    <w:p>
+      <w:pPr>
+        <w:pStyle w:val="a9"/>
+      </w:pPr>
+      <w:r>
+        <w:t xml:space="preserve">本阶段为事件生成图边。</w:t>
+      </w:r>
+    </w:p>
+    <w:p>
+      <w:pPr>
+        <w:pStyle w:val="a9"/>
+      </w:pPr>
+      <w:r>
+        <w:t xml:space="preserve">第一步，根据动作类型创建直接事件边。例如进程创建子进程形成“创建”边，进程写入文件形成“写入”边，账号登录主机形成“登录”边，主机访问域名形成“连接”边。</w:t>
+      </w:r>
+    </w:p>
+    <w:p>
+      <w:pPr>
+        <w:pStyle w:val="a9"/>
+      </w:pPr>
+      <w:r>
+        <w:t xml:space="preserve">第二步，根据实体绑定结果创建跨源关联边。例如端点Socket事件与网络流会话之间形成“同会话”边，域名解析事件与外联流之间形成“解析后连接”边，认证日志与主机进程活动之间形成“同账号上下文”边。</w:t>
+      </w:r>
+    </w:p>
+    <w:p>
+      <w:pPr>
+        <w:pStyle w:val="a9"/>
+      </w:pPr>
+      <w:r>
+        <w:t xml:space="preserve">第三步，根据时间顺序和因果关系创建推理边。例如进程执行脚本后短时间内产生文件落地和外联连接，则系统可在这些事件之间创建低置信因果候选边，并保留候选标记。这一步骤能够在不伪造确定证据的前提下，为攻击链检测提供候选连接。</w:t>
+      </w:r>
+    </w:p>
+    <w:p>
+      <w:pPr>
+        <w:pStyle w:val="a9"/>
+      </w:pPr>
+      <w:r>
+        <w:t xml:space="preserve">③ 增量图维护。</w:t>
+      </w:r>
+    </w:p>
+    <w:p>
+      <w:pPr>
+        <w:pStyle w:val="a9"/>
+      </w:pPr>
+      <w:r>
+        <w:t xml:space="preserve">本阶段以滑动窗口维护统一时序证据图。对于每个新到达事件，系统只更新受影响的节点、边和局部邻域，不重新构建全量图。每条边维护出现次数、最近出现时间、时间间隔分布、来源质量和风险分。对于过期且低风险的边，系统转入历史摘要；对于高风险边和攻击链相关边，系统延长保留时间。</w:t>
+      </w:r>
+    </w:p>
+    <w:p>
+      <w:pPr>
+        <w:pStyle w:val="a9"/>
+      </w:pPr>
+      <w:r>
+        <w:t xml:space="preserve">边风险初始得分可以表示为：</w:t>
+      </w:r>
+    </w:p>
+    <w:p>
+      <w:pPr>
+        <w:pStyle w:val="a9"/>
+      </w:pPr>
+      <m:oMathPara>
+        <m:oMathParaPr>
+          <m:jc m:val="center"/>
+        </m:oMathParaPr>
+        <m:oMath>
+          <m:sSub>
+            <m:e>
+              <m:r>
+                <m:t>S</m:t>
+              </m:r>
+            </m:e>
+            <m:sub>
+              <m:r>
+                <m:t>e</m:t>
+              </m:r>
+            </m:sub>
+          </m:sSub>
+          <m:r>
+            <m:t>=</m:t>
+          </m:r>
+          <m:r>
+            <m:t>α</m:t>
+          </m:r>
+          <m:sSub>
+            <m:e>
+              <m:r>
+                <m:t>A</m:t>
+              </m:r>
+            </m:e>
+            <m:sub>
+              <m:r>
+                <m:t>e</m:t>
+              </m:r>
+            </m:sub>
+          </m:sSub>
+          <m:r>
+            <m:t>+</m:t>
+          </m:r>
+          <m:r>
+            <m:t>β</m:t>
+          </m:r>
+          <m:sSub>
+            <m:e>
+              <m:r>
+                <m:t>R</m:t>
+              </m:r>
+            </m:e>
+            <m:sub>
+              <m:r>
+                <m:t>v</m:t>
+              </m:r>
+            </m:sub>
+          </m:sSub>
+          <m:r>
+            <m:t>+</m:t>
+          </m:r>
+          <m:r>
+            <m:t>γ</m:t>
+          </m:r>
+          <m:sSub>
+            <m:e>
+              <m:r>
+                <m:t>L</m:t>
+              </m:r>
+            </m:e>
+            <m:sub>
+              <m:r>
+                <m:t>e</m:t>
+              </m:r>
+            </m:sub>
+          </m:sSub>
+          <m:r>
+            <m:t>+</m:t>
+          </m:r>
+          <m:r>
+            <m:t>δ</m:t>
+          </m:r>
+          <m:sSub>
+            <m:e>
+              <m:r>
+                <m:t>X</m:t>
+              </m:r>
+            </m:e>
+            <m:sub>
+              <m:r>
+                <m:t>e</m:t>
+              </m:r>
+            </m:sub>
+          </m:sSub>
+          <m:r>
+            <m:t>+</m:t>
+          </m:r>
+          <m:r>
+            <m:t>η</m:t>
+          </m:r>
+          <m:sSub>
+            <m:e>
+              <m:r>
+                <m:t>Q</m:t>
+              </m:r>
+            </m:e>
+            <m:sub>
+              <m:r>
+                <m:t>e</m:t>
+              </m:r>
+            </m:sub>
+          </m:sSub>
+        </m:oMath>
+      </m:oMathPara>
+    </w:p>
+    <w:p>
+      <w:pPr>
+        <w:pStyle w:val="FirstParagraph"/>
+      </w:pPr>
+      <w:r>
+        <w:t xml:space="preserve">其中，</w:t>
+      </w:r>
+      <m:oMath>
+        <m:sSub>
+          <m:e>
+            <m:r>
+              <m:t>A</m:t>
+            </m:r>
+          </m:e>
+          <m:sub>
+            <m:r>
+              <m:t>e</m:t>
+            </m:r>
+          </m:sub>
+        </m:sSub>
+      </m:oMath>
+      <w:r>
+        <w:t xml:space="preserve">表示动作异常程度，</w:t>
+      </w:r>
+      <m:oMath>
+        <m:sSub>
+          <m:e>
+            <m:r>
+              <m:t>R</m:t>
+            </m:r>
+          </m:e>
+          <m:sub>
+            <m:r>
+              <m:t>v</m:t>
+            </m:r>
+          </m:sub>
+        </m:sSub>
+      </m:oMath>
+      <w:r>
+        <w:t xml:space="preserve">表示相关实体敏感度，</w:t>
+      </w:r>
+      <m:oMath>
+        <m:sSub>
+          <m:e>
+            <m:r>
+              <m:t>L</m:t>
+            </m:r>
+          </m:e>
+          <m:sub>
+            <m:r>
+              <m:t>e</m:t>
+            </m:r>
+          </m:sub>
+        </m:sSub>
+      </m:oMath>
+      <w:r>
+        <w:t xml:space="preserve">表示行为稀有度，</w:t>
+      </w:r>
+      <m:oMath>
+        <m:sSub>
+          <m:e>
+            <m:r>
+              <m:t>X</m:t>
+            </m:r>
+          </m:e>
+          <m:sub>
+            <m:r>
+              <m:t>e</m:t>
+            </m:r>
+          </m:sub>
+        </m:sSub>
+      </m:oMath>
+      <w:r>
+        <w:t xml:space="preserve">表示跨主机、跨账号或跨权限程度，</w:t>
+      </w:r>
+      <m:oMath>
+        <m:sSub>
+          <m:e>
+            <m:r>
+              <m:t>Q</m:t>
+            </m:r>
+          </m:e>
+          <m:sub>
+            <m:r>
+              <m:t>e</m:t>
+            </m:r>
+          </m:sub>
+        </m:sSub>
+      </m:oMath>
+      <w:r>
+        <w:t xml:space="preserve">表示数据来源质量，</w:t>
+      </w:r>
+      <m:oMath>
+        <m:r>
+          <m:t>α</m:t>
+        </m:r>
+      </m:oMath>
+      <w:r>
+        <w:t xml:space="preserve">至</w:t>
+      </w:r>
+      <m:oMath>
+        <m:r>
+          <m:t>η</m:t>
+        </m:r>
+      </m:oMath>
+      <w:r>
+        <w:t xml:space="preserve">为可配置权重。</w:t>
+      </w:r>
+    </w:p>
+    <w:p>
+      <w:pPr>
+        <w:pStyle w:val="a9"/>
+      </w:pPr>
+      <w:r>
+        <w:t xml:space="preserve">4、正常行为基线压缩模块</w:t>
+      </w:r>
+    </w:p>
+    <w:p>
+      <w:pPr>
+        <w:pStyle w:val="a9"/>
+      </w:pPr>
+      <w:r>
+        <w:t xml:space="preserve">正常行为基线压缩模块先建立正常行为基线，随后对统一时序证据图中的边进行基线匹配，最后对高频、稳定、低风险的边进行摘要化压缩。通过该模块，系统减少了正常行为边对攻击路径搜索的干扰，从而有效克服大规模溯源图中搜索空间过大的局限。</w:t>
+      </w:r>
+    </w:p>
+    <w:p>
+      <w:pPr>
+        <w:pStyle w:val="a9"/>
+      </w:pPr>
+      <w:r>
+        <w:t xml:space="preserve">① 正常基线建立。</w:t>
+      </w:r>
+    </w:p>
+    <w:p>
+      <w:pPr>
+        <w:pStyle w:val="a9"/>
+      </w:pPr>
+      <w:r>
+        <w:t xml:space="preserve">本阶段按主机组、业务类型、账号类型和进程族分别建立基线。正常基线至少包括常见父子进程关系、常见文件访问路径、常见登录关系、常见域名访问、常见端口访问、常见时间段和常见流量规模。基线可由历史正常窗口统计得到，也可由人工配置的白名单关系补充。</w:t>
+      </w:r>
+    </w:p>
+    <w:p>
+      <w:pPr>
+        <w:pStyle w:val="a9"/>
+      </w:pPr>
+      <w:r>
+        <w:t xml:space="preserve">② 基线匹配。</w:t>
+      </w:r>
+    </w:p>
+    <w:p>
+      <w:pPr>
+        <w:pStyle w:val="a9"/>
+      </w:pPr>
+      <w:r>
+        <w:t xml:space="preserve">本阶段计算当前图边与正常基线的匹配程度。基线匹配得分可表示为：</w:t>
+      </w:r>
+    </w:p>
+    <w:p>
+      <w:pPr>
+        <w:pStyle w:val="a9"/>
+      </w:pPr>
+      <m:oMathPara>
+        <m:oMathParaPr>
+          <m:jc m:val="center"/>
+        </m:oMathParaPr>
+        <m:oMath>
+          <m:r>
+            <m:t>B</m:t>
+          </m:r>
+          <m:r>
+            <m:t>(</m:t>
+          </m:r>
+          <m:r>
+            <m:t>e</m:t>
+          </m:r>
+          <m:r>
+            <m:t>)</m:t>
+          </m:r>
+          <m:r>
+            <m:t>=</m:t>
+          </m:r>
+          <m:sSub>
+            <m:e>
+              <m:r>
+                <m:t>λ</m:t>
+              </m:r>
+            </m:e>
+            <m:sub>
+              <m:r>
+                <m:t>1</m:t>
+              </m:r>
+            </m:sub>
+          </m:sSub>
+          <m:sSub>
+            <m:e>
+              <m:r>
+                <m:t>F</m:t>
+              </m:r>
+            </m:e>
+            <m:sub>
+              <m:r>
+                <m:t>e</m:t>
+              </m:r>
+            </m:sub>
+          </m:sSub>
+          <m:r>
+            <m:t>+</m:t>
+          </m:r>
+          <m:sSub>
+            <m:e>
+              <m:r>
+                <m:t>λ</m:t>
+              </m:r>
+            </m:e>
+            <m:sub>
+              <m:r>
+                <m:t>2</m:t>
+              </m:r>
+            </m:sub>
+          </m:sSub>
+          <m:sSub>
+            <m:e>
+              <m:r>
+                <m:t>P</m:t>
+              </m:r>
+            </m:e>
+            <m:sub>
+              <m:r>
+                <m:t>e</m:t>
+              </m:r>
+            </m:sub>
+          </m:sSub>
+          <m:r>
+            <m:t>+</m:t>
+          </m:r>
+          <m:sSub>
+            <m:e>
+              <m:r>
+                <m:t>λ</m:t>
+              </m:r>
+            </m:e>
+            <m:sub>
+              <m:r>
+                <m:t>3</m:t>
+              </m:r>
+            </m:sub>
+          </m:sSub>
+          <m:sSub>
+            <m:e>
+              <m:r>
+                <m:t>T</m:t>
+              </m:r>
+            </m:e>
+            <m:sub>
+              <m:r>
+                <m:t>e</m:t>
+              </m:r>
+            </m:sub>
+          </m:sSub>
+          <m:r>
+            <m:t>+</m:t>
+          </m:r>
+          <m:sSub>
+            <m:e>
+              <m:r>
+                <m:t>λ</m:t>
+              </m:r>
+            </m:e>
+            <m:sub>
+              <m:r>
+                <m:t>4</m:t>
+              </m:r>
+            </m:sub>
+          </m:sSub>
+          <m:sSub>
+            <m:e>
+              <m:r>
+                <m:t>H</m:t>
+              </m:r>
+            </m:e>
+            <m:sub>
+              <m:r>
+                <m:t>e</m:t>
+              </m:r>
+            </m:sub>
+          </m:sSub>
+        </m:oMath>
+      </m:oMathPara>
+    </w:p>
+    <w:p>
+      <w:pPr>
+        <w:pStyle w:val="FirstParagraph"/>
+      </w:pPr>
+      <w:r>
+        <w:t xml:space="preserve">其中，</w:t>
+      </w:r>
+      <m:oMath>
+        <m:sSub>
+          <m:e>
+            <m:r>
+              <m:t>F</m:t>
+            </m:r>
+          </m:e>
+          <m:sub>
+            <m:r>
+              <m:t>e</m:t>
+            </m:r>
+          </m:sub>
+        </m:sSub>
+      </m:oMath>
+      <w:r>
+        <w:t xml:space="preserve">表示历史出现频率，</w:t>
+      </w:r>
+      <m:oMath>
+        <m:sSub>
+          <m:e>
+            <m:r>
+              <m:t>P</m:t>
+            </m:r>
+          </m:e>
+          <m:sub>
+            <m:r>
+              <m:t>e</m:t>
+            </m:r>
+          </m:sub>
+        </m:sSub>
+      </m:oMath>
+      <w:r>
+        <w:t xml:space="preserve">表示周期稳定性，</w:t>
+      </w:r>
+      <m:oMath>
+        <m:sSub>
+          <m:e>
+            <m:r>
+              <m:t>T</m:t>
+            </m:r>
+          </m:e>
+          <m:sub>
+            <m:r>
+              <m:t>e</m:t>
+            </m:r>
+          </m:sub>
+        </m:sSub>
+      </m:oMath>
+      <w:r>
+        <w:t xml:space="preserve">表示时间段一致性，</w:t>
+      </w:r>
+      <m:oMath>
+        <m:sSub>
+          <m:e>
+            <m:r>
+              <m:t>H</m:t>
+            </m:r>
+          </m:e>
+          <m:sub>
+            <m:r>
+              <m:t>e</m:t>
+            </m:r>
+          </m:sub>
+        </m:sSub>
+      </m:oMath>
+      <w:r>
+        <w:t xml:space="preserve">表示主机或业务上下文一致性。若</w:t>
+      </w:r>
+      <m:oMath>
+        <m:r>
+          <m:t>B</m:t>
+        </m:r>
+        <m:r>
+          <m:t>(</m:t>
+        </m:r>
+        <m:r>
+          <m:t>e</m:t>
+        </m:r>
+        <m:r>
+          <m:t>)</m:t>
+        </m:r>
+      </m:oMath>
+      <w:r>
+        <w:t xml:space="preserve">高于正常阈值且边风险得分</w:t>
+      </w:r>
+      <m:oMath>
+        <m:sSub>
+          <m:e>
+            <m:r>
+              <m:t>S</m:t>
+            </m:r>
+          </m:e>
+          <m:sub>
+            <m:r>
+              <m:t>e</m:t>
+            </m:r>
+          </m:sub>
+        </m:sSub>
+      </m:oMath>
+      <w:r>
+        <w:t xml:space="preserve">低于风险阈值，则该边可进入压缩流程。</w:t>
+      </w:r>
+    </w:p>
+    <w:p>
+      <w:pPr>
+        <w:pStyle w:val="a9"/>
+      </w:pPr>
+      <w:r>
+        <w:t xml:space="preserve">③ 摘要化压缩。</w:t>
+      </w:r>
+    </w:p>
+    <w:p>
+      <w:pPr>
+        <w:pStyle w:val="a9"/>
+      </w:pPr>
+      <w:r>
+        <w:t xml:space="preserve">第一步，对高频正常边进行聚合。系统将同一进程族、同一动作类型、同一低风险目标集合内的重复边压缩为摘要边。</w:t>
+      </w:r>
+    </w:p>
+    <w:p>
+      <w:pPr>
+        <w:pStyle w:val="a9"/>
+      </w:pPr>
+      <w:r>
+        <w:t xml:space="preserve">第二步，保留压缩摘要。摘要边记录原始边数量、时间范围、来源列表、典型参数和统计分布，而不是直接删除原始证据。</w:t>
+      </w:r>
+    </w:p>
+    <w:p>
+      <w:pPr>
+        <w:pStyle w:val="a9"/>
+      </w:pPr>
+      <w:r>
+        <w:t xml:space="preserve">第三步，保护检测关键边。对于异常外联、异常登录、可疑脚本执行、敏感文件访问、跨主机连接、告警命中和首次出现边，系统不压缩或仅低比例压缩。通过上述流程，本模块不仅降低了图规模，还保证攻击链相关证据能够被后续检测算法调用。</w:t>
+      </w:r>
+    </w:p>
+    <w:p>
+      <w:pPr>
+        <w:pStyle w:val="a9"/>
+      </w:pPr>
+      <w:r>
+        <w:t xml:space="preserve">5、可疑种子筛选与异常子图生成模块</w:t>
+      </w:r>
+    </w:p>
+    <w:p>
+      <w:pPr>
+        <w:pStyle w:val="a9"/>
+      </w:pPr>
+      <w:r>
+        <w:t xml:space="preserve">可疑种子筛选与异常子图生成模块先对图中的节点和边计算异常分，随后选择高风险节点和高风险边作为种子，最后围绕种子生成候选异常子图。通过该模块，系统将全量检测问题转化为局部子图检测问题，从而提高算法效率。</w:t>
+      </w:r>
+    </w:p>
+    <w:p>
+      <w:pPr>
+        <w:pStyle w:val="a9"/>
+      </w:pPr>
+      <w:r>
+        <w:t xml:space="preserve">① 节点异常分计算。</w:t>
+      </w:r>
+    </w:p>
+    <w:p>
+      <w:pPr>
+        <w:pStyle w:val="a9"/>
+      </w:pPr>
+      <w:r>
+        <w:t xml:space="preserve">节点异常分可以综合实体敏感度、行为稀有度、告警命中、关联高风险边数量和历史偏离程度计算。节点异常分可表示为：</w:t>
+      </w:r>
+    </w:p>
+    <w:p>
+      <w:pPr>
+        <w:pStyle w:val="a9"/>
+      </w:pPr>
+      <m:oMathPara>
+        <m:oMathParaPr>
+          <m:jc m:val="center"/>
+        </m:oMathParaPr>
+        <m:oMath>
+          <m:sSub>
+            <m:e>
+              <m:r>
+                <m:t>S</m:t>
+              </m:r>
+            </m:e>
+            <m:sub>
+              <m:r>
+                <m:t>v</m:t>
+              </m:r>
+            </m:sub>
+          </m:sSub>
+          <m:r>
+            <m:t>=</m:t>
+          </m:r>
+          <m:sSub>
+            <m:e>
+              <m:r>
+                <m:t>a</m:t>
+              </m:r>
+            </m:e>
+            <m:sub>
+              <m:r>
+                <m:t>1</m:t>
+              </m:r>
+            </m:sub>
+          </m:sSub>
+          <m:sSub>
+            <m:e>
+              <m:r>
+                <m:t>R</m:t>
+              </m:r>
+            </m:e>
+            <m:sub>
+              <m:r>
+                <m:t>v</m:t>
+              </m:r>
+            </m:sub>
+          </m:sSub>
+          <m:r>
+            <m:t>+</m:t>
+          </m:r>
+          <m:sSub>
+            <m:e>
+              <m:r>
+                <m:t>a</m:t>
+              </m:r>
+            </m:e>
+            <m:sub>
+              <m:r>
+                <m:t>2</m:t>
+              </m:r>
+            </m:sub>
+          </m:sSub>
+          <m:sSub>
+            <m:e>
+              <m:r>
+                <m:t>D</m:t>
+              </m:r>
+            </m:e>
+            <m:sub>
+              <m:r>
+                <m:t>v</m:t>
+              </m:r>
+            </m:sub>
+          </m:sSub>
+          <m:r>
+            <m:t>+</m:t>
+          </m:r>
+          <m:sSub>
+            <m:e>
+              <m:r>
+                <m:t>a</m:t>
+              </m:r>
+            </m:e>
+            <m:sub>
+              <m:r>
+                <m:t>3</m:t>
+              </m:r>
+            </m:sub>
+          </m:sSub>
+          <m:sSub>
+            <m:e>
+              <m:r>
+                <m:t>H</m:t>
+              </m:r>
+            </m:e>
+            <m:sub>
+              <m:r>
+                <m:t>v</m:t>
+              </m:r>
+            </m:sub>
+          </m:sSub>
+          <m:r>
+            <m:t>+</m:t>
+          </m:r>
+          <m:sSub>
+            <m:e>
+              <m:r>
+                <m:t>a</m:t>
+              </m:r>
+            </m:e>
+            <m:sub>
+              <m:r>
+                <m:t>4</m:t>
+              </m:r>
+            </m:sub>
+          </m:sSub>
+          <m:sSub>
+            <m:e>
+              <m:r>
+                <m:t>N</m:t>
+              </m:r>
+            </m:e>
+            <m:sub>
+              <m:r>
+                <m:t>v</m:t>
+              </m:r>
+            </m:sub>
+          </m:sSub>
+        </m:oMath>
+      </m:oMathPara>
+    </w:p>
+    <w:p>
+      <w:pPr>
+        <w:pStyle w:val="FirstParagraph"/>
+      </w:pPr>
+      <w:r>
+        <w:t xml:space="preserve">其中，</w:t>
+      </w:r>
+      <m:oMath>
+        <m:sSub>
+          <m:e>
+            <m:r>
+              <m:t>R</m:t>
+            </m:r>
+          </m:e>
+          <m:sub>
+            <m:r>
+              <m:t>v</m:t>
+            </m:r>
+          </m:sub>
+        </m:sSub>
+      </m:oMath>
+      <w:r>
+        <w:t xml:space="preserve">表示实体敏感度，</w:t>
+      </w:r>
+      <m:oMath>
+        <m:sSub>
+          <m:e>
+            <m:r>
+              <m:t>D</m:t>
+            </m:r>
+          </m:e>
+          <m:sub>
+            <m:r>
+              <m:t>v</m:t>
+            </m:r>
+          </m:sub>
+        </m:sSub>
+      </m:oMath>
+      <w:r>
+        <w:t xml:space="preserve">表示与历史行为的偏离程度，</w:t>
+      </w:r>
+      <m:oMath>
+        <m:sSub>
+          <m:e>
+            <m:r>
+              <m:t>H</m:t>
+            </m:r>
+          </m:e>
+          <m:sub>
+            <m:r>
+              <m:t>v</m:t>
+            </m:r>
+          </m:sub>
+        </m:sSub>
+      </m:oMath>
+      <w:r>
+        <w:t xml:space="preserve">表示告警或规则命中强度，</w:t>
+      </w:r>
+      <m:oMath>
+        <m:sSub>
+          <m:e>
+            <m:r>
+              <m:t>N</m:t>
+            </m:r>
+          </m:e>
+          <m:sub>
+            <m:r>
+              <m:t>v</m:t>
+            </m:r>
+          </m:sub>
+        </m:sSub>
+      </m:oMath>
+      <w:r>
+        <w:t xml:space="preserve">表示邻接高风险边比例，</w:t>
+      </w:r>
+      <m:oMath>
+        <m:sSub>
+          <m:e>
+            <m:r>
+              <m:t>a</m:t>
+            </m:r>
+          </m:e>
+          <m:sub>
+            <m:r>
+              <m:t>1</m:t>
+            </m:r>
+          </m:sub>
+        </m:sSub>
+      </m:oMath>
+      <w:r>
+        <w:t xml:space="preserve">至</w:t>
+      </w:r>
+      <m:oMath>
+        <m:sSub>
+          <m:e>
+            <m:r>
+              <m:t>a</m:t>
+            </m:r>
+          </m:e>
+          <m:sub>
+            <m:r>
+              <m:t>4</m:t>
+            </m:r>
+          </m:sub>
+        </m:sSub>
+      </m:oMath>
+      <w:r>
+        <w:t xml:space="preserve">为权重。</w:t>
+      </w:r>
+    </w:p>
+    <w:p>
+      <w:pPr>
+        <w:pStyle w:val="a9"/>
+      </w:pPr>
+      <w:r>
+        <w:t xml:space="preserve">② 边异常分计算。</w:t>
+      </w:r>
+    </w:p>
+    <w:p>
+      <w:pPr>
+        <w:pStyle w:val="a9"/>
+      </w:pPr>
+      <w:r>
+        <w:t xml:space="preserve">边异常分在边风险初始得分基础上进一步引入时序变化和跨源一致性。若某边在当前窗口首次出现，或出现频率显著高于历史均值，则提高其异常分。频率偏离可采用如下形式：</w:t>
+      </w:r>
+    </w:p>
+    <w:p>
+      <w:pPr>
+        <w:pStyle w:val="a9"/>
+      </w:pPr>
+      <m:oMathPara>
+        <m:oMathParaPr>
+          <m:jc m:val="center"/>
+        </m:oMathParaPr>
+        <m:oMath>
+          <m:sSub>
+            <m:e>
+              <m:r>
+                <m:t>Z</m:t>
+              </m:r>
+            </m:e>
+            <m:sub>
+              <m:r>
+                <m:t>e</m:t>
+              </m:r>
+            </m:sub>
+          </m:sSub>
+          <m:r>
+            <m:t>=</m:t>
+          </m:r>
+          <m:f>
+            <m:fPr>
+              <m:type m:val="bar"/>
+            </m:fPr>
+            <m:num>
+              <m:sSub>
+                <m:e>
+                  <m:r>
+                    <m:t>f</m:t>
+                  </m:r>
+                </m:e>
+                <m:sub>
+                  <m:r>
+                    <m:t>t</m:t>
+                  </m:r>
+                </m:sub>
+              </m:sSub>
+              <m:r>
+                <m:t>(</m:t>
+              </m:r>
+              <m:r>
+                <m:t>e</m:t>
+              </m:r>
+              <m:r>
+                <m:t>)</m:t>
+              </m:r>
+              <m:r>
+                <m:t>−</m:t>
+              </m:r>
+              <m:sSub>
+                <m:e>
+                  <m:r>
+                    <m:t>μ</m:t>
+                  </m:r>
+                </m:e>
+                <m:sub>
+                  <m:r>
+                    <m:t>e</m:t>
+                  </m:r>
+                </m:sub>
+              </m:sSub>
+            </m:num>
+            <m:den>
+              <m:sSub>
+                <m:e>
+                  <m:r>
+                    <m:t>σ</m:t>
+                  </m:r>
+                </m:e>
+                <m:sub>
+                  <m:r>
+                    <m:t>e</m:t>
+                  </m:r>
+                </m:sub>
+              </m:sSub>
+              <m:r>
+                <m:t>+</m:t>
+              </m:r>
+              <m:r>
+                <m:t>ε</m:t>
+              </m:r>
+            </m:den>
+          </m:f>
+        </m:oMath>
+      </m:oMathPara>
+    </w:p>
+    <w:p>
+      <w:pPr>
+        <w:pStyle w:val="FirstParagraph"/>
+      </w:pPr>
+      <w:r>
+        <w:t xml:space="preserve">其中，</w:t>
+      </w:r>
+      <m:oMath>
+        <m:sSub>
+          <m:e>
+            <m:r>
+              <m:t>f</m:t>
+            </m:r>
+          </m:e>
+          <m:sub>
+            <m:r>
+              <m:t>t</m:t>
+            </m:r>
+          </m:sub>
+        </m:sSub>
+        <m:r>
+          <m:t>(</m:t>
+        </m:r>
+        <m:r>
+          <m:t>e</m:t>
+        </m:r>
+        <m:r>
+          <m:t>)</m:t>
+        </m:r>
+      </m:oMath>
+      <w:r>
+        <w:t xml:space="preserve">表示当前窗口中边</w:t>
+      </w:r>
+      <m:oMath>
+        <m:r>
+          <m:t>e</m:t>
+        </m:r>
+      </m:oMath>
+      <w:r>
+        <w:t xml:space="preserve">的出现频率，</w:t>
+      </w:r>
+      <m:oMath>
+        <m:sSub>
+          <m:e>
+            <m:r>
+              <m:t>μ</m:t>
+            </m:r>
+          </m:e>
+          <m:sub>
+            <m:r>
+              <m:t>e</m:t>
+            </m:r>
+          </m:sub>
+        </m:sSub>
+      </m:oMath>
+      <w:r>
+        <w:t xml:space="preserve">和</w:t>
+      </w:r>
+      <m:oMath>
+        <m:sSub>
+          <m:e>
+            <m:r>
+              <m:t>σ</m:t>
+            </m:r>
+          </m:e>
+          <m:sub>
+            <m:r>
+              <m:t>e</m:t>
+            </m:r>
+          </m:sub>
+        </m:sSub>
+      </m:oMath>
+      <w:r>
+        <w:t xml:space="preserve">分别表示历史均值和标准差，</w:t>
+      </w:r>
+      <m:oMath>
+        <m:r>
+          <m:t>ε</m:t>
+        </m:r>
+      </m:oMath>
+      <w:r>
+        <w:t xml:space="preserve">为防止除零的常数。</w:t>
+      </w:r>
+    </w:p>
+    <w:p>
+      <w:pPr>
+        <w:pStyle w:val="a9"/>
+      </w:pPr>
+      <w:r>
+        <w:t xml:space="preserve">③ 候选子图生成。</w:t>
+      </w:r>
+    </w:p>
+    <w:p>
+      <w:pPr>
+        <w:pStyle w:val="a9"/>
+      </w:pPr>
+      <w:r>
+        <w:t xml:space="preserve">第一步，选择</w:t>
+      </w:r>
+      <m:oMath>
+        <m:sSub>
+          <m:e>
+            <m:r>
+              <m:t>S</m:t>
+            </m:r>
+          </m:e>
+          <m:sub>
+            <m:r>
+              <m:t>v</m:t>
+            </m:r>
+          </m:sub>
+        </m:sSub>
+      </m:oMath>
+      <w:r>
+        <w:t xml:space="preserve">或</w:t>
+      </w:r>
+      <m:oMath>
+        <m:sSub>
+          <m:e>
+            <m:r>
+              <m:t>S</m:t>
+            </m:r>
+          </m:e>
+          <m:sub>
+            <m:r>
+              <m:t>e</m:t>
+            </m:r>
+          </m:sub>
+        </m:sSub>
+      </m:oMath>
+      <w:r>
+        <w:t xml:space="preserve">超过种子阈值的节点或边作为可疑种子。</w:t>
+      </w:r>
+    </w:p>
+    <w:p>
+      <w:pPr>
+        <w:pStyle w:val="a9"/>
+      </w:pPr>
+      <w:r>
+        <w:t xml:space="preserve">第二步，按时间窗口、图距离和实体类型扩展邻域。对于进程种子，优先扩展父进程、子进程、写入文件、创建Socket和外联流；对于账号种子，优先扩展登录主机、远程执行、访问文件和相关网络会话；对于流会话种子，优先扩展域名、解析记录、发起进程和同主机其他外联。</w:t>
+      </w:r>
+    </w:p>
+    <w:p>
+      <w:pPr>
+        <w:pStyle w:val="a9"/>
+      </w:pPr>
+      <w:r>
+        <w:t xml:space="preserve">第三步，对候选子图进行裁剪。系统移除低风险摘要边和与种子无时间连续性的边，保留可疑路径相关节点。通过该步骤，系统得到规模较小但证据密度较高的异常子图。</w:t>
+      </w:r>
+    </w:p>
+    <w:p>
+      <w:pPr>
+        <w:pStyle w:val="a9"/>
+      </w:pPr>
+      <w:r>
+        <w:t xml:space="preserve">6、攻击阶段判定与路径搜索模块</w:t>
+      </w:r>
+    </w:p>
+    <w:p>
+      <w:pPr>
+        <w:pStyle w:val="a9"/>
+      </w:pPr>
+      <w:r>
+        <w:t xml:space="preserve">攻击阶段判定与路径搜索模块先对候选子图中的节点和边进行阶段候选标记，随后依据时间顺序和因果依赖搜索候选路径，最后输出符合检测阈值的攻击链。通过该模块，系统将异常子图进一步转化为阶段化攻击链，从而有效克服普通异常检测只能输出孤立异常点的局限。</w:t>
+      </w:r>
+    </w:p>
+    <w:p>
+      <w:pPr>
+        <w:pStyle w:val="a9"/>
+      </w:pPr>
+      <w:r>
+        <w:t xml:space="preserve">① 阶段候选标记。</w:t>
+      </w:r>
+    </w:p>
+    <w:p>
+      <w:pPr>
+        <w:pStyle w:val="a9"/>
+      </w:pPr>
+      <w:r>
+        <w:t xml:space="preserve">本阶段根据动作类型、实体类型和上下文特征为边分配阶段候选标签。例如，外部文档触发脚本解释器执行可标记为初始访问或执行，异常进程写入启动目录可标记为持久化，普通账号访问凭证文件可标记为凭证访问，同一账号在多主机上短时间登录可标记为横向移动，异常进程产生周期性外联可标记为命令控制，大量文件读取后出现外传流量可标记为数据外传。</w:t>
+      </w:r>
+    </w:p>
+    <w:p>
+      <w:pPr>
+        <w:pStyle w:val="a9"/>
+      </w:pPr>
+      <w:r>
+        <w:t xml:space="preserve">② 阶段序列约束。</w:t>
+      </w:r>
+    </w:p>
+    <w:p>
+      <w:pPr>
+        <w:pStyle w:val="a9"/>
+      </w:pPr>
+      <w:r>
+        <w:t xml:space="preserve">系统维护阶段转移矩阵</w:t>
+      </w:r>
+      <m:oMath>
+        <m:r>
+          <m:t>T</m:t>
+        </m:r>
+      </m:oMath>
+      <w:r>
+        <w:t xml:space="preserve">，其中</w:t>
+      </w:r>
+      <m:oMath>
+        <m:sSub>
+          <m:e>
+            <m:r>
+              <m:t>T</m:t>
+            </m:r>
+          </m:e>
+          <m:sub>
+            <m:r>
+              <m:t>i</m:t>
+            </m:r>
+            <m:r>
+              <m:t>j</m:t>
+            </m:r>
+          </m:sub>
+        </m:sSub>
+      </m:oMath>
+      <w:r>
+        <w:t xml:space="preserve">表示阶段</w:t>
+      </w:r>
+      <m:oMath>
+        <m:r>
+          <m:t>i</m:t>
+        </m:r>
+      </m:oMath>
+      <w:r>
+        <w:t xml:space="preserve">之后出现阶段</w:t>
+      </w:r>
+      <m:oMath>
+        <m:r>
+          <m:t>j</m:t>
+        </m:r>
+      </m:oMath>
+      <w:r>
+        <w:t xml:space="preserve">的合理程度。若某候选路径的阶段序列明显违背攻击过程，例如在无执行证据的情况下直接出现外传阶段，则降低路径得分。阶段转移矩阵可以由规则配置，也可以由历史样本统计得到。</w:t>
+      </w:r>
+    </w:p>
+    <w:p>
+      <w:pPr>
+        <w:pStyle w:val="a9"/>
+      </w:pPr>
+      <w:r>
+        <w:t xml:space="preserve">③ 路径搜索。</w:t>
+      </w:r>
+    </w:p>
+    <w:p>
+      <w:pPr>
+        <w:pStyle w:val="a9"/>
+      </w:pPr>
+      <w:r>
+        <w:t xml:space="preserve">第一步，确定路径起点。系统优先选择初始访问、异常执行、异常登录、异常外联等高风险种子作为路径起点。</w:t>
+      </w:r>
+    </w:p>
+    <w:p>
+      <w:pPr>
+        <w:pStyle w:val="a9"/>
+      </w:pPr>
+      <w:r>
+        <w:t xml:space="preserve">第二步，执行时间因果搜索。系统仅连接满足时间递增、图上可达、实体上下文相关和最大时间间隔约束的节点。</w:t>
+      </w:r>
+    </w:p>
+    <w:p>
+      <w:pPr>
+        <w:pStyle w:val="a9"/>
+      </w:pPr>
+      <w:r>
+        <w:t xml:space="preserve">第三步，执行路径剪枝。若路径长度超过最大长度、阶段得分过低、证据来源过少或正常边比例过高，则提前剪枝。</w:t>
+      </w:r>
+    </w:p>
+    <w:p>
+      <w:pPr>
+        <w:pStyle w:val="a9"/>
+      </w:pPr>
+      <w:r>
+        <w:t xml:space="preserve">第四步，合并相似路径。对于共享同一入口进程、同一账号、同一外联域名或同一关键文件的路径，系统合并为主链和分支链，减少重复输出。</w:t>
+      </w:r>
+    </w:p>
+    <w:p>
+      <w:pPr>
+        <w:pStyle w:val="a9"/>
+      </w:pPr>
+      <w:r>
+        <w:t xml:space="preserve">路径风险得分可表示为：</w:t>
+      </w:r>
+    </w:p>
+    <w:p>
+      <w:pPr>
+        <w:pStyle w:val="a9"/>
+      </w:pPr>
+      <m:oMathPara>
+        <m:oMathParaPr>
+          <m:jc m:val="center"/>
+        </m:oMathParaPr>
+        <m:oMath>
+          <m:r>
+            <m:t>R</m:t>
+          </m:r>
+          <m:r>
+            <m:t>(</m:t>
+          </m:r>
+          <m:r>
+            <m:t>P</m:t>
+          </m:r>
+          <m:r>
+            <m:t>)</m:t>
+          </m:r>
+          <m:r>
+            <m:t>=</m:t>
+          </m:r>
+          <m:sSub>
+            <m:e>
+              <m:r>
+                <m:t>μ</m:t>
+              </m:r>
+            </m:e>
+            <m:sub>
+              <m:r>
+                <m:t>1</m:t>
+              </m:r>
+            </m:sub>
+          </m:sSub>
+          <m:sSub>
+            <m:e>
+              <m:r>
+                <m:t>S</m:t>
+              </m:r>
+            </m:e>
+            <m:sub>
+              <m:r>
+                <m:t>s</m:t>
+              </m:r>
+              <m:r>
+                <m:t>t</m:t>
+              </m:r>
+              <m:r>
+                <m:t>a</m:t>
+              </m:r>
+              <m:r>
+                <m:t>g</m:t>
+              </m:r>
+              <m:r>
+                <m:t>e</m:t>
+              </m:r>
+            </m:sub>
+          </m:sSub>
+          <m:r>
+            <m:t>+</m:t>
+          </m:r>
+          <m:sSub>
+            <m:e>
+              <m:r>
+                <m:t>μ</m:t>
+              </m:r>
+            </m:e>
+            <m:sub>
+              <m:r>
+                <m:t>2</m:t>
+              </m:r>
+            </m:sub>
+          </m:sSub>
+          <m:sSub>
+            <m:e>
+              <m:r>
+                <m:t>S</m:t>
+              </m:r>
+            </m:e>
+            <m:sub>
+              <m:r>
+                <m:t>e</m:t>
+              </m:r>
+              <m:r>
+                <m:t>v</m:t>
+              </m:r>
+              <m:r>
+                <m:t>i</m:t>
+              </m:r>
+              <m:r>
+                <m:t>d</m:t>
+              </m:r>
+              <m:r>
+                <m:t>e</m:t>
+              </m:r>
+              <m:r>
+                <m:t>n</m:t>
+              </m:r>
+              <m:r>
+                <m:t>c</m:t>
+              </m:r>
+              <m:r>
+                <m:t>e</m:t>
+              </m:r>
+            </m:sub>
+          </m:sSub>
+          <m:r>
+            <m:t>+</m:t>
+          </m:r>
+          <m:sSub>
+            <m:e>
+              <m:r>
+                <m:t>μ</m:t>
+              </m:r>
+            </m:e>
+            <m:sub>
+              <m:r>
+                <m:t>3</m:t>
+              </m:r>
+            </m:sub>
+          </m:sSub>
+          <m:sSub>
+            <m:e>
+              <m:r>
+                <m:t>S</m:t>
+              </m:r>
+            </m:e>
+            <m:sub>
+              <m:r>
+                <m:t>t</m:t>
+              </m:r>
+              <m:r>
+                <m:t>i</m:t>
+              </m:r>
+              <m:r>
+                <m:t>m</m:t>
+              </m:r>
+              <m:r>
+                <m:t>e</m:t>
+              </m:r>
+            </m:sub>
+          </m:sSub>
+          <m:r>
+            <m:t>+</m:t>
+          </m:r>
+          <m:sSub>
+            <m:e>
+              <m:r>
+                <m:t>μ</m:t>
+              </m:r>
+            </m:e>
+            <m:sub>
+              <m:r>
+                <m:t>4</m:t>
+              </m:r>
+            </m:sub>
+          </m:sSub>
+          <m:sSub>
+            <m:e>
+              <m:r>
+                <m:t>S</m:t>
+              </m:r>
+            </m:e>
+            <m:sub>
+              <m:r>
+                <m:t>c</m:t>
+              </m:r>
+              <m:r>
+                <m:t>a</m:t>
+              </m:r>
+              <m:r>
+                <m:t>u</m:t>
+              </m:r>
+              <m:r>
+                <m:t>s</m:t>
+              </m:r>
+              <m:r>
+                <m:t>a</m:t>
+              </m:r>
+              <m:r>
+                <m:t>l</m:t>
+              </m:r>
+            </m:sub>
+          </m:sSub>
+          <m:r>
+            <m:t>+</m:t>
+          </m:r>
+          <m:sSub>
+            <m:e>
+              <m:r>
+                <m:t>μ</m:t>
+              </m:r>
+            </m:e>
+            <m:sub>
+              <m:r>
+                <m:t>5</m:t>
+              </m:r>
+            </m:sub>
+          </m:sSub>
+          <m:sSub>
+            <m:e>
+              <m:r>
+                <m:t>S</m:t>
+              </m:r>
+            </m:e>
+            <m:sub>
+              <m:r>
+                <m:t>c</m:t>
+              </m:r>
+              <m:r>
+                <m:t>o</m:t>
+              </m:r>
+              <m:r>
+                <m:t>m</m:t>
+              </m:r>
+              <m:r>
+                <m:t>p</m:t>
+              </m:r>
+              <m:r>
+                <m:t>a</m:t>
+              </m:r>
+              <m:r>
+                <m:t>c</m:t>
+              </m:r>
+              <m:r>
+                <m:t>t</m:t>
+              </m:r>
+            </m:sub>
+          </m:sSub>
+        </m:oMath>
+      </m:oMathPara>
+    </w:p>
+    <w:p>
+      <w:pPr>
+        <w:pStyle w:val="FirstParagraph"/>
+      </w:pPr>
+      <w:r>
+        <w:t xml:space="preserve">其中，</w:t>
+      </w:r>
+      <m:oMath>
+        <m:r>
+          <m:t>P</m:t>
+        </m:r>
+      </m:oMath>
+      <w:r>
+        <w:t xml:space="preserve">表示候选路径，</w:t>
+      </w:r>
+      <m:oMath>
+        <m:sSub>
+          <m:e>
+            <m:r>
+              <m:t>S</m:t>
+            </m:r>
+          </m:e>
+          <m:sub>
+            <m:r>
+              <m:t>s</m:t>
+            </m:r>
+            <m:r>
+              <m:t>t</m:t>
+            </m:r>
+            <m:r>
+              <m:t>a</m:t>
+            </m:r>
+            <m:r>
+              <m:t>g</m:t>
+            </m:r>
+            <m:r>
+              <m:t>e</m:t>
+            </m:r>
+          </m:sub>
+        </m:sSub>
+      </m:oMath>
+      <w:r>
+        <w:t xml:space="preserve">表示阶段顺序一致性，</w:t>
+      </w:r>
+      <m:oMath>
+        <m:sSub>
+          <m:e>
+            <m:r>
+              <m:t>S</m:t>
+            </m:r>
+          </m:e>
+          <m:sub>
+            <m:r>
+              <m:t>e</m:t>
+            </m:r>
+            <m:r>
+              <m:t>v</m:t>
+            </m:r>
+            <m:r>
+              <m:t>i</m:t>
+            </m:r>
+            <m:r>
+              <m:t>d</m:t>
+            </m:r>
+            <m:r>
+              <m:t>e</m:t>
+            </m:r>
+            <m:r>
+              <m:t>n</m:t>
+            </m:r>
+            <m:r>
+              <m:t>c</m:t>
+            </m:r>
+            <m:r>
+              <m:t>e</m:t>
+            </m:r>
+          </m:sub>
+        </m:sSub>
+      </m:oMath>
+      <w:r>
+        <w:t xml:space="preserve">表示证据强度，</w:t>
+      </w:r>
+      <m:oMath>
+        <m:sSub>
+          <m:e>
+            <m:r>
+              <m:t>S</m:t>
+            </m:r>
+          </m:e>
+          <m:sub>
+            <m:r>
+              <m:t>t</m:t>
+            </m:r>
+            <m:r>
+              <m:t>i</m:t>
+            </m:r>
+            <m:r>
+              <m:t>m</m:t>
+            </m:r>
+            <m:r>
+              <m:t>e</m:t>
+            </m:r>
+          </m:sub>
+        </m:sSub>
+      </m:oMath>
+      <w:r>
+        <w:t xml:space="preserve">表示时间连续性，</w:t>
+      </w:r>
+      <m:oMath>
+        <m:sSub>
+          <m:e>
+            <m:r>
+              <m:t>S</m:t>
+            </m:r>
+          </m:e>
+          <m:sub>
+            <m:r>
+              <m:t>c</m:t>
+            </m:r>
+            <m:r>
+              <m:t>a</m:t>
+            </m:r>
+            <m:r>
+              <m:t>u</m:t>
+            </m:r>
+            <m:r>
+              <m:t>s</m:t>
+            </m:r>
+            <m:r>
+              <m:t>a</m:t>
+            </m:r>
+            <m:r>
+              <m:t>l</m:t>
+            </m:r>
+          </m:sub>
+        </m:sSub>
+      </m:oMath>
+      <w:r>
+        <w:t xml:space="preserve">表示因果关系强度，</w:t>
+      </w:r>
+      <m:oMath>
+        <m:sSub>
+          <m:e>
+            <m:r>
+              <m:t>S</m:t>
+            </m:r>
+          </m:e>
+          <m:sub>
+            <m:r>
+              <m:t>c</m:t>
+            </m:r>
+            <m:r>
+              <m:t>o</m:t>
+            </m:r>
+            <m:r>
+              <m:t>m</m:t>
+            </m:r>
+            <m:r>
+              <m:t>p</m:t>
+            </m:r>
+            <m:r>
+              <m:t>a</m:t>
+            </m:r>
+            <m:r>
+              <m:t>c</m:t>
+            </m:r>
+            <m:r>
+              <m:t>t</m:t>
+            </m:r>
+          </m:sub>
+        </m:sSub>
+      </m:oMath>
+      <w:r>
+        <w:t xml:space="preserve">表示路径紧凑度，</w:t>
+      </w:r>
+      <m:oMath>
+        <m:sSub>
+          <m:e>
+            <m:r>
+              <m:t>μ</m:t>
+            </m:r>
+          </m:e>
+          <m:sub>
+            <m:r>
+              <m:t>1</m:t>
+            </m:r>
+          </m:sub>
+        </m:sSub>
+      </m:oMath>
+      <w:r>
+        <w:t xml:space="preserve">至</w:t>
+      </w:r>
+      <m:oMath>
+        <m:sSub>
+          <m:e>
+            <m:r>
+              <m:t>μ</m:t>
+            </m:r>
+          </m:e>
+          <m:sub>
+            <m:r>
+              <m:t>5</m:t>
+            </m:r>
+          </m:sub>
+        </m:sSub>
+      </m:oMath>
+      <w:r>
+        <w:t xml:space="preserve">为权重参数。</w:t>
+      </w:r>
+    </w:p>
+    <w:p>
+      <w:pPr>
+        <w:pStyle w:val="a9"/>
+      </w:pPr>
+      <w:r>
+        <w:t xml:space="preserve">7、链路风险判定与检测结果输出模块</w:t>
+      </w:r>
+    </w:p>
+    <w:p>
+      <w:pPr>
+        <w:pStyle w:val="a9"/>
+      </w:pPr>
+      <w:r>
+        <w:t xml:space="preserve">链路风险判定与检测结果输出模块先根据路径风险得分、证据覆盖度和阶段完整度对候选路径进行分类，随后输出检测结果，最后记录证据链和缺失环节。通过该模块，系统不仅能够给出是否可疑的判断，还能够说明该判断对应的端点证据、日志证据和网络流证据。</w:t>
+      </w:r>
+    </w:p>
+    <w:p>
+      <w:pPr>
+        <w:pStyle w:val="a9"/>
+      </w:pPr>
+      <w:r>
+        <w:t xml:space="preserve">① 检测分类。</w:t>
+      </w:r>
+    </w:p>
+    <w:p>
+      <w:pPr>
+        <w:pStyle w:val="a9"/>
+      </w:pPr>
+      <w:r>
+        <w:t xml:space="preserve">系统根据链路风险得分</w:t>
+      </w:r>
+      <m:oMath>
+        <m:r>
+          <m:t>R</m:t>
+        </m:r>
+        <m:r>
+          <m:t>(</m:t>
+        </m:r>
+        <m:r>
+          <m:t>P</m:t>
+        </m:r>
+        <m:r>
+          <m:t>)</m:t>
+        </m:r>
+      </m:oMath>
+      <w:r>
+        <w:t xml:space="preserve">与阈值进行分类。若</w:t>
+      </w:r>
+      <m:oMath>
+        <m:r>
+          <m:t>R</m:t>
+        </m:r>
+        <m:r>
+          <m:t>(</m:t>
+        </m:r>
+        <m:r>
+          <m:t>P</m:t>
+        </m:r>
+        <m:r>
+          <m:t>)</m:t>
+        </m:r>
+        <m:r>
+          <m:t>&lt;</m:t>
+        </m:r>
+        <m:sSub>
+          <m:e>
+            <m:r>
+              <m:t>τ</m:t>
+            </m:r>
+          </m:e>
+          <m:sub>
+            <m:r>
+              <m:t>1</m:t>
+            </m:r>
+          </m:sub>
+        </m:sSub>
+      </m:oMath>
+      <w:r>
+        <w:t xml:space="preserve">，输出正常链路；若</w:t>
+      </w:r>
+      <m:oMath>
+        <m:sSub>
+          <m:e>
+            <m:r>
+              <m:t>τ</m:t>
+            </m:r>
+          </m:e>
+          <m:sub>
+            <m:r>
+              <m:t>1</m:t>
+            </m:r>
+          </m:sub>
+        </m:sSub>
+        <m:r>
+          <m:t>≤</m:t>
+        </m:r>
+        <m:r>
+          <m:t>R</m:t>
+        </m:r>
+        <m:r>
+          <m:t>(</m:t>
+        </m:r>
+        <m:r>
+          <m:t>P</m:t>
+        </m:r>
+        <m:r>
+          <m:t>)</m:t>
+        </m:r>
+        <m:r>
+          <m:t>&lt;</m:t>
+        </m:r>
+        <m:sSub>
+          <m:e>
+            <m:r>
+              <m:t>τ</m:t>
+            </m:r>
+          </m:e>
+          <m:sub>
+            <m:r>
+              <m:t>2</m:t>
+            </m:r>
+          </m:sub>
+        </m:sSub>
+      </m:oMath>
+      <w:r>
+        <w:t xml:space="preserve">，输出低风险可疑链路；若</w:t>
+      </w:r>
+      <m:oMath>
+        <m:sSub>
+          <m:e>
+            <m:r>
+              <m:t>τ</m:t>
+            </m:r>
+          </m:e>
+          <m:sub>
+            <m:r>
+              <m:t>2</m:t>
+            </m:r>
+          </m:sub>
+        </m:sSub>
+        <m:r>
+          <m:t>≤</m:t>
+        </m:r>
+        <m:r>
+          <m:t>R</m:t>
+        </m:r>
+        <m:r>
+          <m:t>(</m:t>
+        </m:r>
+        <m:r>
+          <m:t>P</m:t>
+        </m:r>
+        <m:r>
+          <m:t>)</m:t>
+        </m:r>
+        <m:r>
+          <m:t>&lt;</m:t>
+        </m:r>
+        <m:sSub>
+          <m:e>
+            <m:r>
+              <m:t>τ</m:t>
+            </m:r>
+          </m:e>
+          <m:sub>
+            <m:r>
+              <m:t>3</m:t>
+            </m:r>
+          </m:sub>
+        </m:sSub>
+      </m:oMath>
+      <w:r>
+        <w:t xml:space="preserve">，输出待确认攻击链；若</w:t>
+      </w:r>
+      <m:oMath>
+        <m:r>
+          <m:t>R</m:t>
+        </m:r>
+        <m:r>
+          <m:t>(</m:t>
+        </m:r>
+        <m:r>
+          <m:t>P</m:t>
+        </m:r>
+        <m:r>
+          <m:t>)</m:t>
+        </m:r>
+        <m:r>
+          <m:t>≥</m:t>
+        </m:r>
+        <m:sSub>
+          <m:e>
+            <m:r>
+              <m:t>τ</m:t>
+            </m:r>
+          </m:e>
+          <m:sub>
+            <m:r>
+              <m:t>3</m:t>
+            </m:r>
+          </m:sub>
+        </m:sSub>
+      </m:oMath>
+      <w:r>
+        <w:t xml:space="preserve">且证据覆盖度满足要求，输出高风险攻击链候选。阈值</w:t>
+      </w:r>
+      <m:oMath>
+        <m:sSub>
+          <m:e>
+            <m:r>
+              <m:t>τ</m:t>
+            </m:r>
+          </m:e>
+          <m:sub>
+            <m:r>
+              <m:t>1</m:t>
+            </m:r>
+          </m:sub>
+        </m:sSub>
+      </m:oMath>
+      <w:r>
+        <w:t xml:space="preserve">、</w:t>
+      </w:r>
+      <m:oMath>
+        <m:sSub>
+          <m:e>
+            <m:r>
+              <m:t>τ</m:t>
+            </m:r>
+          </m:e>
+          <m:sub>
+            <m:r>
+              <m:t>2</m:t>
+            </m:r>
+          </m:sub>
+        </m:sSub>
+      </m:oMath>
+      <w:r>
+        <w:t xml:space="preserve">和</w:t>
+      </w:r>
+      <m:oMath>
+        <m:sSub>
+          <m:e>
+            <m:r>
+              <m:t>τ</m:t>
+            </m:r>
+          </m:e>
+          <m:sub>
+            <m:r>
+              <m:t>3</m:t>
+            </m:r>
+          </m:sub>
+        </m:sSub>
+      </m:oMath>
+      <w:r>
+        <w:t xml:space="preserve">可按资产重要性、业务类型和检测灵敏度配置。</w:t>
+      </w:r>
+    </w:p>
+    <w:p>
+      <w:pPr>
+        <w:pStyle w:val="a9"/>
+      </w:pPr>
+      <w:r>
+        <w:t xml:space="preserve">② 证据覆盖度计算。</w:t>
+      </w:r>
+    </w:p>
+    <w:p>
+      <w:pPr>
+        <w:pStyle w:val="a9"/>
+      </w:pPr>
+      <w:r>
+        <w:t xml:space="preserve">证据覆盖度用于表示一条攻击链中有多少阶段被直接证据支撑。其形式可以表示为：</w:t>
+      </w:r>
+    </w:p>
+    <w:p>
+      <w:pPr>
+        <w:pStyle w:val="a9"/>
+      </w:pPr>
+      <m:oMathPara>
+        <m:oMathParaPr>
+          <m:jc m:val="center"/>
+        </m:oMathParaPr>
+        <m:oMath>
+          <m:sSub>
+            <m:e>
+              <m:r>
+                <m:t>C</m:t>
+              </m:r>
+            </m:e>
+            <m:sub>
+              <m:r>
+                <m:t>e</m:t>
+              </m:r>
+              <m:r>
+                <m:t>v</m:t>
+              </m:r>
+            </m:sub>
+          </m:sSub>
+          <m:r>
+            <m:t>=</m:t>
+          </m:r>
+          <m:f>
+            <m:fPr>
+              <m:type m:val="bar"/>
+            </m:fPr>
+            <m:num>
+              <m:sSub>
+                <m:e>
+                  <m:r>
+                    <m:t>N</m:t>
+                  </m:r>
+                </m:e>
+                <m:sub>
+                  <m:r>
+                    <m:t>d</m:t>
+                  </m:r>
+                  <m:r>
+                    <m:t>i</m:t>
+                  </m:r>
+                  <m:r>
+                    <m:t>r</m:t>
+                  </m:r>
+                  <m:r>
+                    <m:t>e</m:t>
+                  </m:r>
+                  <m:r>
+                    <m:t>c</m:t>
+                  </m:r>
+                  <m:r>
+                    <m:t>t</m:t>
+                  </m:r>
+                </m:sub>
+              </m:sSub>
+            </m:num>
+            <m:den>
+              <m:sSub>
+                <m:e>
+                  <m:r>
+                    <m:t>N</m:t>
+                  </m:r>
+                </m:e>
+                <m:sub>
+                  <m:r>
+                    <m:t>s</m:t>
+                  </m:r>
+                  <m:r>
+                    <m:t>t</m:t>
+                  </m:r>
+                  <m:r>
+                    <m:t>a</m:t>
+                  </m:r>
+                  <m:r>
+                    <m:t>g</m:t>
+                  </m:r>
+                  <m:r>
+                    <m:t>e</m:t>
+                  </m:r>
+                </m:sub>
+              </m:sSub>
+            </m:den>
+          </m:f>
+        </m:oMath>
+      </m:oMathPara>
+    </w:p>
+    <w:p>
+      <w:pPr>
+        <w:pStyle w:val="FirstParagraph"/>
+      </w:pPr>
+      <w:r>
+        <w:t xml:space="preserve">其中，</w:t>
+      </w:r>
+      <m:oMath>
+        <m:sSub>
+          <m:e>
+            <m:r>
+              <m:t>N</m:t>
+            </m:r>
+          </m:e>
+          <m:sub>
+            <m:r>
+              <m:t>d</m:t>
+            </m:r>
+            <m:r>
+              <m:t>i</m:t>
+            </m:r>
+            <m:r>
+              <m:t>r</m:t>
+            </m:r>
+            <m:r>
+              <m:t>e</m:t>
+            </m:r>
+            <m:r>
+              <m:t>c</m:t>
+            </m:r>
+            <m:r>
+              <m:t>t</m:t>
+            </m:r>
+          </m:sub>
+        </m:sSub>
+      </m:oMath>
+      <w:r>
+        <w:t xml:space="preserve">表示具有直接证据支撑的阶段数量，</w:t>
+      </w:r>
+      <m:oMath>
+        <m:sSub>
+          <m:e>
+            <m:r>
+              <m:t>N</m:t>
+            </m:r>
+          </m:e>
+          <m:sub>
+            <m:r>
+              <m:t>s</m:t>
+            </m:r>
+            <m:r>
+              <m:t>t</m:t>
+            </m:r>
+            <m:r>
+              <m:t>a</m:t>
+            </m:r>
+            <m:r>
+              <m:t>g</m:t>
+            </m:r>
+            <m:r>
+              <m:t>e</m:t>
+            </m:r>
+          </m:sub>
+        </m:sSub>
+      </m:oMath>
+      <w:r>
+        <w:t xml:space="preserve">表示候选链涉及的阶段数量。当</w:t>
+      </w:r>
+      <m:oMath>
+        <m:sSub>
+          <m:e>
+            <m:r>
+              <m:t>C</m:t>
+            </m:r>
+          </m:e>
+          <m:sub>
+            <m:r>
+              <m:t>e</m:t>
+            </m:r>
+            <m:r>
+              <m:t>v</m:t>
+            </m:r>
+          </m:sub>
+        </m:sSub>
+      </m:oMath>
+      <w:r>
+        <w:t xml:space="preserve">较低时，即使路径风险分较高，系统也将其标记为证据不足链路，避免输出过度确定的检测结果。</w:t>
+      </w:r>
+    </w:p>
+    <w:p>
+      <w:pPr>
+        <w:pStyle w:val="a9"/>
+      </w:pPr>
+      <w:r>
+        <w:t xml:space="preserve">③ 检测结果输出。</w:t>
+      </w:r>
+    </w:p>
+    <w:p>
+      <w:pPr>
+        <w:pStyle w:val="a9"/>
+      </w:pPr>
+      <w:r>
+        <w:t xml:space="preserve">检测结果至少包括链路编号、检测等级、涉及阶段、起始时间、结束时间、关键主机、关键账号、关键进程、关键域名、关键网络流、路径风险分、证据覆盖度、关键节点、关键边和缺失环节。检测结果面向检测系统使用，可以被进一步展示、复核或用于规则生成，但本发明不依赖任何特定安全运营流程。</w:t>
+      </w:r>
+    </w:p>
+    <w:p>
+      <w:pPr>
+        <w:pStyle w:val="a9"/>
+      </w:pPr>
+      <w:r>
+        <w:t xml:space="preserve">8、算法参数更新模块</w:t>
+      </w:r>
+    </w:p>
+    <w:p>
+      <w:pPr>
+        <w:pStyle w:val="a9"/>
+      </w:pPr>
+      <w:r>
+        <w:t xml:space="preserve">算法参数更新模块先接收复核标签或历史检测结果，随后更新实体绑定阈值、正常基线、阶段转移权重和路径评分参数，最后将更新后的参数用于后续检测。通过该模块，系统能够在不改变整体流程的情况下适应不同网络环境。</w:t>
+      </w:r>
+    </w:p>
+    <w:p>
+      <w:pPr>
+        <w:pStyle w:val="a9"/>
+      </w:pPr>
+      <w:r>
+        <w:t xml:space="preserve">① 基线更新。</w:t>
+      </w:r>
+    </w:p>
+    <w:p>
+      <w:pPr>
+        <w:pStyle w:val="a9"/>
+      </w:pPr>
+      <w:r>
+        <w:t xml:space="preserve">当某类重复出现的边被多次判定为正常链路时，系统提高其正常基线匹配分；当某类历史正常边出现在攻击链中时，系统降低其压缩优先级并提高风险保留等级。</w:t>
+      </w:r>
+    </w:p>
+    <w:p>
+      <w:pPr>
+        <w:pStyle w:val="a9"/>
+      </w:pPr>
+      <w:r>
+        <w:t xml:space="preserve">② 阈值更新。</w:t>
+      </w:r>
+    </w:p>
+    <w:p>
+      <w:pPr>
+        <w:pStyle w:val="a9"/>
+      </w:pPr>
+      <w:r>
+        <w:t xml:space="preserve">系统可以根据误报率、漏报率和证据覆盖度调整检测阈值。当误报率较高时，提高低风险可疑链路阈值；当漏报率较高时，降低种子筛选阈值或扩大候选子图范围。阈值更新可以人工配置，也可以根据固定周期统计自动建议。</w:t>
+      </w:r>
+    </w:p>
+    <w:p>
+      <w:pPr>
+        <w:pStyle w:val="a9"/>
+      </w:pPr>
+      <w:r>
+        <w:t xml:space="preserve">③ 阶段权重更新。</w:t>
+      </w:r>
+    </w:p>
+    <w:p>
+      <w:pPr>
+        <w:pStyle w:val="a9"/>
+      </w:pPr>
+      <w:r>
+        <w:t xml:space="preserve">对于被确认有效的阶段序列，系统提高对应阶段转移权重；对于多次被判定为正常的阶段组合，系统降低其风险权重。该过程使阶段约束更贴近实际攻击检测样本。</w:t>
+      </w:r>
+    </w:p>
+    <w:p>
+      <w:pPr>
+        <w:pStyle w:val="a9"/>
+      </w:pPr>
+      <w:r>
+        <w:t xml:space="preserve">9、装置组成</w:t>
+      </w:r>
+    </w:p>
+    <w:p>
+      <w:pPr>
+        <w:pStyle w:val="a9"/>
+      </w:pPr>
+      <w:r>
+        <w:t xml:space="preserve">本发明还提供一种端点溯源图日志和网络流联合的APT攻击链重构装置，包括多源数据输入与标准事件构造模块、跨源实体绑定与置信度计算模块、统一时序证据图构建模块、正常行为基线压缩模块、可疑种子筛选与异常子图生成模块、攻击阶段判定与路径搜索模块、链路风险判定与检测结果输出模块以及算法参数更新模块。</w:t>
+      </w:r>
+    </w:p>
+    <w:p>
+      <w:pPr>
+        <w:pStyle w:val="a9"/>
+      </w:pPr>
+      <w:r>
+        <w:t xml:space="preserve">多源数据输入与标准事件构造模块用于接收原始端点日志、主机日志和网络流数据，并形成标准事件对象。跨源实体绑定与置信度计算模块用于将不同来源中的相同或相关实体进行绑定。统一时序证据图构建模块用于生成和维护检测图。正常行为基线压缩模块用于压缩低风险正常边。可疑种子筛选与异常子图生成模块用于从检测图中提取候选异常子图。攻击阶段判定与路径搜索模块用于生成候选攻击链。链路风险判定与检测结果输出模块用于输出检测结论和证据链。算法参数更新模块用于更新基线、阈值和评分参数。</w:t>
+      </w:r>
+    </w:p>
+    <w:p>
+      <w:pPr>
+        <w:pStyle w:val="a9"/>
+      </w:pPr>
+      <w:r>
+        <w:t xml:space="preserve">10、具体检测示例</w:t>
+      </w:r>
+    </w:p>
+    <w:p>
+      <w:pPr>
+        <w:pStyle w:val="a9"/>
+      </w:pPr>
+      <w:r>
+        <w:t xml:space="preserve">以办公终端遭受钓鱼附件攻击为例。用户打开附件后，邮件客户端启动脚本解释器，脚本解释器写入临时可执行文件，随后该文件创建网络连接并访问异常域名。传统检测方法可能分别产生“脚本执行告警”“文件落地告警”和“异常外联告警”，但难以判断这些告警是否属于同一攻击行为。</w:t>
+      </w:r>
+    </w:p>
+    <w:p>
+      <w:pPr>
+        <w:pStyle w:val="a9"/>
+      </w:pPr>
+      <w:r>
+        <w:t xml:space="preserve">采用本发明后，邮件客户端、脚本解释器、临时文件、外联域名和网络流会话分别被构造成图节点；邮件客户端创建脚本解释器形成执行边，脚本解释器写入临时文件形成写入边，临时文件创建Socket形成连接边，Socket与网络流绑定形成同会话边。系统在候选子图中识别出执行、文件落地和命令控制阶段，计算路径风险得分并输出高风险攻击链候选。</w:t>
+      </w:r>
+    </w:p>
+    <w:p>
+      <w:pPr>
+        <w:pStyle w:val="a9"/>
+      </w:pPr>
+      <w:r>
+        <w:t xml:space="preserve">再以横向移动检测为例。某账号在短时间内登录多台主机，并在每台主机上触发远程执行进程，同时多台主机出现相同外联目标。系统将账号登录、远程执行、主机间连接和外联会话组合为候选子图。由于该路径满足时间连续性、账号一致性、跨主机关系和阶段转移约束，系统提高其链路风险得分，并输出横向移动攻击链候选。</w:t>
+      </w:r>
+    </w:p>
+    <w:p>
+      <w:pPr>
+        <w:pStyle w:val="a9"/>
+      </w:pPr>
+      <w:r>
+        <w:t xml:space="preserve">11、保护范围说明</w:t>
+      </w:r>
+    </w:p>
+    <w:p>
+      <w:pPr>
+        <w:pStyle w:val="a9"/>
+      </w:pPr>
+      <w:r>
+        <w:t xml:space="preserve">本发明的保护重点不局限于某一种日志格式、某一种网络流格式、某一个模型结构或某一组固定阈值，而在于一种面向APT检测的系统化算法流程：多源事件标准化、跨源实体绑定、统一时序证据图构建、正常基线压缩、可疑种子筛选、阶段约束路径搜索、链路风险判定和检测结果输出。不同厂商的端点日志、不同类型的网络流、不同图存储方式、不同评分模型和不同阈值配置，只要采用上述联合检测流程，均属于本发明的可替代实施方式。</w:t>
+      </w:r>
+    </w:p>
+    <w:p>
+      <w:pPr>
+        <w:pStyle w:val="a9"/>
+      </w:pPr>
+      <w:r>
+        <w:t xml:space="preserve">12、检测特征向量构造模块</w:t>
+      </w:r>
+    </w:p>
+    <w:p>
+      <w:pPr>
+        <w:pStyle w:val="a9"/>
+      </w:pPr>
+      <w:r>
+        <w:t xml:space="preserve">检测特征向量构造模块先从统一时序证据图中提取节点特征、边特征、路径特征和子图特征，随后对不同粒度的特征进行归一化，最后形成用于异常评分、阶段判定和链路排序的检测特征向量。通过该模块，系统能够把端点行为、日志字段和网络流统计量转换为可计算的检测输入，从而有效克服原始日志难以直接参与算法判断的问题。</w:t>
+      </w:r>
+    </w:p>
+    <w:p>
+      <w:pPr>
+        <w:pStyle w:val="a9"/>
+      </w:pPr>
+      <w:r>
+        <w:t xml:space="preserve">① 节点特征构造。</w:t>
+      </w:r>
+    </w:p>
+    <w:p>
+      <w:pPr>
+        <w:pStyle w:val="a9"/>
+      </w:pPr>
+      <w:r>
+        <w:t xml:space="preserve">本阶段为每个节点构造节点特征。对于进程节点，特征包括进程名稀有度、命令行长度、命令行特殊字符比例、父进程稀有度、启动路径风险、启动账号权限、是否脚本解释器、是否系统目录外执行、是否短时创建网络连接等。对于文件节点，特征包括文件路径风险、文件扩展名、文件大小、文件写入进程风险、首次出现时间、是否临时目录、是否启动目录、是否被多个进程访问等。对于网络流节点，特征包括目的地址稀有度、目的端口稀有度、会话持续时间、上行字节比例、包长统计、连接周期性、域名长度、域名层级、证书摘要变化和历史访问频率等。</w:t>
+      </w:r>
+    </w:p>
+    <w:p>
+      <w:pPr>
+        <w:pStyle w:val="a9"/>
+      </w:pPr>
+      <w:r>
+        <w:t xml:space="preserve">② 边特征构造。</w:t>
+      </w:r>
+    </w:p>
+    <w:p>
+      <w:pPr>
+        <w:pStyle w:val="a9"/>
+      </w:pPr>
+      <w:r>
+        <w:t xml:space="preserve">本阶段为每条边构造边特征。边特征至少包括动作类型、时间间隔、来源类型、来源质量、主体节点风险、客体节点风险、是否跨主机、是否跨账号、是否跨权限、是否命中基线、是否首次出现、是否告警命中和是否阶段相关。边特征用于判断该边是否应被保留、压缩或作为攻击路径候选边。</w:t>
+      </w:r>
+    </w:p>
+    <w:p>
+      <w:pPr>
+        <w:pStyle w:val="a9"/>
+      </w:pPr>
+      <w:r>
+        <w:t xml:space="preserve">③ 路径特征构造。</w:t>
+      </w:r>
+    </w:p>
+    <w:p>
+      <w:pPr>
+        <w:pStyle w:val="a9"/>
+      </w:pPr>
+      <w:r>
+        <w:t xml:space="preserve">本阶段为候选路径构造路径特征。路径特征至少包括路径长度、阶段数量、阶段顺序一致性、直接证据边数量、推断边数量、跨源证据数量、时间跨度、平均时间间隔、最大时间间隔、关键实体数量、正常边比例和高风险边比例。路径特征能够反映一条候选攻击链是否紧凑、是否连贯以及是否有足够多源证据支撑。</w:t>
+      </w:r>
+    </w:p>
+    <w:p>
+      <w:pPr>
+        <w:pStyle w:val="a9"/>
+      </w:pPr>
+      <w:r>
+        <w:t xml:space="preserve">④ 特征归一化。</w:t>
+      </w:r>
+    </w:p>
+    <w:p>
+      <w:pPr>
+        <w:pStyle w:val="a9"/>
+      </w:pPr>
+      <w:r>
+        <w:t xml:space="preserve">对于不同量纲的特征，系统采用归一化处理。频率类特征可以采用历史分位数归一化，时间类特征可以采用对数变换后归一化，布尔类特征可以采用0或1表示，类别类特征可以映射为预设编码。对于缺失特征，系统不以零值简单替代，而是同时增加缺失标记，以避免缺失字段被误认为低风险。</w:t>
+      </w:r>
+    </w:p>
+    <w:p>
+      <w:pPr>
+        <w:pStyle w:val="a9"/>
+      </w:pPr>
+      <w:r>
+        <w:t xml:space="preserve">检测特征向量可以表示为：</w:t>
+      </w:r>
+    </w:p>
+    <w:p>
+      <w:pPr>
+        <w:pStyle w:val="a9"/>
+      </w:pPr>
+      <m:oMathPara>
+        <m:oMathParaPr>
+          <m:jc m:val="center"/>
+        </m:oMathParaPr>
+        <m:oMath>
+          <m:sSub>
+            <m:e>
+              <m:r>
+                <m:t>X</m:t>
+              </m:r>
+            </m:e>
+            <m:sub>
+              <m:r>
+                <m:t>P</m:t>
+              </m:r>
+            </m:sub>
+          </m:sSub>
+          <m:r>
+            <m:t>=</m:t>
+          </m:r>
+          <m:r>
+            <m:t>[</m:t>
+          </m:r>
+          <m:sSub>
+            <m:e>
+              <m:r>
+                <m:t>X</m:t>
+              </m:r>
+            </m:e>
+            <m:sub>
+              <m:r>
+                <m:t>v</m:t>
+              </m:r>
+            </m:sub>
+          </m:sSub>
+          <m:r>
+            <m:t>,</m:t>
+          </m:r>
+          <m:sSub>
+            <m:e>
+              <m:r>
+                <m:t>X</m:t>
+              </m:r>
+            </m:e>
+            <m:sub>
+              <m:r>
+                <m:t>e</m:t>
+              </m:r>
+            </m:sub>
+          </m:sSub>
+          <m:r>
+            <m:t>,</m:t>
+          </m:r>
+          <m:sSub>
+            <m:e>
+              <m:r>
+                <m:t>X</m:t>
+              </m:r>
+            </m:e>
+            <m:sub>
+              <m:r>
+                <m:t>t</m:t>
+              </m:r>
+            </m:sub>
+          </m:sSub>
+          <m:r>
+            <m:t>,</m:t>
+          </m:r>
+          <m:sSub>
+            <m:e>
+              <m:r>
+                <m:t>X</m:t>
+              </m:r>
+            </m:e>
+            <m:sub>
+              <m:r>
+                <m:t>s</m:t>
+              </m:r>
+            </m:sub>
+          </m:sSub>
+          <m:r>
+            <m:t>,</m:t>
+          </m:r>
+          <m:sSub>
+            <m:e>
+              <m:r>
+                <m:t>X</m:t>
+              </m:r>
+            </m:e>
+            <m:sub>
+              <m:r>
+                <m:t>g</m:t>
+              </m:r>
+            </m:sub>
+          </m:sSub>
+          <m:r>
+            <m:t>]</m:t>
+          </m:r>
+        </m:oMath>
+      </m:oMathPara>
+    </w:p>
+    <w:p>
+      <w:pPr>
+        <w:pStyle w:val="FirstParagraph"/>
+      </w:pPr>
+      <w:r>
+        <w:t xml:space="preserve">其中，</w:t>
+      </w:r>
+      <m:oMath>
+        <m:sSub>
+          <m:e>
+            <m:r>
+              <m:t>X</m:t>
+            </m:r>
+          </m:e>
+          <m:sub>
+            <m:r>
+              <m:t>v</m:t>
+            </m:r>
+          </m:sub>
+        </m:sSub>
+      </m:oMath>
+      <w:r>
+        <w:t xml:space="preserve">表示节点统计特征，</w:t>
+      </w:r>
+      <m:oMath>
+        <m:sSub>
+          <m:e>
+            <m:r>
+              <m:t>X</m:t>
+            </m:r>
+          </m:e>
+          <m:sub>
+            <m:r>
+              <m:t>e</m:t>
+            </m:r>
+          </m:sub>
+        </m:sSub>
+      </m:oMath>
+      <w:r>
+        <w:t xml:space="preserve">表示边统计特征，</w:t>
+      </w:r>
+      <m:oMath>
+        <m:sSub>
+          <m:e>
+            <m:r>
+              <m:t>X</m:t>
+            </m:r>
+          </m:e>
+          <m:sub>
+            <m:r>
+              <m:t>t</m:t>
+            </m:r>
+          </m:sub>
+        </m:sSub>
+      </m:oMath>
+      <w:r>
+        <w:t xml:space="preserve">表示时间特征，</w:t>
+      </w:r>
+      <m:oMath>
+        <m:sSub>
+          <m:e>
+            <m:r>
+              <m:t>X</m:t>
+            </m:r>
+          </m:e>
+          <m:sub>
+            <m:r>
+              <m:t>s</m:t>
+            </m:r>
+          </m:sub>
+        </m:sSub>
+      </m:oMath>
+      <w:r>
+        <w:t xml:space="preserve">表示阶段特征，</w:t>
+      </w:r>
+      <m:oMath>
+        <m:sSub>
+          <m:e>
+            <m:r>
+              <m:t>X</m:t>
+            </m:r>
+          </m:e>
+          <m:sub>
+            <m:r>
+              <m:t>g</m:t>
+            </m:r>
+          </m:sub>
+        </m:sSub>
+      </m:oMath>
+      <w:r>
+        <w:t xml:space="preserve">表示子图结构特征。该向量可输入规则评分器、线性评分器、树模型或轻量图模型，本发明不限定具体模型形式。</w:t>
+      </w:r>
+    </w:p>
+    <w:p>
+      <w:pPr>
+        <w:pStyle w:val="a9"/>
+      </w:pPr>
+      <w:r>
+        <w:t xml:space="preserve">13、链路评分算法实现模块</w:t>
+      </w:r>
+    </w:p>
+    <w:p>
+      <w:pPr>
+        <w:pStyle w:val="a9"/>
+      </w:pPr>
+      <w:r>
+        <w:t xml:space="preserve">链路评分算法实现模块先对候选路径进行多维评分，随后将各维评分加权融合，最后根据检测阈值输出链路风险等级。通过该模块，系统能够对不同候选路径进行排序，从而优先输出更符合APT攻击特征的检测结果。</w:t>
+      </w:r>
+    </w:p>
+    <w:p>
+      <w:pPr>
+        <w:pStyle w:val="a9"/>
+      </w:pPr>
+      <w:r>
+        <w:t xml:space="preserve">① 证据强度评分。</w:t>
+      </w:r>
+    </w:p>
+    <w:p>
+      <w:pPr>
+        <w:pStyle w:val="a9"/>
+      </w:pPr>
+      <w:r>
+        <w:t xml:space="preserve">本阶段计算路径中直接证据的强度。直接证据包括端点事件边、认证日志边、网络流边、域名解析边和告警命中边。若一条路径同时包含端点证据和网络流证据，则其证据强度高于仅由单一来源组成的路径。证据强度可表示为：</w:t>
+      </w:r>
+    </w:p>
+    <w:p>
+      <w:pPr>
+        <w:pStyle w:val="a9"/>
+      </w:pPr>
+      <m:oMathPara>
+        <m:oMathParaPr>
+          <m:jc m:val="center"/>
+        </m:oMathParaPr>
+        <m:oMath>
+          <m:sSub>
+            <m:e>
+              <m:r>
+                <m:t>S</m:t>
+              </m:r>
+            </m:e>
+            <m:sub>
+              <m:r>
+                <m:t>e</m:t>
+              </m:r>
+              <m:r>
+                <m:t>v</m:t>
+              </m:r>
+              <m:r>
+                <m:t>i</m:t>
+              </m:r>
+              <m:r>
+                <m:t>d</m:t>
+              </m:r>
+              <m:r>
+                <m:t>e</m:t>
+              </m:r>
+              <m:r>
+                <m:t>n</m:t>
+              </m:r>
+              <m:r>
+                <m:t>c</m:t>
+              </m:r>
+              <m:r>
+                <m:t>e</m:t>
+              </m:r>
+            </m:sub>
+          </m:sSub>
+          <m:r>
+            <m:t>=</m:t>
+          </m:r>
+          <m:f>
+            <m:fPr>
+              <m:type m:val="bar"/>
+            </m:fPr>
+            <m:num>
+              <m:nary>
+                <m:naryPr>
+                  <m:chr m:val="∑"/>
+                  <m:limLoc m:val="undOvr"/>
+                  <m:subHide m:val="0"/>
+                  <m:supHide m:val="1"/>
+                </m:naryPr>
+                <m:sub>
+                  <m:r>
+                    <m:t>e</m:t>
+                  </m:r>
+                  <m:r>
+                    <m:t>∈</m:t>
+                  </m:r>
+                  <m:r>
+                    <m:t>P</m:t>
+                  </m:r>
+                </m:sub>
+                <m:sup/>
+                <m:e>
+                  <m:sSub>
+                    <m:e>
+                      <m:r>
+                        <m:t>q</m:t>
+                      </m:r>
+                    </m:e>
+                    <m:sub>
+                      <m:r>
+                        <m:t>e</m:t>
+                      </m:r>
+                    </m:sub>
+                  </m:sSub>
+                </m:e>
+              </m:nary>
+              <m:sSub>
+                <m:e>
+                  <m:r>
+                    <m:t>r</m:t>
+                  </m:r>
+                </m:e>
+                <m:sub>
+                  <m:r>
+                    <m:t>e</m:t>
+                  </m:r>
+                </m:sub>
+              </m:sSub>
+            </m:num>
+            <m:den>
+              <m:r>
+                <m:t>|</m:t>
+              </m:r>
+              <m:r>
+                <m:t>P</m:t>
+              </m:r>
+              <m:r>
+                <m:t>|</m:t>
+              </m:r>
+            </m:den>
+          </m:f>
+        </m:oMath>
+      </m:oMathPara>
+    </w:p>
+    <w:p>
+      <w:pPr>
+        <w:pStyle w:val="FirstParagraph"/>
+      </w:pPr>
+      <w:r>
+        <w:t xml:space="preserve">其中，</w:t>
+      </w:r>
+      <m:oMath>
+        <m:sSub>
+          <m:e>
+            <m:r>
+              <m:t>q</m:t>
+            </m:r>
+          </m:e>
+          <m:sub>
+            <m:r>
+              <m:t>e</m:t>
+            </m:r>
+          </m:sub>
+        </m:sSub>
+      </m:oMath>
+      <w:r>
+        <w:t xml:space="preserve">表示边</w:t>
+      </w:r>
+      <m:oMath>
+        <m:r>
+          <m:t>e</m:t>
+        </m:r>
+      </m:oMath>
+      <w:r>
+        <w:t xml:space="preserve">的数据质量，</w:t>
+      </w:r>
+      <m:oMath>
+        <m:sSub>
+          <m:e>
+            <m:r>
+              <m:t>r</m:t>
+            </m:r>
+          </m:e>
+          <m:sub>
+            <m:r>
+              <m:t>e</m:t>
+            </m:r>
+          </m:sub>
+        </m:sSub>
+      </m:oMath>
+      <w:r>
+        <w:t xml:space="preserve">表示边</w:t>
+      </w:r>
+      <m:oMath>
+        <m:r>
+          <m:t>e</m:t>
+        </m:r>
+      </m:oMath>
+      <w:r>
+        <w:t xml:space="preserve">的风险分，</w:t>
+      </w:r>
+      <m:oMath>
+        <m:r>
+          <m:t>|</m:t>
+        </m:r>
+        <m:r>
+          <m:t>P</m:t>
+        </m:r>
+        <m:r>
+          <m:t>|</m:t>
+        </m:r>
+      </m:oMath>
+      <w:r>
+        <w:t xml:space="preserve">表示路径中的边数量。</w:t>
+      </w:r>
+    </w:p>
+    <w:p>
+      <w:pPr>
+        <w:pStyle w:val="a9"/>
+      </w:pPr>
+      <w:r>
+        <w:t xml:space="preserve">② 时间连续性评分。</w:t>
+      </w:r>
+    </w:p>
+    <w:p>
+      <w:pPr>
+        <w:pStyle w:val="a9"/>
+      </w:pPr>
+      <w:r>
+        <w:t xml:space="preserve">本阶段计算路径中相邻事件的时间关系。APT攻击可以是低频慢速行为，因此时间间隔并非越短越好。系统根据阶段类型设置合理时间间隔范围。例如执行到外联的时间间隔通常较短，初始访问到横向移动的时间间隔可以较长。时间连续性得分可由相邻边时间差与阶段允许时间差之间的匹配程度确定。</w:t>
+      </w:r>
+    </w:p>
+    <w:p>
+      <w:pPr>
+        <w:pStyle w:val="a9"/>
+      </w:pPr>
+      <w:r>
+        <w:t xml:space="preserve">③ 因果一致性评分。</w:t>
+      </w:r>
+    </w:p>
+    <w:p>
+      <w:pPr>
+        <w:pStyle w:val="a9"/>
+      </w:pPr>
+      <w:r>
+        <w:t xml:space="preserve">本阶段计算路径中的因果关系是否合理。若父进程先创建子进程，子进程再写入文件，文件再触发外联进程，则因果一致性较高；若事件之间只有同主机关系但没有明确动作依赖，则因果一致性较低。系统对直接因果边、跨源绑定边和推断候选边设置不同权重，使强证据链路优先于弱推断链路。</w:t>
+      </w:r>
+    </w:p>
+    <w:p>
+      <w:pPr>
+        <w:pStyle w:val="a9"/>
+      </w:pPr>
+      <w:r>
+        <w:t xml:space="preserve">④ 阶段一致性评分。</w:t>
+      </w:r>
+    </w:p>
+    <w:p>
+      <w:pPr>
+        <w:pStyle w:val="a9"/>
+      </w:pPr>
+      <w:r>
+        <w:t xml:space="preserve">本阶段计算路径阶段序列是否符合攻击过程。系统将候选路径中的边映射为阶段标签，并根据阶段转移矩阵计算阶段序列得分。若路径呈现“初始访问—执行—持久化—横向移动—命令控制—数据外传”中的合理子序列，则得分较高；若阶段顺序混乱或缺少必要前置行为，则得分降低。</w:t>
+      </w:r>
+    </w:p>
+    <w:p>
+      <w:pPr>
+        <w:pStyle w:val="a9"/>
+      </w:pPr>
+      <w:r>
+        <w:t xml:space="preserve">⑤ 综合链路评分。</w:t>
+      </w:r>
+    </w:p>
+    <w:p>
+      <w:pPr>
+        <w:pStyle w:val="a9"/>
+      </w:pPr>
+      <w:r>
+        <w:t xml:space="preserve">系统综合证据强度、时间连续性、因果一致性、阶段一致性和路径紧凑度得到最终链路风险分。综合评分可以采用如下形式：</w:t>
+      </w:r>
+    </w:p>
+    <w:p>
+      <w:pPr>
+        <w:pStyle w:val="a9"/>
+      </w:pPr>
+      <m:oMathPara>
+        <m:oMathParaPr>
+          <m:jc m:val="center"/>
+        </m:oMathParaPr>
+        <m:oMath>
+          <m:r>
+            <m:t>S</m:t>
+          </m:r>
+          <m:r>
+            <m:t>c</m:t>
+          </m:r>
+          <m:r>
+            <m:t>o</m:t>
+          </m:r>
+          <m:r>
+            <m:t>r</m:t>
+          </m:r>
+          <m:r>
+            <m:t>e</m:t>
+          </m:r>
+          <m:r>
+            <m:t>(</m:t>
+          </m:r>
+          <m:r>
+            <m:t>P</m:t>
+          </m:r>
+          <m:r>
+            <m:t>)</m:t>
+          </m:r>
+          <m:r>
+            <m:t>=</m:t>
+          </m:r>
+          <m:sSub>
+            <m:e>
+              <m:r>
+                <m:t>θ</m:t>
+              </m:r>
+            </m:e>
+            <m:sub>
+              <m:r>
+                <m:t>1</m:t>
+              </m:r>
+            </m:sub>
+          </m:sSub>
+          <m:sSub>
+            <m:e>
+              <m:r>
+                <m:t>S</m:t>
+              </m:r>
+            </m:e>
+            <m:sub>
+              <m:r>
+                <m:t>e</m:t>
+              </m:r>
+              <m:r>
+                <m:t>v</m:t>
+              </m:r>
+              <m:r>
+                <m:t>i</m:t>
+              </m:r>
+              <m:r>
+                <m:t>d</m:t>
+              </m:r>
+              <m:r>
+                <m:t>e</m:t>
+              </m:r>
+              <m:r>
+                <m:t>n</m:t>
+              </m:r>
+              <m:r>
+                <m:t>c</m:t>
+              </m:r>
+              <m:r>
+                <m:t>e</m:t>
+              </m:r>
+            </m:sub>
+          </m:sSub>
+          <m:r>
+            <m:t>+</m:t>
+          </m:r>
+          <m:sSub>
+            <m:e>
+              <m:r>
+                <m:t>θ</m:t>
+              </m:r>
+            </m:e>
+            <m:sub>
+              <m:r>
+                <m:t>2</m:t>
+              </m:r>
+            </m:sub>
+          </m:sSub>
+          <m:sSub>
+            <m:e>
+              <m:r>
+                <m:t>S</m:t>
+              </m:r>
+            </m:e>
+            <m:sub>
+              <m:r>
+                <m:t>t</m:t>
+              </m:r>
+              <m:r>
+                <m:t>i</m:t>
+              </m:r>
+              <m:r>
+                <m:t>m</m:t>
+              </m:r>
+              <m:r>
+                <m:t>e</m:t>
+              </m:r>
+            </m:sub>
+          </m:sSub>
+          <m:r>
+            <m:t>+</m:t>
+          </m:r>
+          <m:sSub>
+            <m:e>
+              <m:r>
+                <m:t>θ</m:t>
+              </m:r>
+            </m:e>
+            <m:sub>
+              <m:r>
+                <m:t>3</m:t>
+              </m:r>
+            </m:sub>
+          </m:sSub>
+          <m:sSub>
+            <m:e>
+              <m:r>
+                <m:t>S</m:t>
+              </m:r>
+            </m:e>
+            <m:sub>
+              <m:r>
+                <m:t>c</m:t>
+              </m:r>
+              <m:r>
+                <m:t>a</m:t>
+              </m:r>
+              <m:r>
+                <m:t>u</m:t>
+              </m:r>
+              <m:r>
+                <m:t>s</m:t>
+              </m:r>
+              <m:r>
+                <m:t>a</m:t>
+              </m:r>
+              <m:r>
+                <m:t>l</m:t>
+              </m:r>
+            </m:sub>
+          </m:sSub>
+          <m:r>
+            <m:t>+</m:t>
+          </m:r>
+          <m:sSub>
+            <m:e>
+              <m:r>
+                <m:t>θ</m:t>
+              </m:r>
+            </m:e>
+            <m:sub>
+              <m:r>
+                <m:t>4</m:t>
+              </m:r>
+            </m:sub>
+          </m:sSub>
+          <m:sSub>
+            <m:e>
+              <m:r>
+                <m:t>S</m:t>
+              </m:r>
+            </m:e>
+            <m:sub>
+              <m:r>
+                <m:t>s</m:t>
+              </m:r>
+              <m:r>
+                <m:t>t</m:t>
+              </m:r>
+              <m:r>
+                <m:t>a</m:t>
+              </m:r>
+              <m:r>
+                <m:t>g</m:t>
+              </m:r>
+              <m:r>
+                <m:t>e</m:t>
+              </m:r>
+            </m:sub>
+          </m:sSub>
+          <m:r>
+            <m:t>+</m:t>
+          </m:r>
+          <m:sSub>
+            <m:e>
+              <m:r>
+                <m:t>θ</m:t>
+              </m:r>
+            </m:e>
+            <m:sub>
+              <m:r>
+                <m:t>5</m:t>
+              </m:r>
+            </m:sub>
+          </m:sSub>
+          <m:sSub>
+            <m:e>
+              <m:r>
+                <m:t>S</m:t>
+              </m:r>
+            </m:e>
+            <m:sub>
+              <m:r>
+                <m:t>c</m:t>
+              </m:r>
+              <m:r>
+                <m:t>o</m:t>
+              </m:r>
+              <m:r>
+                <m:t>m</m:t>
+              </m:r>
+              <m:r>
+                <m:t>p</m:t>
+              </m:r>
+              <m:r>
+                <m:t>a</m:t>
+              </m:r>
+              <m:r>
+                <m:t>c</m:t>
+              </m:r>
+              <m:r>
+                <m:t>t</m:t>
+              </m:r>
+            </m:sub>
+          </m:sSub>
+          <m:r>
+            <m:t>−</m:t>
+          </m:r>
+          <m:sSub>
+            <m:e>
+              <m:r>
+                <m:t>θ</m:t>
+              </m:r>
+            </m:e>
+            <m:sub>
+              <m:r>
+                <m:t>6</m:t>
+              </m:r>
+            </m:sub>
+          </m:sSub>
+          <m:sSub>
+            <m:e>
+              <m:r>
+                <m:t>S</m:t>
+              </m:r>
+            </m:e>
+            <m:sub>
+              <m:r>
+                <m:t>n</m:t>
+              </m:r>
+              <m:r>
+                <m:t>o</m:t>
+              </m:r>
+              <m:r>
+                <m:t>r</m:t>
+              </m:r>
+              <m:r>
+                <m:t>m</m:t>
+              </m:r>
+              <m:r>
+                <m:t>a</m:t>
+              </m:r>
+              <m:r>
+                <m:t>l</m:t>
+              </m:r>
+            </m:sub>
+          </m:sSub>
+        </m:oMath>
+      </m:oMathPara>
+    </w:p>
+    <w:p>
+      <w:pPr>
+        <w:pStyle w:val="FirstParagraph"/>
+      </w:pPr>
+      <w:r>
+        <w:t xml:space="preserve">其中，</w:t>
+      </w:r>
+      <m:oMath>
+        <m:sSub>
+          <m:e>
+            <m:r>
+              <m:t>S</m:t>
+            </m:r>
+          </m:e>
+          <m:sub>
+            <m:r>
+              <m:t>n</m:t>
+            </m:r>
+            <m:r>
+              <m:t>o</m:t>
+            </m:r>
+            <m:r>
+              <m:t>r</m:t>
+            </m:r>
+            <m:r>
+              <m:t>m</m:t>
+            </m:r>
+            <m:r>
+              <m:t>a</m:t>
+            </m:r>
+            <m:r>
+              <m:t>l</m:t>
+            </m:r>
+          </m:sub>
+        </m:sSub>
+      </m:oMath>
+      <w:r>
+        <w:t xml:space="preserve">表示路径中正常基线边比例，</w:t>
+      </w:r>
+      <m:oMath>
+        <m:sSub>
+          <m:e>
+            <m:r>
+              <m:t>θ</m:t>
+            </m:r>
+          </m:e>
+          <m:sub>
+            <m:r>
+              <m:t>1</m:t>
+            </m:r>
+          </m:sub>
+        </m:sSub>
+      </m:oMath>
+      <w:r>
+        <w:t xml:space="preserve">至</w:t>
+      </w:r>
+      <m:oMath>
+        <m:sSub>
+          <m:e>
+            <m:r>
+              <m:t>θ</m:t>
+            </m:r>
+          </m:e>
+          <m:sub>
+            <m:r>
+              <m:t>6</m:t>
+            </m:r>
+          </m:sub>
+        </m:sSub>
+      </m:oMath>
+      <w:r>
+        <w:t xml:space="preserve">为权重参数。该公式体现了本发明的检测逻辑：证据越强、时间越连续、因果越合理、阶段越一致，则风险越高；正常基线边占比越高，则风险越低。</w:t>
+      </w:r>
+    </w:p>
+    <w:p>
+      <w:pPr>
+        <w:pStyle w:val="a9"/>
+      </w:pPr>
+      <w:r>
+        <w:t xml:space="preserve">14、检测阈值确定与误报抑制模块</w:t>
+      </w:r>
+    </w:p>
+    <w:p>
+      <w:pPr>
+        <w:pStyle w:val="a9"/>
+      </w:pPr>
+      <w:r>
+        <w:t xml:space="preserve">检测阈值确定与误报抑制模块先根据历史正常数据和已知攻击样本确定初始阈值，随后在运行过程中根据误报情况和链路证据覆盖度调整阈值，最后通过多条件过滤降低误报。通过该模块，系统能够在不同网络环境下保持较稳定的检测效果。</w:t>
+      </w:r>
+    </w:p>
+    <w:p>
+      <w:pPr>
+        <w:pStyle w:val="a9"/>
+      </w:pPr>
+      <w:r>
+        <w:t xml:space="preserve">① 初始阈值确定。</w:t>
+      </w:r>
+    </w:p>
+    <w:p>
+      <w:pPr>
+        <w:pStyle w:val="a9"/>
+      </w:pPr>
+      <w:r>
+        <w:t xml:space="preserve">本阶段利用历史正常窗口计算正常链路风险分布，并选取高分位数作为初始可疑阈值。例如可将正常链路风险分的95%分位数作为低风险可疑阈值，将99%分位数作为高风险阈值。若存在已知攻击样本，则进一步根据攻击链得分分布调整阈值，使正常链路与攻击链之间形成较明显区分。</w:t>
+      </w:r>
+    </w:p>
+    <w:p>
+      <w:pPr>
+        <w:pStyle w:val="a9"/>
+      </w:pPr>
+      <w:r>
+        <w:t xml:space="preserve">② 分层阈值设置。</w:t>
+      </w:r>
+    </w:p>
+    <w:p>
+      <w:pPr>
+        <w:pStyle w:val="a9"/>
+      </w:pPr>
+      <w:r>
+        <w:t xml:space="preserve">不同资产和不同账号的正常行为差异较大，因此系统采用分层阈值。对于核心服务器、域控主机、数据库主机和特权账号，系统采用较低检测阈值；对于普通办公主机和低权限账号，系统采用常规阈值；对于已知批处理任务、备份任务和运维脚本，系统结合时间窗口和执行主体设置专用阈值。分层阈值能够减少统一阈值造成的误报和漏报。</w:t>
+      </w:r>
+    </w:p>
+    <w:p>
+      <w:pPr>
+        <w:pStyle w:val="a9"/>
+      </w:pPr>
+      <w:r>
+        <w:t xml:space="preserve">③ 误报抑制。</w:t>
+      </w:r>
+    </w:p>
+    <w:p>
+      <w:pPr>
+        <w:pStyle w:val="a9"/>
+      </w:pPr>
+      <w:r>
+        <w:t xml:space="preserve">本阶段通过多条件过滤抑制误报。</w:t>
+      </w:r>
+    </w:p>
+    <w:p>
+      <w:pPr>
+        <w:pStyle w:val="a9"/>
+      </w:pPr>
+      <w:r>
+        <w:t xml:space="preserve">第一步，过滤高基线匹配路径。若路径中大部分边均与正常基线高度匹配，且无高风险种子节点，则降低输出等级。</w:t>
+      </w:r>
+    </w:p>
+    <w:p>
+      <w:pPr>
+        <w:pStyle w:val="a9"/>
+      </w:pPr>
+      <w:r>
+        <w:t xml:space="preserve">第二步，过滤证据覆盖不足路径。若路径风险分较高但直接证据阶段过少，则输出为证据不足链路，不直接作为高风险攻击链。</w:t>
+      </w:r>
+    </w:p>
+    <w:p>
+      <w:pPr>
+        <w:pStyle w:val="a9"/>
+      </w:pPr>
+      <w:r>
+        <w:t xml:space="preserve">第三步，过滤孤立单点异常。若某节点异常分高，但无法在时间窗口内连接到其他端点证据或网络流证据，则系统仅输出单点可疑，不形成攻击链结论。</w:t>
+      </w:r>
+    </w:p>
+    <w:p>
+      <w:pPr>
+        <w:pStyle w:val="a9"/>
+      </w:pPr>
+      <w:r>
+        <w:t xml:space="preserve">第四步，过滤重复相似路径。若多个候选路径共享相同关键节点和相同阶段序列，则系统仅保留得分最高的主路径，其余路径作为相似候选记录。</w:t>
+      </w:r>
+    </w:p>
+    <w:p>
+      <w:pPr>
+        <w:pStyle w:val="a9"/>
+      </w:pPr>
+      <w:r>
+        <w:t xml:space="preserve">15、在线检测与离线检测结合模块</w:t>
+      </w:r>
+    </w:p>
+    <w:p>
+      <w:pPr>
+        <w:pStyle w:val="a9"/>
+      </w:pPr>
+      <w:r>
+        <w:t xml:space="preserve">在线检测与离线检测结合模块先在短时间窗口内执行快速检测，随后在长时间窗口内执行链路补全，最后将短窗口结果和长窗口结果合并。通过该模块，系统能够兼顾检测时效性和APT低频行为识别能力。</w:t>
+      </w:r>
+    </w:p>
+    <w:p>
+      <w:pPr>
+        <w:pStyle w:val="a9"/>
+      </w:pPr>
+      <w:r>
+        <w:t xml:space="preserve">① 在线快速检测。</w:t>
+      </w:r>
+    </w:p>
+    <w:p>
+      <w:pPr>
+        <w:pStyle w:val="a9"/>
+      </w:pPr>
+      <w:r>
+        <w:t xml:space="preserve">在线检测面向实时或准实时场景。系统在短窗口中执行字段标准化、实体绑定、边风险评分和可疑种子筛选。若出现明显高风险链路，例如异常脚本执行后立即外联、特权账号异常登录后远程执行、敏感文件访问后出现外传流量，则系统快速输出高风险候选链。</w:t>
+      </w:r>
+    </w:p>
+    <w:p>
+      <w:pPr>
+        <w:pStyle w:val="a9"/>
+      </w:pPr>
+      <w:r>
+        <w:t xml:space="preserve">② 离线链路补全。</w:t>
+      </w:r>
+    </w:p>
+    <w:p>
+      <w:pPr>
+        <w:pStyle w:val="a9"/>
+      </w:pPr>
+      <w:r>
+        <w:t xml:space="preserve">离线检测面向长周期APT行为。系统在较长窗口中重新计算实体关系、阶段序列和路径风险，对低频、分散、慢速出现的攻击行为进行补全。例如某账号在数天内逐步访问多台主机，单日看风险不高，但长周期内呈现明显横向移动趋势，离线检测即可将其组合为候选攻击链。</w:t>
+      </w:r>
+    </w:p>
+    <w:p>
+      <w:pPr>
+        <w:pStyle w:val="a9"/>
+      </w:pPr>
+      <w:r>
+        <w:t xml:space="preserve">③ 结果合并。</w:t>
+      </w:r>
+    </w:p>
+    <w:p>
+      <w:pPr>
+        <w:pStyle w:val="a9"/>
+      </w:pPr>
+      <w:r>
+        <w:t xml:space="preserve">在线检测结果和离线检测结果按照链路编号、关键实体、阶段序列和时间范围进行合并。若离线检测发现在线检测遗漏的前置阶段或后续阶段，则更新攻击链结构和链路得分；若离线检测确认某在线候选链缺乏后续证据，则降低其风险等级。通过在线与离线结合，本发明能够同时支持快速发现和完整重构。</w:t>
+      </w:r>
+    </w:p>
+    <w:p>
+      <w:pPr>
+        <w:pStyle w:val="a9"/>
+      </w:pPr>
+      <w:r>
+        <w:t xml:space="preserve">本发明未详尽之处，均可参见现有技术。</w:t>
+      </w:r>
+    </w:p>
+    <w:p>
+      <w:pPr>
+        <w:pStyle w:val="a9"/>
+      </w:pPr>
+      <w:r>
+        <w:t xml:space="preserve">本发明具体有益效果为：</w:t>
+      </w:r>
+    </w:p>
+    <w:p>
+      <w:pPr>
+        <w:pStyle w:val="a9"/>
+      </w:pPr>
+      <w:r>
+        <w:t xml:space="preserve">本发明构建了一种端点溯源图日志和网络流联合的APT检测架构，通过标准事件构造、跨源实体绑定和统一时序证据图构建，结合正常行为基线压缩和阶段约束路径搜索，在一个统一的架构中实现了端点行为、主机日志和网络流会话的联合检测，有效解决了单源检测证据断裂的瓶颈，提高了APT攻击链识别完整性。</w:t>
+      </w:r>
+    </w:p>
+    <w:p>
+      <w:pPr>
+        <w:pStyle w:val="a9"/>
+      </w:pPr>
+      <w:r>
+        <w:t xml:space="preserve">本发明在数据建模层面通过统一实体标识构建了跨源时序证据图，在算法层面引入可疑种子筛选、异常子图生成和路径风险评分，从而解决了大规模溯源图搜索空间过大、正常行为边干扰检测和告警难以关联的问题。</w:t>
+      </w:r>
+    </w:p>
+    <w:p>
+      <w:pPr>
+        <w:pStyle w:val="a9"/>
+      </w:pPr>
+      <w:r>
+        <w:t xml:space="preserve">本发明通过正常基线压缩，利用历史频率、周期稳定性、时间一致性和业务上下文对低风险正常边进行摘要化处理，解决了检测图规模过大和候选路径过多的问题，同时保留攻击相关边和原始证据引用。</w:t>
+      </w:r>
+    </w:p>
+    <w:p>
+      <w:pPr>
+        <w:pStyle w:val="a9"/>
+      </w:pPr>
+      <w:r>
+        <w:t xml:space="preserve">本发明建立链路风险判定与证据覆盖度计算机制，通过阶段一致性、证据强度、时间连续性、因果关系和路径紧凑度综合判定候选攻击链，解决了普通异常检测只能输出异常点的问题，提高了检测结果的可解释性和复核可靠性。</w:t>
+      </w:r>
+    </w:p>
+    <w:p>
+      <w:pPr>
+        <w:pStyle w:val="2"/>
+      </w:pPr>
+      <w:bookmarkStart w:id="25" w:name="附图说明"/>
+      <w:bookmarkEnd w:id="25"/>
+      <w:r>
+        <w:t xml:space="preserve">附图说明</w:t>
+      </w:r>
+    </w:p>
+    <w:p>
+      <w:pPr>
+        <w:pStyle w:val="FirstParagraph"/>
+      </w:pPr>
+      <w:r>
+        <w:t xml:space="preserve">构成本申请的一部分的说明书附图用来提供对本申请的进一步理解，本申请的示意性实施例及其说明用于解释本申请，并不构成对本申请的不当限定。</w:t>
+      </w:r>
+    </w:p>
+    <w:p>
+      <w:pPr>
+        <w:pStyle w:val="a9"/>
+      </w:pPr>
+      <w:r>
+        <w:t xml:space="preserve">图一为本发明端点溯源图日志和网络流联合的APT攻击链重构方法及装置的系统示意图；</w:t>
+      </w:r>
+    </w:p>
+    <w:p>
+      <w:pPr>
+        <w:pStyle w:val="a9"/>
+      </w:pPr>
+      <w:r>
+        <w:t xml:space="preserve">图二为本发明端点溯源图日志和网络流联合的APT攻击链重构方法及装置的系统流程图；</w:t>
+      </w:r>
+    </w:p>
+    <w:p>
+      <w:pPr>
+        <w:pStyle w:val="a9"/>
+      </w:pPr>
+      <w:r>
+        <w:t xml:space="preserve">图三为本发明端点溯源图日志和网络流联合的APT攻击链重构方法及装置的检测效果图；</w:t>
+      </w:r>
+    </w:p>
+    <w:p>
+      <w:pPr>
+        <w:pStyle w:val="2"/>
+      </w:pPr>
+      <w:bookmarkStart w:id="26" w:name="具体实施方式"/>
+      <w:bookmarkEnd w:id="26"/>
+      <w:r>
+        <w:t xml:space="preserve">具体实施方式</w:t>
+      </w:r>
+    </w:p>
+    <w:p>
+      <w:pPr>
+        <w:pStyle w:val="FirstParagraph"/>
+      </w:pPr>
+      <w:r>
+        <w:t xml:space="preserve">图1</w:t>
       </w:r>
     </w:p>
     <w:p>
@@ -158,7 +4499,7 @@
                     </pic:cNvPicPr>
                   </pic:nvPicPr>
                   <pic:blipFill>
-                    <a:blip r:embed="rId25"/>
+                    <a:blip r:embed="rId27"/>
                     <a:stretch>
                       <a:fillRect/>
                     </a:stretch>
@@ -195,1921 +4536,10 @@
     </w:p>
     <w:p>
       <w:pPr>
-        <w:pStyle w:val="3"/>
-      </w:pPr>
-      <w:bookmarkStart w:id="26" w:name="多源数据采集与接入模块"/>
-      <w:bookmarkEnd w:id="26"/>
-      <w:r>
-        <w:t xml:space="preserve">1、多源数据采集与接入模块</w:t>
-      </w:r>
-    </w:p>
-    <w:p>
-      <w:pPr>
-        <w:pStyle w:val="FirstParagraph"/>
-      </w:pPr>
-      <w:r>
-        <w:t xml:space="preserve">多源数据采集与接入模块用于接收端点侧、日志侧和网络侧的原始安全数据。端点侧数据可以包括进程启动事件、父子进程关系、命令行参数、文件读写事件、服务创建事件、账号登录事件、Socket创建事件和本地安全告警；日志侧数据可以包括操作系统日志、认证日志、应用日志、代理日志、防火墙日志和安全设备告警；网络侧数据可以包括NetFlow、IPFIX、Zeek日志、DNS请求记录、TLS握手摘要、HTTP元数据和加密流量会话摘要。</w:t>
-      </w:r>
-    </w:p>
-    <w:p>
-      <w:pPr>
-        <w:pStyle w:val="a9"/>
-      </w:pPr>
-      <w:r>
-        <w:t xml:space="preserve">本模块先将不同来源的数据按照时间窗口接入缓存，随后保留原始记录索引，最后为每条事件分配来源标识、采集时间、原始时间、可信等级和处理状态。通过该方式，系统能够在后续分析中追溯每一条边和每一个节点对应的原始证据，避免重构结果脱离原始日志。</w:t>
-      </w:r>
-    </w:p>
-    <w:p>
-      <w:pPr>
-        <w:pStyle w:val="a9"/>
-      </w:pPr>
-      <w:r>
-        <w:t xml:space="preserve">① 数据接入。</w:t>
-      </w:r>
-    </w:p>
-    <w:p>
-      <w:pPr>
-        <w:pStyle w:val="a9"/>
-      </w:pPr>
-      <w:r>
-        <w:t xml:space="preserve">本阶段主要任务是将不同采集通道的数据统一接入到事件缓冲区。对于端点代理上报的事件，系统保留主机标识、进程标识、父进程标识、账号标识、命令行、文件路径和事件时间；对于日志系统推送的记录，系统保留日志来源、字段名称、日志级别、事件编号和原始文本；对于网络流数据，系统保留五元组、会话开始时间、会话结束时间、字节数、包数、域名、证书指纹和方向信息。</w:t>
-      </w:r>
-    </w:p>
-    <w:p>
-      <w:pPr>
-        <w:pStyle w:val="a9"/>
-      </w:pPr>
-      <w:r>
-        <w:t xml:space="preserve">② 质量标记。</w:t>
-      </w:r>
-    </w:p>
-    <w:p>
-      <w:pPr>
-        <w:pStyle w:val="a9"/>
-      </w:pPr>
-      <w:r>
-        <w:t xml:space="preserve">本阶段对输入数据进行基础质量评估。第一步，判断事件是否存在必要字段缺失，例如时间戳缺失、主机标识缺失或五元组缺失。第二步，判断事件是否存在明显格式异常，例如端口范围错误、时间字段无法解析或进程标识不符合系统格式。第三步，为不同来源分配来源质量标记，例如“完整”“缺字段”“延迟到达”“来源不稳定”。这一步骤的优势在于，后续计算链路置信度时可以引入数据来源质量，避免把不完整日志与完整证据等同处理。</w:t>
-      </w:r>
-    </w:p>
-    <w:p>
-      <w:pPr>
-        <w:pStyle w:val="a9"/>
-      </w:pPr>
-      <w:r>
-        <w:t xml:space="preserve">③ 时间窗口组织。</w:t>
-      </w:r>
-    </w:p>
-    <w:p>
-      <w:pPr>
-        <w:pStyle w:val="a9"/>
-      </w:pPr>
-      <w:r>
-        <w:t xml:space="preserve">本阶段按照滑动时间窗口组织事件。系统可以采用固定长度窗口，也可以采用业务场景自适应窗口。对于APT攻击链重构，短窗口用于发现局部因果关系，长窗口用于连接低频、慢速和分散出现的攻击行为。系统对每个窗口保留窗口编号、起止时间、事件数量、活跃主机数量和活跃账号数量，为后续增量构图提供基础。</w:t>
-      </w:r>
-    </w:p>
-    <w:p>
-      <w:pPr>
-        <w:pStyle w:val="3"/>
-      </w:pPr>
-      <w:bookmarkStart w:id="27" w:name="字段标准化与时间对齐模块"/>
-      <w:bookmarkEnd w:id="27"/>
-      <w:r>
-        <w:t xml:space="preserve">2、字段标准化与时间对齐模块</w:t>
-      </w:r>
-    </w:p>
-    <w:p>
-      <w:pPr>
-        <w:pStyle w:val="FirstParagraph"/>
-      </w:pPr>
-      <w:r>
-        <w:t xml:space="preserve">字段标准化与时间对齐模块用于把不同来源、不同格式和不同粒度的事件转化为统一事件对象。统一事件对象至少包括事件编号、事件时间、来源类型、主体实体、客体实体、动作类型、主机标识、账号标识、进程信息、文件信息、网络五元组、域名信息、原始证据引用和数据质量标记。</w:t>
-      </w:r>
-    </w:p>
-    <w:p>
-      <w:pPr>
-        <w:pStyle w:val="a9"/>
-      </w:pPr>
-      <w:r>
-        <w:t xml:space="preserve">本模块先建立字段映射表，随后将各类事件映射为统一字段，最后对多源时间戳进行对齐。通过字段标准化，端点侧“进程访问文件”、日志侧“账号登录主机”和网络侧“主机访问域名”能够进入同一处理流程；通过时间对齐，不同采集器之间的时间偏差可以被限制在可解释范围内。</w:t>
-      </w:r>
-    </w:p>
-    <w:p>
-      <w:pPr>
-        <w:pStyle w:val="a9"/>
-      </w:pPr>
-      <w:r>
-        <w:t xml:space="preserve">① 字段映射。</w:t>
-      </w:r>
-    </w:p>
-    <w:p>
-      <w:pPr>
-        <w:pStyle w:val="a9"/>
-      </w:pPr>
-      <w:r>
-        <w:t xml:space="preserve">不同安全设备对同一含义字段常使用不同名称。例如端点日志可能使用process_id表示进程编号，系统日志可能使用pid表示进程编号，网络设备可能只记录主机地址和连接端口。本发明采用字段映射表将其统一为标准字段。字段映射表包括来源字段、目标字段、字段类型、转换函数、缺失处理方式和置信等级。对于无法直接映射的字段，系统保留在扩展字段中，不强行丢弃。</w:t>
-      </w:r>
-    </w:p>
-    <w:p>
-      <w:pPr>
-        <w:pStyle w:val="a9"/>
-      </w:pPr>
-      <w:r>
-        <w:t xml:space="preserve">② 动作归一。</w:t>
-      </w:r>
-    </w:p>
-    <w:p>
-      <w:pPr>
-        <w:pStyle w:val="a9"/>
-      </w:pPr>
-      <w:r>
-        <w:t xml:space="preserve">不同数据源的动作名称也需要归一。例如“process_create”“exec”“start process”均可归一为“执行”；“dns_query”“resolve”“域名解析”均可归一为“解析”；“connect”“flow_start”“外联会话”均可归一为“连接”。动作归一后，系统可以基于统一的动作类型构建边，而不依赖某一种采集器的专有字段。</w:t>
-      </w:r>
-    </w:p>
-    <w:p>
-      <w:pPr>
-        <w:pStyle w:val="a9"/>
-      </w:pPr>
-      <w:r>
-        <w:t xml:space="preserve">③ 时间对齐。</w:t>
-      </w:r>
-    </w:p>
-    <w:p>
-      <w:pPr>
-        <w:pStyle w:val="a9"/>
-      </w:pPr>
-      <w:r>
-        <w:t xml:space="preserve">多源日志的时间戳可能存在秒级或分钟级偏差。本发明对事件时间引入时间偏移量估计。对于同一主机或同一会话中可匹配的端点事件和网络事件，系统根据相邻事件的出现顺序估计来源偏移量，并在后续窗口中进行修正。若偏移无法确认，则保留原始时间并增加时间不确定性标记。时间对齐不是为了改变原始证据，而是为了让路径搜索能够在合理窗口内连接同一攻击行为。</w:t>
-      </w:r>
-    </w:p>
-    <w:p>
-      <w:pPr>
-        <w:pStyle w:val="3"/>
-      </w:pPr>
-      <w:bookmarkStart w:id="28" w:name="实体绑定与跨源关联模块"/>
-      <w:bookmarkEnd w:id="28"/>
-      <w:r>
-        <w:t xml:space="preserve">3、实体绑定与跨源关联模块</w:t>
-      </w:r>
-    </w:p>
-    <w:p>
-      <w:pPr>
-        <w:pStyle w:val="FirstParagraph"/>
-      </w:pPr>
-      <w:r>
-        <w:t xml:space="preserve">实体绑定与跨源关联模块用于把不同事件中出现的同一对象归并为统一实体。统一实体可以是主机、账号、进程、文件、域名、IP地址、证书、Socket、网络流会话或告警对象。实体绑定的核心目标是让同一攻击活动在不同数据源中的表现能够被连接到同一图结构中。</w:t>
-      </w:r>
-    </w:p>
-    <w:p>
-      <w:pPr>
-        <w:pStyle w:val="a9"/>
-      </w:pPr>
-      <w:r>
-        <w:t xml:space="preserve">本模块先从统一事件对象中抽取实体，随后生成实体候选键，最后根据精确标识、时间邻近关系、资产上下文和网络会话关系计算绑定置信度。通过实体绑定，网络侧的一条外联会话可以被关联到端点侧的具体进程，认证日志中的账号登录可以被关联到主机上的进程活动，域名解析可以被关联到后续的网络流会话。</w:t>
-      </w:r>
-    </w:p>
-    <w:p>
-      <w:pPr>
-        <w:pStyle w:val="a9"/>
-      </w:pPr>
-      <w:r>
-        <w:t xml:space="preserve">实体绑定置信度可以采用如下形式表示：</w:t>
-      </w:r>
-    </w:p>
-    <w:p>
-      <w:pPr>
-        <w:pStyle w:val="a9"/>
-      </w:pPr>
-      <m:oMathPara>
-        <m:oMathParaPr>
-          <m:jc m:val="center"/>
-        </m:oMathParaPr>
-        <m:oMath>
-          <m:sSub>
-            <m:e>
-              <m:r>
-                <m:t>C</m:t>
-              </m:r>
-            </m:e>
-            <m:sub>
-              <m:r>
-                <m:t>b</m:t>
-              </m:r>
-              <m:r>
-                <m:t>i</m:t>
-              </m:r>
-              <m:r>
-                <m:t>n</m:t>
-              </m:r>
-              <m:r>
-                <m:t>d</m:t>
-              </m:r>
-            </m:sub>
-          </m:sSub>
-          <m:r>
-            <m:t>=</m:t>
-          </m:r>
-          <m:sSub>
-            <m:e>
-              <m:r>
-                <m:t>w</m:t>
-              </m:r>
-            </m:e>
-            <m:sub>
-              <m:r>
-                <m:t>1</m:t>
-              </m:r>
-            </m:sub>
-          </m:sSub>
-          <m:sSub>
-            <m:e>
-              <m:r>
-                <m:t>I</m:t>
-              </m:r>
-            </m:e>
-            <m:sub>
-              <m:r>
-                <m:t>i</m:t>
-              </m:r>
-              <m:r>
-                <m:t>d</m:t>
-              </m:r>
-            </m:sub>
-          </m:sSub>
-          <m:r>
-            <m:t>+</m:t>
-          </m:r>
-          <m:sSub>
-            <m:e>
-              <m:r>
-                <m:t>w</m:t>
-              </m:r>
-            </m:e>
-            <m:sub>
-              <m:r>
-                <m:t>2</m:t>
-              </m:r>
-            </m:sub>
-          </m:sSub>
-          <m:sSub>
-            <m:e>
-              <m:r>
-                <m:t>I</m:t>
-              </m:r>
-            </m:e>
-            <m:sub>
-              <m:r>
-                <m:t>t</m:t>
-              </m:r>
-              <m:r>
-                <m:t>i</m:t>
-              </m:r>
-              <m:r>
-                <m:t>m</m:t>
-              </m:r>
-              <m:r>
-                <m:t>e</m:t>
-              </m:r>
-            </m:sub>
-          </m:sSub>
-          <m:r>
-            <m:t>+</m:t>
-          </m:r>
-          <m:sSub>
-            <m:e>
-              <m:r>
-                <m:t>w</m:t>
-              </m:r>
-            </m:e>
-            <m:sub>
-              <m:r>
-                <m:t>3</m:t>
-              </m:r>
-            </m:sub>
-          </m:sSub>
-          <m:sSub>
-            <m:e>
-              <m:r>
-                <m:t>I</m:t>
-              </m:r>
-            </m:e>
-            <m:sub>
-              <m:r>
-                <m:t>a</m:t>
-              </m:r>
-              <m:r>
-                <m:t>s</m:t>
-              </m:r>
-              <m:r>
-                <m:t>s</m:t>
-              </m:r>
-              <m:r>
-                <m:t>e</m:t>
-              </m:r>
-              <m:r>
-                <m:t>t</m:t>
-              </m:r>
-            </m:sub>
-          </m:sSub>
-          <m:r>
-            <m:t>+</m:t>
-          </m:r>
-          <m:sSub>
-            <m:e>
-              <m:r>
-                <m:t>w</m:t>
-              </m:r>
-            </m:e>
-            <m:sub>
-              <m:r>
-                <m:t>4</m:t>
-              </m:r>
-            </m:sub>
-          </m:sSub>
-          <m:sSub>
-            <m:e>
-              <m:r>
-                <m:t>I</m:t>
-              </m:r>
-            </m:e>
-            <m:sub>
-              <m:r>
-                <m:t>f</m:t>
-              </m:r>
-              <m:r>
-                <m:t>l</m:t>
-              </m:r>
-              <m:r>
-                <m:t>o</m:t>
-              </m:r>
-              <m:r>
-                <m:t>w</m:t>
-              </m:r>
-            </m:sub>
-          </m:sSub>
-          <m:r>
-            <m:t>+</m:t>
-          </m:r>
-          <m:sSub>
-            <m:e>
-              <m:r>
-                <m:t>w</m:t>
-              </m:r>
-            </m:e>
-            <m:sub>
-              <m:r>
-                <m:t>5</m:t>
-              </m:r>
-            </m:sub>
-          </m:sSub>
-          <m:sSub>
-            <m:e>
-              <m:r>
-                <m:t>I</m:t>
-              </m:r>
-            </m:e>
-            <m:sub>
-              <m:r>
-                <m:t>c</m:t>
-              </m:r>
-              <m:r>
-                <m:t>o</m:t>
-              </m:r>
-              <m:r>
-                <m:t>n</m:t>
-              </m:r>
-              <m:r>
-                <m:t>t</m:t>
-              </m:r>
-              <m:r>
-                <m:t>e</m:t>
-              </m:r>
-              <m:r>
-                <m:t>x</m:t>
-              </m:r>
-              <m:r>
-                <m:t>t</m:t>
-              </m:r>
-            </m:sub>
-          </m:sSub>
-        </m:oMath>
-      </m:oMathPara>
-    </w:p>
-    <w:p>
-      <w:pPr>
-        <w:pStyle w:val="FirstParagraph"/>
-      </w:pPr>
-      <w:r>
-        <w:t xml:space="preserve">其中，</w:t>
-      </w:r>
-      <m:oMath>
-        <m:sSub>
-          <m:e>
-            <m:r>
-              <m:t>I</m:t>
-            </m:r>
-          </m:e>
-          <m:sub>
-            <m:r>
-              <m:t>i</m:t>
-            </m:r>
-            <m:r>
-              <m:t>d</m:t>
-            </m:r>
-          </m:sub>
-        </m:sSub>
-      </m:oMath>
-      <w:r>
-        <w:t xml:space="preserve">表示精确标识匹配得分，</w:t>
-      </w:r>
-      <m:oMath>
-        <m:sSub>
-          <m:e>
-            <m:r>
-              <m:t>I</m:t>
-            </m:r>
-          </m:e>
-          <m:sub>
-            <m:r>
-              <m:t>t</m:t>
-            </m:r>
-            <m:r>
-              <m:t>i</m:t>
-            </m:r>
-            <m:r>
-              <m:t>m</m:t>
-            </m:r>
-            <m:r>
-              <m:t>e</m:t>
-            </m:r>
-          </m:sub>
-        </m:sSub>
-      </m:oMath>
-      <w:r>
-        <w:t xml:space="preserve">表示时间邻近得分，</w:t>
-      </w:r>
-      <m:oMath>
-        <m:sSub>
-          <m:e>
-            <m:r>
-              <m:t>I</m:t>
-            </m:r>
-          </m:e>
-          <m:sub>
-            <m:r>
-              <m:t>a</m:t>
-            </m:r>
-            <m:r>
-              <m:t>s</m:t>
-            </m:r>
-            <m:r>
-              <m:t>s</m:t>
-            </m:r>
-            <m:r>
-              <m:t>e</m:t>
-            </m:r>
-            <m:r>
-              <m:t>t</m:t>
-            </m:r>
-          </m:sub>
-        </m:sSub>
-      </m:oMath>
-      <w:r>
-        <w:t xml:space="preserve">表示资产上下文一致性得分，</w:t>
-      </w:r>
-      <m:oMath>
-        <m:sSub>
-          <m:e>
-            <m:r>
-              <m:t>I</m:t>
-            </m:r>
-          </m:e>
-          <m:sub>
-            <m:r>
-              <m:t>f</m:t>
-            </m:r>
-            <m:r>
-              <m:t>l</m:t>
-            </m:r>
-            <m:r>
-              <m:t>o</m:t>
-            </m:r>
-            <m:r>
-              <m:t>w</m:t>
-            </m:r>
-          </m:sub>
-        </m:sSub>
-      </m:oMath>
-      <w:r>
-        <w:t xml:space="preserve">表示网络五元组或Socket映射得分，</w:t>
-      </w:r>
-      <m:oMath>
-        <m:sSub>
-          <m:e>
-            <m:r>
-              <m:t>I</m:t>
-            </m:r>
-          </m:e>
-          <m:sub>
-            <m:r>
-              <m:t>c</m:t>
-            </m:r>
-            <m:r>
-              <m:t>o</m:t>
-            </m:r>
-            <m:r>
-              <m:t>n</m:t>
-            </m:r>
-            <m:r>
-              <m:t>t</m:t>
-            </m:r>
-            <m:r>
-              <m:t>e</m:t>
-            </m:r>
-            <m:r>
-              <m:t>x</m:t>
-            </m:r>
-            <m:r>
-              <m:t>t</m:t>
-            </m:r>
-          </m:sub>
-        </m:sSub>
-      </m:oMath>
-      <w:r>
-        <w:t xml:space="preserve">表示进程、账号、域名等上下文一致性得分，</w:t>
-      </w:r>
-      <m:oMath>
-        <m:sSub>
-          <m:e>
-            <m:r>
-              <m:t>w</m:t>
-            </m:r>
-          </m:e>
-          <m:sub>
-            <m:r>
-              <m:t>1</m:t>
-            </m:r>
-          </m:sub>
-        </m:sSub>
-      </m:oMath>
-      <w:r>
-        <w:t xml:space="preserve">至</w:t>
-      </w:r>
-      <m:oMath>
-        <m:sSub>
-          <m:e>
-            <m:r>
-              <m:t>w</m:t>
-            </m:r>
-          </m:e>
-          <m:sub>
-            <m:r>
-              <m:t>5</m:t>
-            </m:r>
-          </m:sub>
-        </m:sSub>
-      </m:oMath>
-      <w:r>
-        <w:t xml:space="preserve">为可配置权重。若</w:t>
-      </w:r>
-      <m:oMath>
-        <m:sSub>
-          <m:e>
-            <m:r>
-              <m:t>C</m:t>
-            </m:r>
-          </m:e>
-          <m:sub>
-            <m:r>
-              <m:t>b</m:t>
-            </m:r>
-            <m:r>
-              <m:t>i</m:t>
-            </m:r>
-            <m:r>
-              <m:t>n</m:t>
-            </m:r>
-            <m:r>
-              <m:t>d</m:t>
-            </m:r>
-          </m:sub>
-        </m:sSub>
-      </m:oMath>
-      <w:r>
-        <w:t xml:space="preserve">高于实体绑定阈值，则将候选对象绑定为同一实体；若低于阈值但存在部分证据支持，则保留为候选实体，不强制合并。</w:t>
-      </w:r>
-    </w:p>
-    <w:p>
-      <w:pPr>
-        <w:pStyle w:val="a9"/>
-      </w:pPr>
-      <w:r>
-        <w:t xml:space="preserve">① 精确标识绑定。</w:t>
-      </w:r>
-    </w:p>
-    <w:p>
-      <w:pPr>
-        <w:pStyle w:val="a9"/>
-      </w:pPr>
-      <w:r>
-        <w:t xml:space="preserve">对于主机标识、账号SID、进程ID、父进程ID、文件哈希、证书指纹、会话ID等具有明确语义的字段，系统优先采用精确标识进行绑定。例如，同一主机上同一进程ID和同一启动时间对应的进程事件可以绑定为同一进程实体；同一文件路径和同一文件哈希可以绑定为同一文件实体。</w:t>
-      </w:r>
-    </w:p>
-    <w:p>
-      <w:pPr>
-        <w:pStyle w:val="a9"/>
-      </w:pPr>
-      <w:r>
-        <w:t xml:space="preserve">② 网络会话绑定。</w:t>
-      </w:r>
-    </w:p>
-    <w:p>
-      <w:pPr>
-        <w:pStyle w:val="a9"/>
-      </w:pPr>
-      <w:r>
-        <w:t xml:space="preserve">网络侧记录通常不直接包含端点进程信息。系统通过主机地址、端口、协议、时间窗口和Socket事件进行绑定。当端点记录显示某进程在某一时间创建本地Socket，同时网络流记录显示相同五元组在相邻时间出现，则可以将该网络流绑定到该进程。对于端口复用或地址转换场景，系统保留多个候选绑定，并根据后续证据调整置信度。</w:t>
-      </w:r>
-    </w:p>
-    <w:p>
-      <w:pPr>
-        <w:pStyle w:val="a9"/>
-      </w:pPr>
-      <w:r>
-        <w:t xml:space="preserve">③ 上下文绑定。</w:t>
-      </w:r>
-    </w:p>
-    <w:p>
-      <w:pPr>
-        <w:pStyle w:val="a9"/>
-      </w:pPr>
-      <w:r>
-        <w:t xml:space="preserve">攻击链重构不能只依赖单个字段。系统还结合资产所属业务、账号权限、登录来源、进程父子关系、文件目录、域名解析链和告警标签进行上下文绑定。例如，某账号在短时间内登录两台主机，随后两台主机出现相同外联域名和相似命令行，则这些事件可以被提高关联置信度。该机制能够增强跨主机、跨阶段攻击链的连续性。</w:t>
-      </w:r>
-    </w:p>
-    <w:p>
-      <w:pPr>
-        <w:pStyle w:val="3"/>
-      </w:pPr>
-      <w:bookmarkStart w:id="29" w:name="统一时序证据图构建模块"/>
-      <w:bookmarkEnd w:id="29"/>
-      <w:r>
-        <w:t xml:space="preserve">4、统一时序证据图构建模块</w:t>
-      </w:r>
-    </w:p>
-    <w:p>
-      <w:pPr>
-        <w:pStyle w:val="FirstParagraph"/>
-      </w:pPr>
-      <w:r>
-        <w:t xml:space="preserve">统一时序证据图构建模块用于将统一事件对象和统一实体转化为异构图结构。图中的节点表示实体或事件，边表示实体之间的动作关系、因果关系、通信关系或归属关系。该图不是简单汇总所有日志，而是按照时间顺序、实体关系和证据来源组织可追溯的调查图。</w:t>
-      </w:r>
-    </w:p>
-    <w:p>
-      <w:pPr>
-        <w:pStyle w:val="a9"/>
-      </w:pPr>
-      <w:r>
-        <w:t xml:space="preserve">节点类型包括但不限于进程节点、文件节点、账号节点、主机节点、域名节点、IP节点、证书节点、流会话节点和告警节点。边类型包括但不限于创建、执行、读取、写入、删除、登录、解析、连接、关联、命中、归属、父子进程、同会话和同主机。每条边至少记录边类型、事件时间、来源通道、证据引用、风险分、可信度和是否可压缩标记。</w:t>
-      </w:r>
-    </w:p>
-    <w:p>
-      <w:pPr>
-        <w:pStyle w:val="a9"/>
-      </w:pPr>
-      <w:r>
-        <w:t xml:space="preserve">图构建过程包括增量构建和窗口维护。系统在每个时间窗口内增量添加节点和边，并更新已有节点和边的统计属性。对于重复出现的正常行为，系统记录出现次数和出现周期；对于首次出现、低频出现、跨权限出现或命中告警的行为，系统提高边风险分。这样做可以避免在每个窗口重新构建全量图，降低处理开销。</w:t>
-      </w:r>
-    </w:p>
-    <w:p>
-      <w:pPr>
-        <w:pStyle w:val="a9"/>
-      </w:pPr>
-      <w:r>
-        <w:t xml:space="preserve">边风险得分可以采用如下形式：</w:t>
-      </w:r>
-    </w:p>
-    <w:p>
-      <w:pPr>
-        <w:pStyle w:val="a9"/>
-      </w:pPr>
-      <m:oMathPara>
-        <m:oMathParaPr>
-          <m:jc m:val="center"/>
-        </m:oMathParaPr>
-        <m:oMath>
-          <m:sSub>
-            <m:e>
-              <m:r>
-                <m:t>S</m:t>
-              </m:r>
-            </m:e>
-            <m:sub>
-              <m:r>
-                <m:t>e</m:t>
-              </m:r>
-              <m:r>
-                <m:t>d</m:t>
-              </m:r>
-              <m:r>
-                <m:t>g</m:t>
-              </m:r>
-              <m:r>
-                <m:t>e</m:t>
-              </m:r>
-            </m:sub>
-          </m:sSub>
-          <m:r>
-            <m:t>=</m:t>
-          </m:r>
-          <m:r>
-            <m:t>α</m:t>
-          </m:r>
-          <m:sSub>
-            <m:e>
-              <m:r>
-                <m:t>A</m:t>
-              </m:r>
-            </m:e>
-            <m:sub>
-              <m:r>
-                <m:t>e</m:t>
-              </m:r>
-            </m:sub>
-          </m:sSub>
-          <m:r>
-            <m:t>+</m:t>
-          </m:r>
-          <m:r>
-            <m:t>β</m:t>
-          </m:r>
-          <m:sSub>
-            <m:e>
-              <m:r>
-                <m:t>R</m:t>
-              </m:r>
-            </m:e>
-            <m:sub>
-              <m:r>
-                <m:t>e</m:t>
-              </m:r>
-            </m:sub>
-          </m:sSub>
-          <m:r>
-            <m:t>+</m:t>
-          </m:r>
-          <m:r>
-            <m:t>γ</m:t>
-          </m:r>
-          <m:sSub>
-            <m:e>
-              <m:r>
-                <m:t>L</m:t>
-              </m:r>
-            </m:e>
-            <m:sub>
-              <m:r>
-                <m:t>e</m:t>
-              </m:r>
-            </m:sub>
-          </m:sSub>
-          <m:r>
-            <m:t>+</m:t>
-          </m:r>
-          <m:r>
-            <m:t>δ</m:t>
-          </m:r>
-          <m:sSub>
-            <m:e>
-              <m:r>
-                <m:t>X</m:t>
-              </m:r>
-            </m:e>
-            <m:sub>
-              <m:r>
-                <m:t>e</m:t>
-              </m:r>
-            </m:sub>
-          </m:sSub>
-          <m:r>
-            <m:t>+</m:t>
-          </m:r>
-          <m:r>
-            <m:t>η</m:t>
-          </m:r>
-          <m:sSub>
-            <m:e>
-              <m:r>
-                <m:t>Q</m:t>
-              </m:r>
-            </m:e>
-            <m:sub>
-              <m:r>
-                <m:t>e</m:t>
-              </m:r>
-            </m:sub>
-          </m:sSub>
-        </m:oMath>
-      </m:oMathPara>
-    </w:p>
-    <w:p>
-      <w:pPr>
-        <w:pStyle w:val="FirstParagraph"/>
-      </w:pPr>
-      <w:r>
-        <w:t xml:space="preserve">其中，</w:t>
-      </w:r>
-      <m:oMath>
-        <m:sSub>
-          <m:e>
-            <m:r>
-              <m:t>A</m:t>
-            </m:r>
-          </m:e>
-          <m:sub>
-            <m:r>
-              <m:t>e</m:t>
-            </m:r>
-          </m:sub>
-        </m:sSub>
-      </m:oMath>
-      <w:r>
-        <w:t xml:space="preserve">表示边对应动作的异常程度，</w:t>
-      </w:r>
-      <m:oMath>
-        <m:sSub>
-          <m:e>
-            <m:r>
-              <m:t>R</m:t>
-            </m:r>
-          </m:e>
-          <m:sub>
-            <m:r>
-              <m:t>e</m:t>
-            </m:r>
-          </m:sub>
-        </m:sSub>
-      </m:oMath>
-      <w:r>
-        <w:t xml:space="preserve">表示实体敏感度，</w:t>
-      </w:r>
-      <m:oMath>
-        <m:sSub>
-          <m:e>
-            <m:r>
-              <m:t>L</m:t>
-            </m:r>
-          </m:e>
-          <m:sub>
-            <m:r>
-              <m:t>e</m:t>
-            </m:r>
-          </m:sub>
-        </m:sSub>
-      </m:oMath>
-      <w:r>
-        <w:t xml:space="preserve">表示行为稀有度，</w:t>
-      </w:r>
-      <m:oMath>
-        <m:sSub>
-          <m:e>
-            <m:r>
-              <m:t>X</m:t>
-            </m:r>
-          </m:e>
-          <m:sub>
-            <m:r>
-              <m:t>e</m:t>
-            </m:r>
-          </m:sub>
-        </m:sSub>
-      </m:oMath>
-      <w:r>
-        <w:t xml:space="preserve">表示跨主机或跨权限程度，</w:t>
-      </w:r>
-      <m:oMath>
-        <m:sSub>
-          <m:e>
-            <m:r>
-              <m:t>Q</m:t>
-            </m:r>
-          </m:e>
-          <m:sub>
-            <m:r>
-              <m:t>e</m:t>
-            </m:r>
-          </m:sub>
-        </m:sSub>
-      </m:oMath>
-      <w:r>
-        <w:t xml:space="preserve">表示来源质量，</w:t>
-      </w:r>
-      <m:oMath>
-        <m:r>
-          <m:t>α</m:t>
-        </m:r>
-      </m:oMath>
-      <w:r>
-        <w:t xml:space="preserve">至</w:t>
-      </w:r>
-      <m:oMath>
-        <m:r>
-          <m:t>η</m:t>
-        </m:r>
-      </m:oMath>
-      <w:r>
-        <w:t xml:space="preserve">为权重参数。该公式不限定具体模型，可以由规则、统计方法或机器学习模型实现。</w:t>
-      </w:r>
-    </w:p>
-    <w:p>
-      <w:pPr>
-        <w:pStyle w:val="a9"/>
-      </w:pPr>
-      <w:r>
-        <w:t xml:space="preserve">为了保持方案不过于复杂，本发明不要求必须采用深度图神经网络。统一时序证据图可以通过规则和统计方式构建，也可以在可选实施方式中引入图检索、路径排序模型或轻量图学习模型。保护重点在于端点溯源图日志、日志和网络流的统一建图流程，以及后续基线压缩和攻击链重构机制。</w:t>
-      </w:r>
-    </w:p>
-    <w:p>
-      <w:pPr>
-        <w:pStyle w:val="3"/>
-      </w:pPr>
-      <w:bookmarkStart w:id="30" w:name="正常行为基线压缩模块"/>
-      <w:bookmarkEnd w:id="30"/>
-      <w:r>
-        <w:t xml:space="preserve">5、正常行为基线压缩模块</w:t>
-      </w:r>
-    </w:p>
-    <w:p>
-      <w:pPr>
-        <w:pStyle w:val="FirstParagraph"/>
-      </w:pPr>
-      <w:r>
-        <w:t xml:space="preserve">正常行为基线压缩模块用于减少统一时序证据图中的高频正常边，降低攻击链搜索规模。实际企业环境中，操作系统服务、业务进程、固定运维账号和常规网络访问会产生大量重复依赖关系。如果不进行压缩，攻击链重构过程将被大量正常边淹没，导致搜索成本高、候选路径多、误报排除困难。</w:t>
-      </w:r>
-    </w:p>
-    <w:p>
-      <w:pPr>
-        <w:pStyle w:val="a9"/>
-      </w:pPr>
-      <w:r>
-        <w:t xml:space="preserve">本模块先从历史正常运行数据中建立正常行为基线，随后对当前图中的边进行基线匹配，最后对高频、稳定、低风险的边进行摘要化处理。摘要化并不是删除证据，而是将多条相似正常边折叠为一个摘要节点或摘要边，并保留数量、时间范围、来源和统计特征。对于敏感文件、特权账号、外联连接、告警命中、跨主机访问和低频行为，系统不进行压缩或降低压缩程度。</w:t>
-      </w:r>
-    </w:p>
-    <w:p>
-      <w:pPr>
-        <w:pStyle w:val="a9"/>
-      </w:pPr>
-      <w:r>
-        <w:t xml:space="preserve">基线匹配得分可以采用如下形式：</w:t>
-      </w:r>
-    </w:p>
-    <w:p>
-      <w:pPr>
-        <w:pStyle w:val="a9"/>
-      </w:pPr>
-      <m:oMathPara>
-        <m:oMathParaPr>
-          <m:jc m:val="center"/>
-        </m:oMathParaPr>
-        <m:oMath>
-          <m:r>
-            <m:t>B</m:t>
-          </m:r>
-          <m:r>
-            <m:t>(</m:t>
-          </m:r>
-          <m:r>
-            <m:t>e</m:t>
-          </m:r>
-          <m:r>
-            <m:t>)</m:t>
-          </m:r>
-          <m:r>
-            <m:t>=</m:t>
-          </m:r>
-          <m:sSub>
-            <m:e>
-              <m:r>
-                <m:t>λ</m:t>
-              </m:r>
-            </m:e>
-            <m:sub>
-              <m:r>
-                <m:t>1</m:t>
-              </m:r>
-            </m:sub>
-          </m:sSub>
-          <m:sSub>
-            <m:e>
-              <m:r>
-                <m:t>F</m:t>
-              </m:r>
-            </m:e>
-            <m:sub>
-              <m:r>
-                <m:t>e</m:t>
-              </m:r>
-            </m:sub>
-          </m:sSub>
-          <m:r>
-            <m:t>+</m:t>
-          </m:r>
-          <m:sSub>
-            <m:e>
-              <m:r>
-                <m:t>λ</m:t>
-              </m:r>
-            </m:e>
-            <m:sub>
-              <m:r>
-                <m:t>2</m:t>
-              </m:r>
-            </m:sub>
-          </m:sSub>
-          <m:sSub>
-            <m:e>
-              <m:r>
-                <m:t>P</m:t>
-              </m:r>
-            </m:e>
-            <m:sub>
-              <m:r>
-                <m:t>e</m:t>
-              </m:r>
-            </m:sub>
-          </m:sSub>
-          <m:r>
-            <m:t>+</m:t>
-          </m:r>
-          <m:sSub>
-            <m:e>
-              <m:r>
-                <m:t>λ</m:t>
-              </m:r>
-            </m:e>
-            <m:sub>
-              <m:r>
-                <m:t>3</m:t>
-              </m:r>
-            </m:sub>
-          </m:sSub>
-          <m:sSub>
-            <m:e>
-              <m:r>
-                <m:t>T</m:t>
-              </m:r>
-            </m:e>
-            <m:sub>
-              <m:r>
-                <m:t>e</m:t>
-              </m:r>
-            </m:sub>
-          </m:sSub>
-          <m:r>
-            <m:t>+</m:t>
-          </m:r>
-          <m:sSub>
-            <m:e>
-              <m:r>
-                <m:t>λ</m:t>
-              </m:r>
-            </m:e>
-            <m:sub>
-              <m:r>
-                <m:t>4</m:t>
-              </m:r>
-            </m:sub>
-          </m:sSub>
-          <m:sSub>
-            <m:e>
-              <m:r>
-                <m:t>H</m:t>
-              </m:r>
-            </m:e>
-            <m:sub>
-              <m:r>
-                <m:t>e</m:t>
-              </m:r>
-            </m:sub>
-          </m:sSub>
-        </m:oMath>
-      </m:oMathPara>
-    </w:p>
-    <w:p>
-      <w:pPr>
-        <w:pStyle w:val="FirstParagraph"/>
-      </w:pPr>
-      <w:r>
-        <w:t xml:space="preserve">其中，</w:t>
-      </w:r>
-      <m:oMath>
-        <m:sSub>
-          <m:e>
-            <m:r>
-              <m:t>F</m:t>
-            </m:r>
-          </m:e>
-          <m:sub>
-            <m:r>
-              <m:t>e</m:t>
-            </m:r>
-          </m:sub>
-        </m:sSub>
-      </m:oMath>
-      <w:r>
-        <w:t xml:space="preserve">表示边的历史出现频率，</w:t>
-      </w:r>
-      <m:oMath>
-        <m:sSub>
-          <m:e>
-            <m:r>
-              <m:t>P</m:t>
-            </m:r>
-          </m:e>
-          <m:sub>
-            <m:r>
-              <m:t>e</m:t>
-            </m:r>
-          </m:sub>
-        </m:sSub>
-      </m:oMath>
-      <w:r>
-        <w:t xml:space="preserve">表示周期稳定性，</w:t>
-      </w:r>
-      <m:oMath>
-        <m:sSub>
-          <m:e>
-            <m:r>
-              <m:t>T</m:t>
-            </m:r>
-          </m:e>
-          <m:sub>
-            <m:r>
-              <m:t>e</m:t>
-            </m:r>
-          </m:sub>
-        </m:sSub>
-      </m:oMath>
-      <w:r>
-        <w:t xml:space="preserve">表示时间段一致性，</w:t>
-      </w:r>
-      <m:oMath>
-        <m:sSub>
-          <m:e>
-            <m:r>
-              <m:t>H</m:t>
-            </m:r>
-          </m:e>
-          <m:sub>
-            <m:r>
-              <m:t>e</m:t>
-            </m:r>
-          </m:sub>
-        </m:sSub>
-      </m:oMath>
-      <w:r>
-        <w:t xml:space="preserve">表示主机或业务上下文一致性。若</w:t>
-      </w:r>
-      <m:oMath>
-        <m:r>
-          <m:t>B</m:t>
-        </m:r>
-        <m:r>
-          <m:t>(</m:t>
-        </m:r>
-        <m:r>
-          <m:t>e</m:t>
-        </m:r>
-        <m:r>
-          <m:t>)</m:t>
-        </m:r>
-      </m:oMath>
-      <w:r>
-        <w:t xml:space="preserve">高于正常阈值且</w:t>
-      </w:r>
-      <m:oMath>
-        <m:sSub>
-          <m:e>
-            <m:r>
-              <m:t>S</m:t>
-            </m:r>
-          </m:e>
-          <m:sub>
-            <m:r>
-              <m:t>e</m:t>
-            </m:r>
-            <m:r>
-              <m:t>d</m:t>
-            </m:r>
-            <m:r>
-              <m:t>g</m:t>
-            </m:r>
-            <m:r>
-              <m:t>e</m:t>
-            </m:r>
-          </m:sub>
-        </m:sSub>
-      </m:oMath>
-      <w:r>
-        <w:t xml:space="preserve">低于风险阈值，则该边可进入摘要化压缩流程；若</w:t>
-      </w:r>
-      <m:oMath>
-        <m:sSub>
-          <m:e>
-            <m:r>
-              <m:t>S</m:t>
-            </m:r>
-          </m:e>
-          <m:sub>
-            <m:r>
-              <m:t>e</m:t>
-            </m:r>
-            <m:r>
-              <m:t>d</m:t>
-            </m:r>
-            <m:r>
-              <m:t>g</m:t>
-            </m:r>
-            <m:r>
-              <m:t>e</m:t>
-            </m:r>
-          </m:sub>
-        </m:sSub>
-      </m:oMath>
-      <w:r>
-        <w:t xml:space="preserve">较高，即使</w:t>
-      </w:r>
-      <m:oMath>
-        <m:r>
-          <m:t>B</m:t>
-        </m:r>
-        <m:r>
-          <m:t>(</m:t>
-        </m:r>
-        <m:r>
-          <m:t>e</m:t>
-        </m:r>
-        <m:r>
-          <m:t>)</m:t>
-        </m:r>
-      </m:oMath>
-      <w:r>
-        <w:t xml:space="preserve">较高，也应保留原始边，以避免攻击者利用常见进程或常见账号隐藏攻击行为。</w:t>
-      </w:r>
-    </w:p>
-    <w:p>
-      <w:pPr>
-        <w:pStyle w:val="a9"/>
-      </w:pPr>
-      <w:r>
-        <w:t xml:space="preserve">① 正常模板构建。</w:t>
-      </w:r>
-    </w:p>
-    <w:p>
-      <w:pPr>
-        <w:pStyle w:val="a9"/>
-      </w:pPr>
-      <w:r>
-        <w:t xml:space="preserve">系统按主机组、业务系统、账号类型和进程族构建正常模板。正常模板不要求精确记录所有正常行为，而是记录在一定周期内稳定出现的关系模式。例如，系统服务访问固定配置文件、业务进程写入固定日志目录、运维账号在固定时间段登录固定服务器等均可形成模板。模板包含实体类型、动作类型、出现频率、时间分布和风险排除条件。</w:t>
-      </w:r>
-    </w:p>
-    <w:p>
-      <w:pPr>
-        <w:pStyle w:val="a9"/>
-      </w:pPr>
-      <w:r>
-        <w:t xml:space="preserve">② 图压缩。</w:t>
-      </w:r>
-    </w:p>
-    <w:p>
-      <w:pPr>
-        <w:pStyle w:val="a9"/>
-      </w:pPr>
-      <w:r>
-        <w:t xml:space="preserve">当某一类边与正常模板高度一致时，系统将其压缩为摘要结构。摘要结构保留“谁在什么时间范围内以何种方式重复访问了哪些对象”的统计信息。压缩后，攻击链搜索不再在这些普通重复边上展开，而是直接跳过或作为背景证据引用。对于可疑边，系统保留原始节点和边，确保攻击路径不会被压缩掉。</w:t>
-      </w:r>
-    </w:p>
-    <w:p>
-      <w:pPr>
-        <w:pStyle w:val="a9"/>
-      </w:pPr>
-      <w:r>
-        <w:t xml:space="preserve">③ 候选子图提取。</w:t>
-      </w:r>
-    </w:p>
-    <w:p>
-      <w:pPr>
-        <w:pStyle w:val="a9"/>
-      </w:pPr>
-      <w:r>
-        <w:t xml:space="preserve">压缩后，系统以高风险边、告警节点、外联会话、跨权限登录、异常进程和敏感文件为种子，提取其邻域子图作为候选调查图。候选子图的范围可由时间窗口、图距离、主机关联和账号关联共同决定。这样可以将全量图搜索转化为有限候选子图搜索，兼顾处理效率和攻击链完整性。</w:t>
-      </w:r>
-    </w:p>
-    <w:p>
-      <w:pPr>
-        <w:pStyle w:val="3"/>
-      </w:pPr>
-      <w:bookmarkStart w:id="31" w:name="攻击阶段判定与路径搜索模块"/>
-      <w:bookmarkEnd w:id="31"/>
-      <w:r>
-        <w:t xml:space="preserve">6、攻击阶段判定与路径搜索模块</w:t>
-      </w:r>
-    </w:p>
-    <w:p>
-      <w:pPr>
-        <w:pStyle w:val="FirstParagraph"/>
-      </w:pPr>
-      <w:r>
-        <w:t xml:space="preserve">攻击阶段判定与路径搜索模块用于从候选子图中识别符合攻击逻辑的路径。系统将节点和边映射到攻击阶段，例如初始访问、执行、持久化、权限提升、凭证访问、发现、横向移动、命令控制和数据外传。阶段映射可以基于动作类型、实体类型、规则标签、告警标签、域名访问、文件落地位置和账号权限变化等信息完成。</w:t>
-      </w:r>
-    </w:p>
-    <w:p>
-      <w:pPr>
-        <w:pStyle w:val="a9"/>
-      </w:pPr>
-      <w:r>
-        <w:t xml:space="preserve">本模块先对候选子图中的边进行阶段候选标记，随后依据时间顺序和因果依赖搜索候选路径，最后根据阶段一致性、证据强度、路径紧凑度和来源可信度计算攻击链得分。路径不要求覆盖所有阶段；当中间阶段缺少证据时，系统应输出缺失环节标记，而不是伪造确定结论。</w:t>
-      </w:r>
-    </w:p>
-    <w:p>
-      <w:pPr>
-        <w:pStyle w:val="a9"/>
-      </w:pPr>
-      <w:r>
-        <w:t xml:space="preserve">攻击链得分可以采用如下形式：</w:t>
-      </w:r>
-    </w:p>
-    <w:p>
-      <w:pPr>
-        <w:pStyle w:val="a9"/>
-      </w:pPr>
-      <m:oMathPara>
-        <m:oMathParaPr>
-          <m:jc m:val="center"/>
-        </m:oMathParaPr>
-        <m:oMath>
-          <m:r>
-            <m:t>R</m:t>
-          </m:r>
-          <m:r>
-            <m:t>(</m:t>
-          </m:r>
-          <m:r>
-            <m:t>P</m:t>
-          </m:r>
-          <m:r>
-            <m:t>)</m:t>
-          </m:r>
-          <m:r>
-            <m:t>=</m:t>
-          </m:r>
-          <m:sSub>
-            <m:e>
-              <m:r>
-                <m:t>μ</m:t>
-              </m:r>
-            </m:e>
-            <m:sub>
-              <m:r>
-                <m:t>1</m:t>
-              </m:r>
-            </m:sub>
-          </m:sSub>
-          <m:sSub>
-            <m:e>
-              <m:r>
-                <m:t>S</m:t>
-              </m:r>
-            </m:e>
-            <m:sub>
-              <m:r>
-                <m:t>s</m:t>
-              </m:r>
-              <m:r>
-                <m:t>t</m:t>
-              </m:r>
-              <m:r>
-                <m:t>a</m:t>
-              </m:r>
-              <m:r>
-                <m:t>g</m:t>
-              </m:r>
-              <m:r>
-                <m:t>e</m:t>
-              </m:r>
-            </m:sub>
-          </m:sSub>
-          <m:r>
-            <m:t>+</m:t>
-          </m:r>
-          <m:sSub>
-            <m:e>
-              <m:r>
-                <m:t>μ</m:t>
-              </m:r>
-            </m:e>
-            <m:sub>
-              <m:r>
-                <m:t>2</m:t>
-              </m:r>
-            </m:sub>
-          </m:sSub>
-          <m:sSub>
-            <m:e>
-              <m:r>
-                <m:t>S</m:t>
-              </m:r>
-            </m:e>
-            <m:sub>
-              <m:r>
-                <m:t>e</m:t>
-              </m:r>
-              <m:r>
-                <m:t>v</m:t>
-              </m:r>
-              <m:r>
-                <m:t>i</m:t>
-              </m:r>
-              <m:r>
-                <m:t>d</m:t>
-              </m:r>
-              <m:r>
-                <m:t>e</m:t>
-              </m:r>
-              <m:r>
-                <m:t>n</m:t>
-              </m:r>
-              <m:r>
-                <m:t>c</m:t>
-              </m:r>
-              <m:r>
-                <m:t>e</m:t>
-              </m:r>
-            </m:sub>
-          </m:sSub>
-          <m:r>
-            <m:t>+</m:t>
-          </m:r>
-          <m:sSub>
-            <m:e>
-              <m:r>
-                <m:t>μ</m:t>
-              </m:r>
-            </m:e>
-            <m:sub>
-              <m:r>
-                <m:t>3</m:t>
-              </m:r>
-            </m:sub>
-          </m:sSub>
-          <m:sSub>
-            <m:e>
-              <m:r>
-                <m:t>S</m:t>
-              </m:r>
-            </m:e>
-            <m:sub>
-              <m:r>
-                <m:t>t</m:t>
-              </m:r>
-              <m:r>
-                <m:t>i</m:t>
-              </m:r>
-              <m:r>
-                <m:t>m</m:t>
-              </m:r>
-              <m:r>
-                <m:t>e</m:t>
-              </m:r>
-            </m:sub>
-          </m:sSub>
-          <m:r>
-            <m:t>+</m:t>
-          </m:r>
-          <m:sSub>
-            <m:e>
-              <m:r>
-                <m:t>μ</m:t>
-              </m:r>
-            </m:e>
-            <m:sub>
-              <m:r>
-                <m:t>4</m:t>
-              </m:r>
-            </m:sub>
-          </m:sSub>
-          <m:sSub>
-            <m:e>
-              <m:r>
-                <m:t>S</m:t>
-              </m:r>
-            </m:e>
-            <m:sub>
-              <m:r>
-                <m:t>c</m:t>
-              </m:r>
-              <m:r>
-                <m:t>a</m:t>
-              </m:r>
-              <m:r>
-                <m:t>u</m:t>
-              </m:r>
-              <m:r>
-                <m:t>s</m:t>
-              </m:r>
-              <m:r>
-                <m:t>a</m:t>
-              </m:r>
-              <m:r>
-                <m:t>l</m:t>
-              </m:r>
-            </m:sub>
-          </m:sSub>
-          <m:r>
-            <m:t>+</m:t>
-          </m:r>
-          <m:sSub>
-            <m:e>
-              <m:r>
-                <m:t>μ</m:t>
-              </m:r>
-            </m:e>
-            <m:sub>
-              <m:r>
-                <m:t>5</m:t>
-              </m:r>
-            </m:sub>
-          </m:sSub>
-          <m:sSub>
-            <m:e>
-              <m:r>
-                <m:t>S</m:t>
-              </m:r>
-            </m:e>
-            <m:sub>
-              <m:r>
-                <m:t>c</m:t>
-              </m:r>
-              <m:r>
-                <m:t>o</m:t>
-              </m:r>
-              <m:r>
-                <m:t>m</m:t>
-              </m:r>
-              <m:r>
-                <m:t>p</m:t>
-              </m:r>
-              <m:r>
-                <m:t>a</m:t>
-              </m:r>
-              <m:r>
-                <m:t>c</m:t>
-              </m:r>
-              <m:r>
-                <m:t>t</m:t>
-              </m:r>
-            </m:sub>
-          </m:sSub>
-        </m:oMath>
-      </m:oMathPara>
-    </w:p>
-    <w:p>
-      <w:pPr>
-        <w:pStyle w:val="FirstParagraph"/>
-      </w:pPr>
-      <w:r>
-        <w:t xml:space="preserve">其中，</w:t>
-      </w:r>
-      <m:oMath>
-        <m:r>
-          <m:t>P</m:t>
-        </m:r>
-      </m:oMath>
-      <w:r>
-        <w:t xml:space="preserve">表示候选路径，</w:t>
-      </w:r>
-      <m:oMath>
-        <m:sSub>
-          <m:e>
-            <m:r>
-              <m:t>S</m:t>
-            </m:r>
-          </m:e>
-          <m:sub>
-            <m:r>
-              <m:t>s</m:t>
-            </m:r>
-            <m:r>
-              <m:t>t</m:t>
-            </m:r>
-            <m:r>
-              <m:t>a</m:t>
-            </m:r>
-            <m:r>
-              <m:t>g</m:t>
-            </m:r>
-            <m:r>
-              <m:t>e</m:t>
-            </m:r>
-          </m:sub>
-        </m:sSub>
-      </m:oMath>
-      <w:r>
-        <w:t xml:space="preserve">表示阶段顺序一致性，</w:t>
-      </w:r>
-      <m:oMath>
-        <m:sSub>
-          <m:e>
-            <m:r>
-              <m:t>S</m:t>
-            </m:r>
-          </m:e>
-          <m:sub>
-            <m:r>
-              <m:t>e</m:t>
-            </m:r>
-            <m:r>
-              <m:t>v</m:t>
-            </m:r>
-            <m:r>
-              <m:t>i</m:t>
-            </m:r>
-            <m:r>
-              <m:t>d</m:t>
-            </m:r>
-            <m:r>
-              <m:t>e</m:t>
-            </m:r>
-            <m:r>
-              <m:t>n</m:t>
-            </m:r>
-            <m:r>
-              <m:t>c</m:t>
-            </m:r>
-            <m:r>
-              <m:t>e</m:t>
-            </m:r>
-          </m:sub>
-        </m:sSub>
-      </m:oMath>
-      <w:r>
-        <w:t xml:space="preserve">表示证据强度，</w:t>
-      </w:r>
-      <m:oMath>
-        <m:sSub>
-          <m:e>
-            <m:r>
-              <m:t>S</m:t>
-            </m:r>
-          </m:e>
-          <m:sub>
-            <m:r>
-              <m:t>t</m:t>
-            </m:r>
-            <m:r>
-              <m:t>i</m:t>
-            </m:r>
-            <m:r>
-              <m:t>m</m:t>
-            </m:r>
-            <m:r>
-              <m:t>e</m:t>
-            </m:r>
-          </m:sub>
-        </m:sSub>
-      </m:oMath>
-      <w:r>
-        <w:t xml:space="preserve">表示时间连续性，</w:t>
-      </w:r>
-      <m:oMath>
-        <m:sSub>
-          <m:e>
-            <m:r>
-              <m:t>S</m:t>
-            </m:r>
-          </m:e>
-          <m:sub>
-            <m:r>
-              <m:t>c</m:t>
-            </m:r>
-            <m:r>
-              <m:t>a</m:t>
-            </m:r>
-            <m:r>
-              <m:t>u</m:t>
-            </m:r>
-            <m:r>
-              <m:t>s</m:t>
-            </m:r>
-            <m:r>
-              <m:t>a</m:t>
-            </m:r>
-            <m:r>
-              <m:t>l</m:t>
-            </m:r>
-          </m:sub>
-        </m:sSub>
-      </m:oMath>
-      <w:r>
-        <w:t xml:space="preserve">表示因果关系强度，</w:t>
-      </w:r>
-      <m:oMath>
-        <m:sSub>
-          <m:e>
-            <m:r>
-              <m:t>S</m:t>
-            </m:r>
-          </m:e>
-          <m:sub>
-            <m:r>
-              <m:t>c</m:t>
-            </m:r>
-            <m:r>
-              <m:t>o</m:t>
-            </m:r>
-            <m:r>
-              <m:t>m</m:t>
-            </m:r>
-            <m:r>
-              <m:t>p</m:t>
-            </m:r>
-            <m:r>
-              <m:t>a</m:t>
-            </m:r>
-            <m:r>
-              <m:t>c</m:t>
-            </m:r>
-            <m:r>
-              <m:t>t</m:t>
-            </m:r>
-          </m:sub>
-        </m:sSub>
-      </m:oMath>
-      <w:r>
-        <w:t xml:space="preserve">表示路径紧凑度，</w:t>
-      </w:r>
-      <m:oMath>
-        <m:sSub>
-          <m:e>
-            <m:r>
-              <m:t>μ</m:t>
-            </m:r>
-          </m:e>
-          <m:sub>
-            <m:r>
-              <m:t>1</m:t>
-            </m:r>
-          </m:sub>
-        </m:sSub>
-      </m:oMath>
-      <w:r>
-        <w:t xml:space="preserve">至</w:t>
-      </w:r>
-      <m:oMath>
-        <m:sSub>
-          <m:e>
-            <m:r>
-              <m:t>μ</m:t>
-            </m:r>
-          </m:e>
-          <m:sub>
-            <m:r>
-              <m:t>5</m:t>
-            </m:r>
-          </m:sub>
-        </m:sSub>
-      </m:oMath>
-      <w:r>
-        <w:t xml:space="preserve">为权重参数。该公式用于说明评分逻辑，不限定权重具体取值。</w:t>
-      </w:r>
-    </w:p>
-    <w:p>
-      <w:pPr>
-        <w:pStyle w:val="a9"/>
-      </w:pPr>
-      <w:r>
-        <w:t xml:space="preserve">① 阶段映射。</w:t>
-      </w:r>
-    </w:p>
-    <w:p>
-      <w:pPr>
-        <w:pStyle w:val="a9"/>
-      </w:pPr>
-      <w:r>
-        <w:t xml:space="preserve">对于“外部文档触发解释器执行脚本”一类边，系统可标记为初始访问或执行阶段；对于“异常进程写入启动目录、注册服务或计划任务”一类边，系统可标记为持久化阶段；对于“普通账号触发特权操作或访问凭证文件”一类边，系统可标记为权限提升或凭证访问阶段；对于“同一账号在多个主机之间快速登录并触发远程执行”一类边，系统可标记为横向移动阶段；对于“异常进程访问固定外部域名并形成周期性小流量会话”一类边，系统可标记为命令控制阶段。</w:t>
-      </w:r>
-    </w:p>
-    <w:p>
-      <w:pPr>
-        <w:pStyle w:val="a9"/>
-      </w:pPr>
-      <w:r>
-        <w:t xml:space="preserve">② 路径搜索。</w:t>
-      </w:r>
-    </w:p>
-    <w:p>
-      <w:pPr>
-        <w:pStyle w:val="a9"/>
-      </w:pPr>
-      <w:r>
-        <w:t xml:space="preserve">系统从高风险种子节点出发，在候选子图中搜索满足时间递增和因果可达的路径。路径搜索不应无限扩展，应受最大路径长度、最大时间间隔、最大图距离和最小证据强度限制。对于共享关键证据的相似路径，系统进行合并，减少重复结果。对于存在多个可能起点的路径，系统保留排名靠前的若干候选链，供分析员复核。</w:t>
-      </w:r>
-    </w:p>
-    <w:p>
-      <w:pPr>
-        <w:pStyle w:val="a9"/>
-      </w:pPr>
-      <w:r>
-        <w:t xml:space="preserve">③ 缺失环节标记。</w:t>
-      </w:r>
-    </w:p>
-    <w:p>
-      <w:pPr>
-        <w:pStyle w:val="a9"/>
-      </w:pPr>
-      <w:r>
-        <w:t xml:space="preserve">在真实场景中，并非所有阶段都能被采集到。例如端点代理离线、网络日志采样、认证日志缺失或时间漂移都可能导致链路断裂。本发明在路径输出中增加缺失环节标记。当两个阶段之间存在合理时间顺序和上下文关联，但缺少直接证据边时，系统可以输出“待确认缺失环节”，并标明需要补充的数据源。这一机制能够提升调查结果的诚实性和可复核性。</w:t>
-      </w:r>
-    </w:p>
-    <w:p>
-      <w:pPr>
-        <w:pStyle w:val="3"/>
-      </w:pPr>
-      <w:bookmarkStart w:id="32" w:name="证据包输出与反馈更新模块"/>
-      <w:bookmarkEnd w:id="32"/>
-      <w:r>
-        <w:t xml:space="preserve">7、证据包输出与反馈更新模块</w:t>
-      </w:r>
-    </w:p>
-    <w:p>
-      <w:pPr>
-        <w:pStyle w:val="FirstParagraph"/>
-      </w:pPr>
-      <w:r>
-        <w:t xml:space="preserve">证据包输出与反馈更新模块用于将攻击链重构结果转换为分析员可查看、可复核、可导出和可回写的结构化对象。证据包至少包括攻击链编号、起始时间、结束时间、涉及主机、涉及账号、涉及域名、涉及进程、关键节点、关键边、阶段序列、链路得分、证据来源、缺失环节和处置建议。</w:t>
-      </w:r>
-    </w:p>
-    <w:p>
-      <w:pPr>
-        <w:pStyle w:val="a9"/>
-      </w:pPr>
-      <w:r>
-        <w:t xml:space="preserve">本模块先将候选攻击链按照得分排序，随后对每条链生成摘要说明，最后导出为证据包。证据包不只给出“可疑”结论，还说明系统为什么认为该链可疑。例如，系统可指出某办公主机上的邮件客户端触发脚本解释器执行，随后脚本创建外联进程，该进程访问异常域名并与另一个主机的异常登录行为在时间上连续，从而构成初始访问、执行、命令控制和横向移动候选链。</w:t>
-      </w:r>
-    </w:p>
-    <w:p>
-      <w:pPr>
-        <w:pStyle w:val="a9"/>
-      </w:pPr>
-      <w:r>
-        <w:t xml:space="preserve">① 证据摘要。</w:t>
-      </w:r>
-    </w:p>
-    <w:p>
-      <w:pPr>
-        <w:pStyle w:val="a9"/>
-      </w:pPr>
-      <w:r>
-        <w:t xml:space="preserve">证据摘要以自然语言和结构化字段共同呈现。自然语言用于快速说明攻击链过程，结构化字段用于机器读取和工单联动。每条关键边都应保留原始证据引用，例如日志文件位置、事件编号、流记录编号、时间戳和采集来源。这样分析员能够从证据包直接回到原始日志，判断系统推断是否可靠。</w:t>
-      </w:r>
-    </w:p>
-    <w:p>
-      <w:pPr>
-        <w:pStyle w:val="a9"/>
-      </w:pPr>
-      <w:r>
-        <w:t xml:space="preserve">② 人工确认。</w:t>
-      </w:r>
-    </w:p>
-    <w:p>
-      <w:pPr>
-        <w:pStyle w:val="a9"/>
-      </w:pPr>
-      <w:r>
-        <w:t xml:space="preserve">分析员可以对攻击链、节点、边或阶段给出确认、误报、证据不足等标签。系统不要求人工一次性确认整条链，也允许只确认局部证据。例如确认某外联域名为正常业务，或者确认某进程链为恶意执行。局部确认结果同样可以用于更新基线和规则。</w:t>
-      </w:r>
-    </w:p>
-    <w:p>
-      <w:pPr>
-        <w:pStyle w:val="a9"/>
-      </w:pPr>
-      <w:r>
-        <w:t xml:space="preserve">③ 反馈更新。</w:t>
-      </w:r>
-    </w:p>
-    <w:p>
-      <w:pPr>
-        <w:pStyle w:val="a9"/>
-      </w:pPr>
-      <w:r>
-        <w:t xml:space="preserve">当攻击链被确认真实时，系统将关键节点、关键边、阶段模式和关联规则写入攻击模式库；当攻击链被判定为误报时，系统将相应业务上下文写入正常行为基线；当证据不足时，系统记录缺失数据源和缺失阶段，为后续采集策略调整提供依据。通过反馈更新，系统能够逐步适应不同单位的业务环境，降低重复误报。</w:t>
-      </w:r>
-    </w:p>
-    <w:p>
-      <w:pPr>
-        <w:pStyle w:val="a9"/>
-      </w:pPr>
-      <w:r>
-        <w:t xml:space="preserve">如图2所示，本发明的方法流程可以概括为：数据接入、时间对齐、字段归一、实体绑定、证据图构建、基线压缩、路径搜索、阶段判定和结果输出。</w:t>
+        <w:pStyle w:val="a9"/>
+      </w:pPr>
+      <w:r>
+        <w:t xml:space="preserve">图2</w:t>
       </w:r>
     </w:p>
     <w:p>
@@ -2132,7 +4562,7 @@
                     </pic:cNvPicPr>
                   </pic:nvPicPr>
                   <pic:blipFill>
-                    <a:blip r:embed="rId33"/>
+                    <a:blip r:embed="rId28"/>
                     <a:stretch>
                       <a:fillRect/>
                     </a:stretch>
@@ -2169,332 +4599,10 @@
     </w:p>
     <w:p>
       <w:pPr>
-        <w:pStyle w:val="3"/>
-      </w:pPr>
-      <w:bookmarkStart w:id="34" w:name="装置组成"/>
-      <w:bookmarkEnd w:id="34"/>
-      <w:r>
-        <w:t xml:space="preserve">8、装置组成</w:t>
-      </w:r>
-    </w:p>
-    <w:p>
-      <w:pPr>
-        <w:pStyle w:val="FirstParagraph"/>
-      </w:pPr>
-      <w:r>
-        <w:t xml:space="preserve">本发明还提供一种端点溯源图日志和网络流联合的APT攻击链重构装置。该装置包括多源数据采集模块、字段标准化模块、实体绑定模块、统一时序证据图构建模块、正常行为基线压缩模块、攻击链重构模块、证据包输出模块和反馈更新模块。各模块可以部署于同一服务器，也可以分布部署在端点代理、边缘节点、安全数据湖和安全运营平台中。</w:t>
-      </w:r>
-    </w:p>
-    <w:p>
-      <w:pPr>
-        <w:pStyle w:val="a9"/>
-      </w:pPr>
-      <w:r>
-        <w:t xml:space="preserve">多源数据采集模块用于接收端点溯源日志、主机安全日志和网络流会话数据，并对每条数据记录来源、时间和质量标记。字段标准化模块用于执行字段映射、动作归一、时间对齐和单位统一。实体绑定模块用于生成统一实体标识，维护实体候选集合和绑定置信度。统一时序证据图构建模块用于根据统一事件对象增量添加节点和边，形成可检索的时序证据图。</w:t>
-      </w:r>
-    </w:p>
-    <w:p>
-      <w:pPr>
-        <w:pStyle w:val="a9"/>
-      </w:pPr>
-      <w:r>
-        <w:t xml:space="preserve">正常行为基线压缩模块用于识别高频、稳定、低风险的正常行为边，并进行摘要化处理。攻击链重构模块用于基于候选子图、时间顺序、因果依赖和阶段约束搜索候选攻击链。证据包输出模块用于生成攻击链、关键证据、阶段置信度和缺失环节。反馈更新模块用于接收人工复核结果，并更新正常行为基线、攻击规则、实体置信度和路径评分参数。</w:t>
-      </w:r>
-    </w:p>
-    <w:p>
-      <w:pPr>
-        <w:pStyle w:val="a9"/>
-      </w:pPr>
-      <w:r>
-        <w:t xml:space="preserve">上述装置可以通过软件程序实现，也可以通过软件和硬件结合的方式实现。各模块之间可以通过消息队列、数据库、图数据库、流处理引擎或应用接口进行连接。本发明不限定具体数据库、操作系统、编程语言或采集器类型，只要能够实现上述数据流和处理流程，均属于本发明保护范围。</w:t>
-      </w:r>
-    </w:p>
-    <w:p>
-      <w:pPr>
-        <w:pStyle w:val="3"/>
-      </w:pPr>
-      <w:bookmarkStart w:id="35" w:name="数据结构与存储方式"/>
-      <w:bookmarkEnd w:id="35"/>
-      <w:r>
-        <w:t xml:space="preserve">9、数据结构与存储方式</w:t>
-      </w:r>
-    </w:p>
-    <w:p>
-      <w:pPr>
-        <w:pStyle w:val="FirstParagraph"/>
-      </w:pPr>
-      <w:r>
-        <w:t xml:space="preserve">为了使本发明能够在实际系统中稳定实现，统一时序证据图可以采用节点表、边表、证据表和攻击链表进行存储。节点表用于保存实体对象，至少包括节点编号、节点类型、主机编号、实体名称、首次出现时间、最近出现时间、风险等级、来源列表和标签集合。边表用于保存实体之间的关系，至少包括边编号、起点节点、终点节点、动作类型、事件时间、来源通道、证据引用、边风险分、是否压缩、压缩摘要编号和阶段候选标签。证据表用于保存原始证据引用，至少包括证据编号、原始日志位置、采集来源、原始时间、标准化时间、原始字段摘要和完整性标记。攻击链表用于保存重构结果，至少包括链编号、链路起点、链路终点、阶段序列、关键节点集合、关键边集合、链路得分、缺失环节、复核状态和更新时间。</w:t>
-      </w:r>
-    </w:p>
-    <w:p>
-      <w:pPr>
-        <w:pStyle w:val="a9"/>
-      </w:pPr>
-      <w:r>
-        <w:t xml:space="preserve">采用上述结构后，系统既可以使用图数据库直接保存节点和边，也可以使用关系数据库保存表结构，再通过索引完成路径检索。对于事件量较大的部署场景，系统可以将近期窗口保存在高性能存储中，将历史窗口转入低成本存储中；对于需要长期审计的证据包，系统可以只保存关键证据引用和摘要信息，避免全量复制原始日志。该存储方式能够在不改变本发明技术流程的情况下适配不同规模的网络环境。</w:t>
-      </w:r>
-    </w:p>
-    <w:p>
-      <w:pPr>
-        <w:pStyle w:val="a9"/>
-      </w:pPr>
-      <w:r>
-        <w:t xml:space="preserve">在一种优选实现中，节点编号可以由节点类型、主机编号、实体主键和时间片段共同生成，避免不同主机上相同进程编号被误认为同一实体。边编号可以由起点节点、终点节点、动作类型和事件时间共同生成，便于重复事件聚合。证据编号可以与原始日志偏移、日志文件标识或消息队列编号对应，便于后续审计。上述编号方式不是唯一实现，只要能够保证证据可追溯和实体可区分即可。</w:t>
-      </w:r>
-    </w:p>
-    <w:p>
-      <w:pPr>
-        <w:pStyle w:val="3"/>
-      </w:pPr>
-      <w:bookmarkStart w:id="36" w:name="阈值配置与轻量化实现"/>
-      <w:bookmarkEnd w:id="36"/>
-      <w:r>
-        <w:t xml:space="preserve">10、阈值配置与轻量化实现</w:t>
-      </w:r>
-    </w:p>
-    <w:p>
-      <w:pPr>
-        <w:pStyle w:val="FirstParagraph"/>
-      </w:pPr>
-      <w:r>
-        <w:t xml:space="preserve">本发明方案不要求一次性引入复杂模型，系统可以采用轻量规则和可配置阈值实现。主要阈值包括实体绑定阈值、边风险阈值、正常基线阈值、候选子图扩展阈值、最大路径长度、最大时间间隔、阶段一致性阈值和攻击链输出阈值。各阈值可以按业务系统、主机分组、账号类型和安全等级分别配置。例如，生产服务器对远程登录和外联行为可以设置更低风险阈值，办公终端对脚本执行和临时目录文件落地可以设置更敏感的检测条件。</w:t>
-      </w:r>
-    </w:p>
-    <w:p>
-      <w:pPr>
-        <w:pStyle w:val="a9"/>
-      </w:pPr>
-      <w:r>
-        <w:t xml:space="preserve">轻量化实现可以分为三层。第一层为快速筛查层，主要依据字段归一、实体绑定、边风险和告警命中筛选高风险事件。第二层为图关联层，围绕高风险事件抽取候选子图，不在全量图上进行复杂搜索。第三层为链路输出层，只对候选子图执行阶段判定和路径评分。通过这种分层方式，系统可以在较高事件吞吐下运行，同时保证对关键攻击链的重构能力。</w:t>
-      </w:r>
-    </w:p>
-    <w:p>
-      <w:pPr>
-        <w:pStyle w:val="a9"/>
-      </w:pPr>
-      <w:r>
-        <w:t xml:space="preserve">对于资源有限的环境，可以只保留端点日志、认证日志和网络流三类核心数据源；对于资源充分的环境，可以进一步加入DNS日志、代理日志、邮件日志、EDR告警和安全设备告警。数据源数量的变化不影响本发明核心流程，因为所有数据都会先转化为统一事件对象，再进入实体绑定和证据图构建流程。</w:t>
-      </w:r>
-    </w:p>
-    <w:p>
-      <w:pPr>
-        <w:pStyle w:val="3"/>
-      </w:pPr>
-      <w:bookmarkStart w:id="37" w:name="缺失证据与冲突证据处理"/>
-      <w:bookmarkEnd w:id="37"/>
-      <w:r>
-        <w:t xml:space="preserve">11、缺失证据与冲突证据处理</w:t>
-      </w:r>
-    </w:p>
-    <w:p>
-      <w:pPr>
-        <w:pStyle w:val="FirstParagraph"/>
-      </w:pPr>
-      <w:r>
-        <w:t xml:space="preserve">真实网络环境中，日志并不总是完整一致。某些主机可能未安装端点代理，某些网络设备可能只保留采样流量，某些认证日志可能存在延迟到达。为避免错误重构，本发明对缺失证据和冲突证据进行显式处理。缺失证据是指阶段之间存在时间和上下文连续性，但缺少直接事件边支撑；冲突证据是指不同来源对同一实体或同一事件给出不一致信息，例如同一时间窗口内出现多个候选进程绑定同一网络流。</w:t>
-      </w:r>
-    </w:p>
-    <w:p>
-      <w:pPr>
-        <w:pStyle w:val="a9"/>
-      </w:pPr>
-      <w:r>
-        <w:t xml:space="preserve">对于缺失证据，系统在攻击链中保留缺失环节标记，并记录推断依据和所需补充数据源。例如，某主机存在异常外联和后续横向登录，但缺少端点进程链，系统可以标注“外联触发进程缺失”，并提示补充端点Socket日志或进程创建日志。对于冲突证据，系统不直接选择单一结果，而是保留多个候选绑定并降低相应链路置信度，待后续证据或人工确认后再合并。</w:t>
-      </w:r>
-    </w:p>
-    <w:p>
-      <w:pPr>
-        <w:pStyle w:val="a9"/>
-      </w:pPr>
-      <w:r>
-        <w:t xml:space="preserve">通过这种处理方式，本发明能够避免在证据不足时输出过度确定的结论。安全分析员可以清楚看到哪些链路由实证支撑，哪些链路属于合理推断，哪些链路需要补充日志。该设计能够提高攻击链重构结果的可审计性，也便于在应急响应过程中说明证据边界。</w:t>
-      </w:r>
-    </w:p>
-    <w:p>
-      <w:pPr>
-        <w:pStyle w:val="3"/>
-      </w:pPr>
-      <w:bookmarkStart w:id="38" w:name="攻击链合并与去重"/>
-      <w:bookmarkEnd w:id="38"/>
-      <w:r>
-        <w:t xml:space="preserve">12、攻击链合并与去重</w:t>
-      </w:r>
-    </w:p>
-    <w:p>
-      <w:pPr>
-        <w:pStyle w:val="FirstParagraph"/>
-      </w:pPr>
-      <w:r>
-        <w:t xml:space="preserve">在实际运行中，同一攻击活动可能产生多条相似候选路径。例如同一恶意进程可能同时访问多个文件、解析多个域名并产生多条外联会话，若系统逐条输出，会增加分析员负担。因此，本发明设置攻击链合并与去重机制。系统根据关键节点重叠率、关键边重叠率、阶段序列相似度和时间范围重叠度判断多条候选链是否属于同一攻击活动。</w:t>
-      </w:r>
-    </w:p>
-    <w:p>
-      <w:pPr>
-        <w:pStyle w:val="a9"/>
-      </w:pPr>
-      <w:r>
-        <w:t xml:space="preserve">若多条候选链共享同一入口进程、同一账号或同一命令控制域名，并且阶段序列高度相似，则系统将其合并为一条主链，并将其他路径作为分支证据附加到证据包中。合并后的主链展示最能代表攻击过程的关键路径，分支证据用于说明攻击活动的扩展行为。这样既不会丢失证据，也不会让结果过于冗余。</w:t>
-      </w:r>
-    </w:p>
-    <w:p>
-      <w:pPr>
-        <w:pStyle w:val="a9"/>
-      </w:pPr>
-      <w:r>
-        <w:t xml:space="preserve">攻击链合并得分可以根据如下因素确定：入口实体是否相同、关键账号是否相同、外联域名是否相同、时间窗口是否重叠、阶段序列是否一致、处置建议是否相同。若合并得分超过阈值，则将候选链归并；否则保留为独立攻击链。该机制尤其适合APT攻击中“一个入口，多条后续行为”的场景。</w:t>
-      </w:r>
-    </w:p>
-    <w:p>
-      <w:pPr>
-        <w:pStyle w:val="3"/>
-      </w:pPr>
-      <w:bookmarkStart w:id="39" w:name="与安全运营流程的结合"/>
-      <w:bookmarkEnd w:id="39"/>
-      <w:r>
-        <w:t xml:space="preserve">13、与安全运营流程的结合</w:t>
-      </w:r>
-    </w:p>
-    <w:p>
-      <w:pPr>
-        <w:pStyle w:val="FirstParagraph"/>
-      </w:pPr>
-      <w:r>
-        <w:t xml:space="preserve">本发明不仅用于离线分析，也可以嵌入安全运营流程。系统输出证据包后，可以自动生成工单或事件单。工单中展示攻击链摘要、涉及资产、涉及账号、关键证据、风险等级、缺失环节和建议处置动作。建议处置动作可以包括隔离主机、禁用账号、封禁域名、提取文件样本、补充日志采集和发起进一步取证。</w:t>
-      </w:r>
-    </w:p>
-    <w:p>
-      <w:pPr>
-        <w:pStyle w:val="a9"/>
-      </w:pPr>
-      <w:r>
-        <w:t xml:space="preserve">在安全运营平台中，分析员可以从攻击链视图进入节点详情、边详情和原始证据详情。节点详情展示实体属性、历史行为和风险标签；边详情展示动作类型、发生时间、证据来源和关联日志；原始证据详情展示日志片段、流量摘要和采集来源。通过分层展示，分析员既能快速理解整体链路，又能深入核验证据。</w:t>
-      </w:r>
-    </w:p>
-    <w:p>
-      <w:pPr>
-        <w:pStyle w:val="a9"/>
-      </w:pPr>
-      <w:r>
-        <w:t xml:space="preserve">当处置完成后，工单状态可反馈给本发明装置。真实攻击反馈进入攻击模式库，误报反馈进入正常行为基线，证据不足反馈进入采集策略建议。长期运行后，系统可以形成适合本单位资产结构和业务行为的攻击链重构策略。该闭环并不改变本发明的核心检测逻辑，而是增强工程适用性。</w:t>
-      </w:r>
-    </w:p>
-    <w:p>
-      <w:pPr>
-        <w:pStyle w:val="3"/>
-      </w:pPr>
-      <w:bookmarkStart w:id="40" w:name="保护范围说明"/>
-      <w:bookmarkEnd w:id="40"/>
-      <w:r>
-        <w:t xml:space="preserve">14、保护范围说明</w:t>
-      </w:r>
-    </w:p>
-    <w:p>
-      <w:pPr>
-        <w:pStyle w:val="FirstParagraph"/>
-      </w:pPr>
-      <w:r>
-        <w:t xml:space="preserve">本发明的保护重点不在于某一个具体日志格式、某一种图数据库、某一个机器学习模型或某一组固定阈值，而在于一种面向APT攻击链重构的系统化技术流程。该流程包括多源安全事件接入、统一事件对象构造、跨源实体绑定、统一时序证据图构建、正常行为基线压缩、候选子图提取、攻击阶段约束路径搜索、证据包输出以及人工反馈更新。</w:t>
-      </w:r>
-    </w:p>
-    <w:p>
-      <w:pPr>
-        <w:pStyle w:val="a9"/>
-      </w:pPr>
-      <w:r>
-        <w:t xml:space="preserve">在不脱离本发明思想的情况下，端点事件可以来自不同厂商的终端代理，网络流可以来自不同流量探针，日志可以来自不同日志平台，攻击阶段模型可以采用公开攻击阶段框架或企业自定义阶段模板，图存储可以采用图数据库、关系数据库或搜索引擎实现。上述替换均属于本发明的可替代实施方式。</w:t>
-      </w:r>
-    </w:p>
-    <w:p>
-      <w:pPr>
-        <w:pStyle w:val="a9"/>
-      </w:pPr>
-      <w:r>
-        <w:t xml:space="preserve">本发明也不限定必须使用所有数据源。当网络侧数据缺失时，可以基于端点日志和认证日志重构主机内部攻击链；当端点侧数据缺失时，可以基于网络流、认证日志和告警数据重构跨主机通信链；当数据源逐步补齐时，系统可以增量更新攻击链。通过这种可扩展设计，本发明能够适应不同部署阶段和不同安全建设水平的环境。</w:t>
-      </w:r>
-    </w:p>
-    <w:p>
-      <w:pPr>
-        <w:pStyle w:val="3"/>
-      </w:pPr>
-      <w:bookmarkStart w:id="41" w:name="具体示例"/>
-      <w:bookmarkEnd w:id="41"/>
-      <w:r>
-        <w:t xml:space="preserve">15、具体示例</w:t>
-      </w:r>
-    </w:p>
-    <w:p>
-      <w:pPr>
-        <w:pStyle w:val="FirstParagraph"/>
-      </w:pPr>
-      <w:r>
-        <w:t xml:space="preserve">以企业办公终端遭受钓鱼攻击为例。用户打开邮件附件后，邮件客户端调用脚本解释器，脚本解释器创建临时可执行文件，该文件启动后访问外部域名并产生加密网络会话。随后，同一账号在另一台主机上出现异常登录，并触发远程命令执行。</w:t>
-      </w:r>
-    </w:p>
-    <w:p>
-      <w:pPr>
-        <w:pStyle w:val="a9"/>
-      </w:pPr>
-      <w:r>
-        <w:t xml:space="preserve">在传统系统中，邮件客户端进程链、文件落地记录、外联会话、域名解析和横向登录可能分别形成多个孤立告警。分析员需要在不同系统中反复检索，手工判断这些告警是否属于同一攻击活动。本发明中，端点侧进程链被映射为进程节点和执行边，文件落地被映射为文件节点和写入边，域名解析被映射为域名节点和解析边，网络会话被映射为流会话节点和连接边，横向登录被映射为账号节点、主机节点和登录边。由于这些证据在时间、账号和网络关系上连续，系统能够将其重构为一条候选攻击链。</w:t>
-      </w:r>
-    </w:p>
-    <w:p>
-      <w:pPr>
-        <w:pStyle w:val="a9"/>
-      </w:pPr>
-      <w:r>
-        <w:t xml:space="preserve">该链可以被标记为“初始访问—执行—命令控制—横向移动”。若缺少邮件网关日志，则系统在初始访问阶段标注“证据不足”；若外联域名被人工确认是正常业务，则系统降低该域名相关路径得分，并将该上下文写入正常行为基线。通过该示例可见，本发明输出的不是单个异常分数，而是包含证据来源和复核状态的攻击链。</w:t>
-      </w:r>
-    </w:p>
-    <w:p>
-      <w:pPr>
-        <w:pStyle w:val="3"/>
-      </w:pPr>
-      <w:bookmarkStart w:id="42" w:name="有益效果"/>
-      <w:bookmarkEnd w:id="42"/>
-      <w:r>
-        <w:t xml:space="preserve">16、有益效果</w:t>
-      </w:r>
-    </w:p>
-    <w:p>
-      <w:pPr>
-        <w:pStyle w:val="FirstParagraph"/>
-      </w:pPr>
-      <w:r>
-        <w:t xml:space="preserve">本发明构建了一种端点溯源图日志和网络流联合的APT攻击链重构架构，通过多源事件采集、字段标准化、实体绑定和统一时序证据图构建，结合正常行为基线压缩和攻击阶段约束搜索，在一个统一的架构中实现了跨主机、跨账号、跨进程和跨会话的攻击链恢复，有效解决了单源证据断裂和孤立告警难以解释的瓶颈，提高了APT调查的完整性。</w:t>
-      </w:r>
-    </w:p>
-    <w:p>
-      <w:pPr>
-        <w:pStyle w:val="a9"/>
-      </w:pPr>
-      <w:r>
-        <w:t xml:space="preserve">本发明在数据组织层面通过统一事件对象和统一实体标识构建了可追溯的时序证据图，在图处理层面引入正常行为基线压缩，从而解决了大规模溯源图中正常边过多、路径搜索成本高、调查结果噪声大的问题。压缩过程保留摘要信息和原始证据引用，既降低了计算开销，又避免关键证据被直接删除。</w:t>
-      </w:r>
-    </w:p>
-    <w:p>
-      <w:pPr>
-        <w:pStyle w:val="a9"/>
-      </w:pPr>
-      <w:r>
-        <w:t xml:space="preserve">本发明通过攻击阶段判定和路径搜索，利用时间顺序、因果依赖、阶段一致性和证据强度对候选路径进行筛选，解决了普通异常检测只能输出异常点、不能形成攻击故事的问题。对于证据不足的链路，系统输出缺失环节标记和待补充数据源，避免将推断结果伪装成确定事实，提高了可解释性和审计可靠性。</w:t>
-      </w:r>
-    </w:p>
-    <w:p>
-      <w:pPr>
-        <w:pStyle w:val="a9"/>
-      </w:pPr>
-      <w:r>
-        <w:t xml:space="preserve">本发明建立证据包输出和反馈更新机制，通过人工确认、误报排除和证据不足标记，将分析员经验回写到正常行为基线、攻击模式库和路径评分参数中，解决了检测系统难以持续适应业务环境的问题。该机制能够降低重复误报，提高后续攻击链重构质量，并支持安全运营中心的工单处置、威胁狩猎和应急响应。</w:t>
-      </w:r>
-    </w:p>
-    <w:p>
-      <w:pPr>
-        <w:pStyle w:val="a9"/>
-      </w:pPr>
-      <w:r>
-        <w:t xml:space="preserve">如图3所示，本发明相较单源方法，在攻击链完整率、调查图规模、调查耗时和证据可解释性方面具有更好的综合效果。该效果图用于说明本发明的技术效果方向，具体数值可根据实际部署环境、数据源完整度和评估数据集进行配置或替换。</w:t>
+        <w:pStyle w:val="a9"/>
+      </w:pPr>
+      <w:r>
+        <w:t xml:space="preserve">图3</w:t>
       </w:r>
     </w:p>
     <w:p>
@@ -2517,7 +4625,7 @@
                     </pic:cNvPicPr>
                   </pic:nvPicPr>
                   <pic:blipFill>
-                    <a:blip r:embed="rId43"/>
+                    <a:blip r:embed="rId29"/>
                     <a:stretch>
                       <a:fillRect/>
                     </a:stretch>
@@ -2557,115 +4665,15 @@
         <w:pStyle w:val="a9"/>
       </w:pPr>
       <w:r>
-        <w:t xml:space="preserve">本发明未详尽之处，均可参见现有技术。</w:t>
-      </w:r>
-    </w:p>
-    <w:p>
-      <w:pPr>
-        <w:pStyle w:val="2"/>
-      </w:pPr>
-      <w:bookmarkStart w:id="44" w:name="附图说明"/>
-      <w:bookmarkEnd w:id="44"/>
-      <w:r>
-        <w:t xml:space="preserve">附图说明</w:t>
-      </w:r>
-    </w:p>
-    <w:p>
-      <w:pPr>
-        <w:pStyle w:val="FirstParagraph"/>
-      </w:pPr>
-      <w:r>
-        <w:t xml:space="preserve">构成本申请的一部分的说明书附图用来提供对本申请的进一步理解，本申请的示意性实施例及其说明用于解释本申请，并不构成对本申请的不当限定。</w:t>
-      </w:r>
-    </w:p>
-    <w:p>
-      <w:pPr>
-        <w:pStyle w:val="a9"/>
-      </w:pPr>
-      <w:r>
-        <w:t xml:space="preserve">图一为本发明端点溯源图日志和网络流联合的APT攻击链重构方法及装置的系统示意图，展示多源数据采集、字段标准化、实体绑定、统一时序证据图、攻击链重构、证据包输出以及人工确认和基线更新之间的关系。</w:t>
-      </w:r>
-    </w:p>
-    <w:p>
-      <w:pPr>
-        <w:pStyle w:val="a9"/>
-      </w:pPr>
-      <w:r>
-        <w:t xml:space="preserve">图二为本发明端点溯源图日志和网络流联合的APT攻击链重构方法及装置的系统流程图，展示从数据接入、时间对齐、字段归一、实体绑定、证据图构建、基线压缩、路径搜索、阶段判定到结果输出的处理流程。</w:t>
-      </w:r>
-    </w:p>
-    <w:p>
-      <w:pPr>
-        <w:pStyle w:val="a9"/>
-      </w:pPr>
-      <w:r>
-        <w:t xml:space="preserve">图三为本发明端点溯源图日志和网络流联合的APT攻击链重构方法及装置的效果图，展示攻击链完整率、调查图规模、调查耗时和证据可解释性等方面的对比效果。</w:t>
-      </w:r>
-    </w:p>
-    <w:p>
-      <w:pPr>
-        <w:pStyle w:val="2"/>
-      </w:pPr>
-      <w:bookmarkStart w:id="45" w:name="具体实施方式"/>
-      <w:bookmarkEnd w:id="45"/>
-      <w:r>
-        <w:t xml:space="preserve">具体实施方式</w:t>
-      </w:r>
-    </w:p>
-    <w:p>
-      <w:pPr>
-        <w:pStyle w:val="FirstParagraph"/>
-      </w:pPr>
-      <w:r>
-        <w:t xml:space="preserve">图1展示了本发明的整体系统结构。系统从端点溯源日志、主机安全日志和网络流会话中接收多源数据，并通过字段标准化模块完成字段解析、字段映射、单位统一和格式规范处理。之后，实体绑定模块从标准化事件中抽取进程、文件、账号、主机、域名和流会话等实体，并根据精确标识、时间邻近、资产上下文和网络五元组关系形成统一实体标识。统一时序证据图模块以统一实体为节点，以事件动作和因果依赖为边，形成跨源、跨主机、跨会话的调查图。攻击链重构模块在压缩后的候选子图中搜索符合攻击阶段顺序的路径，证据包输出模块将结果提交给安全分析员复核，复核结果再回写到基线和规则中。</w:t>
-      </w:r>
-    </w:p>
-    <w:p>
-      <w:pPr>
-        <w:pStyle w:val="a9"/>
-      </w:pPr>
-      <w:r>
-        <w:t xml:space="preserve">图2展示了本发明的系统流程。首先，系统执行数据接入，接收端点日志和网络流日志。其次，系统进行时间对齐，对不同采集器之间的时间偏差进行估计和标记。再次，系统完成字段归一，将不同日志格式转换为统一事件对象。然后，系统进行实体绑定，建立跨源实体关系。之后，系统构建证据图，并对高频正常边进行基线压缩。压缩后的候选子图进入路径搜索和阶段判定流程，最终输出已确认攻击链、待确认链路或误报排除结果。对于高风险路径，系统生成证据包并进入人工确认；对于可接受路径，系统根据确认结果更新候选链、基线和规则。</w:t>
-      </w:r>
-    </w:p>
-    <w:p>
-      <w:pPr>
-        <w:pStyle w:val="a9"/>
-      </w:pPr>
-      <w:r>
-        <w:t xml:space="preserve">图3展示了本发明的技术效果。由于多源证据被统一建模，攻击链完整率高于单源方法；由于正常行为边被摘要化压缩，调查图规模明显下降；由于候选路径被阶段约束筛选，人工排查耗时降低；由于结果以证据链和证据包形式输出，解释性优于普通异常告警。图3中的数值仅用于示意，实际应用中可根据业务环境和验证数据进行调整。</w:t>
-      </w:r>
-    </w:p>
-    <w:p>
-      <w:pPr>
-        <w:pStyle w:val="a9"/>
-      </w:pPr>
-      <w:r>
-        <w:t xml:space="preserve">在一种实施方式中，端点事件来自Windows日志、Sysmon、EDR或Linux auditd，网络流来自NetFlow、Zeek或网关日志，系统日志来自身份认证系统、代理系统和应用系统。系统以一分钟为短窗口、一天为长窗口进行增量处理。短窗口用于建立进程、文件和网络连接之间的局部因果关系，长窗口用于识别低频横向移动和周期性命令控制行为。</w:t>
-      </w:r>
-    </w:p>
-    <w:p>
-      <w:pPr>
-        <w:pStyle w:val="a9"/>
-      </w:pPr>
-      <w:r>
-        <w:t xml:space="preserve">在另一种实施方式中，系统部署于安全数据湖侧。端点代理和网络设备只负责采集和上报，统一时序证据图在数据湖中构建。系统对不同业务线分别建立正常行为基线，避免将研发环境、办公环境和生产环境混为同一基线。对于业务高峰期和运维窗口，系统可以配置不同阈值，以减少正常批量操作造成的误报。</w:t>
-      </w:r>
-    </w:p>
-    <w:p>
-      <w:pPr>
-        <w:pStyle w:val="a9"/>
-      </w:pPr>
-      <w:r>
-        <w:t xml:space="preserve">在又一种实施方式中，系统与安全运营平台联动。攻击链证据包被转换为工单，工单中包含攻击链摘要、关键主机、关键账号、关键域名、证据截图或日志引用、阶段标签和建议处置动作。分析员处理工单后，将确认结果回写系统。若确认为真实攻击，系统提高相似路径的风险权重；若确认为误报，系统将相应上下文写入正常基线；若证据不足，系统提示补充端点日志、DNS日志或认证日志。</w:t>
-      </w:r>
-    </w:p>
-    <w:p>
-      <w:pPr>
-        <w:pStyle w:val="a9"/>
-      </w:pPr>
-      <w:r>
-        <w:t xml:space="preserve">本发明提出了端点溯源图日志和网络流联合的APT攻击链重构方法及装置。主要是先通过多源数据采集和字段标准化形成统一事件对象，再利用实体绑定机制打通端点、日志和网络流之间的对象关系，接着通过统一时序证据图和正常行为基线压缩降低调查复杂度，最后通过阶段约束路径搜索和证据包输出形成可复核攻击链，使得APT攻击调查从孤立告警分析转变为阶段化证据链复核，从而提高攻击链恢复完整性、降低人工排查成本并增强安全运营闭环能力。</w:t>
+        <w:t xml:space="preserve">本发明提出了端点溯源图日志和网络流联合的APT攻击链重构方法及装置。</w:t>
+      </w:r>
+    </w:p>
+    <w:p>
+      <w:pPr>
+        <w:pStyle w:val="a9"/>
+      </w:pPr>
+      <w:r>
+        <w:t xml:space="preserve">主要是先通过多源数据输入与标准事件构造形成统一事件对象，再利用跨源实体绑定与置信度计算建立端点行为和网络流会话之间的关联，接着通过统一时序证据图构建、正常行为基线压缩和可疑种子筛选生成候选异常子图，最后通过攻击阶段判定、路径搜索和链路风险评分输出APT攻击链检测结果，使得系统能够从大量端点日志和网络流中识别具有因果关系和阶段连续性的攻击链，从而提高APT检测准确性、降低无关正常行为干扰并增强检测结果解释能力。</w:t>
       </w:r>
     </w:p>
     <w:sectPr>
@@ -3270,7 +5278,7 @@
     </w:lvl>
   </w:abstractNum>
   <w:abstractNum w:abstractNumId="990">
-    <w:nsid w:val="e8661a0b"/>
+    <w:nsid w:val="1dd65f3b"/>
     <w:multiLevelType w:val="multilevel"/>
     <w:lvl w:ilvl="0">
       <w:numFmt w:val="bullet"/>

--- a/方向分析/专利/02_端点溯源图日志和网络流联合的APT攻击链重构方法及装置/端点溯源图日志和网络流联合的APT攻击链重构方法及装置.docx
+++ b/方向分析/专利/02_端点溯源图日志和网络流联合的APT攻击链重构方法及装置/端点溯源图日志和网络流联合的APT攻击链重构方法及装置.docx
@@ -3144,7 +3144,7 @@
         <w:pStyle w:val="a9"/>
       </w:pPr>
       <w:r>
-        <w:t xml:space="preserve">检测结果至少包括链路编号、检测等级、涉及阶段、起始时间、结束时间、关键主机、关键账号、关键进程、关键域名、关键网络流、路径风险分、证据覆盖度、关键节点、关键边和缺失环节。检测结果面向检测系统使用，可以被进一步展示、复核或用于规则生成，但本发明不依赖任何特定安全运营流程。</w:t>
+        <w:t xml:space="preserve">检测结果至少包括链路编号、检测等级、涉及阶段、起始时间、结束时间、关键主机、关键账号、关键进程、关键域名、关键网络流、路径风险分、证据覆盖度、关键节点、关键边和缺失环节。检测结果面向检测系统使用，可以作为后续模型校准、规则生成和样本标注的数据基础，但本发明不依赖任何特定平台流程。</w:t>
       </w:r>
     </w:p>
     <w:p>
@@ -5278,7 +5278,7 @@
     </w:lvl>
   </w:abstractNum>
   <w:abstractNum w:abstractNumId="990">
-    <w:nsid w:val="1dd65f3b"/>
+    <w:nsid w:val="4aee93f0"/>
     <w:multiLevelType w:val="multilevel"/>
     <w:lvl w:ilvl="0">
       <w:numFmt w:val="bullet"/>

--- a/方向分析/专利/02_端点溯源图日志和网络流联合的APT攻击链重构方法及装置/端点溯源图日志和网络流联合的APT攻击链重构方法及装置.docx
+++ b/方向分析/专利/02_端点溯源图日志和网络流联合的APT攻击链重构方法及装置/端点溯源图日志和网络流联合的APT攻击链重构方法及装置.docx
@@ -1,295 +1,555 @@
 
 <file path=word/document.xml><?xml version="1.0" encoding="utf-8"?>
-<w:document xmlns:w="http://schemas.openxmlformats.org/wordprocessingml/2006/main" xmlns:m="http://schemas.openxmlformats.org/officeDocument/2006/math" xmlns:r="http://schemas.openxmlformats.org/officeDocument/2006/relationships" xmlns:o="urn:schemas-microsoft-com:office:office" xmlns:v="urn:schemas-microsoft-com:vml" xmlns:w10="urn:schemas-microsoft-com:office:word" xmlns:a="http://schemas.openxmlformats.org/drawingml/2006/main" xmlns:pic="http://schemas.openxmlformats.org/drawingml/2006/picture" xmlns:wp="http://schemas.openxmlformats.org/drawingml/2006/wordprocessingDrawing">
+<w:document xmlns:wpc="http://schemas.microsoft.com/office/word/2010/wordprocessingCanvas" xmlns:cx="http://schemas.microsoft.com/office/drawing/2014/chartex" xmlns:cx1="http://schemas.microsoft.com/office/drawing/2015/9/8/chartex" xmlns:cx2="http://schemas.microsoft.com/office/drawing/2015/10/21/chartex" xmlns:cx3="http://schemas.microsoft.com/office/drawing/2016/5/9/chartex" xmlns:cx4="http://schemas.microsoft.com/office/drawing/2016/5/10/chartex" xmlns:cx5="http://schemas.microsoft.com/office/drawing/2016/5/11/chartex" xmlns:cx6="http://schemas.microsoft.com/office/drawing/2016/5/12/chartex" xmlns:cx7="http://schemas.microsoft.com/office/drawing/2016/5/13/chartex" xmlns:cx8="http://schemas.microsoft.com/office/drawing/2016/5/14/chartex" xmlns:mc="http://schemas.openxmlformats.org/markup-compatibility/2006" xmlns:aink="http://schemas.microsoft.com/office/drawing/2016/ink" xmlns:am3d="http://schemas.microsoft.com/office/drawing/2017/model3d" xmlns:o="urn:schemas-microsoft-com:office:office" xmlns:oel="http://schemas.microsoft.com/office/2019/extlst" xmlns:r="http://schemas.openxmlformats.org/officeDocument/2006/relationships" xmlns:m="http://schemas.openxmlformats.org/officeDocument/2006/math" xmlns:v="urn:schemas-microsoft-com:vml" xmlns:wp14="http://schemas.microsoft.com/office/word/2010/wordprocessingDrawing" xmlns:wp="http://schemas.openxmlformats.org/drawingml/2006/wordprocessingDrawing" xmlns:w10="urn:schemas-microsoft-com:office:word" xmlns:w="http://schemas.openxmlformats.org/wordprocessingml/2006/main" xmlns:w14="http://schemas.microsoft.com/office/word/2010/wordml" xmlns:w15="http://schemas.microsoft.com/office/word/2012/wordml" xmlns:w16cex="http://schemas.microsoft.com/office/word/2018/wordml/cex" xmlns:w16cid="http://schemas.microsoft.com/office/word/2016/wordml/cid" xmlns:w16="http://schemas.microsoft.com/office/word/2018/wordml" xmlns:w16du="http://schemas.microsoft.com/office/word/2023/wordml/word16du" xmlns:w16sdtdh="http://schemas.microsoft.com/office/word/2020/wordml/sdtdatahash" xmlns:w16sdtfl="http://schemas.microsoft.com/office/word/2024/wordml/sdtformatlock" xmlns:w16se="http://schemas.microsoft.com/office/word/2015/wordml/symex" xmlns:wpg="http://schemas.microsoft.com/office/word/2010/wordprocessingGroup" xmlns:wpi="http://schemas.microsoft.com/office/word/2010/wordprocessingInk" xmlns:wne="http://schemas.microsoft.com/office/word/2006/wordml" xmlns:wps="http://schemas.microsoft.com/office/word/2010/wordprocessingShape" mc:Ignorable="w14 w15 w16se w16cid w16 w16cex w16sdtdh w16sdtfl w16du wp14">
   <w:body>
     <w:p>
       <w:pPr>
         <w:pStyle w:val="1"/>
       </w:pPr>
-      <w:bookmarkStart w:id="21" w:name="端点溯源图日志和网络流联合的apt攻击链重构方法及装置"/>
-      <w:bookmarkEnd w:id="21"/>
-      <w:r>
-        <w:t xml:space="preserve">端点溯源图日志和网络流联合的APT攻击链重构方法及装置</w:t>
+      <w:bookmarkStart w:id="0" w:name="端点溯源图日志和网络流联合的apt攻击链重构方法及装置"/>
+      <w:bookmarkEnd w:id="0"/>
+      <w:r>
+        <w:t>端点溯源图日志和网络流联合的</w:t>
+      </w:r>
+      <w:r>
+        <w:t>APT</w:t>
+      </w:r>
+      <w:r>
+        <w:t>攻击链重构方法及装置</w:t>
       </w:r>
     </w:p>
     <w:p>
       <w:pPr>
         <w:pStyle w:val="2"/>
       </w:pPr>
-      <w:bookmarkStart w:id="22" w:name="技术领域"/>
-      <w:bookmarkEnd w:id="22"/>
-      <w:r>
-        <w:t xml:space="preserve">技术领域</w:t>
-      </w:r>
-    </w:p>
-    <w:p>
-      <w:pPr>
-        <w:pStyle w:val="FirstParagraph"/>
-      </w:pPr>
-      <w:r>
-        <w:t xml:space="preserve">本发明涉及网络安全检测技术领域，尤其涉及一种端点溯源图日志和网络流联合的APT攻击链重构方法及装置。本发明面向高级持续性威胁检测场景，将端点侧行为日志、主机日志和网络流会话记录统一建模，利用跨源实体绑定、时序证据图构建、正常基线压缩、链路风险评分和攻击阶段判定，实现对APT攻击链的检测、重构和证据化输出。</w:t>
+      <w:bookmarkStart w:id="1" w:name="技术领域"/>
+      <w:bookmarkEnd w:id="1"/>
+      <w:r>
+        <w:t>技术领域</w:t>
+      </w:r>
+    </w:p>
+    <w:p>
+      <w:r>
+        <w:t>本发明涉及网络安全检测技术领域，尤其涉及一种端点溯源图日志和网络流联合的</w:t>
+      </w:r>
+      <w:r>
+        <w:t>APT</w:t>
+      </w:r>
+      <w:r>
+        <w:t>攻击链重构方法及装置。</w:t>
       </w:r>
     </w:p>
     <w:p>
       <w:pPr>
         <w:pStyle w:val="2"/>
       </w:pPr>
-      <w:bookmarkStart w:id="23" w:name="背景技术"/>
-      <w:bookmarkEnd w:id="23"/>
-      <w:r>
-        <w:t xml:space="preserve">背景技术</w:t>
-      </w:r>
-    </w:p>
-    <w:p>
-      <w:pPr>
-        <w:pStyle w:val="FirstParagraph"/>
-      </w:pPr>
-      <w:r>
-        <w:t xml:space="preserve">随着企业网络规模扩大、终端类型增多以及业务访问链路复杂化，APT攻击往往不再表现为单一恶意文件或单条异常连接，而是跨越终端、账号、主机、域名和网络会话的连续行为过程。攻击者通常先通过钓鱼文档、远程服务或弱口令进入目标环境，随后执行脚本、创建进程、访问文件、建立外联连接，并进一步尝试横向移动或数据外传。因此，如何从大量端点日志和网络流中识别具有因果关系的攻击行为，已成为安全检测领域的重要课题。</w:t>
-      </w:r>
-    </w:p>
-    <w:p>
-      <w:pPr>
-        <w:pStyle w:val="a9"/>
-      </w:pPr>
-      <w:r>
-        <w:t xml:space="preserve">现有端点检测方法能够记录进程、文件、账号和系统调用关系，但对跨主机通信、远程连接和外联流量的解释能力不足；现有网络流检测方法能够发现异常会话、异常域名和异常流量模式，但难以说明具体由哪个本地进程或账号触发；现有日志关联方法依赖字段检索和人工规则，面对日志格式不一致、采集延迟和低频攻击时，容易形成断裂证据。鉴于此，亟需引入端点溯源图日志和网络流联合建模的检测方案来应对这一挑战。</w:t>
-      </w:r>
-    </w:p>
-    <w:p>
-      <w:pPr>
-        <w:pStyle w:val="a9"/>
-      </w:pPr>
-      <w:r>
-        <w:t xml:space="preserve">在此背景下，多源安全数据融合虽已取得初步成效，但仍存在以下显著局限：多源事件缺少统一表示，跨源实体绑定不稳定，大规模溯源图中正常行为边过多，候选攻击路径搜索空间大，检测结果往往停留在异常点或告警集合，难以形成可复核的攻击链。</w:t>
-      </w:r>
-    </w:p>
-    <w:p>
-      <w:pPr>
-        <w:pStyle w:val="a9"/>
-      </w:pPr>
-      <w:r>
-        <w:t xml:space="preserve">现有APT检测方法难以同时兼顾跨源关联、图规模压缩、链路风险评分和阶段化输出，导致未知或低频攻击行为容易被拆散为多个孤立告警。为解决上述问题，提出本发明。</w:t>
+      <w:bookmarkStart w:id="2" w:name="背景技术"/>
+      <w:bookmarkEnd w:id="2"/>
+      <w:r>
+        <w:t>背景技术</w:t>
+      </w:r>
+    </w:p>
+    <w:p>
+      <w:r>
+        <w:t>随着企业网络规模扩大、终端类型增多以及业务访问链路复杂化，</w:t>
+      </w:r>
+      <w:r>
+        <w:t>APT</w:t>
+      </w:r>
+      <w:r>
+        <w:t>攻击往往不再表现为单一恶意文件或单条异常连接，而是跨越终端、账号、主机、域名和网络会话的连续行为过程。攻击者通常先通过钓鱼文档、远程服务或弱口令进入目标环境，随后执行脚本、创建进程、访问文件、建立外联连接，并进一步尝试横向移动或数据外传。因此，如何从大量端点日志和网络流中识别具有因果关系的攻击行为，已成为安全检测领域的重要课题。</w:t>
+      </w:r>
+    </w:p>
+    <w:p>
+      <w:pPr>
+        <w:pStyle w:val="a9"/>
+      </w:pPr>
+      <w:r>
+        <w:t>现有端点检测方法能够记录进程、文件、账号和系统调用关系，但对跨主机通信、远程连接和外联流量的解释能力不足；现有网络流检测方法能够发现异常会话、异常域名和异常流量模式，但难以说明具体由哪个本地进程或账号触发；现有日志关联方法依赖字段检索和人工规则，面对日志格式不一致、采集延迟和低频攻击时，容易形成断裂证据。鉴于此，亟需引入端点溯源图日志和网络流联合建模的检测方案来应对这一挑战。</w:t>
+      </w:r>
+    </w:p>
+    <w:p>
+      <w:pPr>
+        <w:pStyle w:val="a9"/>
+      </w:pPr>
+      <w:r>
+        <w:t>在此背景下，多源安全数据融合虽已取得初步成效，但仍存在以下显著局限：多源事件缺少统一表示，跨源实体绑定不稳定，大规模溯源图中正常行为边过多，候选攻击路径搜索空间大，检测结果往往停留在异常点或告警集合，难以形成可复核的攻击链。</w:t>
+      </w:r>
+    </w:p>
+    <w:p>
+      <w:pPr>
+        <w:pStyle w:val="a9"/>
+      </w:pPr>
+      <w:r>
+        <w:t>现有</w:t>
+      </w:r>
+      <w:r>
+        <w:t>APT</w:t>
+      </w:r>
+      <w:r>
+        <w:t>检测方法难以同时兼顾跨源关联、图规模压缩、链路风险评分和阶段化输出，导致未知或低频攻击行为容易被拆散为多个孤立告警。为解</w:t>
+      </w:r>
+      <w:r>
+        <w:lastRenderedPageBreak/>
+        <w:t>决上述问题，提出本发明。</w:t>
       </w:r>
     </w:p>
     <w:p>
       <w:pPr>
         <w:pStyle w:val="2"/>
       </w:pPr>
-      <w:bookmarkStart w:id="24" w:name="发明内容"/>
-      <w:bookmarkEnd w:id="24"/>
-      <w:r>
-        <w:t xml:space="preserve">发明内容</w:t>
-      </w:r>
-    </w:p>
-    <w:p>
-      <w:pPr>
-        <w:pStyle w:val="FirstParagraph"/>
-      </w:pPr>
-      <w:r>
-        <w:t xml:space="preserve">针对现有技术的不足，本发明提出了一种端点溯源图日志和网络流联合的APT攻击链重构方法及装置，该方法将端点行为事件、主机日志事件和网络流会话事件统一转换为标准事件对象，通过实体绑定、时序证据图构建、正常行为基线压缩、可疑种子筛选、阶段约束路径搜索和链路风险判定，实现对APT攻击链的检测与重构，并成功解决单源检测证据断裂、候选路径过多、图规模过大和检测结果缺少链路解释等关键问题。</w:t>
-      </w:r>
-    </w:p>
-    <w:p>
-      <w:pPr>
-        <w:pStyle w:val="a9"/>
-      </w:pPr>
-      <w:r>
-        <w:t xml:space="preserve">术语解释：</w:t>
-      </w:r>
-    </w:p>
-    <w:p>
-      <w:pPr>
-        <w:pStyle w:val="a9"/>
-      </w:pPr>
-      <w:r>
-        <w:t xml:space="preserve">端点溯源图日志，是指终端或服务器采集的进程创建、父子进程、命令行、文件读写、账号登录、服务创建、计划任务、Socket创建和系统调用等行为事件，以及由这些事件形成的本地主机因果关系日志。</w:t>
-      </w:r>
-    </w:p>
-    <w:p>
-      <w:pPr>
-        <w:pStyle w:val="a9"/>
-      </w:pPr>
-      <w:r>
-        <w:t xml:space="preserve">网络流，是指网络设备或流量探针记录的会话级通信数据，包括源地址、源端口、目的地址、目的端口、协议类型、开始时间、结束时间、持续时长、包数、字节数、方向、域名和证书摘要等字段。</w:t>
-      </w:r>
-    </w:p>
-    <w:p>
-      <w:pPr>
-        <w:pStyle w:val="a9"/>
-      </w:pPr>
-      <w:r>
-        <w:t xml:space="preserve">标准事件对象，是指将端点溯源图日志、主机日志和网络流转换后形成的统一数据对象，至少包括事件编号、事件时间、事件来源、主体实体、客体实体、动作类型、主机标识、账号标识、网络五元组、原始证据引用和事件质量标记。</w:t>
-      </w:r>
-    </w:p>
-    <w:p>
-      <w:pPr>
-        <w:pStyle w:val="a9"/>
-      </w:pPr>
-      <w:r>
-        <w:t xml:space="preserve">统一时序证据图，是指以标准事件对象和统一实体为基础构建的异构图。图中的节点包括进程、文件、账号、主机、域名、IP地址、网络流会话和告警对象，图中的边包括创建、执行、读取、写入、登录、解析、连接、归属、同会话和因果依赖关系。</w:t>
-      </w:r>
-    </w:p>
-    <w:p>
-      <w:pPr>
-        <w:pStyle w:val="a9"/>
-      </w:pPr>
-      <w:r>
-        <w:t xml:space="preserve">攻击链检测结果，是指系统根据候选路径的链路风险分、阶段一致性、证据强度和时间连续性输出的检测结论，包括正常链路、可疑攻击链、已确认攻击链候选和证据不足链路。</w:t>
-      </w:r>
-    </w:p>
-    <w:p>
-      <w:pPr>
-        <w:pStyle w:val="a9"/>
-      </w:pPr>
-      <w:r>
-        <w:t xml:space="preserve">如图1所示，本发明技术方案如下：</w:t>
-      </w:r>
-    </w:p>
-    <w:p>
-      <w:pPr>
-        <w:pStyle w:val="a9"/>
-      </w:pPr>
-      <w:r>
-        <w:t xml:space="preserve">1、多源数据输入与标准事件构造模块</w:t>
-      </w:r>
-    </w:p>
-    <w:p>
-      <w:pPr>
-        <w:pStyle w:val="a9"/>
-      </w:pPr>
-      <w:r>
-        <w:t xml:space="preserve">多源数据输入与标准事件构造模块先将端点溯源图日志、主机日志和网络流数据接入检测系统，随后对不同来源的字段进行解析、映射和单位统一，最后生成标准事件对象。通过该模块，系统构建了统一的数据输入基础，从而有效克服端点日志、网络流和主机日志字段异构、粒度不同、时间格式不一致的局限。</w:t>
-      </w:r>
-    </w:p>
-    <w:p>
-      <w:pPr>
-        <w:pStyle w:val="a9"/>
-      </w:pPr>
-      <w:r>
-        <w:t xml:space="preserve">① 多源数据接入。</w:t>
-      </w:r>
-    </w:p>
-    <w:p>
-      <w:pPr>
-        <w:pStyle w:val="a9"/>
-      </w:pPr>
-      <w:r>
-        <w:t xml:space="preserve">本阶段主要任务是接收与APT检测相关的原始事件，主要包括：端点侧的进程创建、父子进程、命令行、文件访问、账号登录、Socket创建、服务启动和计划任务事件；主机侧的系统日志、认证日志、应用日志和安全告警；网络侧的五元组流、DNS解析记录、TLS会话摘要、HTTP元数据和加密流量统计特征。</w:t>
-      </w:r>
-    </w:p>
-    <w:p>
-      <w:pPr>
-        <w:pStyle w:val="a9"/>
-      </w:pPr>
-      <w:r>
-        <w:t xml:space="preserve">② 字段解析与映射。</w:t>
-      </w:r>
-    </w:p>
-    <w:p>
-      <w:pPr>
-        <w:pStyle w:val="a9"/>
-      </w:pPr>
-      <w:r>
-        <w:t xml:space="preserve">本阶段将不同数据源中的字段映射为标准字段。</w:t>
-      </w:r>
-    </w:p>
-    <w:p>
-      <w:pPr>
-        <w:pStyle w:val="a9"/>
-      </w:pPr>
-      <w:r>
-        <w:t xml:space="preserve">第一步，建立字段映射表。字段映射表至少包括来源类型、来源字段名、目标字段名、字段类型、转换函数、缺失处理方式和字段可信等级。</w:t>
-      </w:r>
-    </w:p>
-    <w:p>
-      <w:pPr>
-        <w:pStyle w:val="a9"/>
-      </w:pPr>
-      <w:r>
-        <w:t xml:space="preserve">首先，对于端点日志中的process_id、parent_process_id、command_line、file_path等字段，映射为进程标识、父进程标识、命令行和文件路径。随后，对于网络流中的src_ip、dst_ip、src_port、dst_port、protocol、bytes、packets等字段，映射为源地址、目的地址、源端口、目的端口、协议、字节数和包数。这一步骤能够使不同系统产生的数据进入同一检测流程。</w:t>
-      </w:r>
-    </w:p>
-    <w:p>
-      <w:pPr>
-        <w:pStyle w:val="a9"/>
-      </w:pPr>
-      <w:r>
-        <w:t xml:space="preserve">第二步，执行动作类型归一。</w:t>
-      </w:r>
-    </w:p>
-    <w:p>
-      <w:pPr>
-        <w:pStyle w:val="a9"/>
-      </w:pPr>
-      <w:r>
-        <w:t xml:space="preserve">首先，将“process_create”“exec”“启动进程”等动作归一为“执行”；将“file_write”“create_file”“写文件”等动作归一为“写入”；将“connect”“flow_start”“外联会话”等动作归一为“连接”。随后，将归一后的动作类型写入标准事件对象。这一步骤能够使后续图构建不依赖某个采集器的专有动作名称。</w:t>
-      </w:r>
-    </w:p>
-    <w:p>
-      <w:pPr>
-        <w:pStyle w:val="a9"/>
-      </w:pPr>
-      <w:r>
-        <w:t xml:space="preserve">第三步，保留原始证据引用。</w:t>
-      </w:r>
-    </w:p>
-    <w:p>
-      <w:pPr>
-        <w:pStyle w:val="a9"/>
-      </w:pPr>
-      <w:r>
-        <w:t xml:space="preserve">首先，系统在标准事件对象中记录原始日志编号、原始时间戳、采集通道和原始字段摘要。随后，将该引用与后续图节点、图边和检测结果绑定。这一步骤能够保证每一个检测结论都可以回溯到原始事件。</w:t>
-      </w:r>
-    </w:p>
-    <w:p>
-      <w:pPr>
-        <w:pStyle w:val="a9"/>
-      </w:pPr>
-      <w:r>
-        <w:t xml:space="preserve">③ 时间对齐。</w:t>
-      </w:r>
-    </w:p>
-    <w:p>
-      <w:pPr>
-        <w:pStyle w:val="a9"/>
-      </w:pPr>
-      <w:r>
-        <w:t xml:space="preserve">本阶段用于处理多源事件的时间偏差。对于同一主机、同一账号或同一网络会话内具有明显先后关系的事件，系统估计不同数据源之间的时间偏移量。若端点事件时间为</w:t>
+      <w:bookmarkStart w:id="3" w:name="发明内容"/>
+      <w:bookmarkEnd w:id="3"/>
+      <w:r>
+        <w:t>发明内容</w:t>
+      </w:r>
+    </w:p>
+    <w:p>
+      <w:r>
+        <w:t>针对现有技术的不足，本发明提出了一种端点溯源图日志和网络流联合的</w:t>
+      </w:r>
+      <w:r>
+        <w:t>APT</w:t>
+      </w:r>
+      <w:r>
+        <w:t>攻击链重构方法及装置，该方法将端点行为事件、主机日志事件和网络流会话事件统一转换为标准事件对象，通过实体绑定、时序证据图构建、正常行为基线压缩、可疑种子筛选、阶段约束路径搜索和链路风险判定，实现对</w:t>
+      </w:r>
+      <w:r>
+        <w:t>APT</w:t>
+      </w:r>
+      <w:r>
+        <w:t>攻击链的检测与重构，并成功解决单源检测证据断裂、候选路径过多、图规模过大和检测结果缺少链路解释等关键问题。</w:t>
+      </w:r>
+    </w:p>
+    <w:p>
+      <w:pPr>
+        <w:pStyle w:val="a9"/>
+      </w:pPr>
+      <w:r>
+        <w:t>术语解释：</w:t>
+      </w:r>
+    </w:p>
+    <w:p>
+      <w:pPr>
+        <w:pStyle w:val="a9"/>
+      </w:pPr>
+      <w:r>
+        <w:t>端点溯源图日志，是指终端或服务器采集的进程创建、父子进程、命令行、文件读写、账号登录、服务创建、计划任务、</w:t>
+      </w:r>
+      <w:r>
+        <w:t>Socket</w:t>
+      </w:r>
+      <w:r>
+        <w:t>创建和系统调用等行为事件，以及由这些事件形成的本地主机因果关系日志。</w:t>
+      </w:r>
+    </w:p>
+    <w:p>
+      <w:pPr>
+        <w:pStyle w:val="a9"/>
+      </w:pPr>
+      <w:r>
+        <w:t>网络流，是指网络设备或流量探针记录的会话级通信数据，包括源地址、源端口、目的地址、目的端口、协议类型、开始时间、结束时间、持续时长、包数、字节数、方向、域名和证书摘要等字段。</w:t>
+      </w:r>
+    </w:p>
+    <w:p>
+      <w:pPr>
+        <w:pStyle w:val="a9"/>
+      </w:pPr>
+      <w:r>
+        <w:t>标准事件对象，是指将端点溯源图日志、主机日志和网络流转换后形成的统一数据对象，至少包括事件编号、事件时间、事件来源、主体实体、客体实体、动作类型、主机标识、账号标识、网络五元组、原始证据引用和事件质量标记。</w:t>
+      </w:r>
+    </w:p>
+    <w:p>
+      <w:pPr>
+        <w:pStyle w:val="a9"/>
+      </w:pPr>
+      <w:r>
+        <w:t>统一时序证据图，是指以标准事件对象和统一实体为基础构建的异构图。图中的节点包括进程、文件、账号、主机、域名、</w:t>
+      </w:r>
+      <w:r>
+        <w:t>IP</w:t>
+      </w:r>
+      <w:r>
+        <w:t>地址、网络流会话和告警对象，图中的边包括创建、执行、读取、写入、登录、解析、连接、归属、同会话和因果依赖关系。</w:t>
+      </w:r>
+    </w:p>
+    <w:p>
+      <w:pPr>
+        <w:pStyle w:val="a9"/>
+      </w:pPr>
+      <w:r>
+        <w:t>攻击链检测结果，是指系统根据候选路径的链路风险分、阶段一致性、证据强度和时间连续性输出的检测结论，包括正常链路、可疑攻击链、已确</w:t>
+      </w:r>
+      <w:r>
+        <w:lastRenderedPageBreak/>
+        <w:t>认攻击链候选和证据不足链路。</w:t>
+      </w:r>
+    </w:p>
+    <w:p>
+      <w:pPr>
+        <w:pStyle w:val="a9"/>
+      </w:pPr>
+      <w:r>
+        <w:t>如图</w:t>
+      </w:r>
+      <w:r>
+        <w:t>1</w:t>
+      </w:r>
+      <w:r>
+        <w:t>所示，本发明技术方案如下：</w:t>
+      </w:r>
+    </w:p>
+    <w:p>
+      <w:pPr>
+        <w:pStyle w:val="a9"/>
+      </w:pPr>
+      <w:r>
+        <w:t>1</w:t>
+      </w:r>
+      <w:r>
+        <w:t>、多源数据输入与标准事件构造模块</w:t>
+      </w:r>
+    </w:p>
+    <w:p>
+      <w:pPr>
+        <w:pStyle w:val="a9"/>
+      </w:pPr>
+      <w:r>
+        <w:t>多源数据输入与标准事件构造模块先将端点溯源图日志、主机日志和网络流数据接入检测系统，随后对不同来源的字段进行解析、映射和单位统一，最后生成标准事件对象。通过该模块，系统构建了统一的数据输入基础，从而有效克服端点日志、网络流和主机日志字段异构、粒度不同、时间格式不一致的局限。</w:t>
+      </w:r>
+    </w:p>
+    <w:p>
+      <w:pPr>
+        <w:pStyle w:val="a9"/>
+      </w:pPr>
+      <w:r>
+        <w:t xml:space="preserve">① </w:t>
+      </w:r>
+      <w:r>
+        <w:t>多源数据接入。</w:t>
+      </w:r>
+    </w:p>
+    <w:p>
+      <w:pPr>
+        <w:pStyle w:val="a9"/>
+      </w:pPr>
+      <w:r>
+        <w:t>本阶段主要任务是接收与</w:t>
+      </w:r>
+      <w:r>
+        <w:t>APT</w:t>
+      </w:r>
+      <w:r>
+        <w:t>检测相关的原始事件，主要包括：端点侧的进程创建、父子进程、命令行、文件访问、账号登录、</w:t>
+      </w:r>
+      <w:r>
+        <w:t>Socket</w:t>
+      </w:r>
+      <w:r>
+        <w:t>创建、服务启动和计划任务事件；主机侧的系统日志、认证日志、应用日志和安全告警；网络侧的五元组流、</w:t>
+      </w:r>
+      <w:r>
+        <w:t>DNS</w:t>
+      </w:r>
+      <w:r>
+        <w:t>解析记录、</w:t>
+      </w:r>
+      <w:r>
+        <w:t>TLS</w:t>
+      </w:r>
+      <w:r>
+        <w:t>会话摘要、</w:t>
+      </w:r>
+      <w:r>
+        <w:t>HTTP</w:t>
+      </w:r>
+      <w:r>
+        <w:t>元数据和加密流量统计特征。</w:t>
+      </w:r>
+    </w:p>
+    <w:p>
+      <w:pPr>
+        <w:pStyle w:val="a9"/>
+      </w:pPr>
+      <w:r>
+        <w:t xml:space="preserve">② </w:t>
+      </w:r>
+      <w:r>
+        <w:t>字段解析与映射。</w:t>
+      </w:r>
+    </w:p>
+    <w:p>
+      <w:pPr>
+        <w:pStyle w:val="a9"/>
+      </w:pPr>
+      <w:r>
+        <w:t>本阶段将不同数据源中的字段映射为标准字段。</w:t>
+      </w:r>
+    </w:p>
+    <w:p>
+      <w:pPr>
+        <w:pStyle w:val="a9"/>
+      </w:pPr>
+      <w:r>
+        <w:t>第一步，建立字段映射表。字段映射表至少包括来源类型、来源字段名、目标字段名、字段类型、转换函数、缺失处理方式和字段可信等级。</w:t>
+      </w:r>
+    </w:p>
+    <w:p>
+      <w:pPr>
+        <w:pStyle w:val="a9"/>
+      </w:pPr>
+      <w:r>
+        <w:t>首先，对于端点日志中的</w:t>
+      </w:r>
+      <w:r>
+        <w:t>process_id</w:t>
+      </w:r>
+      <w:r>
+        <w:t>、</w:t>
+      </w:r>
+      <w:r>
+        <w:t>parent_process_id</w:t>
+      </w:r>
+      <w:r>
+        <w:t>、</w:t>
+      </w:r>
+      <w:r>
+        <w:t>command_line</w:t>
+      </w:r>
+      <w:r>
+        <w:t>、</w:t>
+      </w:r>
+      <w:r>
+        <w:t>file_path</w:t>
+      </w:r>
+      <w:r>
+        <w:t>等字段，映射为进程标识、父进程标识、命令行和文件路径。随后，对于网络流中的</w:t>
+      </w:r>
+      <w:r>
+        <w:t>src_ip</w:t>
+      </w:r>
+      <w:r>
+        <w:t>、</w:t>
+      </w:r>
+      <w:r>
+        <w:t>dst_ip</w:t>
+      </w:r>
+      <w:r>
+        <w:t>、</w:t>
+      </w:r>
+      <w:r>
+        <w:t>src_port</w:t>
+      </w:r>
+      <w:r>
+        <w:t>、</w:t>
+      </w:r>
+      <w:r>
+        <w:t>dst_port</w:t>
+      </w:r>
+      <w:r>
+        <w:t>、</w:t>
+      </w:r>
+      <w:r>
+        <w:t>protocol</w:t>
+      </w:r>
+      <w:r>
+        <w:t>、</w:t>
+      </w:r>
+      <w:r>
+        <w:t>bytes</w:t>
+      </w:r>
+      <w:r>
+        <w:t>、</w:t>
+      </w:r>
+      <w:r>
+        <w:t>packets</w:t>
+      </w:r>
+      <w:r>
+        <w:t>等字段，映射为源地址、目的地址、源端口、目的端口、协议、字节数和包数。这一步骤能够使不同系统产生的数据进入同一检测流程。</w:t>
+      </w:r>
+    </w:p>
+    <w:p>
+      <w:pPr>
+        <w:pStyle w:val="a9"/>
+      </w:pPr>
+      <w:r>
+        <w:lastRenderedPageBreak/>
+        <w:t>第二步，执行动作类型归一。</w:t>
+      </w:r>
+    </w:p>
+    <w:p>
+      <w:pPr>
+        <w:pStyle w:val="a9"/>
+      </w:pPr>
+      <w:r>
+        <w:t>首先，将</w:t>
+      </w:r>
+      <w:r>
+        <w:t>“process_create”“exec”“</w:t>
+      </w:r>
+      <w:r>
+        <w:t>启动进程</w:t>
+      </w:r>
+      <w:r>
+        <w:t>”</w:t>
+      </w:r>
+      <w:r>
+        <w:t>等动作归一为</w:t>
+      </w:r>
+      <w:r>
+        <w:t>“</w:t>
+      </w:r>
+      <w:r>
+        <w:t>执行</w:t>
+      </w:r>
+      <w:r>
+        <w:t>”</w:t>
+      </w:r>
+      <w:r>
+        <w:t>；将</w:t>
+      </w:r>
+      <w:r>
+        <w:t>“file_write”“create_file”“</w:t>
+      </w:r>
+      <w:r>
+        <w:t>写文件</w:t>
+      </w:r>
+      <w:r>
+        <w:t>”</w:t>
+      </w:r>
+      <w:r>
+        <w:t>等动作归一为</w:t>
+      </w:r>
+      <w:r>
+        <w:t>“</w:t>
+      </w:r>
+      <w:r>
+        <w:t>写入</w:t>
+      </w:r>
+      <w:r>
+        <w:t>”</w:t>
+      </w:r>
+      <w:r>
+        <w:t>；将</w:t>
+      </w:r>
+      <w:r>
+        <w:t>“connect”“flow_start”“</w:t>
+      </w:r>
+      <w:r>
+        <w:t>外联会话</w:t>
+      </w:r>
+      <w:r>
+        <w:t>”</w:t>
+      </w:r>
+      <w:r>
+        <w:t>等动作归一为</w:t>
+      </w:r>
+      <w:r>
+        <w:t>“</w:t>
+      </w:r>
+      <w:r>
+        <w:t>连接</w:t>
+      </w:r>
+      <w:r>
+        <w:t>”</w:t>
+      </w:r>
+      <w:r>
+        <w:t>。随后，将归一后的动作类型写入标准事件对象。这一步骤能够使后续图构建不依赖某个采集器的专有动作名称。</w:t>
+      </w:r>
+    </w:p>
+    <w:p>
+      <w:pPr>
+        <w:pStyle w:val="a9"/>
+      </w:pPr>
+      <w:r>
+        <w:t>第三步，保留原始证据引用。</w:t>
+      </w:r>
+    </w:p>
+    <w:p>
+      <w:pPr>
+        <w:pStyle w:val="a9"/>
+      </w:pPr>
+      <w:r>
+        <w:t>首先，系统在标准事件对象中记录原始日志编号、原始时间戳、采集通道和原始字段摘要。随后，将该引用与后续图节点、图边和检测结果绑定。这一步骤能够保证每一个检测结论都可以回溯到原始事件。</w:t>
+      </w:r>
+    </w:p>
+    <w:p>
+      <w:pPr>
+        <w:pStyle w:val="a9"/>
+      </w:pPr>
+      <w:r>
+        <w:t xml:space="preserve">③ </w:t>
+      </w:r>
+      <w:r>
+        <w:t>时间对齐。</w:t>
+      </w:r>
+    </w:p>
+    <w:p>
+      <w:pPr>
+        <w:pStyle w:val="a9"/>
+      </w:pPr>
+      <w:r>
+        <w:t>本阶段用于处理多源事件的时间偏差。对于同一主机、同一账号或同一网络会话内具有明显先后关系的事件，系统估计不同数据源之间的时间偏移量。若端点事件时间为</w:t>
       </w:r>
       <m:oMath>
         <m:sSub>
+          <m:sSubPr>
+            <m:ctrlPr>
+              <w:rPr>
+                <w:rFonts w:ascii="Cambria Math" w:hAnsi="Cambria Math"/>
+              </w:rPr>
+            </m:ctrlPr>
+          </m:sSubPr>
           <m:e>
             <m:r>
+              <w:rPr>
+                <w:rFonts w:ascii="Cambria Math" w:hAnsi="Cambria Math"/>
+              </w:rPr>
               <m:t>t</m:t>
             </m:r>
           </m:e>
           <m:sub>
             <m:r>
+              <w:rPr>
+                <w:rFonts w:ascii="Cambria Math" w:hAnsi="Cambria Math"/>
+              </w:rPr>
               <m:t>h</m:t>
             </m:r>
           </m:sub>
         </m:sSub>
       </m:oMath>
       <w:r>
-        <w:t xml:space="preserve">，网络流事件时间为</w:t>
+        <w:t>，网络流事件时间为</w:t>
       </w:r>
       <m:oMath>
         <m:sSub>
+          <m:sSubPr>
+            <m:ctrlPr>
+              <w:rPr>
+                <w:rFonts w:ascii="Cambria Math" w:hAnsi="Cambria Math"/>
+              </w:rPr>
+            </m:ctrlPr>
+          </m:sSubPr>
           <m:e>
             <m:r>
+              <w:rPr>
+                <w:rFonts w:ascii="Cambria Math" w:hAnsi="Cambria Math"/>
+              </w:rPr>
               <m:t>t</m:t>
             </m:r>
           </m:e>
           <m:sub>
             <m:r>
+              <w:rPr>
+                <w:rFonts w:ascii="Cambria Math" w:hAnsi="Cambria Math"/>
+              </w:rPr>
               <m:t>f</m:t>
             </m:r>
           </m:sub>
         </m:sSub>
       </m:oMath>
       <w:r>
-        <w:t xml:space="preserve">，二者被判定为同一连接行为，则可估计偏移量：</w:t>
+        <w:t>，二者被判定为同一连接行为，则可估计偏移量：</w:t>
       </w:r>
     </w:p>
     <w:p>
@@ -302,37 +562,63 @@
         </m:oMathParaPr>
         <m:oMath>
           <m:r>
-            <m:t>Δ</m:t>
-          </m:r>
-          <m:r>
-            <m:t>t</m:t>
-          </m:r>
-          <m:r>
-            <m:t>=</m:t>
+            <w:rPr>
+              <w:rFonts w:ascii="Cambria Math" w:hAnsi="Cambria Math"/>
+            </w:rPr>
+            <m:t>Δt=</m:t>
           </m:r>
           <m:sSub>
+            <m:sSubPr>
+              <m:ctrlPr>
+                <w:rPr>
+                  <w:rFonts w:ascii="Cambria Math" w:hAnsi="Cambria Math"/>
+                </w:rPr>
+              </m:ctrlPr>
+            </m:sSubPr>
             <m:e>
               <m:r>
+                <w:rPr>
+                  <w:rFonts w:ascii="Cambria Math" w:hAnsi="Cambria Math"/>
+                </w:rPr>
                 <m:t>t</m:t>
               </m:r>
             </m:e>
             <m:sub>
               <m:r>
+                <w:rPr>
+                  <w:rFonts w:ascii="Cambria Math" w:hAnsi="Cambria Math"/>
+                </w:rPr>
                 <m:t>f</m:t>
               </m:r>
             </m:sub>
           </m:sSub>
           <m:r>
-            <m:t>−</m:t>
+            <w:rPr>
+              <w:rFonts w:ascii="Cambria Math" w:hAnsi="Cambria Math"/>
+            </w:rPr>
+            <m:t>-</m:t>
           </m:r>
           <m:sSub>
+            <m:sSubPr>
+              <m:ctrlPr>
+                <w:rPr>
+                  <w:rFonts w:ascii="Cambria Math" w:hAnsi="Cambria Math"/>
+                </w:rPr>
+              </m:ctrlPr>
+            </m:sSubPr>
             <m:e>
               <m:r>
+                <w:rPr>
+                  <w:rFonts w:ascii="Cambria Math" w:hAnsi="Cambria Math"/>
+                </w:rPr>
                 <m:t>t</m:t>
               </m:r>
             </m:e>
             <m:sub>
               <m:r>
+                <w:rPr>
+                  <w:rFonts w:ascii="Cambria Math" w:hAnsi="Cambria Math"/>
+                </w:rPr>
                 <m:t>h</m:t>
               </m:r>
             </m:sub>
@@ -341,107 +627,151 @@
       </m:oMathPara>
     </w:p>
     <w:p>
-      <w:pPr>
-        <w:pStyle w:val="FirstParagraph"/>
-      </w:pPr>
-      <w:r>
-        <w:t xml:space="preserve">对于同一来源在多个匹配样本上的偏移量，系统采用中位数或滑动平均值作为该来源的时间修正值。若偏移量稳定，则对后续事件进行时间校正；若偏移量不稳定，则只记录时间不确定性标记，不强制调整原始时间。通过该步骤，系统能够降低时间漂移对路径搜索的影响。</w:t>
-      </w:r>
-    </w:p>
-    <w:p>
-      <w:pPr>
-        <w:pStyle w:val="a9"/>
-      </w:pPr>
-      <w:r>
-        <w:t xml:space="preserve">通过上述流程，本模块不仅实现了多源数据的统一接入，还通过标准事件对象为后续算法提供了可计算、可追溯和可扩展的输入。</w:t>
-      </w:r>
-    </w:p>
-    <w:p>
-      <w:pPr>
-        <w:pStyle w:val="a9"/>
-      </w:pPr>
-      <w:r>
-        <w:t xml:space="preserve">2、跨源实体绑定与置信度计算模块</w:t>
-      </w:r>
-    </w:p>
-    <w:p>
-      <w:pPr>
-        <w:pStyle w:val="a9"/>
-      </w:pPr>
-      <w:r>
-        <w:t xml:space="preserve">跨源实体绑定与置信度计算模块先从标准事件对象中抽取进程、文件、账号、主机、域名、IP地址、Socket和网络流会话等实体，随后生成候选绑定关系，最后根据精确标识、时间邻近、资产上下文和网络会话一致性计算绑定置信度。通过该模块，端点侧的进程行为与网络侧的流会话能够在检测图中连接，从而有效克服单源检测只能看到局部证据的局限。</w:t>
-      </w:r>
-    </w:p>
-    <w:p>
-      <w:pPr>
-        <w:pStyle w:val="a9"/>
-      </w:pPr>
-      <w:r>
-        <w:t xml:space="preserve">① 实体抽取。</w:t>
-      </w:r>
-    </w:p>
-    <w:p>
-      <w:pPr>
-        <w:pStyle w:val="a9"/>
-      </w:pPr>
-      <w:r>
-        <w:t xml:space="preserve">本阶段主要任务是将标准事件对象中的关键字段转化为实体。实体类型至少包括主机实体、账号实体、进程实体、文件实体、域名实体、IP实体、网络流实体和告警实体。对于进程实体，系统记录进程标识、父进程标识、进程名、命令行、启动时间和所属主机；对于网络流实体，系统记录五元组、方向、开始时间、结束时间、字节数、包数和关联域名；对于账号实体，系统记录账号名、账号域、登录主机和权限类型。</w:t>
-      </w:r>
-    </w:p>
-    <w:p>
-      <w:pPr>
-        <w:pStyle w:val="a9"/>
-      </w:pPr>
-      <w:r>
-        <w:t xml:space="preserve">② 候选绑定生成。</w:t>
-      </w:r>
-    </w:p>
-    <w:p>
-      <w:pPr>
-        <w:pStyle w:val="a9"/>
-      </w:pPr>
-      <w:r>
-        <w:t xml:space="preserve">本阶段根据不同实体的特征生成候选绑定关系。</w:t>
-      </w:r>
-    </w:p>
-    <w:p>
-      <w:pPr>
-        <w:pStyle w:val="a9"/>
-      </w:pPr>
-      <w:r>
-        <w:t xml:space="preserve">第一步，执行精确标识匹配。对于主机编号、账号SID、文件哈希、证书指纹、进程启动时间和会话编号等能够唯一或近似唯一标识实体的字段，系统直接生成高置信候选绑定。</w:t>
-      </w:r>
-    </w:p>
-    <w:p>
-      <w:pPr>
-        <w:pStyle w:val="a9"/>
-      </w:pPr>
-      <w:r>
-        <w:t xml:space="preserve">第二步，执行网络会话匹配。对于端点侧Socket事件和网络侧流会话事件，系统根据源地址、源端口、目的地址、目的端口、协议和时间窗口生成候选绑定。若端点事件显示某进程创建本地连接，同时网络流中出现相同五元组，则该网络流会话被列为该进程的候选外联证据。</w:t>
-      </w:r>
-    </w:p>
-    <w:p>
-      <w:pPr>
-        <w:pStyle w:val="a9"/>
-      </w:pPr>
-      <w:r>
-        <w:t xml:space="preserve">第三步，执行上下文匹配。对于缺少精确标识的实体，系统根据主机归属、账号权限、域名解析、进程父子链和时间邻近关系生成候选绑定。例如某域名解析事件与随后的外联流会话时间相近且主机一致，则该域名与流会话可建立候选关联。</w:t>
-      </w:r>
-    </w:p>
-    <w:p>
-      <w:pPr>
-        <w:pStyle w:val="a9"/>
-      </w:pPr>
-      <w:r>
-        <w:t xml:space="preserve">③ 绑定置信度计算。</w:t>
-      </w:r>
-    </w:p>
-    <w:p>
-      <w:pPr>
-        <w:pStyle w:val="a9"/>
-      </w:pPr>
-      <w:r>
-        <w:t xml:space="preserve">本阶段对候选绑定关系进行评分。实体绑定置信度可表示为：</w:t>
+      <w:r>
+        <w:t>对于同一来源在多个匹配样本上的偏移量，系统采用中位数或滑动平均值作为该来源的时间修正值。若偏移量稳定，则对后续事件进行时间校正；若偏移量不稳定，则只记录时间不确定性标记，不强制调整原始时间。通过该步骤，系统能够降低时间漂移对路径搜索的影响。</w:t>
+      </w:r>
+    </w:p>
+    <w:p>
+      <w:pPr>
+        <w:pStyle w:val="a9"/>
+      </w:pPr>
+      <w:r>
+        <w:t>通过上述流程，本模块不仅实现了多源数据的统一接入，还通过标准事件对象为后续算法提供了可计算、可追溯和可扩展的输入。</w:t>
+      </w:r>
+    </w:p>
+    <w:p>
+      <w:pPr>
+        <w:pStyle w:val="a9"/>
+      </w:pPr>
+      <w:r>
+        <w:t>2</w:t>
+      </w:r>
+      <w:r>
+        <w:t>、跨源实体绑定与置信度计算模块</w:t>
+      </w:r>
+    </w:p>
+    <w:p>
+      <w:pPr>
+        <w:pStyle w:val="a9"/>
+      </w:pPr>
+      <w:r>
+        <w:t>跨源实体绑定与置信度计算模块先从标准事件对象中抽取进程、文件、账号、主机、域名、</w:t>
+      </w:r>
+      <w:r>
+        <w:t>IP</w:t>
+      </w:r>
+      <w:r>
+        <w:t>地址、</w:t>
+      </w:r>
+      <w:r>
+        <w:t>Socket</w:t>
+      </w:r>
+      <w:r>
+        <w:t>和网络流会话等实体，随后生成候选绑</w:t>
+      </w:r>
+      <w:r>
+        <w:lastRenderedPageBreak/>
+        <w:t>定关系，最后根据精确标识、时间邻近、资产上下文和网络会话一致性计算绑定置信度。通过该模块，端点侧的进程行为与网络侧的流会话能够在检测图中连接，从而有效克服单源检测只能看到局部证据的局限。</w:t>
+      </w:r>
+    </w:p>
+    <w:p>
+      <w:pPr>
+        <w:pStyle w:val="a9"/>
+      </w:pPr>
+      <w:r>
+        <w:t xml:space="preserve">① </w:t>
+      </w:r>
+      <w:r>
+        <w:t>实体抽取。</w:t>
+      </w:r>
+    </w:p>
+    <w:p>
+      <w:pPr>
+        <w:pStyle w:val="a9"/>
+      </w:pPr>
+      <w:r>
+        <w:t>本阶段主要任务是将标准事件对象中的关键字段转化为实体。实体类型至少包括主机实体、账号实体、进程实体、文件实体、域名实体、</w:t>
+      </w:r>
+      <w:r>
+        <w:t>IP</w:t>
+      </w:r>
+      <w:r>
+        <w:t>实体、网络流实体和告警实体。对于进程实体，系统记录进程标识、父进程标识、进程名、命令行、启动时间和所属主机；对于网络流实体，系统记录五元组、方向、开始时间、结束时间、字节数、包数和关联域名；对于账号实体，系统记录账号名、账号域、登录主机和权限类型。</w:t>
+      </w:r>
+    </w:p>
+    <w:p>
+      <w:pPr>
+        <w:pStyle w:val="a9"/>
+      </w:pPr>
+      <w:r>
+        <w:t xml:space="preserve">② </w:t>
+      </w:r>
+      <w:r>
+        <w:t>候选绑定生成。</w:t>
+      </w:r>
+    </w:p>
+    <w:p>
+      <w:pPr>
+        <w:pStyle w:val="a9"/>
+      </w:pPr>
+      <w:r>
+        <w:t>本阶段根据不同实体的特征生成候选绑定关系。</w:t>
+      </w:r>
+    </w:p>
+    <w:p>
+      <w:pPr>
+        <w:pStyle w:val="a9"/>
+      </w:pPr>
+      <w:r>
+        <w:t>第一步，执行精确标识匹配。对于主机编号、账号</w:t>
+      </w:r>
+      <w:r>
+        <w:t>SID</w:t>
+      </w:r>
+      <w:r>
+        <w:t>、文件哈希、证书指纹、进程启动时间和会话编号等能够唯一或近似唯一标识实体的字段，系统直接生成高置信候选绑定。</w:t>
+      </w:r>
+    </w:p>
+    <w:p>
+      <w:pPr>
+        <w:pStyle w:val="a9"/>
+      </w:pPr>
+      <w:r>
+        <w:t>第二步，执行网络会话匹配。对于端点侧</w:t>
+      </w:r>
+      <w:r>
+        <w:t>Socket</w:t>
+      </w:r>
+      <w:r>
+        <w:t>事件和网络侧流会话事件，系统根据源地址、源端口、目的地址、目的端口、协议和时间窗口生成候选绑定。若端点事件显示某进程创建本地连接，同时网络流中出现相同五元组，则该网络流会话被列为该进程的候选外联证据。</w:t>
+      </w:r>
+    </w:p>
+    <w:p>
+      <w:pPr>
+        <w:pStyle w:val="a9"/>
+      </w:pPr>
+      <w:r>
+        <w:t>第三步，执行上下文匹配。对于缺少精确标识的实体，系统根据主机归属、账号权限、域名解析、进程父子链和时间邻近关系生成候选绑定。例如某域名解析事件与随后的外联流会话时间相近且主机一致，则该域名与流会话可建立候选关联。</w:t>
+      </w:r>
+    </w:p>
+    <w:p>
+      <w:pPr>
+        <w:pStyle w:val="a9"/>
+      </w:pPr>
+      <w:r>
+        <w:lastRenderedPageBreak/>
+        <w:t xml:space="preserve">③ </w:t>
+      </w:r>
+      <w:r>
+        <w:t>绑定置信度计算。</w:t>
+      </w:r>
+    </w:p>
+    <w:p>
+      <w:pPr>
+        <w:pStyle w:val="a9"/>
+      </w:pPr>
+      <w:r>
+        <w:t>本阶段对候选绑定关系进行评分。实体绑定置信度可表示为：</w:t>
       </w:r>
     </w:p>
     <w:p>
@@ -454,194 +784,307 @@
         </m:oMathParaPr>
         <m:oMath>
           <m:sSub>
+            <m:sSubPr>
+              <m:ctrlPr>
+                <w:rPr>
+                  <w:rFonts w:ascii="Cambria Math" w:hAnsi="Cambria Math"/>
+                </w:rPr>
+              </m:ctrlPr>
+            </m:sSubPr>
             <m:e>
               <m:r>
+                <w:rPr>
+                  <w:rFonts w:ascii="Cambria Math" w:hAnsi="Cambria Math"/>
+                </w:rPr>
                 <m:t>C</m:t>
               </m:r>
             </m:e>
             <m:sub>
               <m:r>
-                <m:t>b</m:t>
-              </m:r>
-              <m:r>
-                <m:t>i</m:t>
-              </m:r>
-              <m:r>
-                <m:t>n</m:t>
-              </m:r>
-              <m:r>
-                <m:t>d</m:t>
+                <w:rPr>
+                  <w:rFonts w:ascii="Cambria Math" w:hAnsi="Cambria Math"/>
+                </w:rPr>
+                <m:t>bind</m:t>
               </m:r>
             </m:sub>
           </m:sSub>
           <m:r>
+            <w:rPr>
+              <w:rFonts w:ascii="Cambria Math" w:hAnsi="Cambria Math"/>
+            </w:rPr>
             <m:t>=</m:t>
           </m:r>
           <m:sSub>
+            <m:sSubPr>
+              <m:ctrlPr>
+                <w:rPr>
+                  <w:rFonts w:ascii="Cambria Math" w:hAnsi="Cambria Math"/>
+                </w:rPr>
+              </m:ctrlPr>
+            </m:sSubPr>
             <m:e>
               <m:r>
+                <w:rPr>
+                  <w:rFonts w:ascii="Cambria Math" w:hAnsi="Cambria Math"/>
+                </w:rPr>
                 <m:t>w</m:t>
               </m:r>
             </m:e>
             <m:sub>
               <m:r>
+                <w:rPr>
+                  <w:rFonts w:ascii="Cambria Math" w:hAnsi="Cambria Math"/>
+                </w:rPr>
                 <m:t>1</m:t>
               </m:r>
             </m:sub>
           </m:sSub>
           <m:sSub>
+            <m:sSubPr>
+              <m:ctrlPr>
+                <w:rPr>
+                  <w:rFonts w:ascii="Cambria Math" w:hAnsi="Cambria Math"/>
+                </w:rPr>
+              </m:ctrlPr>
+            </m:sSubPr>
             <m:e>
               <m:r>
+                <w:rPr>
+                  <w:rFonts w:ascii="Cambria Math" w:hAnsi="Cambria Math"/>
+                </w:rPr>
                 <m:t>I</m:t>
               </m:r>
             </m:e>
             <m:sub>
               <m:r>
-                <m:t>i</m:t>
-              </m:r>
-              <m:r>
-                <m:t>d</m:t>
+                <w:rPr>
+                  <w:rFonts w:ascii="Cambria Math" w:hAnsi="Cambria Math"/>
+                </w:rPr>
+                <m:t>id</m:t>
               </m:r>
             </m:sub>
           </m:sSub>
           <m:r>
+            <w:rPr>
+              <w:rFonts w:ascii="Cambria Math" w:hAnsi="Cambria Math"/>
+            </w:rPr>
             <m:t>+</m:t>
           </m:r>
           <m:sSub>
+            <m:sSubPr>
+              <m:ctrlPr>
+                <w:rPr>
+                  <w:rFonts w:ascii="Cambria Math" w:hAnsi="Cambria Math"/>
+                </w:rPr>
+              </m:ctrlPr>
+            </m:sSubPr>
             <m:e>
               <m:r>
+                <w:rPr>
+                  <w:rFonts w:ascii="Cambria Math" w:hAnsi="Cambria Math"/>
+                </w:rPr>
                 <m:t>w</m:t>
               </m:r>
             </m:e>
             <m:sub>
               <m:r>
+                <w:rPr>
+                  <w:rFonts w:ascii="Cambria Math" w:hAnsi="Cambria Math"/>
+                </w:rPr>
                 <m:t>2</m:t>
               </m:r>
             </m:sub>
           </m:sSub>
           <m:sSub>
+            <m:sSubPr>
+              <m:ctrlPr>
+                <w:rPr>
+                  <w:rFonts w:ascii="Cambria Math" w:hAnsi="Cambria Math"/>
+                </w:rPr>
+              </m:ctrlPr>
+            </m:sSubPr>
             <m:e>
               <m:r>
+                <w:rPr>
+                  <w:rFonts w:ascii="Cambria Math" w:hAnsi="Cambria Math"/>
+                </w:rPr>
                 <m:t>I</m:t>
               </m:r>
             </m:e>
             <m:sub>
               <m:r>
-                <m:t>t</m:t>
-              </m:r>
-              <m:r>
-                <m:t>i</m:t>
-              </m:r>
-              <m:r>
-                <m:t>m</m:t>
-              </m:r>
-              <m:r>
-                <m:t>e</m:t>
+                <w:rPr>
+                  <w:rFonts w:ascii="Cambria Math" w:hAnsi="Cambria Math"/>
+                </w:rPr>
+                <m:t>time</m:t>
               </m:r>
             </m:sub>
           </m:sSub>
           <m:r>
+            <w:rPr>
+              <w:rFonts w:ascii="Cambria Math" w:hAnsi="Cambria Math"/>
+            </w:rPr>
             <m:t>+</m:t>
           </m:r>
           <m:sSub>
+            <m:sSubPr>
+              <m:ctrlPr>
+                <w:rPr>
+                  <w:rFonts w:ascii="Cambria Math" w:hAnsi="Cambria Math"/>
+                </w:rPr>
+              </m:ctrlPr>
+            </m:sSubPr>
             <m:e>
               <m:r>
+                <w:rPr>
+                  <w:rFonts w:ascii="Cambria Math" w:hAnsi="Cambria Math"/>
+                </w:rPr>
                 <m:t>w</m:t>
               </m:r>
             </m:e>
             <m:sub>
               <m:r>
+                <w:rPr>
+                  <w:rFonts w:ascii="Cambria Math" w:hAnsi="Cambria Math"/>
+                </w:rPr>
                 <m:t>3</m:t>
               </m:r>
             </m:sub>
           </m:sSub>
           <m:sSub>
+            <m:sSubPr>
+              <m:ctrlPr>
+                <w:rPr>
+                  <w:rFonts w:ascii="Cambria Math" w:hAnsi="Cambria Math"/>
+                </w:rPr>
+              </m:ctrlPr>
+            </m:sSubPr>
             <m:e>
               <m:r>
+                <w:rPr>
+                  <w:rFonts w:ascii="Cambria Math" w:hAnsi="Cambria Math"/>
+                </w:rPr>
                 <m:t>I</m:t>
               </m:r>
             </m:e>
             <m:sub>
               <m:r>
-                <m:t>h</m:t>
-              </m:r>
-              <m:r>
-                <m:t>o</m:t>
-              </m:r>
-              <m:r>
-                <m:t>s</m:t>
-              </m:r>
-              <m:r>
-                <m:t>t</m:t>
+                <w:rPr>
+                  <w:rFonts w:ascii="Cambria Math" w:hAnsi="Cambria Math"/>
+                </w:rPr>
+                <m:t>host</m:t>
               </m:r>
             </m:sub>
           </m:sSub>
           <m:r>
+            <w:rPr>
+              <w:rFonts w:ascii="Cambria Math" w:hAnsi="Cambria Math"/>
+            </w:rPr>
             <m:t>+</m:t>
           </m:r>
           <m:sSub>
+            <m:sSubPr>
+              <m:ctrlPr>
+                <w:rPr>
+                  <w:rFonts w:ascii="Cambria Math" w:hAnsi="Cambria Math"/>
+                </w:rPr>
+              </m:ctrlPr>
+            </m:sSubPr>
             <m:e>
               <m:r>
+                <w:rPr>
+                  <w:rFonts w:ascii="Cambria Math" w:hAnsi="Cambria Math"/>
+                </w:rPr>
                 <m:t>w</m:t>
               </m:r>
             </m:e>
             <m:sub>
               <m:r>
+                <w:rPr>
+                  <w:rFonts w:ascii="Cambria Math" w:hAnsi="Cambria Math"/>
+                </w:rPr>
                 <m:t>4</m:t>
               </m:r>
             </m:sub>
           </m:sSub>
           <m:sSub>
+            <m:sSubPr>
+              <m:ctrlPr>
+                <w:rPr>
+                  <w:rFonts w:ascii="Cambria Math" w:hAnsi="Cambria Math"/>
+                </w:rPr>
+              </m:ctrlPr>
+            </m:sSubPr>
             <m:e>
               <m:r>
+                <w:rPr>
+                  <w:rFonts w:ascii="Cambria Math" w:hAnsi="Cambria Math"/>
+                </w:rPr>
                 <m:t>I</m:t>
               </m:r>
             </m:e>
             <m:sub>
               <m:r>
-                <m:t>f</m:t>
-              </m:r>
-              <m:r>
-                <m:t>l</m:t>
-              </m:r>
-              <m:r>
-                <m:t>o</m:t>
-              </m:r>
-              <m:r>
-                <m:t>w</m:t>
+                <w:rPr>
+                  <w:rFonts w:ascii="Cambria Math" w:hAnsi="Cambria Math"/>
+                </w:rPr>
+                <m:t>flow</m:t>
               </m:r>
             </m:sub>
           </m:sSub>
           <m:r>
+            <w:rPr>
+              <w:rFonts w:ascii="Cambria Math" w:hAnsi="Cambria Math"/>
+            </w:rPr>
             <m:t>+</m:t>
           </m:r>
           <m:sSub>
+            <m:sSubPr>
+              <m:ctrlPr>
+                <w:rPr>
+                  <w:rFonts w:ascii="Cambria Math" w:hAnsi="Cambria Math"/>
+                </w:rPr>
+              </m:ctrlPr>
+            </m:sSubPr>
             <m:e>
               <m:r>
+                <w:rPr>
+                  <w:rFonts w:ascii="Cambria Math" w:hAnsi="Cambria Math"/>
+                </w:rPr>
                 <m:t>w</m:t>
               </m:r>
             </m:e>
             <m:sub>
               <m:r>
+                <w:rPr>
+                  <w:rFonts w:ascii="Cambria Math" w:hAnsi="Cambria Math"/>
+                </w:rPr>
                 <m:t>5</m:t>
               </m:r>
             </m:sub>
           </m:sSub>
           <m:sSub>
+            <m:sSubPr>
+              <m:ctrlPr>
+                <w:rPr>
+                  <w:rFonts w:ascii="Cambria Math" w:hAnsi="Cambria Math"/>
+                </w:rPr>
+              </m:ctrlPr>
+            </m:sSubPr>
             <m:e>
               <m:r>
+                <w:rPr>
+                  <w:rFonts w:ascii="Cambria Math" w:hAnsi="Cambria Math"/>
+                </w:rPr>
                 <m:t>I</m:t>
               </m:r>
             </m:e>
             <m:sub>
               <m:r>
-                <m:t>c</m:t>
-              </m:r>
-              <m:r>
-                <m:t>t</m:t>
-              </m:r>
-              <m:r>
-                <m:t>x</m:t>
+                <w:rPr>
+                  <w:rFonts w:ascii="Cambria Math" w:hAnsi="Cambria Math"/>
+                </w:rPr>
+                <m:t>ctx</m:t>
               </m:r>
             </m:sub>
           </m:sSub>
@@ -649,374 +1092,551 @@
       </m:oMathPara>
     </w:p>
     <w:p>
-      <w:pPr>
-        <w:pStyle w:val="FirstParagraph"/>
-      </w:pPr>
-      <w:r>
-        <w:t xml:space="preserve">其中，</w:t>
+      <w:r>
+        <w:t>其中，</w:t>
       </w:r>
       <m:oMath>
         <m:sSub>
+          <m:sSubPr>
+            <m:ctrlPr>
+              <w:rPr>
+                <w:rFonts w:ascii="Cambria Math" w:hAnsi="Cambria Math"/>
+              </w:rPr>
+            </m:ctrlPr>
+          </m:sSubPr>
           <m:e>
             <m:r>
+              <w:rPr>
+                <w:rFonts w:ascii="Cambria Math" w:hAnsi="Cambria Math"/>
+              </w:rPr>
               <m:t>I</m:t>
             </m:r>
           </m:e>
           <m:sub>
             <m:r>
-              <m:t>i</m:t>
-            </m:r>
-            <m:r>
-              <m:t>d</m:t>
+              <w:rPr>
+                <w:rFonts w:ascii="Cambria Math" w:hAnsi="Cambria Math"/>
+              </w:rPr>
+              <m:t>id</m:t>
             </m:r>
           </m:sub>
         </m:sSub>
       </m:oMath>
       <w:r>
-        <w:t xml:space="preserve">表示精确标识匹配得分，</w:t>
+        <w:t>表示精确标识匹配得分，</w:t>
       </w:r>
       <m:oMath>
         <m:sSub>
+          <m:sSubPr>
+            <m:ctrlPr>
+              <w:rPr>
+                <w:rFonts w:ascii="Cambria Math" w:hAnsi="Cambria Math"/>
+              </w:rPr>
+            </m:ctrlPr>
+          </m:sSubPr>
           <m:e>
             <m:r>
+              <w:rPr>
+                <w:rFonts w:ascii="Cambria Math" w:hAnsi="Cambria Math"/>
+              </w:rPr>
               <m:t>I</m:t>
             </m:r>
           </m:e>
           <m:sub>
             <m:r>
-              <m:t>t</m:t>
-            </m:r>
-            <m:r>
-              <m:t>i</m:t>
-            </m:r>
-            <m:r>
-              <m:t>m</m:t>
-            </m:r>
-            <m:r>
-              <m:t>e</m:t>
+              <w:rPr>
+                <w:rFonts w:ascii="Cambria Math" w:hAnsi="Cambria Math"/>
+              </w:rPr>
+              <m:t>time</m:t>
             </m:r>
           </m:sub>
         </m:sSub>
       </m:oMath>
       <w:r>
-        <w:t xml:space="preserve">表示时间邻近得分，</w:t>
+        <w:t>表示时间邻近得分，</w:t>
       </w:r>
       <m:oMath>
         <m:sSub>
+          <m:sSubPr>
+            <m:ctrlPr>
+              <w:rPr>
+                <w:rFonts w:ascii="Cambria Math" w:hAnsi="Cambria Math"/>
+              </w:rPr>
+            </m:ctrlPr>
+          </m:sSubPr>
           <m:e>
             <m:r>
+              <w:rPr>
+                <w:rFonts w:ascii="Cambria Math" w:hAnsi="Cambria Math"/>
+              </w:rPr>
               <m:t>I</m:t>
             </m:r>
           </m:e>
           <m:sub>
             <m:r>
-              <m:t>h</m:t>
-            </m:r>
-            <m:r>
-              <m:t>o</m:t>
-            </m:r>
-            <m:r>
-              <m:t>s</m:t>
-            </m:r>
-            <m:r>
-              <m:t>t</m:t>
+              <w:rPr>
+                <w:rFonts w:ascii="Cambria Math" w:hAnsi="Cambria Math"/>
+              </w:rPr>
+              <m:t>host</m:t>
             </m:r>
           </m:sub>
         </m:sSub>
       </m:oMath>
       <w:r>
-        <w:t xml:space="preserve">表示主机或资产一致性得分，</w:t>
+        <w:t>表示主机或资产一致性得分，</w:t>
       </w:r>
       <m:oMath>
         <m:sSub>
+          <m:sSubPr>
+            <m:ctrlPr>
+              <w:rPr>
+                <w:rFonts w:ascii="Cambria Math" w:hAnsi="Cambria Math"/>
+              </w:rPr>
+            </m:ctrlPr>
+          </m:sSubPr>
           <m:e>
             <m:r>
+              <w:rPr>
+                <w:rFonts w:ascii="Cambria Math" w:hAnsi="Cambria Math"/>
+              </w:rPr>
               <m:t>I</m:t>
             </m:r>
           </m:e>
           <m:sub>
             <m:r>
-              <m:t>f</m:t>
-            </m:r>
-            <m:r>
-              <m:t>l</m:t>
-            </m:r>
-            <m:r>
-              <m:t>o</m:t>
-            </m:r>
-            <m:r>
-              <m:t>w</m:t>
+              <w:rPr>
+                <w:rFonts w:ascii="Cambria Math" w:hAnsi="Cambria Math"/>
+              </w:rPr>
+              <m:t>flow</m:t>
             </m:r>
           </m:sub>
         </m:sSub>
       </m:oMath>
       <w:r>
-        <w:t xml:space="preserve">表示五元组或Socket一致性得分，</w:t>
+        <w:t>表示五元组或</w:t>
+      </w:r>
+      <w:r>
+        <w:t>Socket</w:t>
+      </w:r>
+      <w:r>
+        <w:t>一致性得分，</w:t>
       </w:r>
       <m:oMath>
         <m:sSub>
+          <m:sSubPr>
+            <m:ctrlPr>
+              <w:rPr>
+                <w:rFonts w:ascii="Cambria Math" w:hAnsi="Cambria Math"/>
+              </w:rPr>
+            </m:ctrlPr>
+          </m:sSubPr>
           <m:e>
             <m:r>
+              <w:rPr>
+                <w:rFonts w:ascii="Cambria Math" w:hAnsi="Cambria Math"/>
+              </w:rPr>
               <m:t>I</m:t>
             </m:r>
           </m:e>
           <m:sub>
             <m:r>
-              <m:t>c</m:t>
-            </m:r>
-            <m:r>
-              <m:t>t</m:t>
-            </m:r>
-            <m:r>
-              <m:t>x</m:t>
+              <w:rPr>
+                <w:rFonts w:ascii="Cambria Math" w:hAnsi="Cambria Math"/>
+              </w:rPr>
+              <m:t>ctx</m:t>
             </m:r>
           </m:sub>
         </m:sSub>
       </m:oMath>
       <w:r>
-        <w:t xml:space="preserve">表示进程、账号、域名和父子链上下文一致性得分，</w:t>
+        <w:t>表示进程、账号、域名和父子链上下文一致性得分，</w:t>
       </w:r>
       <m:oMath>
         <m:sSub>
+          <m:sSubPr>
+            <m:ctrlPr>
+              <w:rPr>
+                <w:rFonts w:ascii="Cambria Math" w:hAnsi="Cambria Math"/>
+              </w:rPr>
+            </m:ctrlPr>
+          </m:sSubPr>
           <m:e>
             <m:r>
+              <w:rPr>
+                <w:rFonts w:ascii="Cambria Math" w:hAnsi="Cambria Math"/>
+              </w:rPr>
               <m:t>w</m:t>
             </m:r>
           </m:e>
           <m:sub>
             <m:r>
+              <w:rPr>
+                <w:rFonts w:ascii="Cambria Math" w:hAnsi="Cambria Math"/>
+              </w:rPr>
               <m:t>1</m:t>
             </m:r>
           </m:sub>
         </m:sSub>
       </m:oMath>
       <w:r>
-        <w:t xml:space="preserve">至</w:t>
+        <w:t>至</w:t>
       </w:r>
       <m:oMath>
         <m:sSub>
+          <m:sSubPr>
+            <m:ctrlPr>
+              <w:rPr>
+                <w:rFonts w:ascii="Cambria Math" w:hAnsi="Cambria Math"/>
+              </w:rPr>
+            </m:ctrlPr>
+          </m:sSubPr>
           <m:e>
             <m:r>
+              <w:rPr>
+                <w:rFonts w:ascii="Cambria Math" w:hAnsi="Cambria Math"/>
+              </w:rPr>
               <m:t>w</m:t>
             </m:r>
           </m:e>
           <m:sub>
             <m:r>
+              <w:rPr>
+                <w:rFonts w:ascii="Cambria Math" w:hAnsi="Cambria Math"/>
+              </w:rPr>
               <m:t>5</m:t>
             </m:r>
           </m:sub>
         </m:sSub>
       </m:oMath>
       <w:r>
-        <w:t xml:space="preserve">为权重参数。</w:t>
-      </w:r>
-    </w:p>
-    <w:p>
-      <w:pPr>
-        <w:pStyle w:val="a9"/>
-      </w:pPr>
-      <w:r>
-        <w:t xml:space="preserve">若</w:t>
+        <w:t>为权重参数。</w:t>
+      </w:r>
+    </w:p>
+    <w:p>
+      <w:pPr>
+        <w:pStyle w:val="a9"/>
+      </w:pPr>
+      <w:r>
+        <w:t>若</w:t>
       </w:r>
       <m:oMath>
         <m:sSub>
+          <m:sSubPr>
+            <m:ctrlPr>
+              <w:rPr>
+                <w:rFonts w:ascii="Cambria Math" w:hAnsi="Cambria Math"/>
+              </w:rPr>
+            </m:ctrlPr>
+          </m:sSubPr>
           <m:e>
             <m:r>
+              <w:rPr>
+                <w:rFonts w:ascii="Cambria Math" w:hAnsi="Cambria Math"/>
+              </w:rPr>
               <m:t>C</m:t>
             </m:r>
           </m:e>
           <m:sub>
             <m:r>
-              <m:t>b</m:t>
-            </m:r>
-            <m:r>
-              <m:t>i</m:t>
-            </m:r>
-            <m:r>
-              <m:t>n</m:t>
-            </m:r>
-            <m:r>
-              <m:t>d</m:t>
+              <w:rPr>
+                <w:rFonts w:ascii="Cambria Math" w:hAnsi="Cambria Math"/>
+              </w:rPr>
+              <m:t>bind</m:t>
             </m:r>
           </m:sub>
         </m:sSub>
       </m:oMath>
       <w:r>
-        <w:t xml:space="preserve">大于实体绑定阈值</w:t>
+        <w:t>大于实体绑定阈值</w:t>
       </w:r>
       <m:oMath>
         <m:sSub>
+          <m:sSubPr>
+            <m:ctrlPr>
+              <w:rPr>
+                <w:rFonts w:ascii="Cambria Math" w:hAnsi="Cambria Math"/>
+              </w:rPr>
+            </m:ctrlPr>
+          </m:sSubPr>
           <m:e>
             <m:r>
+              <w:rPr>
+                <w:rFonts w:ascii="Cambria Math" w:hAnsi="Cambria Math"/>
+              </w:rPr>
               <m:t>τ</m:t>
             </m:r>
           </m:e>
           <m:sub>
             <m:r>
-              <m:t>b</m:t>
-            </m:r>
-            <m:r>
-              <m:t>i</m:t>
-            </m:r>
-            <m:r>
-              <m:t>n</m:t>
-            </m:r>
-            <m:r>
-              <m:t>d</m:t>
+              <w:rPr>
+                <w:rFonts w:ascii="Cambria Math" w:hAnsi="Cambria Math"/>
+              </w:rPr>
+              <m:t>bind</m:t>
             </m:r>
           </m:sub>
         </m:sSub>
       </m:oMath>
       <w:r>
-        <w:t xml:space="preserve">，则系统将候选实体合并为统一实体；若</w:t>
+        <w:t>，则系统将候选实体合并为统一实体；若</w:t>
       </w:r>
       <m:oMath>
         <m:sSub>
+          <m:sSubPr>
+            <m:ctrlPr>
+              <w:rPr>
+                <w:rFonts w:ascii="Cambria Math" w:hAnsi="Cambria Math"/>
+              </w:rPr>
+            </m:ctrlPr>
+          </m:sSubPr>
           <m:e>
             <m:r>
+              <w:rPr>
+                <w:rFonts w:ascii="Cambria Math" w:hAnsi="Cambria Math"/>
+              </w:rPr>
               <m:t>C</m:t>
             </m:r>
           </m:e>
           <m:sub>
             <m:r>
-              <m:t>b</m:t>
-            </m:r>
-            <m:r>
-              <m:t>i</m:t>
-            </m:r>
-            <m:r>
-              <m:t>n</m:t>
-            </m:r>
-            <m:r>
-              <m:t>d</m:t>
+              <w:rPr>
+                <w:rFonts w:ascii="Cambria Math" w:hAnsi="Cambria Math"/>
+              </w:rPr>
+              <m:t>bind</m:t>
             </m:r>
           </m:sub>
         </m:sSub>
       </m:oMath>
       <w:r>
-        <w:t xml:space="preserve">处于候选区间，则保留多个候选实体版本；若</w:t>
+        <w:t>处于候选区间，则保留多个候选实体版本；若</w:t>
       </w:r>
       <m:oMath>
         <m:sSub>
+          <m:sSubPr>
+            <m:ctrlPr>
+              <w:rPr>
+                <w:rFonts w:ascii="Cambria Math" w:hAnsi="Cambria Math"/>
+              </w:rPr>
+            </m:ctrlPr>
+          </m:sSubPr>
           <m:e>
             <m:r>
+              <w:rPr>
+                <w:rFonts w:ascii="Cambria Math" w:hAnsi="Cambria Math"/>
+              </w:rPr>
               <m:t>C</m:t>
             </m:r>
           </m:e>
           <m:sub>
             <m:r>
-              <m:t>b</m:t>
-            </m:r>
-            <m:r>
-              <m:t>i</m:t>
-            </m:r>
-            <m:r>
-              <m:t>n</m:t>
-            </m:r>
-            <m:r>
-              <m:t>d</m:t>
+              <w:rPr>
+                <w:rFonts w:ascii="Cambria Math" w:hAnsi="Cambria Math"/>
+              </w:rPr>
+              <m:t>bind</m:t>
             </m:r>
           </m:sub>
         </m:sSub>
       </m:oMath>
       <w:r>
-        <w:t xml:space="preserve">低于候选阈值，则不进行绑定。通过这种方式，系统既避免漏掉跨源关联，又避免低置信证据被强制合并。</w:t>
-      </w:r>
-    </w:p>
-    <w:p>
-      <w:pPr>
-        <w:pStyle w:val="a9"/>
-      </w:pPr>
-      <w:r>
-        <w:t xml:space="preserve">3、统一时序证据图构建模块</w:t>
-      </w:r>
-    </w:p>
-    <w:p>
-      <w:pPr>
-        <w:pStyle w:val="a9"/>
-      </w:pPr>
-      <w:r>
-        <w:t xml:space="preserve">统一时序证据图构建模块先根据统一实体创建节点，随后根据标准事件对象创建边，最后以时间窗口为单位维护增量图。通过该模块，系统构建了可用于检测算法运行的时序异构图，从而有效克服孤立日志事件难以表达攻击因果关系的局限。</w:t>
-      </w:r>
-    </w:p>
-    <w:p>
-      <w:pPr>
-        <w:pStyle w:val="a9"/>
-      </w:pPr>
-      <w:r>
-        <w:t xml:space="preserve">① 图节点构建。</w:t>
-      </w:r>
-    </w:p>
-    <w:p>
-      <w:pPr>
-        <w:pStyle w:val="a9"/>
-      </w:pPr>
-      <w:r>
-        <w:t xml:space="preserve">本阶段为不同实体生成图节点。节点属性至少包括节点编号、节点类型、所属主机、实体名称、首次出现时间、最近出现时间、来源列表、风险标签和统计特征。进程节点记录进程名、命令行、父进程、启动路径和启动用户；文件节点记录文件路径、哈希、大小和写入进程；账号节点记录账号名、登录主机和权限类型；流会话节点记录五元组、持续时长、包数字节数和方向。</w:t>
-      </w:r>
-    </w:p>
-    <w:p>
-      <w:pPr>
-        <w:pStyle w:val="a9"/>
-      </w:pPr>
-      <w:r>
-        <w:t xml:space="preserve">② 图边构建。</w:t>
-      </w:r>
-    </w:p>
-    <w:p>
-      <w:pPr>
-        <w:pStyle w:val="a9"/>
-      </w:pPr>
-      <w:r>
-        <w:t xml:space="preserve">本阶段为事件生成图边。</w:t>
-      </w:r>
-    </w:p>
-    <w:p>
-      <w:pPr>
-        <w:pStyle w:val="a9"/>
-      </w:pPr>
-      <w:r>
-        <w:t xml:space="preserve">第一步，根据动作类型创建直接事件边。例如进程创建子进程形成“创建”边，进程写入文件形成“写入”边，账号登录主机形成“登录”边，主机访问域名形成“连接”边。</w:t>
-      </w:r>
-    </w:p>
-    <w:p>
-      <w:pPr>
-        <w:pStyle w:val="a9"/>
-      </w:pPr>
-      <w:r>
-        <w:t xml:space="preserve">第二步，根据实体绑定结果创建跨源关联边。例如端点Socket事件与网络流会话之间形成“同会话”边，域名解析事件与外联流之间形成“解析后连接”边，认证日志与主机进程活动之间形成“同账号上下文”边。</w:t>
-      </w:r>
-    </w:p>
-    <w:p>
-      <w:pPr>
-        <w:pStyle w:val="a9"/>
-      </w:pPr>
-      <w:r>
-        <w:t xml:space="preserve">第三步，根据时间顺序和因果关系创建推理边。例如进程执行脚本后短时间内产生文件落地和外联连接，则系统可在这些事件之间创建低置信因果候选边，并保留候选标记。这一步骤能够在不伪造确定证据的前提下，为攻击链检测提供候选连接。</w:t>
-      </w:r>
-    </w:p>
-    <w:p>
-      <w:pPr>
-        <w:pStyle w:val="a9"/>
-      </w:pPr>
-      <w:r>
-        <w:t xml:space="preserve">③ 增量图维护。</w:t>
-      </w:r>
-    </w:p>
-    <w:p>
-      <w:pPr>
-        <w:pStyle w:val="a9"/>
-      </w:pPr>
-      <w:r>
-        <w:t xml:space="preserve">本阶段以滑动窗口维护统一时序证据图。对于每个新到达事件，系统只更新受影响的节点、边和局部邻域，不重新构建全量图。每条边维护出现次数、最近出现时间、时间间隔分布、来源质量和风险分。对于过期且低风险的边，系统转入历史摘要；对于高风险边和攻击链相关边，系统延长保留时间。</w:t>
-      </w:r>
-    </w:p>
-    <w:p>
-      <w:pPr>
-        <w:pStyle w:val="a9"/>
-      </w:pPr>
-      <w:r>
-        <w:t xml:space="preserve">边风险初始得分可以表示为：</w:t>
+        <w:t>低于候选阈值，则不进行绑定。通过这种方式，系统既避免漏掉跨源关联，又避免低置信证据被强制合并。</w:t>
+      </w:r>
+    </w:p>
+    <w:p>
+      <w:pPr>
+        <w:pStyle w:val="a9"/>
+      </w:pPr>
+      <w:r>
+        <w:t>3</w:t>
+      </w:r>
+      <w:r>
+        <w:t>、统一时序证据图构建模块</w:t>
+      </w:r>
+    </w:p>
+    <w:p>
+      <w:pPr>
+        <w:pStyle w:val="a9"/>
+      </w:pPr>
+      <w:r>
+        <w:t>统一时序证据图构建模块先根据统一实体创建节点，随后根据标准事件对象创建边，最后以时间窗口为单位维护增量图。通过该模块，系统构建了可用于检测算法运行的时序异构图，从而有效克服孤立日志事件难以表达攻击因果关系的局限。</w:t>
+      </w:r>
+    </w:p>
+    <w:p>
+      <w:pPr>
+        <w:pStyle w:val="a9"/>
+      </w:pPr>
+      <w:r>
+        <w:t xml:space="preserve">① </w:t>
+      </w:r>
+      <w:r>
+        <w:t>图节点构建。</w:t>
+      </w:r>
+    </w:p>
+    <w:p>
+      <w:pPr>
+        <w:pStyle w:val="a9"/>
+      </w:pPr>
+      <w:r>
+        <w:t>本阶段为不同实体生成图节点。节点属性至少包括节点编号、节点类型、所属主机、实体名称、首次出现时间、最近出现时间、来源列表、风险标签和统计特征。进程节点记录进程名、命令行、父进程、启动路径和启动用户；文件节点记录文件路径、哈希、大小和写入进程；账号节点记录账号名、登录主机和权限类型；流会话节点记录五元组、持续时长、包数字节数和方向。</w:t>
+      </w:r>
+    </w:p>
+    <w:p>
+      <w:pPr>
+        <w:pStyle w:val="a9"/>
+      </w:pPr>
+      <w:r>
+        <w:t xml:space="preserve">② </w:t>
+      </w:r>
+      <w:r>
+        <w:t>图边构建。</w:t>
+      </w:r>
+    </w:p>
+    <w:p>
+      <w:pPr>
+        <w:pStyle w:val="a9"/>
+      </w:pPr>
+      <w:r>
+        <w:t>本阶段为事件生成图边。</w:t>
+      </w:r>
+    </w:p>
+    <w:p>
+      <w:pPr>
+        <w:pStyle w:val="a9"/>
+      </w:pPr>
+      <w:r>
+        <w:lastRenderedPageBreak/>
+        <w:t>第一步，根据动作类型创建直接事件边。例如进程创建子进程形成</w:t>
+      </w:r>
+      <w:r>
+        <w:t>“</w:t>
+      </w:r>
+      <w:r>
+        <w:t>创建</w:t>
+      </w:r>
+      <w:r>
+        <w:t>”</w:t>
+      </w:r>
+      <w:r>
+        <w:t>边，进程写入文件形成</w:t>
+      </w:r>
+      <w:r>
+        <w:t>“</w:t>
+      </w:r>
+      <w:r>
+        <w:t>写入</w:t>
+      </w:r>
+      <w:r>
+        <w:t>”</w:t>
+      </w:r>
+      <w:r>
+        <w:t>边，账号登录主机形成</w:t>
+      </w:r>
+      <w:r>
+        <w:t>“</w:t>
+      </w:r>
+      <w:r>
+        <w:t>登录</w:t>
+      </w:r>
+      <w:r>
+        <w:t>”</w:t>
+      </w:r>
+      <w:r>
+        <w:t>边，主机访问域名形成</w:t>
+      </w:r>
+      <w:r>
+        <w:t>“</w:t>
+      </w:r>
+      <w:r>
+        <w:t>连接</w:t>
+      </w:r>
+      <w:r>
+        <w:t>”</w:t>
+      </w:r>
+      <w:r>
+        <w:t>边。</w:t>
+      </w:r>
+    </w:p>
+    <w:p>
+      <w:pPr>
+        <w:pStyle w:val="a9"/>
+      </w:pPr>
+      <w:r>
+        <w:t>第二步，根据实体绑定结果创建跨源关联边。例如端点</w:t>
+      </w:r>
+      <w:r>
+        <w:t>Socket</w:t>
+      </w:r>
+      <w:r>
+        <w:t>事件与网络流会话之间形成</w:t>
+      </w:r>
+      <w:r>
+        <w:t>“</w:t>
+      </w:r>
+      <w:r>
+        <w:t>同会话</w:t>
+      </w:r>
+      <w:r>
+        <w:t>”</w:t>
+      </w:r>
+      <w:r>
+        <w:t>边，域名解析事件与外联流之间形成</w:t>
+      </w:r>
+      <w:r>
+        <w:t>“</w:t>
+      </w:r>
+      <w:r>
+        <w:t>解析后连接</w:t>
+      </w:r>
+      <w:r>
+        <w:t>”</w:t>
+      </w:r>
+      <w:r>
+        <w:t>边，认证日志与主机进程活动之间形成</w:t>
+      </w:r>
+      <w:r>
+        <w:t>“</w:t>
+      </w:r>
+      <w:r>
+        <w:t>同账号上下文</w:t>
+      </w:r>
+      <w:r>
+        <w:t>”</w:t>
+      </w:r>
+      <w:r>
+        <w:t>边。</w:t>
+      </w:r>
+    </w:p>
+    <w:p>
+      <w:pPr>
+        <w:pStyle w:val="a9"/>
+      </w:pPr>
+      <w:r>
+        <w:t>第三步，根据时间顺序和因果关系创建推理边。例如进程执行脚本后短时间内产生文件落地和外联连接，则系统可在这些事件之间创建低置信因果候选边，并保留候选标记。这一步骤能够在不伪造确定证据的前提下，为攻击链检测提供候选连接。</w:t>
+      </w:r>
+    </w:p>
+    <w:p>
+      <w:pPr>
+        <w:pStyle w:val="a9"/>
+      </w:pPr>
+      <w:r>
+        <w:t xml:space="preserve">③ </w:t>
+      </w:r>
+      <w:r>
+        <w:t>增量图维护。</w:t>
+      </w:r>
+    </w:p>
+    <w:p>
+      <w:pPr>
+        <w:pStyle w:val="a9"/>
+      </w:pPr>
+      <w:r>
+        <w:t>本阶段以滑动窗口维护统一时序证据图。对于每个新到达事件，系统只更新受影响的节点、边和局部邻域，不重新构建全量图。每条边维护出现次数、最近出现时间、时间间隔分布、来源质量和风险分。对于过期且低风险的边，系统转入历史摘要；对于高风险边和攻击链相关边，系统延长保留时间。</w:t>
+      </w:r>
+    </w:p>
+    <w:p>
+      <w:pPr>
+        <w:pStyle w:val="a9"/>
+      </w:pPr>
+      <w:r>
+        <w:t>边风险初始得分可以表示为：</w:t>
       </w:r>
     </w:p>
     <w:p>
@@ -1029,103 +1649,181 @@
         </m:oMathParaPr>
         <m:oMath>
           <m:sSub>
+            <m:sSubPr>
+              <m:ctrlPr>
+                <w:rPr>
+                  <w:rFonts w:ascii="Cambria Math" w:hAnsi="Cambria Math"/>
+                </w:rPr>
+              </m:ctrlPr>
+            </m:sSubPr>
             <m:e>
               <m:r>
+                <w:rPr>
+                  <w:rFonts w:ascii="Cambria Math" w:hAnsi="Cambria Math"/>
+                </w:rPr>
                 <m:t>S</m:t>
               </m:r>
             </m:e>
             <m:sub>
               <m:r>
+                <w:rPr>
+                  <w:rFonts w:ascii="Cambria Math" w:hAnsi="Cambria Math"/>
+                </w:rPr>
                 <m:t>e</m:t>
               </m:r>
             </m:sub>
           </m:sSub>
           <m:r>
-            <m:t>=</m:t>
-          </m:r>
-          <m:r>
-            <m:t>α</m:t>
+            <w:rPr>
+              <w:rFonts w:ascii="Cambria Math" w:hAnsi="Cambria Math"/>
+            </w:rPr>
+            <m:t>=α</m:t>
           </m:r>
           <m:sSub>
+            <m:sSubPr>
+              <m:ctrlPr>
+                <w:rPr>
+                  <w:rFonts w:ascii="Cambria Math" w:hAnsi="Cambria Math"/>
+                </w:rPr>
+              </m:ctrlPr>
+            </m:sSubPr>
             <m:e>
               <m:r>
+                <w:rPr>
+                  <w:rFonts w:ascii="Cambria Math" w:hAnsi="Cambria Math"/>
+                </w:rPr>
                 <m:t>A</m:t>
               </m:r>
             </m:e>
             <m:sub>
               <m:r>
+                <w:rPr>
+                  <w:rFonts w:ascii="Cambria Math" w:hAnsi="Cambria Math"/>
+                </w:rPr>
                 <m:t>e</m:t>
               </m:r>
             </m:sub>
           </m:sSub>
           <m:r>
-            <m:t>+</m:t>
-          </m:r>
-          <m:r>
-            <m:t>β</m:t>
+            <w:rPr>
+              <w:rFonts w:ascii="Cambria Math" w:hAnsi="Cambria Math"/>
+            </w:rPr>
+            <m:t>+β</m:t>
           </m:r>
           <m:sSub>
+            <m:sSubPr>
+              <m:ctrlPr>
+                <w:rPr>
+                  <w:rFonts w:ascii="Cambria Math" w:hAnsi="Cambria Math"/>
+                </w:rPr>
+              </m:ctrlPr>
+            </m:sSubPr>
             <m:e>
               <m:r>
+                <w:rPr>
+                  <w:rFonts w:ascii="Cambria Math" w:hAnsi="Cambria Math"/>
+                </w:rPr>
                 <m:t>R</m:t>
               </m:r>
             </m:e>
             <m:sub>
               <m:r>
+                <w:rPr>
+                  <w:rFonts w:ascii="Cambria Math" w:hAnsi="Cambria Math"/>
+                </w:rPr>
                 <m:t>v</m:t>
               </m:r>
             </m:sub>
           </m:sSub>
           <m:r>
-            <m:t>+</m:t>
-          </m:r>
-          <m:r>
-            <m:t>γ</m:t>
+            <w:rPr>
+              <w:rFonts w:ascii="Cambria Math" w:hAnsi="Cambria Math"/>
+            </w:rPr>
+            <m:t>+γ</m:t>
           </m:r>
           <m:sSub>
+            <m:sSubPr>
+              <m:ctrlPr>
+                <w:rPr>
+                  <w:rFonts w:ascii="Cambria Math" w:hAnsi="Cambria Math"/>
+                </w:rPr>
+              </m:ctrlPr>
+            </m:sSubPr>
             <m:e>
               <m:r>
+                <w:rPr>
+                  <w:rFonts w:ascii="Cambria Math" w:hAnsi="Cambria Math"/>
+                </w:rPr>
                 <m:t>L</m:t>
               </m:r>
             </m:e>
             <m:sub>
               <m:r>
+                <w:rPr>
+                  <w:rFonts w:ascii="Cambria Math" w:hAnsi="Cambria Math"/>
+                </w:rPr>
                 <m:t>e</m:t>
               </m:r>
             </m:sub>
           </m:sSub>
           <m:r>
-            <m:t>+</m:t>
-          </m:r>
-          <m:r>
-            <m:t>δ</m:t>
+            <w:rPr>
+              <w:rFonts w:ascii="Cambria Math" w:hAnsi="Cambria Math"/>
+            </w:rPr>
+            <m:t>+δ</m:t>
           </m:r>
           <m:sSub>
+            <m:sSubPr>
+              <m:ctrlPr>
+                <w:rPr>
+                  <w:rFonts w:ascii="Cambria Math" w:hAnsi="Cambria Math"/>
+                </w:rPr>
+              </m:ctrlPr>
+            </m:sSubPr>
             <m:e>
               <m:r>
+                <w:rPr>
+                  <w:rFonts w:ascii="Cambria Math" w:hAnsi="Cambria Math"/>
+                </w:rPr>
                 <m:t>X</m:t>
               </m:r>
             </m:e>
             <m:sub>
               <m:r>
+                <w:rPr>
+                  <w:rFonts w:ascii="Cambria Math" w:hAnsi="Cambria Math"/>
+                </w:rPr>
                 <m:t>e</m:t>
               </m:r>
             </m:sub>
           </m:sSub>
           <m:r>
-            <m:t>+</m:t>
-          </m:r>
-          <m:r>
-            <m:t>η</m:t>
+            <w:rPr>
+              <w:rFonts w:ascii="Cambria Math" w:hAnsi="Cambria Math"/>
+            </w:rPr>
+            <m:t>+η</m:t>
           </m:r>
           <m:sSub>
+            <m:sSubPr>
+              <m:ctrlPr>
+                <w:rPr>
+                  <w:rFonts w:ascii="Cambria Math" w:hAnsi="Cambria Math"/>
+                </w:rPr>
+              </m:ctrlPr>
+            </m:sSubPr>
             <m:e>
               <m:r>
+                <w:rPr>
+                  <w:rFonts w:ascii="Cambria Math" w:hAnsi="Cambria Math"/>
+                </w:rPr>
                 <m:t>Q</m:t>
               </m:r>
             </m:e>
             <m:sub>
               <m:r>
+                <w:rPr>
+                  <w:rFonts w:ascii="Cambria Math" w:hAnsi="Cambria Math"/>
+                </w:rPr>
                 <m:t>e</m:t>
               </m:r>
             </m:sub>
@@ -1134,160 +1832,241 @@
       </m:oMathPara>
     </w:p>
     <w:p>
-      <w:pPr>
-        <w:pStyle w:val="FirstParagraph"/>
-      </w:pPr>
-      <w:r>
-        <w:t xml:space="preserve">其中，</w:t>
+      <w:r>
+        <w:t>其中，</w:t>
       </w:r>
       <m:oMath>
         <m:sSub>
+          <m:sSubPr>
+            <m:ctrlPr>
+              <w:rPr>
+                <w:rFonts w:ascii="Cambria Math" w:hAnsi="Cambria Math"/>
+              </w:rPr>
+            </m:ctrlPr>
+          </m:sSubPr>
           <m:e>
             <m:r>
+              <w:rPr>
+                <w:rFonts w:ascii="Cambria Math" w:hAnsi="Cambria Math"/>
+              </w:rPr>
               <m:t>A</m:t>
             </m:r>
           </m:e>
           <m:sub>
             <m:r>
+              <w:rPr>
+                <w:rFonts w:ascii="Cambria Math" w:hAnsi="Cambria Math"/>
+              </w:rPr>
               <m:t>e</m:t>
             </m:r>
           </m:sub>
         </m:sSub>
       </m:oMath>
       <w:r>
-        <w:t xml:space="preserve">表示动作异常程度，</w:t>
+        <w:t>表示动作异常程度，</w:t>
       </w:r>
       <m:oMath>
         <m:sSub>
+          <m:sSubPr>
+            <m:ctrlPr>
+              <w:rPr>
+                <w:rFonts w:ascii="Cambria Math" w:hAnsi="Cambria Math"/>
+              </w:rPr>
+            </m:ctrlPr>
+          </m:sSubPr>
           <m:e>
             <m:r>
+              <w:rPr>
+                <w:rFonts w:ascii="Cambria Math" w:hAnsi="Cambria Math"/>
+              </w:rPr>
               <m:t>R</m:t>
             </m:r>
           </m:e>
           <m:sub>
             <m:r>
+              <w:rPr>
+                <w:rFonts w:ascii="Cambria Math" w:hAnsi="Cambria Math"/>
+              </w:rPr>
               <m:t>v</m:t>
             </m:r>
           </m:sub>
         </m:sSub>
       </m:oMath>
       <w:r>
-        <w:t xml:space="preserve">表示相关实体敏感度，</w:t>
+        <w:t>表示相关实体敏感度，</w:t>
       </w:r>
       <m:oMath>
         <m:sSub>
+          <m:sSubPr>
+            <m:ctrlPr>
+              <w:rPr>
+                <w:rFonts w:ascii="Cambria Math" w:hAnsi="Cambria Math"/>
+              </w:rPr>
+            </m:ctrlPr>
+          </m:sSubPr>
           <m:e>
             <m:r>
+              <w:rPr>
+                <w:rFonts w:ascii="Cambria Math" w:hAnsi="Cambria Math"/>
+              </w:rPr>
               <m:t>L</m:t>
             </m:r>
           </m:e>
           <m:sub>
             <m:r>
+              <w:rPr>
+                <w:rFonts w:ascii="Cambria Math" w:hAnsi="Cambria Math"/>
+              </w:rPr>
               <m:t>e</m:t>
             </m:r>
           </m:sub>
         </m:sSub>
       </m:oMath>
       <w:r>
-        <w:t xml:space="preserve">表示行为稀有度，</w:t>
+        <w:t>表示行为稀有度，</w:t>
       </w:r>
       <m:oMath>
         <m:sSub>
+          <m:sSubPr>
+            <m:ctrlPr>
+              <w:rPr>
+                <w:rFonts w:ascii="Cambria Math" w:hAnsi="Cambria Math"/>
+              </w:rPr>
+            </m:ctrlPr>
+          </m:sSubPr>
           <m:e>
             <m:r>
+              <w:rPr>
+                <w:rFonts w:ascii="Cambria Math" w:hAnsi="Cambria Math"/>
+              </w:rPr>
               <m:t>X</m:t>
             </m:r>
           </m:e>
           <m:sub>
             <m:r>
+              <w:rPr>
+                <w:rFonts w:ascii="Cambria Math" w:hAnsi="Cambria Math"/>
+              </w:rPr>
               <m:t>e</m:t>
             </m:r>
           </m:sub>
         </m:sSub>
       </m:oMath>
       <w:r>
-        <w:t xml:space="preserve">表示跨主机、跨账号或跨权限程度，</w:t>
+        <w:t>表示跨主机、跨账号或跨权限程度，</w:t>
       </w:r>
       <m:oMath>
         <m:sSub>
+          <m:sSubPr>
+            <m:ctrlPr>
+              <w:rPr>
+                <w:rFonts w:ascii="Cambria Math" w:hAnsi="Cambria Math"/>
+              </w:rPr>
+            </m:ctrlPr>
+          </m:sSubPr>
           <m:e>
             <m:r>
+              <w:rPr>
+                <w:rFonts w:ascii="Cambria Math" w:hAnsi="Cambria Math"/>
+              </w:rPr>
               <m:t>Q</m:t>
             </m:r>
           </m:e>
           <m:sub>
             <m:r>
+              <w:rPr>
+                <w:rFonts w:ascii="Cambria Math" w:hAnsi="Cambria Math"/>
+              </w:rPr>
               <m:t>e</m:t>
             </m:r>
           </m:sub>
         </m:sSub>
       </m:oMath>
       <w:r>
-        <w:t xml:space="preserve">表示数据来源质量，</w:t>
+        <w:t>表示数据来源质量，</w:t>
       </w:r>
       <m:oMath>
         <m:r>
+          <w:rPr>
+            <w:rFonts w:ascii="Cambria Math" w:hAnsi="Cambria Math"/>
+          </w:rPr>
           <m:t>α</m:t>
         </m:r>
       </m:oMath>
       <w:r>
-        <w:t xml:space="preserve">至</w:t>
+        <w:t>至</w:t>
       </w:r>
       <m:oMath>
         <m:r>
+          <w:rPr>
+            <w:rFonts w:ascii="Cambria Math" w:hAnsi="Cambria Math"/>
+          </w:rPr>
           <m:t>η</m:t>
         </m:r>
       </m:oMath>
       <w:r>
-        <w:t xml:space="preserve">为可配置权重。</w:t>
-      </w:r>
-    </w:p>
-    <w:p>
-      <w:pPr>
-        <w:pStyle w:val="a9"/>
-      </w:pPr>
-      <w:r>
-        <w:t xml:space="preserve">4、正常行为基线压缩模块</w:t>
-      </w:r>
-    </w:p>
-    <w:p>
-      <w:pPr>
-        <w:pStyle w:val="a9"/>
-      </w:pPr>
-      <w:r>
-        <w:t xml:space="preserve">正常行为基线压缩模块先建立正常行为基线，随后对统一时序证据图中的边进行基线匹配，最后对高频、稳定、低风险的边进行摘要化压缩。通过该模块，系统减少了正常行为边对攻击路径搜索的干扰，从而有效克服大规模溯源图中搜索空间过大的局限。</w:t>
-      </w:r>
-    </w:p>
-    <w:p>
-      <w:pPr>
-        <w:pStyle w:val="a9"/>
-      </w:pPr>
-      <w:r>
-        <w:t xml:space="preserve">① 正常基线建立。</w:t>
-      </w:r>
-    </w:p>
-    <w:p>
-      <w:pPr>
-        <w:pStyle w:val="a9"/>
-      </w:pPr>
-      <w:r>
-        <w:t xml:space="preserve">本阶段按主机组、业务类型、账号类型和进程族分别建立基线。正常基线至少包括常见父子进程关系、常见文件访问路径、常见登录关系、常见域名访问、常见端口访问、常见时间段和常见流量规模。基线可由历史正常窗口统计得到，也可由人工配置的白名单关系补充。</w:t>
-      </w:r>
-    </w:p>
-    <w:p>
-      <w:pPr>
-        <w:pStyle w:val="a9"/>
-      </w:pPr>
-      <w:r>
-        <w:t xml:space="preserve">② 基线匹配。</w:t>
-      </w:r>
-    </w:p>
-    <w:p>
-      <w:pPr>
-        <w:pStyle w:val="a9"/>
-      </w:pPr>
-      <w:r>
-        <w:t xml:space="preserve">本阶段计算当前图边与正常基线的匹配程度。基线匹配得分可表示为：</w:t>
+        <w:t>为可配置权重。</w:t>
+      </w:r>
+    </w:p>
+    <w:p>
+      <w:pPr>
+        <w:pStyle w:val="a9"/>
+      </w:pPr>
+      <w:r>
+        <w:t>4</w:t>
+      </w:r>
+      <w:r>
+        <w:t>、正常行为基线压缩模块</w:t>
+      </w:r>
+    </w:p>
+    <w:p>
+      <w:pPr>
+        <w:pStyle w:val="a9"/>
+      </w:pPr>
+      <w:r>
+        <w:t>正常行为基线压缩模块先建立正常行为基线，随后对统一时序证据图中的边进行基线匹配，最后对高频、稳定、低风险的边进行摘要化压缩。通过该模块，系统减少了正常行为边对攻击路径搜索的干扰，从而有效克服大</w:t>
+      </w:r>
+      <w:r>
+        <w:lastRenderedPageBreak/>
+        <w:t>规模溯源图中搜索空间过大的局限。</w:t>
+      </w:r>
+    </w:p>
+    <w:p>
+      <w:pPr>
+        <w:pStyle w:val="a9"/>
+      </w:pPr>
+      <w:r>
+        <w:t xml:space="preserve">① </w:t>
+      </w:r>
+      <w:r>
+        <w:t>正常基线建立。</w:t>
+      </w:r>
+    </w:p>
+    <w:p>
+      <w:pPr>
+        <w:pStyle w:val="a9"/>
+      </w:pPr>
+      <w:r>
+        <w:t>本阶段按主机组、业务类型、账号类型和进程族分别建立基线。正常基线至少包括常见父子进程关系、常见文件访问路径、常见登录关系、常见域名访问、常见端口访问、常见时间段和常见流量规模。基线可由历史正常窗口统计得到，也可由人工配置的白名单关系补充。</w:t>
+      </w:r>
+    </w:p>
+    <w:p>
+      <w:pPr>
+        <w:pStyle w:val="a9"/>
+      </w:pPr>
+      <w:r>
+        <w:t xml:space="preserve">② </w:t>
+      </w:r>
+      <w:r>
+        <w:t>基线匹配。</w:t>
+      </w:r>
+    </w:p>
+    <w:p>
+      <w:pPr>
+        <w:pStyle w:val="a9"/>
+      </w:pPr>
+      <w:r>
+        <w:t>本阶段计算当前图边与正常基线的匹配程度。基线匹配得分可表示为：</w:t>
       </w:r>
     </w:p>
     <w:p>
@@ -1300,121 +2079,225 @@
         </m:oMathParaPr>
         <m:oMath>
           <m:r>
-            <m:t>B</m:t>
-          </m:r>
-          <m:r>
-            <m:t>(</m:t>
-          </m:r>
-          <m:r>
-            <m:t>e</m:t>
-          </m:r>
-          <m:r>
-            <m:t>)</m:t>
-          </m:r>
-          <m:r>
-            <m:t>=</m:t>
+            <w:rPr>
+              <w:rFonts w:ascii="Cambria Math" w:hAnsi="Cambria Math"/>
+            </w:rPr>
+            <m:t>B(e)=</m:t>
           </m:r>
           <m:sSub>
+            <m:sSubPr>
+              <m:ctrlPr>
+                <w:rPr>
+                  <w:rFonts w:ascii="Cambria Math" w:hAnsi="Cambria Math"/>
+                </w:rPr>
+              </m:ctrlPr>
+            </m:sSubPr>
             <m:e>
               <m:r>
+                <w:rPr>
+                  <w:rFonts w:ascii="Cambria Math" w:hAnsi="Cambria Math"/>
+                </w:rPr>
                 <m:t>λ</m:t>
               </m:r>
             </m:e>
             <m:sub>
               <m:r>
+                <w:rPr>
+                  <w:rFonts w:ascii="Cambria Math" w:hAnsi="Cambria Math"/>
+                </w:rPr>
                 <m:t>1</m:t>
               </m:r>
             </m:sub>
           </m:sSub>
           <m:sSub>
+            <m:sSubPr>
+              <m:ctrlPr>
+                <w:rPr>
+                  <w:rFonts w:ascii="Cambria Math" w:hAnsi="Cambria Math"/>
+                </w:rPr>
+              </m:ctrlPr>
+            </m:sSubPr>
             <m:e>
               <m:r>
+                <w:rPr>
+                  <w:rFonts w:ascii="Cambria Math" w:hAnsi="Cambria Math"/>
+                </w:rPr>
                 <m:t>F</m:t>
               </m:r>
             </m:e>
             <m:sub>
               <m:r>
+                <w:rPr>
+                  <w:rFonts w:ascii="Cambria Math" w:hAnsi="Cambria Math"/>
+                </w:rPr>
                 <m:t>e</m:t>
               </m:r>
             </m:sub>
           </m:sSub>
           <m:r>
+            <w:rPr>
+              <w:rFonts w:ascii="Cambria Math" w:hAnsi="Cambria Math"/>
+            </w:rPr>
             <m:t>+</m:t>
           </m:r>
           <m:sSub>
+            <m:sSubPr>
+              <m:ctrlPr>
+                <w:rPr>
+                  <w:rFonts w:ascii="Cambria Math" w:hAnsi="Cambria Math"/>
+                </w:rPr>
+              </m:ctrlPr>
+            </m:sSubPr>
             <m:e>
               <m:r>
+                <w:rPr>
+                  <w:rFonts w:ascii="Cambria Math" w:hAnsi="Cambria Math"/>
+                </w:rPr>
                 <m:t>λ</m:t>
               </m:r>
             </m:e>
             <m:sub>
               <m:r>
+                <w:rPr>
+                  <w:rFonts w:ascii="Cambria Math" w:hAnsi="Cambria Math"/>
+                </w:rPr>
                 <m:t>2</m:t>
               </m:r>
             </m:sub>
           </m:sSub>
           <m:sSub>
+            <m:sSubPr>
+              <m:ctrlPr>
+                <w:rPr>
+                  <w:rFonts w:ascii="Cambria Math" w:hAnsi="Cambria Math"/>
+                </w:rPr>
+              </m:ctrlPr>
+            </m:sSubPr>
             <m:e>
               <m:r>
+                <w:rPr>
+                  <w:rFonts w:ascii="Cambria Math" w:hAnsi="Cambria Math"/>
+                </w:rPr>
                 <m:t>P</m:t>
               </m:r>
             </m:e>
             <m:sub>
               <m:r>
+                <w:rPr>
+                  <w:rFonts w:ascii="Cambria Math" w:hAnsi="Cambria Math"/>
+                </w:rPr>
                 <m:t>e</m:t>
               </m:r>
             </m:sub>
           </m:sSub>
           <m:r>
+            <w:rPr>
+              <w:rFonts w:ascii="Cambria Math" w:hAnsi="Cambria Math"/>
+            </w:rPr>
             <m:t>+</m:t>
           </m:r>
           <m:sSub>
+            <m:sSubPr>
+              <m:ctrlPr>
+                <w:rPr>
+                  <w:rFonts w:ascii="Cambria Math" w:hAnsi="Cambria Math"/>
+                </w:rPr>
+              </m:ctrlPr>
+            </m:sSubPr>
             <m:e>
               <m:r>
+                <w:rPr>
+                  <w:rFonts w:ascii="Cambria Math" w:hAnsi="Cambria Math"/>
+                </w:rPr>
                 <m:t>λ</m:t>
               </m:r>
             </m:e>
             <m:sub>
               <m:r>
+                <w:rPr>
+                  <w:rFonts w:ascii="Cambria Math" w:hAnsi="Cambria Math"/>
+                </w:rPr>
                 <m:t>3</m:t>
               </m:r>
             </m:sub>
           </m:sSub>
           <m:sSub>
+            <m:sSubPr>
+              <m:ctrlPr>
+                <w:rPr>
+                  <w:rFonts w:ascii="Cambria Math" w:hAnsi="Cambria Math"/>
+                </w:rPr>
+              </m:ctrlPr>
+            </m:sSubPr>
             <m:e>
               <m:r>
+                <w:rPr>
+                  <w:rFonts w:ascii="Cambria Math" w:hAnsi="Cambria Math"/>
+                </w:rPr>
                 <m:t>T</m:t>
               </m:r>
             </m:e>
             <m:sub>
               <m:r>
+                <w:rPr>
+                  <w:rFonts w:ascii="Cambria Math" w:hAnsi="Cambria Math"/>
+                </w:rPr>
                 <m:t>e</m:t>
               </m:r>
             </m:sub>
           </m:sSub>
           <m:r>
+            <w:rPr>
+              <w:rFonts w:ascii="Cambria Math" w:hAnsi="Cambria Math"/>
+            </w:rPr>
             <m:t>+</m:t>
           </m:r>
           <m:sSub>
+            <m:sSubPr>
+              <m:ctrlPr>
+                <w:rPr>
+                  <w:rFonts w:ascii="Cambria Math" w:hAnsi="Cambria Math"/>
+                </w:rPr>
+              </m:ctrlPr>
+            </m:sSubPr>
             <m:e>
               <m:r>
+                <w:rPr>
+                  <w:rFonts w:ascii="Cambria Math" w:hAnsi="Cambria Math"/>
+                </w:rPr>
                 <m:t>λ</m:t>
               </m:r>
             </m:e>
             <m:sub>
               <m:r>
+                <w:rPr>
+                  <w:rFonts w:ascii="Cambria Math" w:hAnsi="Cambria Math"/>
+                </w:rPr>
                 <m:t>4</m:t>
               </m:r>
             </m:sub>
           </m:sSub>
           <m:sSub>
+            <m:sSubPr>
+              <m:ctrlPr>
+                <w:rPr>
+                  <w:rFonts w:ascii="Cambria Math" w:hAnsi="Cambria Math"/>
+                </w:rPr>
+              </m:ctrlPr>
+            </m:sSubPr>
             <m:e>
               <m:r>
+                <w:rPr>
+                  <w:rFonts w:ascii="Cambria Math" w:hAnsi="Cambria Math"/>
+                </w:rPr>
                 <m:t>H</m:t>
               </m:r>
             </m:e>
             <m:sub>
               <m:r>
+                <w:rPr>
+                  <w:rFonts w:ascii="Cambria Math" w:hAnsi="Cambria Math"/>
+                </w:rPr>
                 <m:t>e</m:t>
               </m:r>
             </m:sub>
@@ -1423,177 +2306,246 @@
       </m:oMathPara>
     </w:p>
     <w:p>
-      <w:pPr>
-        <w:pStyle w:val="FirstParagraph"/>
-      </w:pPr>
-      <w:r>
-        <w:t xml:space="preserve">其中，</w:t>
+      <w:r>
+        <w:t>其中，</w:t>
       </w:r>
       <m:oMath>
         <m:sSub>
+          <m:sSubPr>
+            <m:ctrlPr>
+              <w:rPr>
+                <w:rFonts w:ascii="Cambria Math" w:hAnsi="Cambria Math"/>
+              </w:rPr>
+            </m:ctrlPr>
+          </m:sSubPr>
           <m:e>
             <m:r>
+              <w:rPr>
+                <w:rFonts w:ascii="Cambria Math" w:hAnsi="Cambria Math"/>
+              </w:rPr>
               <m:t>F</m:t>
             </m:r>
           </m:e>
           <m:sub>
             <m:r>
+              <w:rPr>
+                <w:rFonts w:ascii="Cambria Math" w:hAnsi="Cambria Math"/>
+              </w:rPr>
               <m:t>e</m:t>
             </m:r>
           </m:sub>
         </m:sSub>
       </m:oMath>
       <w:r>
-        <w:t xml:space="preserve">表示历史出现频率，</w:t>
+        <w:t>表示历史出现频率，</w:t>
       </w:r>
       <m:oMath>
         <m:sSub>
+          <m:sSubPr>
+            <m:ctrlPr>
+              <w:rPr>
+                <w:rFonts w:ascii="Cambria Math" w:hAnsi="Cambria Math"/>
+              </w:rPr>
+            </m:ctrlPr>
+          </m:sSubPr>
           <m:e>
             <m:r>
+              <w:rPr>
+                <w:rFonts w:ascii="Cambria Math" w:hAnsi="Cambria Math"/>
+              </w:rPr>
               <m:t>P</m:t>
             </m:r>
           </m:e>
           <m:sub>
             <m:r>
+              <w:rPr>
+                <w:rFonts w:ascii="Cambria Math" w:hAnsi="Cambria Math"/>
+              </w:rPr>
               <m:t>e</m:t>
             </m:r>
           </m:sub>
         </m:sSub>
       </m:oMath>
       <w:r>
-        <w:t xml:space="preserve">表示周期稳定性，</w:t>
+        <w:t>表示周期稳定性，</w:t>
       </w:r>
       <m:oMath>
         <m:sSub>
+          <m:sSubPr>
+            <m:ctrlPr>
+              <w:rPr>
+                <w:rFonts w:ascii="Cambria Math" w:hAnsi="Cambria Math"/>
+              </w:rPr>
+            </m:ctrlPr>
+          </m:sSubPr>
           <m:e>
             <m:r>
+              <w:rPr>
+                <w:rFonts w:ascii="Cambria Math" w:hAnsi="Cambria Math"/>
+              </w:rPr>
               <m:t>T</m:t>
             </m:r>
           </m:e>
           <m:sub>
             <m:r>
+              <w:rPr>
+                <w:rFonts w:ascii="Cambria Math" w:hAnsi="Cambria Math"/>
+              </w:rPr>
               <m:t>e</m:t>
             </m:r>
           </m:sub>
         </m:sSub>
       </m:oMath>
       <w:r>
-        <w:t xml:space="preserve">表示时间段一致性，</w:t>
+        <w:t>表示时间段一致性，</w:t>
       </w:r>
       <m:oMath>
         <m:sSub>
+          <m:sSubPr>
+            <m:ctrlPr>
+              <w:rPr>
+                <w:rFonts w:ascii="Cambria Math" w:hAnsi="Cambria Math"/>
+              </w:rPr>
+            </m:ctrlPr>
+          </m:sSubPr>
           <m:e>
             <m:r>
+              <w:rPr>
+                <w:rFonts w:ascii="Cambria Math" w:hAnsi="Cambria Math"/>
+              </w:rPr>
               <m:t>H</m:t>
             </m:r>
           </m:e>
           <m:sub>
             <m:r>
+              <w:rPr>
+                <w:rFonts w:ascii="Cambria Math" w:hAnsi="Cambria Math"/>
+              </w:rPr>
               <m:t>e</m:t>
             </m:r>
           </m:sub>
         </m:sSub>
       </m:oMath>
       <w:r>
-        <w:t xml:space="preserve">表示主机或业务上下文一致性。若</w:t>
+        <w:t>表示主机或业务上下文一致性。若</w:t>
       </w:r>
       <m:oMath>
         <m:r>
-          <m:t>B</m:t>
-        </m:r>
-        <m:r>
-          <m:t>(</m:t>
-        </m:r>
-        <m:r>
-          <m:t>e</m:t>
-        </m:r>
-        <m:r>
-          <m:t>)</m:t>
+          <w:rPr>
+            <w:rFonts w:ascii="Cambria Math" w:hAnsi="Cambria Math"/>
+          </w:rPr>
+          <m:t>B(e)</m:t>
         </m:r>
       </m:oMath>
       <w:r>
-        <w:t xml:space="preserve">高于正常阈值且边风险得分</w:t>
+        <w:t>高于正常阈值且边风险得分</w:t>
       </w:r>
       <m:oMath>
         <m:sSub>
+          <m:sSubPr>
+            <m:ctrlPr>
+              <w:rPr>
+                <w:rFonts w:ascii="Cambria Math" w:hAnsi="Cambria Math"/>
+              </w:rPr>
+            </m:ctrlPr>
+          </m:sSubPr>
           <m:e>
             <m:r>
+              <w:rPr>
+                <w:rFonts w:ascii="Cambria Math" w:hAnsi="Cambria Math"/>
+              </w:rPr>
               <m:t>S</m:t>
             </m:r>
           </m:e>
           <m:sub>
             <m:r>
+              <w:rPr>
+                <w:rFonts w:ascii="Cambria Math" w:hAnsi="Cambria Math"/>
+              </w:rPr>
               <m:t>e</m:t>
             </m:r>
           </m:sub>
         </m:sSub>
       </m:oMath>
       <w:r>
-        <w:t xml:space="preserve">低于风险阈值，则该边可进入压缩流程。</w:t>
-      </w:r>
-    </w:p>
-    <w:p>
-      <w:pPr>
-        <w:pStyle w:val="a9"/>
-      </w:pPr>
-      <w:r>
-        <w:t xml:space="preserve">③ 摘要化压缩。</w:t>
-      </w:r>
-    </w:p>
-    <w:p>
-      <w:pPr>
-        <w:pStyle w:val="a9"/>
-      </w:pPr>
-      <w:r>
-        <w:t xml:space="preserve">第一步，对高频正常边进行聚合。系统将同一进程族、同一动作类型、同一低风险目标集合内的重复边压缩为摘要边。</w:t>
-      </w:r>
-    </w:p>
-    <w:p>
-      <w:pPr>
-        <w:pStyle w:val="a9"/>
-      </w:pPr>
-      <w:r>
-        <w:t xml:space="preserve">第二步，保留压缩摘要。摘要边记录原始边数量、时间范围、来源列表、典型参数和统计分布，而不是直接删除原始证据。</w:t>
-      </w:r>
-    </w:p>
-    <w:p>
-      <w:pPr>
-        <w:pStyle w:val="a9"/>
-      </w:pPr>
-      <w:r>
-        <w:t xml:space="preserve">第三步，保护检测关键边。对于异常外联、异常登录、可疑脚本执行、敏感文件访问、跨主机连接、告警命中和首次出现边，系统不压缩或仅低比例压缩。通过上述流程，本模块不仅降低了图规模，还保证攻击链相关证据能够被后续检测算法调用。</w:t>
-      </w:r>
-    </w:p>
-    <w:p>
-      <w:pPr>
-        <w:pStyle w:val="a9"/>
-      </w:pPr>
-      <w:r>
-        <w:t xml:space="preserve">5、可疑种子筛选与异常子图生成模块</w:t>
-      </w:r>
-    </w:p>
-    <w:p>
-      <w:pPr>
-        <w:pStyle w:val="a9"/>
-      </w:pPr>
-      <w:r>
-        <w:t xml:space="preserve">可疑种子筛选与异常子图生成模块先对图中的节点和边计算异常分，随后选择高风险节点和高风险边作为种子，最后围绕种子生成候选异常子图。通过该模块，系统将全量检测问题转化为局部子图检测问题，从而提高算法效率。</w:t>
-      </w:r>
-    </w:p>
-    <w:p>
-      <w:pPr>
-        <w:pStyle w:val="a9"/>
-      </w:pPr>
-      <w:r>
-        <w:t xml:space="preserve">① 节点异常分计算。</w:t>
-      </w:r>
-    </w:p>
-    <w:p>
-      <w:pPr>
-        <w:pStyle w:val="a9"/>
-      </w:pPr>
-      <w:r>
-        <w:t xml:space="preserve">节点异常分可以综合实体敏感度、行为稀有度、告警命中、关联高风险边数量和历史偏离程度计算。节点异常分可表示为：</w:t>
+        <w:t>低于风险阈值，则该边可进入压缩流程。</w:t>
+      </w:r>
+    </w:p>
+    <w:p>
+      <w:pPr>
+        <w:pStyle w:val="a9"/>
+      </w:pPr>
+      <w:r>
+        <w:t xml:space="preserve">③ </w:t>
+      </w:r>
+      <w:r>
+        <w:t>摘要化压缩。</w:t>
+      </w:r>
+    </w:p>
+    <w:p>
+      <w:pPr>
+        <w:pStyle w:val="a9"/>
+      </w:pPr>
+      <w:r>
+        <w:t>第一步，对高频正常边进行聚合。系统将同一进程族、同一动作类型、同一低风险目标集合内的重复边压缩为摘要边。</w:t>
+      </w:r>
+    </w:p>
+    <w:p>
+      <w:pPr>
+        <w:pStyle w:val="a9"/>
+      </w:pPr>
+      <w:r>
+        <w:t>第二步，保留压缩摘要。摘要边记录原始边数量、时间范围、来源列表、典型参数和统计分布，而不是直接删除原始证据。</w:t>
+      </w:r>
+    </w:p>
+    <w:p>
+      <w:pPr>
+        <w:pStyle w:val="a9"/>
+      </w:pPr>
+      <w:r>
+        <w:t>第三步，保护检测关键边。对于异常外联、异常登录、可疑脚本执行、敏感文件访问、跨主机连接、告警命中和首次出现边，系统不压缩或仅低比例压缩。通过上述流程，本模块不仅降低了图规模，还保证攻击链相关证据能够被后续检测算法调用。</w:t>
+      </w:r>
+    </w:p>
+    <w:p>
+      <w:pPr>
+        <w:pStyle w:val="a9"/>
+      </w:pPr>
+      <w:r>
+        <w:t>5</w:t>
+      </w:r>
+      <w:r>
+        <w:t>、可疑种子筛选与异常子图生成模块</w:t>
+      </w:r>
+    </w:p>
+    <w:p>
+      <w:pPr>
+        <w:pStyle w:val="a9"/>
+      </w:pPr>
+      <w:r>
+        <w:t>可疑种子筛选与异常子图生成模块先对图中的节点和边计算异常分，随后选择高风险节点和高风险边作为种子，最后围绕种子生成候选异常子图。通过该模块，系统将全量检测问题转化为局部子图检测问题，从而提高算</w:t>
+      </w:r>
+      <w:r>
+        <w:lastRenderedPageBreak/>
+        <w:t>法效率。</w:t>
+      </w:r>
+    </w:p>
+    <w:p>
+      <w:pPr>
+        <w:pStyle w:val="a9"/>
+      </w:pPr>
+      <w:r>
+        <w:t xml:space="preserve">① </w:t>
+      </w:r>
+      <w:r>
+        <w:t>节点异常分计算。</w:t>
+      </w:r>
+    </w:p>
+    <w:p>
+      <w:pPr>
+        <w:pStyle w:val="a9"/>
+      </w:pPr>
+      <w:r>
+        <w:t>节点异常分可以综合实体敏感度、行为稀有度、告警命中、关联高风险边数量和历史偏离程度计算。节点异常分可表示为：</w:t>
       </w:r>
     </w:p>
     <w:p>
@@ -1606,121 +2558,250 @@
         </m:oMathParaPr>
         <m:oMath>
           <m:sSub>
+            <m:sSubPr>
+              <m:ctrlPr>
+                <w:rPr>
+                  <w:rFonts w:ascii="Cambria Math" w:hAnsi="Cambria Math"/>
+                </w:rPr>
+              </m:ctrlPr>
+            </m:sSubPr>
             <m:e>
               <m:r>
+                <w:rPr>
+                  <w:rFonts w:ascii="Cambria Math" w:hAnsi="Cambria Math"/>
+                </w:rPr>
                 <m:t>S</m:t>
               </m:r>
             </m:e>
             <m:sub>
               <m:r>
+                <w:rPr>
+                  <w:rFonts w:ascii="Cambria Math" w:hAnsi="Cambria Math"/>
+                </w:rPr>
                 <m:t>v</m:t>
               </m:r>
             </m:sub>
           </m:sSub>
           <m:r>
+            <w:rPr>
+              <w:rFonts w:ascii="Cambria Math" w:hAnsi="Cambria Math"/>
+            </w:rPr>
             <m:t>=</m:t>
           </m:r>
           <m:sSub>
+            <m:sSubPr>
+              <m:ctrlPr>
+                <w:rPr>
+                  <w:rFonts w:ascii="Cambria Math" w:hAnsi="Cambria Math"/>
+                </w:rPr>
+              </m:ctrlPr>
+            </m:sSubPr>
             <m:e>
               <m:r>
+                <w:rPr>
+                  <w:rFonts w:ascii="Cambria Math" w:hAnsi="Cambria Math"/>
+                </w:rPr>
                 <m:t>a</m:t>
               </m:r>
             </m:e>
             <m:sub>
               <m:r>
+                <w:rPr>
+                  <w:rFonts w:ascii="Cambria Math" w:hAnsi="Cambria Math"/>
+                </w:rPr>
                 <m:t>1</m:t>
               </m:r>
             </m:sub>
           </m:sSub>
           <m:sSub>
+            <m:sSubPr>
+              <m:ctrlPr>
+                <w:rPr>
+                  <w:rFonts w:ascii="Cambria Math" w:hAnsi="Cambria Math"/>
+                </w:rPr>
+              </m:ctrlPr>
+            </m:sSubPr>
             <m:e>
               <m:r>
+                <w:rPr>
+                  <w:rFonts w:ascii="Cambria Math" w:hAnsi="Cambria Math"/>
+                </w:rPr>
                 <m:t>R</m:t>
               </m:r>
             </m:e>
             <m:sub>
               <m:r>
+                <w:rPr>
+                  <w:rFonts w:ascii="Cambria Math" w:hAnsi="Cambria Math"/>
+                </w:rPr>
                 <m:t>v</m:t>
               </m:r>
             </m:sub>
           </m:sSub>
           <m:r>
+            <w:rPr>
+              <w:rFonts w:ascii="Cambria Math" w:hAnsi="Cambria Math"/>
+            </w:rPr>
             <m:t>+</m:t>
           </m:r>
           <m:sSub>
+            <m:sSubPr>
+              <m:ctrlPr>
+                <w:rPr>
+                  <w:rFonts w:ascii="Cambria Math" w:hAnsi="Cambria Math"/>
+                </w:rPr>
+              </m:ctrlPr>
+            </m:sSubPr>
             <m:e>
               <m:r>
+                <w:rPr>
+                  <w:rFonts w:ascii="Cambria Math" w:hAnsi="Cambria Math"/>
+                </w:rPr>
                 <m:t>a</m:t>
               </m:r>
             </m:e>
             <m:sub>
               <m:r>
+                <w:rPr>
+                  <w:rFonts w:ascii="Cambria Math" w:hAnsi="Cambria Math"/>
+                </w:rPr>
                 <m:t>2</m:t>
               </m:r>
             </m:sub>
           </m:sSub>
           <m:sSub>
+            <m:sSubPr>
+              <m:ctrlPr>
+                <w:rPr>
+                  <w:rFonts w:ascii="Cambria Math" w:hAnsi="Cambria Math"/>
+                </w:rPr>
+              </m:ctrlPr>
+            </m:sSubPr>
             <m:e>
               <m:r>
+                <w:rPr>
+                  <w:rFonts w:ascii="Cambria Math" w:hAnsi="Cambria Math"/>
+                </w:rPr>
                 <m:t>D</m:t>
               </m:r>
             </m:e>
             <m:sub>
               <m:r>
+                <w:rPr>
+                  <w:rFonts w:ascii="Cambria Math" w:hAnsi="Cambria Math"/>
+                </w:rPr>
                 <m:t>v</m:t>
               </m:r>
             </m:sub>
           </m:sSub>
           <m:r>
+            <w:rPr>
+              <w:rFonts w:ascii="Cambria Math" w:hAnsi="Cambria Math"/>
+            </w:rPr>
             <m:t>+</m:t>
           </m:r>
           <m:sSub>
+            <m:sSubPr>
+              <m:ctrlPr>
+                <w:rPr>
+                  <w:rFonts w:ascii="Cambria Math" w:hAnsi="Cambria Math"/>
+                </w:rPr>
+              </m:ctrlPr>
+            </m:sSubPr>
             <m:e>
               <m:r>
+                <w:rPr>
+                  <w:rFonts w:ascii="Cambria Math" w:hAnsi="Cambria Math"/>
+                </w:rPr>
                 <m:t>a</m:t>
               </m:r>
             </m:e>
             <m:sub>
               <m:r>
+                <w:rPr>
+                  <w:rFonts w:ascii="Cambria Math" w:hAnsi="Cambria Math"/>
+                </w:rPr>
                 <m:t>3</m:t>
               </m:r>
             </m:sub>
           </m:sSub>
           <m:sSub>
+            <m:sSubPr>
+              <m:ctrlPr>
+                <w:rPr>
+                  <w:rFonts w:ascii="Cambria Math" w:hAnsi="Cambria Math"/>
+                </w:rPr>
+              </m:ctrlPr>
+            </m:sSubPr>
             <m:e>
               <m:r>
+                <w:rPr>
+                  <w:rFonts w:ascii="Cambria Math" w:hAnsi="Cambria Math"/>
+                </w:rPr>
                 <m:t>H</m:t>
               </m:r>
             </m:e>
             <m:sub>
               <m:r>
+                <w:rPr>
+                  <w:rFonts w:ascii="Cambria Math" w:hAnsi="Cambria Math"/>
+                </w:rPr>
                 <m:t>v</m:t>
               </m:r>
             </m:sub>
           </m:sSub>
           <m:r>
+            <w:rPr>
+              <w:rFonts w:ascii="Cambria Math" w:hAnsi="Cambria Math"/>
+            </w:rPr>
             <m:t>+</m:t>
           </m:r>
           <m:sSub>
+            <m:sSubPr>
+              <m:ctrlPr>
+                <w:rPr>
+                  <w:rFonts w:ascii="Cambria Math" w:hAnsi="Cambria Math"/>
+                </w:rPr>
+              </m:ctrlPr>
+            </m:sSubPr>
             <m:e>
               <m:r>
+                <w:rPr>
+                  <w:rFonts w:ascii="Cambria Math" w:hAnsi="Cambria Math"/>
+                </w:rPr>
                 <m:t>a</m:t>
               </m:r>
             </m:e>
             <m:sub>
               <m:r>
+                <w:rPr>
+                  <w:rFonts w:ascii="Cambria Math" w:hAnsi="Cambria Math"/>
+                </w:rPr>
                 <m:t>4</m:t>
               </m:r>
             </m:sub>
           </m:sSub>
           <m:sSub>
+            <m:sSubPr>
+              <m:ctrlPr>
+                <w:rPr>
+                  <w:rFonts w:ascii="Cambria Math" w:hAnsi="Cambria Math"/>
+                </w:rPr>
+              </m:ctrlPr>
+            </m:sSubPr>
             <m:e>
               <m:r>
+                <w:rPr>
+                  <w:rFonts w:ascii="Cambria Math" w:hAnsi="Cambria Math"/>
+                </w:rPr>
                 <m:t>N</m:t>
               </m:r>
             </m:e>
             <m:sub>
               <m:r>
+                <w:rPr>
+                  <w:rFonts w:ascii="Cambria Math" w:hAnsi="Cambria Math"/>
+                </w:rPr>
                 <m:t>v</m:t>
               </m:r>
             </m:sub>
@@ -1729,129 +2810,207 @@
       </m:oMathPara>
     </w:p>
     <w:p>
-      <w:pPr>
-        <w:pStyle w:val="FirstParagraph"/>
-      </w:pPr>
-      <w:r>
-        <w:t xml:space="preserve">其中，</w:t>
+      <w:r>
+        <w:t>其中，</w:t>
       </w:r>
       <m:oMath>
         <m:sSub>
+          <m:sSubPr>
+            <m:ctrlPr>
+              <w:rPr>
+                <w:rFonts w:ascii="Cambria Math" w:hAnsi="Cambria Math"/>
+              </w:rPr>
+            </m:ctrlPr>
+          </m:sSubPr>
           <m:e>
             <m:r>
+              <w:rPr>
+                <w:rFonts w:ascii="Cambria Math" w:hAnsi="Cambria Math"/>
+              </w:rPr>
               <m:t>R</m:t>
             </m:r>
           </m:e>
           <m:sub>
             <m:r>
+              <w:rPr>
+                <w:rFonts w:ascii="Cambria Math" w:hAnsi="Cambria Math"/>
+              </w:rPr>
               <m:t>v</m:t>
             </m:r>
           </m:sub>
         </m:sSub>
       </m:oMath>
       <w:r>
-        <w:t xml:space="preserve">表示实体敏感度，</w:t>
+        <w:t>表示实体敏感度，</w:t>
       </w:r>
       <m:oMath>
         <m:sSub>
+          <m:sSubPr>
+            <m:ctrlPr>
+              <w:rPr>
+                <w:rFonts w:ascii="Cambria Math" w:hAnsi="Cambria Math"/>
+              </w:rPr>
+            </m:ctrlPr>
+          </m:sSubPr>
           <m:e>
             <m:r>
+              <w:rPr>
+                <w:rFonts w:ascii="Cambria Math" w:hAnsi="Cambria Math"/>
+              </w:rPr>
               <m:t>D</m:t>
             </m:r>
           </m:e>
           <m:sub>
             <m:r>
+              <w:rPr>
+                <w:rFonts w:ascii="Cambria Math" w:hAnsi="Cambria Math"/>
+              </w:rPr>
               <m:t>v</m:t>
             </m:r>
           </m:sub>
         </m:sSub>
       </m:oMath>
       <w:r>
-        <w:t xml:space="preserve">表示与历史行为的偏离程度，</w:t>
+        <w:t>表示与历史行为的偏离程度，</w:t>
       </w:r>
       <m:oMath>
         <m:sSub>
+          <m:sSubPr>
+            <m:ctrlPr>
+              <w:rPr>
+                <w:rFonts w:ascii="Cambria Math" w:hAnsi="Cambria Math"/>
+              </w:rPr>
+            </m:ctrlPr>
+          </m:sSubPr>
           <m:e>
             <m:r>
+              <w:rPr>
+                <w:rFonts w:ascii="Cambria Math" w:hAnsi="Cambria Math"/>
+              </w:rPr>
               <m:t>H</m:t>
             </m:r>
           </m:e>
           <m:sub>
             <m:r>
+              <w:rPr>
+                <w:rFonts w:ascii="Cambria Math" w:hAnsi="Cambria Math"/>
+              </w:rPr>
               <m:t>v</m:t>
             </m:r>
           </m:sub>
         </m:sSub>
       </m:oMath>
       <w:r>
-        <w:t xml:space="preserve">表示告警或规则命中强度，</w:t>
+        <w:t>表示告警或规则命中强度，</w:t>
       </w:r>
       <m:oMath>
         <m:sSub>
+          <m:sSubPr>
+            <m:ctrlPr>
+              <w:rPr>
+                <w:rFonts w:ascii="Cambria Math" w:hAnsi="Cambria Math"/>
+              </w:rPr>
+            </m:ctrlPr>
+          </m:sSubPr>
           <m:e>
             <m:r>
+              <w:rPr>
+                <w:rFonts w:ascii="Cambria Math" w:hAnsi="Cambria Math"/>
+              </w:rPr>
               <m:t>N</m:t>
             </m:r>
           </m:e>
           <m:sub>
             <m:r>
+              <w:rPr>
+                <w:rFonts w:ascii="Cambria Math" w:hAnsi="Cambria Math"/>
+              </w:rPr>
               <m:t>v</m:t>
             </m:r>
           </m:sub>
         </m:sSub>
       </m:oMath>
       <w:r>
-        <w:t xml:space="preserve">表示邻接高风险边比例，</w:t>
+        <w:t>表示邻接高风险边比例，</w:t>
       </w:r>
       <m:oMath>
         <m:sSub>
+          <m:sSubPr>
+            <m:ctrlPr>
+              <w:rPr>
+                <w:rFonts w:ascii="Cambria Math" w:hAnsi="Cambria Math"/>
+              </w:rPr>
+            </m:ctrlPr>
+          </m:sSubPr>
           <m:e>
             <m:r>
+              <w:rPr>
+                <w:rFonts w:ascii="Cambria Math" w:hAnsi="Cambria Math"/>
+              </w:rPr>
               <m:t>a</m:t>
             </m:r>
           </m:e>
           <m:sub>
             <m:r>
+              <w:rPr>
+                <w:rFonts w:ascii="Cambria Math" w:hAnsi="Cambria Math"/>
+              </w:rPr>
               <m:t>1</m:t>
             </m:r>
           </m:sub>
         </m:sSub>
       </m:oMath>
       <w:r>
-        <w:t xml:space="preserve">至</w:t>
+        <w:t>至</w:t>
       </w:r>
       <m:oMath>
         <m:sSub>
+          <m:sSubPr>
+            <m:ctrlPr>
+              <w:rPr>
+                <w:rFonts w:ascii="Cambria Math" w:hAnsi="Cambria Math"/>
+              </w:rPr>
+            </m:ctrlPr>
+          </m:sSubPr>
           <m:e>
             <m:r>
+              <w:rPr>
+                <w:rFonts w:ascii="Cambria Math" w:hAnsi="Cambria Math"/>
+              </w:rPr>
               <m:t>a</m:t>
             </m:r>
           </m:e>
           <m:sub>
             <m:r>
+              <w:rPr>
+                <w:rFonts w:ascii="Cambria Math" w:hAnsi="Cambria Math"/>
+              </w:rPr>
               <m:t>4</m:t>
             </m:r>
           </m:sub>
         </m:sSub>
       </m:oMath>
       <w:r>
-        <w:t xml:space="preserve">为权重。</w:t>
-      </w:r>
-    </w:p>
-    <w:p>
-      <w:pPr>
-        <w:pStyle w:val="a9"/>
-      </w:pPr>
-      <w:r>
-        <w:t xml:space="preserve">② 边异常分计算。</w:t>
-      </w:r>
-    </w:p>
-    <w:p>
-      <w:pPr>
-        <w:pStyle w:val="a9"/>
-      </w:pPr>
-      <w:r>
-        <w:t xml:space="preserve">边异常分在边风险初始得分基础上进一步引入时序变化和跨源一致性。若某边在当前窗口首次出现，或出现频率显著高于历史均值，则提高其异常分。频率偏离可采用如下形式：</w:t>
+        <w:t>为权重。</w:t>
+      </w:r>
+    </w:p>
+    <w:p>
+      <w:pPr>
+        <w:pStyle w:val="a9"/>
+      </w:pPr>
+      <w:r>
+        <w:t xml:space="preserve">② </w:t>
+      </w:r>
+      <w:r>
+        <w:t>边异常分计算。</w:t>
+      </w:r>
+    </w:p>
+    <w:p>
+      <w:pPr>
+        <w:pStyle w:val="a9"/>
+      </w:pPr>
+      <w:r>
+        <w:t>边异常分在边风险初始得分基础上进一步引入时序变化和跨源一致性。若某边在当前窗口首次出现，或出现频率显著高于历史均值，则提高其异常分。频率偏离可采用如下形式：</w:t>
       </w:r>
     </w:p>
     <w:p>
@@ -1864,57 +3023,97 @@
         </m:oMathParaPr>
         <m:oMath>
           <m:sSub>
+            <m:sSubPr>
+              <m:ctrlPr>
+                <w:rPr>
+                  <w:rFonts w:ascii="Cambria Math" w:hAnsi="Cambria Math"/>
+                </w:rPr>
+              </m:ctrlPr>
+            </m:sSubPr>
             <m:e>
               <m:r>
+                <w:rPr>
+                  <w:rFonts w:ascii="Cambria Math" w:hAnsi="Cambria Math"/>
+                </w:rPr>
                 <m:t>Z</m:t>
               </m:r>
             </m:e>
             <m:sub>
               <m:r>
+                <w:rPr>
+                  <w:rFonts w:ascii="Cambria Math" w:hAnsi="Cambria Math"/>
+                </w:rPr>
                 <m:t>e</m:t>
               </m:r>
             </m:sub>
           </m:sSub>
           <m:r>
+            <w:rPr>
+              <w:rFonts w:ascii="Cambria Math" w:hAnsi="Cambria Math"/>
+            </w:rPr>
             <m:t>=</m:t>
           </m:r>
           <m:f>
             <m:fPr>
-              <m:type m:val="bar"/>
+              <m:ctrlPr>
+                <w:rPr>
+                  <w:rFonts w:ascii="Cambria Math" w:hAnsi="Cambria Math"/>
+                </w:rPr>
+              </m:ctrlPr>
             </m:fPr>
             <m:num>
               <m:sSub>
+                <m:sSubPr>
+                  <m:ctrlPr>
+                    <w:rPr>
+                      <w:rFonts w:ascii="Cambria Math" w:hAnsi="Cambria Math"/>
+                    </w:rPr>
+                  </m:ctrlPr>
+                </m:sSubPr>
                 <m:e>
                   <m:r>
+                    <w:rPr>
+                      <w:rFonts w:ascii="Cambria Math" w:hAnsi="Cambria Math"/>
+                    </w:rPr>
                     <m:t>f</m:t>
                   </m:r>
                 </m:e>
                 <m:sub>
                   <m:r>
+                    <w:rPr>
+                      <w:rFonts w:ascii="Cambria Math" w:hAnsi="Cambria Math"/>
+                    </w:rPr>
                     <m:t>t</m:t>
                   </m:r>
                 </m:sub>
               </m:sSub>
               <m:r>
-                <m:t>(</m:t>
-              </m:r>
-              <m:r>
-                <m:t>e</m:t>
-              </m:r>
-              <m:r>
-                <m:t>)</m:t>
-              </m:r>
-              <m:r>
-                <m:t>−</m:t>
+                <w:rPr>
+                  <w:rFonts w:ascii="Cambria Math" w:hAnsi="Cambria Math"/>
+                </w:rPr>
+                <m:t>(e)-</m:t>
               </m:r>
               <m:sSub>
+                <m:sSubPr>
+                  <m:ctrlPr>
+                    <w:rPr>
+                      <w:rFonts w:ascii="Cambria Math" w:hAnsi="Cambria Math"/>
+                    </w:rPr>
+                  </m:ctrlPr>
+                </m:sSubPr>
                 <m:e>
                   <m:r>
+                    <w:rPr>
+                      <w:rFonts w:ascii="Cambria Math" w:hAnsi="Cambria Math"/>
+                    </w:rPr>
                     <m:t>μ</m:t>
                   </m:r>
                 </m:e>
                 <m:sub>
                   <m:r>
+                    <w:rPr>
+                      <w:rFonts w:ascii="Cambria Math" w:hAnsi="Cambria Math"/>
+                    </w:rPr>
                     <m:t>e</m:t>
                   </m:r>
                 </m:sub>
@@ -1922,22 +3121,35 @@
             </m:num>
             <m:den>
               <m:sSub>
+                <m:sSubPr>
+                  <m:ctrlPr>
+                    <w:rPr>
+                      <w:rFonts w:ascii="Cambria Math" w:hAnsi="Cambria Math"/>
+                    </w:rPr>
+                  </m:ctrlPr>
+                </m:sSubPr>
                 <m:e>
                   <m:r>
+                    <w:rPr>
+                      <w:rFonts w:ascii="Cambria Math" w:hAnsi="Cambria Math"/>
+                    </w:rPr>
                     <m:t>σ</m:t>
                   </m:r>
                 </m:e>
                 <m:sub>
                   <m:r>
+                    <w:rPr>
+                      <w:rFonts w:ascii="Cambria Math" w:hAnsi="Cambria Math"/>
+                    </w:rPr>
                     <m:t>e</m:t>
                   </m:r>
                 </m:sub>
               </m:sSub>
               <m:r>
-                <m:t>+</m:t>
-              </m:r>
-              <m:r>
-                <m:t>ε</m:t>
+                <w:rPr>
+                  <w:rFonts w:ascii="Cambria Math" w:hAnsi="Cambria Math"/>
+                </w:rPr>
+                <m:t>+ε</m:t>
               </m:r>
             </m:den>
           </m:f>
@@ -1945,293 +3157,403 @@
       </m:oMathPara>
     </w:p>
     <w:p>
-      <w:pPr>
-        <w:pStyle w:val="FirstParagraph"/>
-      </w:pPr>
-      <w:r>
-        <w:t xml:space="preserve">其中，</w:t>
+      <w:r>
+        <w:t>其中，</w:t>
       </w:r>
       <m:oMath>
         <m:sSub>
+          <m:sSubPr>
+            <m:ctrlPr>
+              <w:rPr>
+                <w:rFonts w:ascii="Cambria Math" w:hAnsi="Cambria Math"/>
+              </w:rPr>
+            </m:ctrlPr>
+          </m:sSubPr>
           <m:e>
             <m:r>
+              <w:rPr>
+                <w:rFonts w:ascii="Cambria Math" w:hAnsi="Cambria Math"/>
+              </w:rPr>
               <m:t>f</m:t>
             </m:r>
           </m:e>
           <m:sub>
             <m:r>
+              <w:rPr>
+                <w:rFonts w:ascii="Cambria Math" w:hAnsi="Cambria Math"/>
+              </w:rPr>
               <m:t>t</m:t>
             </m:r>
           </m:sub>
         </m:sSub>
         <m:r>
-          <m:t>(</m:t>
-        </m:r>
-        <m:r>
-          <m:t>e</m:t>
-        </m:r>
-        <m:r>
-          <m:t>)</m:t>
+          <w:rPr>
+            <w:rFonts w:ascii="Cambria Math" w:hAnsi="Cambria Math"/>
+          </w:rPr>
+          <m:t>(e)</m:t>
         </m:r>
       </m:oMath>
       <w:r>
-        <w:t xml:space="preserve">表示当前窗口中边</w:t>
+        <w:t>表示当前窗口中边</w:t>
       </w:r>
       <m:oMath>
         <m:r>
+          <w:rPr>
+            <w:rFonts w:ascii="Cambria Math" w:hAnsi="Cambria Math"/>
+          </w:rPr>
           <m:t>e</m:t>
         </m:r>
       </m:oMath>
       <w:r>
-        <w:t xml:space="preserve">的出现频率，</w:t>
+        <w:t>的出现频率，</w:t>
       </w:r>
       <m:oMath>
         <m:sSub>
+          <m:sSubPr>
+            <m:ctrlPr>
+              <w:rPr>
+                <w:rFonts w:ascii="Cambria Math" w:hAnsi="Cambria Math"/>
+              </w:rPr>
+            </m:ctrlPr>
+          </m:sSubPr>
           <m:e>
             <m:r>
+              <w:rPr>
+                <w:rFonts w:ascii="Cambria Math" w:hAnsi="Cambria Math"/>
+              </w:rPr>
               <m:t>μ</m:t>
             </m:r>
           </m:e>
           <m:sub>
             <m:r>
+              <w:rPr>
+                <w:rFonts w:ascii="Cambria Math" w:hAnsi="Cambria Math"/>
+              </w:rPr>
               <m:t>e</m:t>
             </m:r>
           </m:sub>
         </m:sSub>
       </m:oMath>
       <w:r>
-        <w:t xml:space="preserve">和</w:t>
+        <w:t>和</w:t>
       </w:r>
       <m:oMath>
         <m:sSub>
+          <m:sSubPr>
+            <m:ctrlPr>
+              <w:rPr>
+                <w:rFonts w:ascii="Cambria Math" w:hAnsi="Cambria Math"/>
+              </w:rPr>
+            </m:ctrlPr>
+          </m:sSubPr>
           <m:e>
             <m:r>
+              <w:rPr>
+                <w:rFonts w:ascii="Cambria Math" w:hAnsi="Cambria Math"/>
+              </w:rPr>
               <m:t>σ</m:t>
             </m:r>
           </m:e>
           <m:sub>
             <m:r>
+              <w:rPr>
+                <w:rFonts w:ascii="Cambria Math" w:hAnsi="Cambria Math"/>
+              </w:rPr>
               <m:t>e</m:t>
             </m:r>
           </m:sub>
         </m:sSub>
       </m:oMath>
       <w:r>
-        <w:t xml:space="preserve">分别表示历史均值和标准差，</w:t>
+        <w:t>分别表示历史均值和标准差，</w:t>
       </w:r>
       <m:oMath>
         <m:r>
+          <w:rPr>
+            <w:rFonts w:ascii="Cambria Math" w:hAnsi="Cambria Math"/>
+          </w:rPr>
           <m:t>ε</m:t>
         </m:r>
       </m:oMath>
       <w:r>
-        <w:t xml:space="preserve">为防止除零的常数。</w:t>
-      </w:r>
-    </w:p>
-    <w:p>
-      <w:pPr>
-        <w:pStyle w:val="a9"/>
-      </w:pPr>
-      <w:r>
-        <w:t xml:space="preserve">③ 候选子图生成。</w:t>
-      </w:r>
-    </w:p>
-    <w:p>
-      <w:pPr>
-        <w:pStyle w:val="a9"/>
-      </w:pPr>
-      <w:r>
-        <w:t xml:space="preserve">第一步，选择</w:t>
+        <w:t>为防止除零的常数。</w:t>
+      </w:r>
+    </w:p>
+    <w:p>
+      <w:pPr>
+        <w:pStyle w:val="a9"/>
+      </w:pPr>
+      <w:r>
+        <w:t xml:space="preserve">③ </w:t>
+      </w:r>
+      <w:r>
+        <w:t>候选子图生成。</w:t>
+      </w:r>
+    </w:p>
+    <w:p>
+      <w:pPr>
+        <w:pStyle w:val="a9"/>
+      </w:pPr>
+      <w:r>
+        <w:t>第一步，选择</w:t>
       </w:r>
       <m:oMath>
         <m:sSub>
+          <m:sSubPr>
+            <m:ctrlPr>
+              <w:rPr>
+                <w:rFonts w:ascii="Cambria Math" w:hAnsi="Cambria Math"/>
+              </w:rPr>
+            </m:ctrlPr>
+          </m:sSubPr>
           <m:e>
             <m:r>
+              <w:rPr>
+                <w:rFonts w:ascii="Cambria Math" w:hAnsi="Cambria Math"/>
+              </w:rPr>
               <m:t>S</m:t>
             </m:r>
           </m:e>
           <m:sub>
             <m:r>
+              <w:rPr>
+                <w:rFonts w:ascii="Cambria Math" w:hAnsi="Cambria Math"/>
+              </w:rPr>
               <m:t>v</m:t>
             </m:r>
           </m:sub>
         </m:sSub>
       </m:oMath>
       <w:r>
-        <w:t xml:space="preserve">或</w:t>
+        <w:t>或</w:t>
       </w:r>
       <m:oMath>
         <m:sSub>
+          <m:sSubPr>
+            <m:ctrlPr>
+              <w:rPr>
+                <w:rFonts w:ascii="Cambria Math" w:hAnsi="Cambria Math"/>
+              </w:rPr>
+            </m:ctrlPr>
+          </m:sSubPr>
           <m:e>
             <m:r>
+              <w:rPr>
+                <w:rFonts w:ascii="Cambria Math" w:hAnsi="Cambria Math"/>
+              </w:rPr>
               <m:t>S</m:t>
             </m:r>
           </m:e>
           <m:sub>
             <m:r>
+              <w:rPr>
+                <w:rFonts w:ascii="Cambria Math" w:hAnsi="Cambria Math"/>
+              </w:rPr>
               <m:t>e</m:t>
             </m:r>
           </m:sub>
         </m:sSub>
       </m:oMath>
       <w:r>
-        <w:t xml:space="preserve">超过种子阈值的节点或边作为可疑种子。</w:t>
-      </w:r>
-    </w:p>
-    <w:p>
-      <w:pPr>
-        <w:pStyle w:val="a9"/>
-      </w:pPr>
-      <w:r>
-        <w:t xml:space="preserve">第二步，按时间窗口、图距离和实体类型扩展邻域。对于进程种子，优先扩展父进程、子进程、写入文件、创建Socket和外联流；对于账号种子，优先扩展登录主机、远程执行、访问文件和相关网络会话；对于流会话种子，优先扩展域名、解析记录、发起进程和同主机其他外联。</w:t>
-      </w:r>
-    </w:p>
-    <w:p>
-      <w:pPr>
-        <w:pStyle w:val="a9"/>
-      </w:pPr>
-      <w:r>
-        <w:t xml:space="preserve">第三步，对候选子图进行裁剪。系统移除低风险摘要边和与种子无时间连续性的边，保留可疑路径相关节点。通过该步骤，系统得到规模较小但证据密度较高的异常子图。</w:t>
-      </w:r>
-    </w:p>
-    <w:p>
-      <w:pPr>
-        <w:pStyle w:val="a9"/>
-      </w:pPr>
-      <w:r>
-        <w:t xml:space="preserve">6、攻击阶段判定与路径搜索模块</w:t>
-      </w:r>
-    </w:p>
-    <w:p>
-      <w:pPr>
-        <w:pStyle w:val="a9"/>
-      </w:pPr>
-      <w:r>
-        <w:t xml:space="preserve">攻击阶段判定与路径搜索模块先对候选子图中的节点和边进行阶段候选标记，随后依据时间顺序和因果依赖搜索候选路径，最后输出符合检测阈值的攻击链。通过该模块，系统将异常子图进一步转化为阶段化攻击链，从而有效克服普通异常检测只能输出孤立异常点的局限。</w:t>
-      </w:r>
-    </w:p>
-    <w:p>
-      <w:pPr>
-        <w:pStyle w:val="a9"/>
-      </w:pPr>
-      <w:r>
-        <w:t xml:space="preserve">① 阶段候选标记。</w:t>
-      </w:r>
-    </w:p>
-    <w:p>
-      <w:pPr>
-        <w:pStyle w:val="a9"/>
-      </w:pPr>
-      <w:r>
-        <w:t xml:space="preserve">本阶段根据动作类型、实体类型和上下文特征为边分配阶段候选标签。例如，外部文档触发脚本解释器执行可标记为初始访问或执行，异常进程写入启动目录可标记为持久化，普通账号访问凭证文件可标记为凭证访问，同一账号在多主机上短时间登录可标记为横向移动，异常进程产生周期性外联可标记为命令控制，大量文件读取后出现外传流量可标记为数据外传。</w:t>
-      </w:r>
-    </w:p>
-    <w:p>
-      <w:pPr>
-        <w:pStyle w:val="a9"/>
-      </w:pPr>
-      <w:r>
-        <w:t xml:space="preserve">② 阶段序列约束。</w:t>
-      </w:r>
-    </w:p>
-    <w:p>
-      <w:pPr>
-        <w:pStyle w:val="a9"/>
-      </w:pPr>
-      <w:r>
-        <w:t xml:space="preserve">系统维护阶段转移矩阵</w:t>
+        <w:t>超过种子阈值的节点或边作为可疑种子。</w:t>
+      </w:r>
+    </w:p>
+    <w:p>
+      <w:pPr>
+        <w:pStyle w:val="a9"/>
+      </w:pPr>
+      <w:r>
+        <w:t>第二步，按时间窗口、图距离和实体类型扩展邻域。对于进程种子，优先扩展父进程、子进程、写入文件、创建</w:t>
+      </w:r>
+      <w:r>
+        <w:t>Socket</w:t>
+      </w:r>
+      <w:r>
+        <w:t>和外联流；对于账号种子，优先扩展登录主机、远程执行、访问文件和相关网络会话；对于流会话种子，优先扩展域名、解析记录、发起进程和同主机其他外联。</w:t>
+      </w:r>
+    </w:p>
+    <w:p>
+      <w:pPr>
+        <w:pStyle w:val="a9"/>
+      </w:pPr>
+      <w:r>
+        <w:t>第三步，对候选子图进行裁剪。系统移除低风险摘要边和与种子无时间连续性的边，保留可疑路径相关节点。通过该步骤，系统得到规模较小但证据密度较高的异常子图。</w:t>
+      </w:r>
+    </w:p>
+    <w:p>
+      <w:pPr>
+        <w:pStyle w:val="a9"/>
+      </w:pPr>
+      <w:r>
+        <w:t>6</w:t>
+      </w:r>
+      <w:r>
+        <w:t>、攻击阶段判定与路径搜索模块</w:t>
+      </w:r>
+    </w:p>
+    <w:p>
+      <w:pPr>
+        <w:pStyle w:val="a9"/>
+      </w:pPr>
+      <w:r>
+        <w:lastRenderedPageBreak/>
+        <w:t>攻击阶段判定与路径搜索模块先对候选子图中的节点和边进行阶段候选标记，随后依据时间顺序和因果依赖搜索候选路径，最后输出符合检测阈值的攻击链。通过该模块，系统将异常子图进一步转化为阶段化攻击链，从而有效克服普通异常检测只能输出孤立异常点的局限。</w:t>
+      </w:r>
+    </w:p>
+    <w:p>
+      <w:pPr>
+        <w:pStyle w:val="a9"/>
+      </w:pPr>
+      <w:r>
+        <w:t xml:space="preserve">① </w:t>
+      </w:r>
+      <w:r>
+        <w:t>阶段候选标记。</w:t>
+      </w:r>
+    </w:p>
+    <w:p>
+      <w:pPr>
+        <w:pStyle w:val="a9"/>
+      </w:pPr>
+      <w:r>
+        <w:t>本阶段根据动作类型、实体类型和上下文特征为边分配阶段候选标签。例如，外部文档触发脚本解释器执行可标记为初始访问或执行，异常进程写入启动目录可标记为持久化，普通账号访问凭证文件可标记为凭证访问，同一账号在多主机上短时间登录可标记为横向移动，异常进程产生周期性外联可标记为命令控制，大量文件读取后出现外传流量可标记为数据外传。</w:t>
+      </w:r>
+    </w:p>
+    <w:p>
+      <w:pPr>
+        <w:pStyle w:val="a9"/>
+      </w:pPr>
+      <w:r>
+        <w:t xml:space="preserve">② </w:t>
+      </w:r>
+      <w:r>
+        <w:t>阶段序列约束。</w:t>
+      </w:r>
+    </w:p>
+    <w:p>
+      <w:pPr>
+        <w:pStyle w:val="a9"/>
+      </w:pPr>
+      <w:r>
+        <w:t>系统维护阶段转移矩阵</w:t>
       </w:r>
       <m:oMath>
         <m:r>
+          <w:rPr>
+            <w:rFonts w:ascii="Cambria Math" w:hAnsi="Cambria Math"/>
+          </w:rPr>
           <m:t>T</m:t>
         </m:r>
       </m:oMath>
       <w:r>
-        <w:t xml:space="preserve">，其中</w:t>
+        <w:t>，其中</w:t>
       </w:r>
       <m:oMath>
         <m:sSub>
+          <m:sSubPr>
+            <m:ctrlPr>
+              <w:rPr>
+                <w:rFonts w:ascii="Cambria Math" w:hAnsi="Cambria Math"/>
+              </w:rPr>
+            </m:ctrlPr>
+          </m:sSubPr>
           <m:e>
             <m:r>
+              <w:rPr>
+                <w:rFonts w:ascii="Cambria Math" w:hAnsi="Cambria Math"/>
+              </w:rPr>
               <m:t>T</m:t>
             </m:r>
           </m:e>
           <m:sub>
             <m:r>
-              <m:t>i</m:t>
-            </m:r>
-            <m:r>
-              <m:t>j</m:t>
+              <w:rPr>
+                <w:rFonts w:ascii="Cambria Math" w:hAnsi="Cambria Math"/>
+              </w:rPr>
+              <m:t>ij</m:t>
             </m:r>
           </m:sub>
         </m:sSub>
       </m:oMath>
       <w:r>
-        <w:t xml:space="preserve">表示阶段</w:t>
+        <w:t>表示阶段</w:t>
       </w:r>
       <m:oMath>
         <m:r>
+          <w:rPr>
+            <w:rFonts w:ascii="Cambria Math" w:hAnsi="Cambria Math"/>
+          </w:rPr>
           <m:t>i</m:t>
         </m:r>
       </m:oMath>
       <w:r>
-        <w:t xml:space="preserve">之后出现阶段</w:t>
+        <w:t>之后出现阶段</w:t>
       </w:r>
       <m:oMath>
         <m:r>
+          <w:rPr>
+            <w:rFonts w:ascii="Cambria Math" w:hAnsi="Cambria Math"/>
+          </w:rPr>
           <m:t>j</m:t>
         </m:r>
       </m:oMath>
       <w:r>
-        <w:t xml:space="preserve">的合理程度。若某候选路径的阶段序列明显违背攻击过程，例如在无执行证据的情况下直接出现外传阶段，则降低路径得分。阶段转移矩阵可以由规则配置，也可以由历史样本统计得到。</w:t>
-      </w:r>
-    </w:p>
-    <w:p>
-      <w:pPr>
-        <w:pStyle w:val="a9"/>
-      </w:pPr>
-      <w:r>
-        <w:t xml:space="preserve">③ 路径搜索。</w:t>
-      </w:r>
-    </w:p>
-    <w:p>
-      <w:pPr>
-        <w:pStyle w:val="a9"/>
-      </w:pPr>
-      <w:r>
-        <w:t xml:space="preserve">第一步，确定路径起点。系统优先选择初始访问、异常执行、异常登录、异常外联等高风险种子作为路径起点。</w:t>
-      </w:r>
-    </w:p>
-    <w:p>
-      <w:pPr>
-        <w:pStyle w:val="a9"/>
-      </w:pPr>
-      <w:r>
-        <w:t xml:space="preserve">第二步，执行时间因果搜索。系统仅连接满足时间递增、图上可达、实体上下文相关和最大时间间隔约束的节点。</w:t>
-      </w:r>
-    </w:p>
-    <w:p>
-      <w:pPr>
-        <w:pStyle w:val="a9"/>
-      </w:pPr>
-      <w:r>
-        <w:t xml:space="preserve">第三步，执行路径剪枝。若路径长度超过最大长度、阶段得分过低、证据来源过少或正常边比例过高，则提前剪枝。</w:t>
-      </w:r>
-    </w:p>
-    <w:p>
-      <w:pPr>
-        <w:pStyle w:val="a9"/>
-      </w:pPr>
-      <w:r>
-        <w:t xml:space="preserve">第四步，合并相似路径。对于共享同一入口进程、同一账号、同一外联域名或同一关键文件的路径，系统合并为主链和分支链，减少重复输出。</w:t>
-      </w:r>
-    </w:p>
-    <w:p>
-      <w:pPr>
-        <w:pStyle w:val="a9"/>
-      </w:pPr>
-      <w:r>
-        <w:t xml:space="preserve">路径风险得分可表示为：</w:t>
+        <w:t>的合理程度。若某候选路径的阶段序列明显违背攻击过程，例如在无执行证据的情况下直接出现外传阶段，则降低路径得分。阶段转移矩阵可以由规则配置，也可以由历史样本统计得到。</w:t>
+      </w:r>
+    </w:p>
+    <w:p>
+      <w:pPr>
+        <w:pStyle w:val="a9"/>
+      </w:pPr>
+      <w:r>
+        <w:t xml:space="preserve">③ </w:t>
+      </w:r>
+      <w:r>
+        <w:t>路径搜索。</w:t>
+      </w:r>
+    </w:p>
+    <w:p>
+      <w:pPr>
+        <w:pStyle w:val="a9"/>
+      </w:pPr>
+      <w:r>
+        <w:t>第一步，确定路径起点。系统优先选择初始访问、异常执行、异常登录、异常外联等高风险种子作为路径起点。</w:t>
+      </w:r>
+    </w:p>
+    <w:p>
+      <w:pPr>
+        <w:pStyle w:val="a9"/>
+      </w:pPr>
+      <w:r>
+        <w:t>第二步，执行时间因果搜索。系统仅连接满足时间递增、图上可达、实体上下文相关和最大时间间隔约束的节点。</w:t>
+      </w:r>
+    </w:p>
+    <w:p>
+      <w:pPr>
+        <w:pStyle w:val="a9"/>
+      </w:pPr>
+      <w:r>
+        <w:t>第三步，执行路径剪枝。若路径长度超过最大长度、阶段得分过低、证据来源过少或正常边比例过高，则提前剪枝。</w:t>
+      </w:r>
+    </w:p>
+    <w:p>
+      <w:pPr>
+        <w:pStyle w:val="a9"/>
+      </w:pPr>
+      <w:r>
+        <w:t>第四步，合并相似路径。对于共享同一入口进程、同一账号、同一外联域</w:t>
+      </w:r>
+      <w:r>
+        <w:lastRenderedPageBreak/>
+        <w:t>名或同一关键文件的路径，系统合并为主链和分支链，减少重复输出。</w:t>
+      </w:r>
+    </w:p>
+    <w:p>
+      <w:pPr>
+        <w:pStyle w:val="a9"/>
+      </w:pPr>
+      <w:r>
+        <w:t>路径风险得分可表示为：</w:t>
       </w:r>
     </w:p>
     <w:p>
@@ -2244,224 +3566,282 @@
         </m:oMathParaPr>
         <m:oMath>
           <m:r>
-            <m:t>R</m:t>
-          </m:r>
-          <m:r>
-            <m:t>(</m:t>
-          </m:r>
-          <m:r>
-            <m:t>P</m:t>
-          </m:r>
-          <m:r>
-            <m:t>)</m:t>
-          </m:r>
-          <m:r>
-            <m:t>=</m:t>
+            <w:rPr>
+              <w:rFonts w:ascii="Cambria Math" w:hAnsi="Cambria Math"/>
+            </w:rPr>
+            <m:t>R(P)=</m:t>
           </m:r>
           <m:sSub>
+            <m:sSubPr>
+              <m:ctrlPr>
+                <w:rPr>
+                  <w:rFonts w:ascii="Cambria Math" w:hAnsi="Cambria Math"/>
+                </w:rPr>
+              </m:ctrlPr>
+            </m:sSubPr>
             <m:e>
               <m:r>
+                <w:rPr>
+                  <w:rFonts w:ascii="Cambria Math" w:hAnsi="Cambria Math"/>
+                </w:rPr>
                 <m:t>μ</m:t>
               </m:r>
             </m:e>
             <m:sub>
               <m:r>
+                <w:rPr>
+                  <w:rFonts w:ascii="Cambria Math" w:hAnsi="Cambria Math"/>
+                </w:rPr>
                 <m:t>1</m:t>
               </m:r>
             </m:sub>
           </m:sSub>
           <m:sSub>
+            <m:sSubPr>
+              <m:ctrlPr>
+                <w:rPr>
+                  <w:rFonts w:ascii="Cambria Math" w:hAnsi="Cambria Math"/>
+                </w:rPr>
+              </m:ctrlPr>
+            </m:sSubPr>
             <m:e>
               <m:r>
+                <w:rPr>
+                  <w:rFonts w:ascii="Cambria Math" w:hAnsi="Cambria Math"/>
+                </w:rPr>
                 <m:t>S</m:t>
               </m:r>
             </m:e>
             <m:sub>
               <m:r>
-                <m:t>s</m:t>
-              </m:r>
-              <m:r>
-                <m:t>t</m:t>
-              </m:r>
-              <m:r>
-                <m:t>a</m:t>
-              </m:r>
-              <m:r>
-                <m:t>g</m:t>
-              </m:r>
-              <m:r>
-                <m:t>e</m:t>
+                <w:rPr>
+                  <w:rFonts w:ascii="Cambria Math" w:hAnsi="Cambria Math"/>
+                </w:rPr>
+                <m:t>stage</m:t>
               </m:r>
             </m:sub>
           </m:sSub>
           <m:r>
+            <w:rPr>
+              <w:rFonts w:ascii="Cambria Math" w:hAnsi="Cambria Math"/>
+            </w:rPr>
             <m:t>+</m:t>
           </m:r>
           <m:sSub>
+            <m:sSubPr>
+              <m:ctrlPr>
+                <w:rPr>
+                  <w:rFonts w:ascii="Cambria Math" w:hAnsi="Cambria Math"/>
+                </w:rPr>
+              </m:ctrlPr>
+            </m:sSubPr>
             <m:e>
               <m:r>
+                <w:rPr>
+                  <w:rFonts w:ascii="Cambria Math" w:hAnsi="Cambria Math"/>
+                </w:rPr>
                 <m:t>μ</m:t>
               </m:r>
             </m:e>
             <m:sub>
               <m:r>
+                <w:rPr>
+                  <w:rFonts w:ascii="Cambria Math" w:hAnsi="Cambria Math"/>
+                </w:rPr>
                 <m:t>2</m:t>
               </m:r>
             </m:sub>
           </m:sSub>
           <m:sSub>
+            <m:sSubPr>
+              <m:ctrlPr>
+                <w:rPr>
+                  <w:rFonts w:ascii="Cambria Math" w:hAnsi="Cambria Math"/>
+                </w:rPr>
+              </m:ctrlPr>
+            </m:sSubPr>
             <m:e>
               <m:r>
+                <w:rPr>
+                  <w:rFonts w:ascii="Cambria Math" w:hAnsi="Cambria Math"/>
+                </w:rPr>
                 <m:t>S</m:t>
               </m:r>
             </m:e>
             <m:sub>
               <m:r>
-                <m:t>e</m:t>
-              </m:r>
-              <m:r>
-                <m:t>v</m:t>
-              </m:r>
-              <m:r>
-                <m:t>i</m:t>
-              </m:r>
-              <m:r>
-                <m:t>d</m:t>
-              </m:r>
-              <m:r>
-                <m:t>e</m:t>
-              </m:r>
-              <m:r>
-                <m:t>n</m:t>
-              </m:r>
-              <m:r>
-                <m:t>c</m:t>
-              </m:r>
-              <m:r>
-                <m:t>e</m:t>
+                <w:rPr>
+                  <w:rFonts w:ascii="Cambria Math" w:hAnsi="Cambria Math"/>
+                </w:rPr>
+                <m:t>evidence</m:t>
               </m:r>
             </m:sub>
           </m:sSub>
           <m:r>
+            <w:rPr>
+              <w:rFonts w:ascii="Cambria Math" w:hAnsi="Cambria Math"/>
+            </w:rPr>
             <m:t>+</m:t>
           </m:r>
           <m:sSub>
+            <m:sSubPr>
+              <m:ctrlPr>
+                <w:rPr>
+                  <w:rFonts w:ascii="Cambria Math" w:hAnsi="Cambria Math"/>
+                </w:rPr>
+              </m:ctrlPr>
+            </m:sSubPr>
             <m:e>
               <m:r>
+                <w:rPr>
+                  <w:rFonts w:ascii="Cambria Math" w:hAnsi="Cambria Math"/>
+                </w:rPr>
                 <m:t>μ</m:t>
               </m:r>
             </m:e>
             <m:sub>
               <m:r>
+                <w:rPr>
+                  <w:rFonts w:ascii="Cambria Math" w:hAnsi="Cambria Math"/>
+                </w:rPr>
                 <m:t>3</m:t>
               </m:r>
             </m:sub>
           </m:sSub>
           <m:sSub>
+            <m:sSubPr>
+              <m:ctrlPr>
+                <w:rPr>
+                  <w:rFonts w:ascii="Cambria Math" w:hAnsi="Cambria Math"/>
+                </w:rPr>
+              </m:ctrlPr>
+            </m:sSubPr>
             <m:e>
               <m:r>
+                <w:rPr>
+                  <w:rFonts w:ascii="Cambria Math" w:hAnsi="Cambria Math"/>
+                </w:rPr>
                 <m:t>S</m:t>
               </m:r>
             </m:e>
             <m:sub>
               <m:r>
-                <m:t>t</m:t>
-              </m:r>
-              <m:r>
-                <m:t>i</m:t>
-              </m:r>
-              <m:r>
-                <m:t>m</m:t>
-              </m:r>
-              <m:r>
-                <m:t>e</m:t>
+                <w:rPr>
+                  <w:rFonts w:ascii="Cambria Math" w:hAnsi="Cambria Math"/>
+                </w:rPr>
+                <m:t>time</m:t>
               </m:r>
             </m:sub>
           </m:sSub>
           <m:r>
+            <w:rPr>
+              <w:rFonts w:ascii="Cambria Math" w:hAnsi="Cambria Math"/>
+            </w:rPr>
             <m:t>+</m:t>
           </m:r>
           <m:sSub>
+            <m:sSubPr>
+              <m:ctrlPr>
+                <w:rPr>
+                  <w:rFonts w:ascii="Cambria Math" w:hAnsi="Cambria Math"/>
+                </w:rPr>
+              </m:ctrlPr>
+            </m:sSubPr>
             <m:e>
               <m:r>
+                <w:rPr>
+                  <w:rFonts w:ascii="Cambria Math" w:hAnsi="Cambria Math"/>
+                </w:rPr>
                 <m:t>μ</m:t>
               </m:r>
             </m:e>
             <m:sub>
               <m:r>
+                <w:rPr>
+                  <w:rFonts w:ascii="Cambria Math" w:hAnsi="Cambria Math"/>
+                </w:rPr>
                 <m:t>4</m:t>
               </m:r>
             </m:sub>
           </m:sSub>
           <m:sSub>
+            <m:sSubPr>
+              <m:ctrlPr>
+                <w:rPr>
+                  <w:rFonts w:ascii="Cambria Math" w:hAnsi="Cambria Math"/>
+                </w:rPr>
+              </m:ctrlPr>
+            </m:sSubPr>
             <m:e>
               <m:r>
+                <w:rPr>
+                  <w:rFonts w:ascii="Cambria Math" w:hAnsi="Cambria Math"/>
+                </w:rPr>
                 <m:t>S</m:t>
               </m:r>
             </m:e>
             <m:sub>
               <m:r>
-                <m:t>c</m:t>
-              </m:r>
-              <m:r>
-                <m:t>a</m:t>
-              </m:r>
-              <m:r>
-                <m:t>u</m:t>
-              </m:r>
-              <m:r>
-                <m:t>s</m:t>
-              </m:r>
-              <m:r>
-                <m:t>a</m:t>
-              </m:r>
-              <m:r>
-                <m:t>l</m:t>
+                <w:rPr>
+                  <w:rFonts w:ascii="Cambria Math" w:hAnsi="Cambria Math"/>
+                </w:rPr>
+                <m:t>causal</m:t>
               </m:r>
             </m:sub>
           </m:sSub>
           <m:r>
+            <w:rPr>
+              <w:rFonts w:ascii="Cambria Math" w:hAnsi="Cambria Math"/>
+            </w:rPr>
             <m:t>+</m:t>
           </m:r>
           <m:sSub>
+            <m:sSubPr>
+              <m:ctrlPr>
+                <w:rPr>
+                  <w:rFonts w:ascii="Cambria Math" w:hAnsi="Cambria Math"/>
+                </w:rPr>
+              </m:ctrlPr>
+            </m:sSubPr>
             <m:e>
               <m:r>
+                <w:rPr>
+                  <w:rFonts w:ascii="Cambria Math" w:hAnsi="Cambria Math"/>
+                </w:rPr>
                 <m:t>μ</m:t>
               </m:r>
             </m:e>
             <m:sub>
               <m:r>
+                <w:rPr>
+                  <w:rFonts w:ascii="Cambria Math" w:hAnsi="Cambria Math"/>
+                </w:rPr>
                 <m:t>5</m:t>
               </m:r>
             </m:sub>
           </m:sSub>
           <m:sSub>
+            <m:sSubPr>
+              <m:ctrlPr>
+                <w:rPr>
+                  <w:rFonts w:ascii="Cambria Math" w:hAnsi="Cambria Math"/>
+                </w:rPr>
+              </m:ctrlPr>
+            </m:sSubPr>
             <m:e>
               <m:r>
+                <w:rPr>
+                  <w:rFonts w:ascii="Cambria Math" w:hAnsi="Cambria Math"/>
+                </w:rPr>
                 <m:t>S</m:t>
               </m:r>
             </m:e>
             <m:sub>
               <m:r>
-                <m:t>c</m:t>
-              </m:r>
-              <m:r>
-                <m:t>o</m:t>
-              </m:r>
-              <m:r>
-                <m:t>m</m:t>
-              </m:r>
-              <m:r>
-                <m:t>p</m:t>
-              </m:r>
-              <m:r>
-                <m:t>a</m:t>
-              </m:r>
-              <m:r>
-                <m:t>c</m:t>
-              </m:r>
-              <m:r>
-                <m:t>t</m:t>
+                <w:rPr>
+                  <w:rFonts w:ascii="Cambria Math" w:hAnsi="Cambria Math"/>
+                </w:rPr>
+                <m:t>compact</m:t>
               </m:r>
             </m:sub>
           </m:sSub>
@@ -2469,487 +3849,581 @@
       </m:oMathPara>
     </w:p>
     <w:p>
-      <w:pPr>
-        <w:pStyle w:val="FirstParagraph"/>
-      </w:pPr>
-      <w:r>
-        <w:t xml:space="preserve">其中，</w:t>
+      <w:r>
+        <w:t>其中，</w:t>
       </w:r>
       <m:oMath>
         <m:r>
+          <w:rPr>
+            <w:rFonts w:ascii="Cambria Math" w:hAnsi="Cambria Math"/>
+          </w:rPr>
           <m:t>P</m:t>
         </m:r>
       </m:oMath>
       <w:r>
-        <w:t xml:space="preserve">表示候选路径，</w:t>
+        <w:t>表示候选路径，</w:t>
       </w:r>
       <m:oMath>
         <m:sSub>
+          <m:sSubPr>
+            <m:ctrlPr>
+              <w:rPr>
+                <w:rFonts w:ascii="Cambria Math" w:hAnsi="Cambria Math"/>
+              </w:rPr>
+            </m:ctrlPr>
+          </m:sSubPr>
           <m:e>
             <m:r>
+              <w:rPr>
+                <w:rFonts w:ascii="Cambria Math" w:hAnsi="Cambria Math"/>
+              </w:rPr>
               <m:t>S</m:t>
             </m:r>
           </m:e>
           <m:sub>
             <m:r>
-              <m:t>s</m:t>
-            </m:r>
-            <m:r>
-              <m:t>t</m:t>
-            </m:r>
-            <m:r>
-              <m:t>a</m:t>
-            </m:r>
-            <m:r>
-              <m:t>g</m:t>
-            </m:r>
-            <m:r>
-              <m:t>e</m:t>
+              <w:rPr>
+                <w:rFonts w:ascii="Cambria Math" w:hAnsi="Cambria Math"/>
+              </w:rPr>
+              <m:t>stage</m:t>
             </m:r>
           </m:sub>
         </m:sSub>
       </m:oMath>
       <w:r>
-        <w:t xml:space="preserve">表示阶段顺序一致性，</w:t>
+        <w:t>表示阶段顺序一致性，</w:t>
       </w:r>
       <m:oMath>
         <m:sSub>
+          <m:sSubPr>
+            <m:ctrlPr>
+              <w:rPr>
+                <w:rFonts w:ascii="Cambria Math" w:hAnsi="Cambria Math"/>
+              </w:rPr>
+            </m:ctrlPr>
+          </m:sSubPr>
           <m:e>
             <m:r>
+              <w:rPr>
+                <w:rFonts w:ascii="Cambria Math" w:hAnsi="Cambria Math"/>
+              </w:rPr>
               <m:t>S</m:t>
             </m:r>
           </m:e>
           <m:sub>
             <m:r>
-              <m:t>e</m:t>
-            </m:r>
-            <m:r>
-              <m:t>v</m:t>
-            </m:r>
-            <m:r>
-              <m:t>i</m:t>
-            </m:r>
-            <m:r>
-              <m:t>d</m:t>
-            </m:r>
-            <m:r>
-              <m:t>e</m:t>
-            </m:r>
-            <m:r>
-              <m:t>n</m:t>
-            </m:r>
-            <m:r>
-              <m:t>c</m:t>
-            </m:r>
-            <m:r>
-              <m:t>e</m:t>
+              <w:rPr>
+                <w:rFonts w:ascii="Cambria Math" w:hAnsi="Cambria Math"/>
+              </w:rPr>
+              <m:t>evidence</m:t>
             </m:r>
           </m:sub>
         </m:sSub>
       </m:oMath>
       <w:r>
-        <w:t xml:space="preserve">表示证据强度，</w:t>
+        <w:t>表示证据强度，</w:t>
       </w:r>
       <m:oMath>
         <m:sSub>
+          <m:sSubPr>
+            <m:ctrlPr>
+              <w:rPr>
+                <w:rFonts w:ascii="Cambria Math" w:hAnsi="Cambria Math"/>
+              </w:rPr>
+            </m:ctrlPr>
+          </m:sSubPr>
           <m:e>
             <m:r>
+              <w:rPr>
+                <w:rFonts w:ascii="Cambria Math" w:hAnsi="Cambria Math"/>
+              </w:rPr>
               <m:t>S</m:t>
             </m:r>
           </m:e>
           <m:sub>
             <m:r>
-              <m:t>t</m:t>
-            </m:r>
-            <m:r>
-              <m:t>i</m:t>
-            </m:r>
-            <m:r>
-              <m:t>m</m:t>
-            </m:r>
-            <m:r>
-              <m:t>e</m:t>
+              <w:rPr>
+                <w:rFonts w:ascii="Cambria Math" w:hAnsi="Cambria Math"/>
+              </w:rPr>
+              <m:t>time</m:t>
             </m:r>
           </m:sub>
         </m:sSub>
       </m:oMath>
       <w:r>
-        <w:t xml:space="preserve">表示时间连续性，</w:t>
+        <w:t>表示时间连续性，</w:t>
       </w:r>
       <m:oMath>
         <m:sSub>
+          <m:sSubPr>
+            <m:ctrlPr>
+              <w:rPr>
+                <w:rFonts w:ascii="Cambria Math" w:hAnsi="Cambria Math"/>
+              </w:rPr>
+            </m:ctrlPr>
+          </m:sSubPr>
           <m:e>
             <m:r>
+              <w:rPr>
+                <w:rFonts w:ascii="Cambria Math" w:hAnsi="Cambria Math"/>
+              </w:rPr>
               <m:t>S</m:t>
             </m:r>
           </m:e>
           <m:sub>
             <m:r>
-              <m:t>c</m:t>
-            </m:r>
-            <m:r>
-              <m:t>a</m:t>
-            </m:r>
-            <m:r>
-              <m:t>u</m:t>
-            </m:r>
-            <m:r>
-              <m:t>s</m:t>
-            </m:r>
-            <m:r>
-              <m:t>a</m:t>
-            </m:r>
-            <m:r>
-              <m:t>l</m:t>
+              <w:rPr>
+                <w:rFonts w:ascii="Cambria Math" w:hAnsi="Cambria Math"/>
+              </w:rPr>
+              <m:t>causal</m:t>
             </m:r>
           </m:sub>
         </m:sSub>
       </m:oMath>
       <w:r>
-        <w:t xml:space="preserve">表示因果关系强度，</w:t>
+        <w:t>表示因果关系强度，</w:t>
       </w:r>
       <m:oMath>
         <m:sSub>
+          <m:sSubPr>
+            <m:ctrlPr>
+              <w:rPr>
+                <w:rFonts w:ascii="Cambria Math" w:hAnsi="Cambria Math"/>
+              </w:rPr>
+            </m:ctrlPr>
+          </m:sSubPr>
           <m:e>
             <m:r>
+              <w:rPr>
+                <w:rFonts w:ascii="Cambria Math" w:hAnsi="Cambria Math"/>
+              </w:rPr>
               <m:t>S</m:t>
             </m:r>
           </m:e>
           <m:sub>
             <m:r>
-              <m:t>c</m:t>
-            </m:r>
-            <m:r>
-              <m:t>o</m:t>
-            </m:r>
-            <m:r>
-              <m:t>m</m:t>
-            </m:r>
-            <m:r>
-              <m:t>p</m:t>
-            </m:r>
-            <m:r>
-              <m:t>a</m:t>
-            </m:r>
-            <m:r>
-              <m:t>c</m:t>
-            </m:r>
-            <m:r>
-              <m:t>t</m:t>
+              <w:rPr>
+                <w:rFonts w:ascii="Cambria Math" w:hAnsi="Cambria Math"/>
+              </w:rPr>
+              <m:t>compact</m:t>
             </m:r>
           </m:sub>
         </m:sSub>
       </m:oMath>
       <w:r>
-        <w:t xml:space="preserve">表示路径紧凑度，</w:t>
+        <w:t>表示路径紧凑度，</w:t>
       </w:r>
       <m:oMath>
         <m:sSub>
+          <m:sSubPr>
+            <m:ctrlPr>
+              <w:rPr>
+                <w:rFonts w:ascii="Cambria Math" w:hAnsi="Cambria Math"/>
+              </w:rPr>
+            </m:ctrlPr>
+          </m:sSubPr>
           <m:e>
             <m:r>
+              <w:rPr>
+                <w:rFonts w:ascii="Cambria Math" w:hAnsi="Cambria Math"/>
+              </w:rPr>
               <m:t>μ</m:t>
             </m:r>
           </m:e>
           <m:sub>
             <m:r>
+              <w:rPr>
+                <w:rFonts w:ascii="Cambria Math" w:hAnsi="Cambria Math"/>
+              </w:rPr>
               <m:t>1</m:t>
             </m:r>
           </m:sub>
         </m:sSub>
       </m:oMath>
       <w:r>
-        <w:t xml:space="preserve">至</w:t>
+        <w:t>至</w:t>
       </w:r>
       <m:oMath>
         <m:sSub>
+          <m:sSubPr>
+            <m:ctrlPr>
+              <w:rPr>
+                <w:rFonts w:ascii="Cambria Math" w:hAnsi="Cambria Math"/>
+              </w:rPr>
+            </m:ctrlPr>
+          </m:sSubPr>
           <m:e>
             <m:r>
+              <w:rPr>
+                <w:rFonts w:ascii="Cambria Math" w:hAnsi="Cambria Math"/>
+              </w:rPr>
               <m:t>μ</m:t>
             </m:r>
           </m:e>
           <m:sub>
             <m:r>
+              <w:rPr>
+                <w:rFonts w:ascii="Cambria Math" w:hAnsi="Cambria Math"/>
+              </w:rPr>
               <m:t>5</m:t>
             </m:r>
           </m:sub>
         </m:sSub>
       </m:oMath>
       <w:r>
-        <w:t xml:space="preserve">为权重参数。</w:t>
-      </w:r>
-    </w:p>
-    <w:p>
-      <w:pPr>
-        <w:pStyle w:val="a9"/>
-      </w:pPr>
-      <w:r>
-        <w:t xml:space="preserve">7、链路风险判定与检测结果输出模块</w:t>
-      </w:r>
-    </w:p>
-    <w:p>
-      <w:pPr>
-        <w:pStyle w:val="a9"/>
-      </w:pPr>
-      <w:r>
-        <w:t xml:space="preserve">链路风险判定与检测结果输出模块先根据路径风险得分、证据覆盖度和阶段完整度对候选路径进行分类，随后输出检测结果，最后记录证据链和缺失环节。通过该模块，系统不仅能够给出是否可疑的判断，还能够说明该判断对应的端点证据、日志证据和网络流证据。</w:t>
-      </w:r>
-    </w:p>
-    <w:p>
-      <w:pPr>
-        <w:pStyle w:val="a9"/>
-      </w:pPr>
-      <w:r>
-        <w:t xml:space="preserve">① 检测分类。</w:t>
-      </w:r>
-    </w:p>
-    <w:p>
-      <w:pPr>
-        <w:pStyle w:val="a9"/>
-      </w:pPr>
-      <w:r>
-        <w:t xml:space="preserve">系统根据链路风险得分</w:t>
+        <w:t>为权重参数。</w:t>
+      </w:r>
+    </w:p>
+    <w:p>
+      <w:pPr>
+        <w:pStyle w:val="a9"/>
+      </w:pPr>
+      <w:r>
+        <w:t>7</w:t>
+      </w:r>
+      <w:r>
+        <w:t>、链路风险判定与检测结果输出模块</w:t>
+      </w:r>
+    </w:p>
+    <w:p>
+      <w:pPr>
+        <w:pStyle w:val="a9"/>
+      </w:pPr>
+      <w:r>
+        <w:t>链路风险判定与检测结果输出模块先根据路径风险得分、证据覆盖度和阶段完整度对候选路径进行分类，随后输出检测结果，最后记录证据链和缺失环节。通过该模块，系统不仅能够给出是否可疑的判断，还能够说明该判断对应的端点证据、日志证据和网络流证据。</w:t>
+      </w:r>
+    </w:p>
+    <w:p>
+      <w:pPr>
+        <w:pStyle w:val="a9"/>
+      </w:pPr>
+      <w:r>
+        <w:t xml:space="preserve">① </w:t>
+      </w:r>
+      <w:r>
+        <w:t>检测分类。</w:t>
+      </w:r>
+    </w:p>
+    <w:p>
+      <w:pPr>
+        <w:pStyle w:val="a9"/>
+      </w:pPr>
+      <w:r>
+        <w:t>系统根据链路风险得分</w:t>
       </w:r>
       <m:oMath>
         <m:r>
-          <m:t>R</m:t>
-        </m:r>
-        <m:r>
-          <m:t>(</m:t>
-        </m:r>
-        <m:r>
-          <m:t>P</m:t>
-        </m:r>
-        <m:r>
-          <m:t>)</m:t>
+          <w:rPr>
+            <w:rFonts w:ascii="Cambria Math" w:hAnsi="Cambria Math"/>
+          </w:rPr>
+          <m:t>R(P)</m:t>
         </m:r>
       </m:oMath>
       <w:r>
-        <w:t xml:space="preserve">与阈值进行分类。若</w:t>
+        <w:t>与阈值进行分类。若</w:t>
       </w:r>
       <m:oMath>
         <m:r>
-          <m:t>R</m:t>
-        </m:r>
-        <m:r>
-          <m:t>(</m:t>
-        </m:r>
-        <m:r>
-          <m:t>P</m:t>
-        </m:r>
-        <m:r>
-          <m:t>)</m:t>
-        </m:r>
-        <m:r>
-          <m:t>&lt;</m:t>
+          <w:rPr>
+            <w:rFonts w:ascii="Cambria Math" w:hAnsi="Cambria Math"/>
+          </w:rPr>
+          <m:t>R(P)&lt;</m:t>
         </m:r>
         <m:sSub>
+          <m:sSubPr>
+            <m:ctrlPr>
+              <w:rPr>
+                <w:rFonts w:ascii="Cambria Math" w:hAnsi="Cambria Math"/>
+              </w:rPr>
+            </m:ctrlPr>
+          </m:sSubPr>
           <m:e>
             <m:r>
+              <w:rPr>
+                <w:rFonts w:ascii="Cambria Math" w:hAnsi="Cambria Math"/>
+              </w:rPr>
               <m:t>τ</m:t>
             </m:r>
           </m:e>
           <m:sub>
             <m:r>
+              <w:rPr>
+                <w:rFonts w:ascii="Cambria Math" w:hAnsi="Cambria Math"/>
+              </w:rPr>
               <m:t>1</m:t>
             </m:r>
           </m:sub>
         </m:sSub>
       </m:oMath>
       <w:r>
-        <w:t xml:space="preserve">，输出正常链路；若</w:t>
+        <w:t>，输出正常链路；若</w:t>
       </w:r>
       <m:oMath>
         <m:sSub>
+          <m:sSubPr>
+            <m:ctrlPr>
+              <w:rPr>
+                <w:rFonts w:ascii="Cambria Math" w:hAnsi="Cambria Math"/>
+              </w:rPr>
+            </m:ctrlPr>
+          </m:sSubPr>
           <m:e>
             <m:r>
+              <w:rPr>
+                <w:rFonts w:ascii="Cambria Math" w:hAnsi="Cambria Math"/>
+              </w:rPr>
               <m:t>τ</m:t>
             </m:r>
           </m:e>
           <m:sub>
             <m:r>
+              <w:rPr>
+                <w:rFonts w:ascii="Cambria Math" w:hAnsi="Cambria Math"/>
+              </w:rPr>
               <m:t>1</m:t>
             </m:r>
           </m:sub>
         </m:sSub>
         <m:r>
-          <m:t>≤</m:t>
-        </m:r>
-        <m:r>
-          <m:t>R</m:t>
-        </m:r>
-        <m:r>
-          <m:t>(</m:t>
-        </m:r>
-        <m:r>
-          <m:t>P</m:t>
-        </m:r>
-        <m:r>
-          <m:t>)</m:t>
-        </m:r>
-        <m:r>
-          <m:t>&lt;</m:t>
+          <w:rPr>
+            <w:rFonts w:ascii="Cambria Math" w:hAnsi="Cambria Math"/>
+          </w:rPr>
+          <m:t>≤R(P)&lt;</m:t>
         </m:r>
         <m:sSub>
+          <m:sSubPr>
+            <m:ctrlPr>
+              <w:rPr>
+                <w:rFonts w:ascii="Cambria Math" w:hAnsi="Cambria Math"/>
+              </w:rPr>
+            </m:ctrlPr>
+          </m:sSubPr>
           <m:e>
             <m:r>
+              <w:rPr>
+                <w:rFonts w:ascii="Cambria Math" w:hAnsi="Cambria Math"/>
+              </w:rPr>
               <m:t>τ</m:t>
             </m:r>
           </m:e>
           <m:sub>
             <m:r>
+              <w:rPr>
+                <w:rFonts w:ascii="Cambria Math" w:hAnsi="Cambria Math"/>
+              </w:rPr>
               <m:t>2</m:t>
             </m:r>
           </m:sub>
         </m:sSub>
       </m:oMath>
       <w:r>
-        <w:t xml:space="preserve">，输出低风险可疑链路；若</w:t>
+        <w:t>，输出低风险可疑链路；若</w:t>
       </w:r>
       <m:oMath>
         <m:sSub>
+          <m:sSubPr>
+            <m:ctrlPr>
+              <w:rPr>
+                <w:rFonts w:ascii="Cambria Math" w:hAnsi="Cambria Math"/>
+              </w:rPr>
+            </m:ctrlPr>
+          </m:sSubPr>
           <m:e>
             <m:r>
+              <w:rPr>
+                <w:rFonts w:ascii="Cambria Math" w:hAnsi="Cambria Math"/>
+              </w:rPr>
               <m:t>τ</m:t>
             </m:r>
           </m:e>
           <m:sub>
             <m:r>
+              <w:rPr>
+                <w:rFonts w:ascii="Cambria Math" w:hAnsi="Cambria Math"/>
+              </w:rPr>
               <m:t>2</m:t>
             </m:r>
           </m:sub>
         </m:sSub>
         <m:r>
-          <m:t>≤</m:t>
-        </m:r>
-        <m:r>
-          <m:t>R</m:t>
-        </m:r>
-        <m:r>
-          <m:t>(</m:t>
-        </m:r>
-        <m:r>
-          <m:t>P</m:t>
-        </m:r>
-        <m:r>
-          <m:t>)</m:t>
-        </m:r>
-        <m:r>
-          <m:t>&lt;</m:t>
+          <w:rPr>
+            <w:rFonts w:ascii="Cambria Math" w:hAnsi="Cambria Math"/>
+          </w:rPr>
+          <m:t>≤R(P)&lt;</m:t>
         </m:r>
         <m:sSub>
+          <m:sSubPr>
+            <m:ctrlPr>
+              <w:rPr>
+                <w:rFonts w:ascii="Cambria Math" w:hAnsi="Cambria Math"/>
+              </w:rPr>
+            </m:ctrlPr>
+          </m:sSubPr>
           <m:e>
             <m:r>
+              <w:rPr>
+                <w:rFonts w:ascii="Cambria Math" w:hAnsi="Cambria Math"/>
+              </w:rPr>
               <m:t>τ</m:t>
             </m:r>
           </m:e>
           <m:sub>
             <m:r>
+              <w:rPr>
+                <w:rFonts w:ascii="Cambria Math" w:hAnsi="Cambria Math"/>
+              </w:rPr>
               <m:t>3</m:t>
             </m:r>
           </m:sub>
         </m:sSub>
       </m:oMath>
       <w:r>
-        <w:t xml:space="preserve">，输出待确认攻击链；若</w:t>
+        <w:t>，输出待确认攻击链；若</w:t>
       </w:r>
       <m:oMath>
         <m:r>
-          <m:t>R</m:t>
-        </m:r>
-        <m:r>
-          <m:t>(</m:t>
-        </m:r>
-        <m:r>
-          <m:t>P</m:t>
-        </m:r>
-        <m:r>
-          <m:t>)</m:t>
-        </m:r>
-        <m:r>
-          <m:t>≥</m:t>
+          <w:rPr>
+            <w:rFonts w:ascii="Cambria Math" w:hAnsi="Cambria Math"/>
+          </w:rPr>
+          <m:t>R(P)≥</m:t>
         </m:r>
         <m:sSub>
+          <m:sSubPr>
+            <m:ctrlPr>
+              <w:rPr>
+                <w:rFonts w:ascii="Cambria Math" w:hAnsi="Cambria Math"/>
+              </w:rPr>
+            </m:ctrlPr>
+          </m:sSubPr>
           <m:e>
             <m:r>
+              <w:rPr>
+                <w:rFonts w:ascii="Cambria Math" w:hAnsi="Cambria Math"/>
+              </w:rPr>
               <m:t>τ</m:t>
             </m:r>
           </m:e>
           <m:sub>
             <m:r>
+              <w:rPr>
+                <w:rFonts w:ascii="Cambria Math" w:hAnsi="Cambria Math"/>
+              </w:rPr>
               <m:t>3</m:t>
             </m:r>
           </m:sub>
         </m:sSub>
       </m:oMath>
       <w:r>
-        <w:t xml:space="preserve">且证据覆盖度满足要求，输出高风险攻击链候选。阈值</w:t>
+        <w:t>且证据覆盖度满足要求，输出高风险攻击链候选。阈值</w:t>
       </w:r>
       <m:oMath>
         <m:sSub>
+          <m:sSubPr>
+            <m:ctrlPr>
+              <w:rPr>
+                <w:rFonts w:ascii="Cambria Math" w:hAnsi="Cambria Math"/>
+              </w:rPr>
+            </m:ctrlPr>
+          </m:sSubPr>
           <m:e>
             <m:r>
+              <w:rPr>
+                <w:rFonts w:ascii="Cambria Math" w:hAnsi="Cambria Math"/>
+              </w:rPr>
               <m:t>τ</m:t>
             </m:r>
           </m:e>
           <m:sub>
             <m:r>
+              <w:rPr>
+                <w:rFonts w:ascii="Cambria Math" w:hAnsi="Cambria Math"/>
+              </w:rPr>
               <m:t>1</m:t>
             </m:r>
           </m:sub>
         </m:sSub>
       </m:oMath>
       <w:r>
-        <w:t xml:space="preserve">、</w:t>
+        <w:t>、</w:t>
       </w:r>
       <m:oMath>
         <m:sSub>
+          <m:sSubPr>
+            <m:ctrlPr>
+              <w:rPr>
+                <w:rFonts w:ascii="Cambria Math" w:hAnsi="Cambria Math"/>
+              </w:rPr>
+            </m:ctrlPr>
+          </m:sSubPr>
           <m:e>
             <m:r>
+              <w:rPr>
+                <w:rFonts w:ascii="Cambria Math" w:hAnsi="Cambria Math"/>
+              </w:rPr>
               <m:t>τ</m:t>
             </m:r>
           </m:e>
           <m:sub>
             <m:r>
+              <w:rPr>
+                <w:rFonts w:ascii="Cambria Math" w:hAnsi="Cambria Math"/>
+              </w:rPr>
               <m:t>2</m:t>
             </m:r>
           </m:sub>
         </m:sSub>
       </m:oMath>
       <w:r>
-        <w:t xml:space="preserve">和</w:t>
+        <w:t>和</w:t>
       </w:r>
       <m:oMath>
         <m:sSub>
+          <m:sSubPr>
+            <m:ctrlPr>
+              <w:rPr>
+                <w:rFonts w:ascii="Cambria Math" w:hAnsi="Cambria Math"/>
+              </w:rPr>
+            </m:ctrlPr>
+          </m:sSubPr>
           <m:e>
             <m:r>
+              <w:rPr>
+                <w:rFonts w:ascii="Cambria Math" w:hAnsi="Cambria Math"/>
+              </w:rPr>
               <m:t>τ</m:t>
             </m:r>
           </m:e>
           <m:sub>
             <m:r>
+              <w:rPr>
+                <w:rFonts w:ascii="Cambria Math" w:hAnsi="Cambria Math"/>
+              </w:rPr>
               <m:t>3</m:t>
             </m:r>
           </m:sub>
         </m:sSub>
       </m:oMath>
       <w:r>
-        <w:t xml:space="preserve">可按资产重要性、业务类型和检测灵敏度配置。</w:t>
-      </w:r>
-    </w:p>
-    <w:p>
-      <w:pPr>
-        <w:pStyle w:val="a9"/>
-      </w:pPr>
-      <w:r>
-        <w:t xml:space="preserve">② 证据覆盖度计算。</w:t>
-      </w:r>
-    </w:p>
-    <w:p>
-      <w:pPr>
-        <w:pStyle w:val="a9"/>
-      </w:pPr>
-      <w:r>
-        <w:t xml:space="preserve">证据覆盖度用于表示一条攻击链中有多少阶段被直接证据支撑。其形式可以表示为：</w:t>
+        <w:t>可按资产重要性、业务类型和检测灵敏度配置。</w:t>
+      </w:r>
+    </w:p>
+    <w:p>
+      <w:pPr>
+        <w:pStyle w:val="a9"/>
+      </w:pPr>
+      <w:r>
+        <w:t xml:space="preserve">② </w:t>
+      </w:r>
+      <w:r>
+        <w:t>证据覆盖度计算。</w:t>
+      </w:r>
+    </w:p>
+    <w:p>
+      <w:pPr>
+        <w:pStyle w:val="a9"/>
+      </w:pPr>
+      <w:r>
+        <w:t>证据覆盖度用于表示一条攻击链中有多少阶段被直接证据支撑。其形式可以表示为：</w:t>
       </w:r>
     </w:p>
     <w:p>
@@ -2962,78 +4436,94 @@
         </m:oMathParaPr>
         <m:oMath>
           <m:sSub>
+            <m:sSubPr>
+              <m:ctrlPr>
+                <w:rPr>
+                  <w:rFonts w:ascii="Cambria Math" w:hAnsi="Cambria Math"/>
+                </w:rPr>
+              </m:ctrlPr>
+            </m:sSubPr>
             <m:e>
               <m:r>
+                <w:rPr>
+                  <w:rFonts w:ascii="Cambria Math" w:hAnsi="Cambria Math"/>
+                </w:rPr>
                 <m:t>C</m:t>
               </m:r>
             </m:e>
             <m:sub>
               <m:r>
-                <m:t>e</m:t>
-              </m:r>
-              <m:r>
-                <m:t>v</m:t>
+                <w:rPr>
+                  <w:rFonts w:ascii="Cambria Math" w:hAnsi="Cambria Math"/>
+                </w:rPr>
+                <m:t>ev</m:t>
               </m:r>
             </m:sub>
           </m:sSub>
           <m:r>
+            <w:rPr>
+              <w:rFonts w:ascii="Cambria Math" w:hAnsi="Cambria Math"/>
+            </w:rPr>
             <m:t>=</m:t>
           </m:r>
           <m:f>
             <m:fPr>
-              <m:type m:val="bar"/>
+              <m:ctrlPr>
+                <w:rPr>
+                  <w:rFonts w:ascii="Cambria Math" w:hAnsi="Cambria Math"/>
+                </w:rPr>
+              </m:ctrlPr>
             </m:fPr>
             <m:num>
               <m:sSub>
+                <m:sSubPr>
+                  <m:ctrlPr>
+                    <w:rPr>
+                      <w:rFonts w:ascii="Cambria Math" w:hAnsi="Cambria Math"/>
+                    </w:rPr>
+                  </m:ctrlPr>
+                </m:sSubPr>
                 <m:e>
                   <m:r>
+                    <w:rPr>
+                      <w:rFonts w:ascii="Cambria Math" w:hAnsi="Cambria Math"/>
+                    </w:rPr>
                     <m:t>N</m:t>
                   </m:r>
                 </m:e>
                 <m:sub>
                   <m:r>
-                    <m:t>d</m:t>
-                  </m:r>
-                  <m:r>
-                    <m:t>i</m:t>
-                  </m:r>
-                  <m:r>
-                    <m:t>r</m:t>
-                  </m:r>
-                  <m:r>
-                    <m:t>e</m:t>
-                  </m:r>
-                  <m:r>
-                    <m:t>c</m:t>
-                  </m:r>
-                  <m:r>
-                    <m:t>t</m:t>
+                    <w:rPr>
+                      <w:rFonts w:ascii="Cambria Math" w:hAnsi="Cambria Math"/>
+                    </w:rPr>
+                    <m:t>direct</m:t>
                   </m:r>
                 </m:sub>
               </m:sSub>
             </m:num>
             <m:den>
               <m:sSub>
+                <m:sSubPr>
+                  <m:ctrlPr>
+                    <w:rPr>
+                      <w:rFonts w:ascii="Cambria Math" w:hAnsi="Cambria Math"/>
+                    </w:rPr>
+                  </m:ctrlPr>
+                </m:sSubPr>
                 <m:e>
                   <m:r>
+                    <w:rPr>
+                      <w:rFonts w:ascii="Cambria Math" w:hAnsi="Cambria Math"/>
+                    </w:rPr>
                     <m:t>N</m:t>
                   </m:r>
                 </m:e>
                 <m:sub>
                   <m:r>
-                    <m:t>s</m:t>
-                  </m:r>
-                  <m:r>
-                    <m:t>t</m:t>
-                  </m:r>
-                  <m:r>
-                    <m:t>a</m:t>
-                  </m:r>
-                  <m:r>
-                    <m:t>g</m:t>
-                  </m:r>
-                  <m:r>
-                    <m:t>e</m:t>
+                    <w:rPr>
+                      <w:rFonts w:ascii="Cambria Math" w:hAnsi="Cambria Math"/>
+                    </w:rPr>
+                    <m:t>stage</m:t>
                   </m:r>
                 </m:sub>
               </m:sSub>
@@ -3043,332 +4533,459 @@
       </m:oMathPara>
     </w:p>
     <w:p>
-      <w:pPr>
-        <w:pStyle w:val="FirstParagraph"/>
-      </w:pPr>
-      <w:r>
-        <w:t xml:space="preserve">其中，</w:t>
+      <w:r>
+        <w:t>其中，</w:t>
       </w:r>
       <m:oMath>
         <m:sSub>
+          <m:sSubPr>
+            <m:ctrlPr>
+              <w:rPr>
+                <w:rFonts w:ascii="Cambria Math" w:hAnsi="Cambria Math"/>
+              </w:rPr>
+            </m:ctrlPr>
+          </m:sSubPr>
           <m:e>
             <m:r>
+              <w:rPr>
+                <w:rFonts w:ascii="Cambria Math" w:hAnsi="Cambria Math"/>
+              </w:rPr>
               <m:t>N</m:t>
             </m:r>
           </m:e>
           <m:sub>
             <m:r>
-              <m:t>d</m:t>
-            </m:r>
-            <m:r>
-              <m:t>i</m:t>
-            </m:r>
-            <m:r>
-              <m:t>r</m:t>
-            </m:r>
-            <m:r>
-              <m:t>e</m:t>
-            </m:r>
-            <m:r>
-              <m:t>c</m:t>
-            </m:r>
-            <m:r>
-              <m:t>t</m:t>
+              <w:rPr>
+                <w:rFonts w:ascii="Cambria Math" w:hAnsi="Cambria Math"/>
+              </w:rPr>
+              <m:t>direct</m:t>
             </m:r>
           </m:sub>
         </m:sSub>
       </m:oMath>
       <w:r>
-        <w:t xml:space="preserve">表示具有直接证据支撑的阶段数量，</w:t>
+        <w:t>表示具有直接证据支撑的阶段数量，</w:t>
       </w:r>
       <m:oMath>
         <m:sSub>
+          <m:sSubPr>
+            <m:ctrlPr>
+              <w:rPr>
+                <w:rFonts w:ascii="Cambria Math" w:hAnsi="Cambria Math"/>
+              </w:rPr>
+            </m:ctrlPr>
+          </m:sSubPr>
           <m:e>
             <m:r>
+              <w:rPr>
+                <w:rFonts w:ascii="Cambria Math" w:hAnsi="Cambria Math"/>
+              </w:rPr>
               <m:t>N</m:t>
             </m:r>
           </m:e>
           <m:sub>
             <m:r>
-              <m:t>s</m:t>
-            </m:r>
-            <m:r>
-              <m:t>t</m:t>
-            </m:r>
-            <m:r>
-              <m:t>a</m:t>
-            </m:r>
-            <m:r>
-              <m:t>g</m:t>
-            </m:r>
-            <m:r>
-              <m:t>e</m:t>
+              <w:rPr>
+                <w:rFonts w:ascii="Cambria Math" w:hAnsi="Cambria Math"/>
+              </w:rPr>
+              <m:t>stage</m:t>
             </m:r>
           </m:sub>
         </m:sSub>
       </m:oMath>
       <w:r>
-        <w:t xml:space="preserve">表示候选链涉及的阶段数量。当</w:t>
+        <w:t>表示候选链涉及的阶段数量。当</w:t>
       </w:r>
       <m:oMath>
         <m:sSub>
+          <m:sSubPr>
+            <m:ctrlPr>
+              <w:rPr>
+                <w:rFonts w:ascii="Cambria Math" w:hAnsi="Cambria Math"/>
+              </w:rPr>
+            </m:ctrlPr>
+          </m:sSubPr>
           <m:e>
             <m:r>
+              <w:rPr>
+                <w:rFonts w:ascii="Cambria Math" w:hAnsi="Cambria Math"/>
+              </w:rPr>
               <m:t>C</m:t>
             </m:r>
           </m:e>
           <m:sub>
             <m:r>
-              <m:t>e</m:t>
-            </m:r>
-            <m:r>
-              <m:t>v</m:t>
+              <w:rPr>
+                <w:rFonts w:ascii="Cambria Math" w:hAnsi="Cambria Math"/>
+              </w:rPr>
+              <m:t>ev</m:t>
             </m:r>
           </m:sub>
         </m:sSub>
       </m:oMath>
       <w:r>
-        <w:t xml:space="preserve">较低时，即使路径风险分较高，系统也将其标记为证据不足链路，避免输出过度确定的检测结果。</w:t>
-      </w:r>
-    </w:p>
-    <w:p>
-      <w:pPr>
-        <w:pStyle w:val="a9"/>
-      </w:pPr>
-      <w:r>
-        <w:t xml:space="preserve">③ 检测结果输出。</w:t>
-      </w:r>
-    </w:p>
-    <w:p>
-      <w:pPr>
-        <w:pStyle w:val="a9"/>
-      </w:pPr>
-      <w:r>
-        <w:t xml:space="preserve">检测结果至少包括链路编号、检测等级、涉及阶段、起始时间、结束时间、关键主机、关键账号、关键进程、关键域名、关键网络流、路径风险分、证据覆盖度、关键节点、关键边和缺失环节。检测结果面向检测系统使用，可以作为后续模型校准、规则生成和样本标注的数据基础，但本发明不依赖任何特定平台流程。</w:t>
-      </w:r>
-    </w:p>
-    <w:p>
-      <w:pPr>
-        <w:pStyle w:val="a9"/>
-      </w:pPr>
-      <w:r>
-        <w:t xml:space="preserve">8、算法参数更新模块</w:t>
-      </w:r>
-    </w:p>
-    <w:p>
-      <w:pPr>
-        <w:pStyle w:val="a9"/>
-      </w:pPr>
-      <w:r>
-        <w:t xml:space="preserve">算法参数更新模块先接收复核标签或历史检测结果，随后更新实体绑定阈值、正常基线、阶段转移权重和路径评分参数，最后将更新后的参数用于后续检测。通过该模块，系统能够在不改变整体流程的情况下适应不同网络环境。</w:t>
-      </w:r>
-    </w:p>
-    <w:p>
-      <w:pPr>
-        <w:pStyle w:val="a9"/>
-      </w:pPr>
-      <w:r>
-        <w:t xml:space="preserve">① 基线更新。</w:t>
-      </w:r>
-    </w:p>
-    <w:p>
-      <w:pPr>
-        <w:pStyle w:val="a9"/>
-      </w:pPr>
-      <w:r>
-        <w:t xml:space="preserve">当某类重复出现的边被多次判定为正常链路时，系统提高其正常基线匹配分；当某类历史正常边出现在攻击链中时，系统降低其压缩优先级并提高风险保留等级。</w:t>
-      </w:r>
-    </w:p>
-    <w:p>
-      <w:pPr>
-        <w:pStyle w:val="a9"/>
-      </w:pPr>
-      <w:r>
-        <w:t xml:space="preserve">② 阈值更新。</w:t>
-      </w:r>
-    </w:p>
-    <w:p>
-      <w:pPr>
-        <w:pStyle w:val="a9"/>
-      </w:pPr>
-      <w:r>
-        <w:t xml:space="preserve">系统可以根据误报率、漏报率和证据覆盖度调整检测阈值。当误报率较高时，提高低风险可疑链路阈值；当漏报率较高时，降低种子筛选阈值或扩大候选子图范围。阈值更新可以人工配置，也可以根据固定周期统计自动建议。</w:t>
-      </w:r>
-    </w:p>
-    <w:p>
-      <w:pPr>
-        <w:pStyle w:val="a9"/>
-      </w:pPr>
-      <w:r>
-        <w:t xml:space="preserve">③ 阶段权重更新。</w:t>
-      </w:r>
-    </w:p>
-    <w:p>
-      <w:pPr>
-        <w:pStyle w:val="a9"/>
-      </w:pPr>
-      <w:r>
-        <w:t xml:space="preserve">对于被确认有效的阶段序列，系统提高对应阶段转移权重；对于多次被判定为正常的阶段组合，系统降低其风险权重。该过程使阶段约束更贴近实际攻击检测样本。</w:t>
-      </w:r>
-    </w:p>
-    <w:p>
-      <w:pPr>
-        <w:pStyle w:val="a9"/>
-      </w:pPr>
-      <w:r>
-        <w:t xml:space="preserve">9、装置组成</w:t>
-      </w:r>
-    </w:p>
-    <w:p>
-      <w:pPr>
-        <w:pStyle w:val="a9"/>
-      </w:pPr>
-      <w:r>
-        <w:t xml:space="preserve">本发明还提供一种端点溯源图日志和网络流联合的APT攻击链重构装置，包括多源数据输入与标准事件构造模块、跨源实体绑定与置信度计算模块、统一时序证据图构建模块、正常行为基线压缩模块、可疑种子筛选与异常子图生成模块、攻击阶段判定与路径搜索模块、链路风险判定与检测结果输出模块以及算法参数更新模块。</w:t>
-      </w:r>
-    </w:p>
-    <w:p>
-      <w:pPr>
-        <w:pStyle w:val="a9"/>
-      </w:pPr>
-      <w:r>
-        <w:t xml:space="preserve">多源数据输入与标准事件构造模块用于接收原始端点日志、主机日志和网络流数据，并形成标准事件对象。跨源实体绑定与置信度计算模块用于将不同来源中的相同或相关实体进行绑定。统一时序证据图构建模块用于生成和维护检测图。正常行为基线压缩模块用于压缩低风险正常边。可疑种子筛选与异常子图生成模块用于从检测图中提取候选异常子图。攻击阶段判定与路径搜索模块用于生成候选攻击链。链路风险判定与检测结果输出模块用于输出检测结论和证据链。算法参数更新模块用于更新基线、阈值和评分参数。</w:t>
-      </w:r>
-    </w:p>
-    <w:p>
-      <w:pPr>
-        <w:pStyle w:val="a9"/>
-      </w:pPr>
-      <w:r>
-        <w:t xml:space="preserve">10、具体检测示例</w:t>
-      </w:r>
-    </w:p>
-    <w:p>
-      <w:pPr>
-        <w:pStyle w:val="a9"/>
-      </w:pPr>
-      <w:r>
-        <w:t xml:space="preserve">以办公终端遭受钓鱼附件攻击为例。用户打开附件后，邮件客户端启动脚本解释器，脚本解释器写入临时可执行文件，随后该文件创建网络连接并访问异常域名。传统检测方法可能分别产生“脚本执行告警”“文件落地告警”和“异常外联告警”，但难以判断这些告警是否属于同一攻击行为。</w:t>
-      </w:r>
-    </w:p>
-    <w:p>
-      <w:pPr>
-        <w:pStyle w:val="a9"/>
-      </w:pPr>
-      <w:r>
-        <w:t xml:space="preserve">采用本发明后，邮件客户端、脚本解释器、临时文件、外联域名和网络流会话分别被构造成图节点；邮件客户端创建脚本解释器形成执行边，脚本解释器写入临时文件形成写入边，临时文件创建Socket形成连接边，Socket与网络流绑定形成同会话边。系统在候选子图中识别出执行、文件落地和命令控制阶段，计算路径风险得分并输出高风险攻击链候选。</w:t>
-      </w:r>
-    </w:p>
-    <w:p>
-      <w:pPr>
-        <w:pStyle w:val="a9"/>
-      </w:pPr>
-      <w:r>
-        <w:t xml:space="preserve">再以横向移动检测为例。某账号在短时间内登录多台主机，并在每台主机上触发远程执行进程，同时多台主机出现相同外联目标。系统将账号登录、远程执行、主机间连接和外联会话组合为候选子图。由于该路径满足时间连续性、账号一致性、跨主机关系和阶段转移约束，系统提高其链路风险得分，并输出横向移动攻击链候选。</w:t>
-      </w:r>
-    </w:p>
-    <w:p>
-      <w:pPr>
-        <w:pStyle w:val="a9"/>
-      </w:pPr>
-      <w:r>
-        <w:t xml:space="preserve">11、保护范围说明</w:t>
-      </w:r>
-    </w:p>
-    <w:p>
-      <w:pPr>
-        <w:pStyle w:val="a9"/>
-      </w:pPr>
-      <w:r>
-        <w:t xml:space="preserve">本发明的保护重点不局限于某一种日志格式、某一种网络流格式、某一个模型结构或某一组固定阈值，而在于一种面向APT检测的系统化算法流程：多源事件标准化、跨源实体绑定、统一时序证据图构建、正常基线压缩、可疑种子筛选、阶段约束路径搜索、链路风险判定和检测结果输出。不同厂商的端点日志、不同类型的网络流、不同图存储方式、不同评分模型和不同阈值配置，只要采用上述联合检测流程，均属于本发明的可替代实施方式。</w:t>
-      </w:r>
-    </w:p>
-    <w:p>
-      <w:pPr>
-        <w:pStyle w:val="a9"/>
-      </w:pPr>
-      <w:r>
-        <w:t xml:space="preserve">12、检测特征向量构造模块</w:t>
-      </w:r>
-    </w:p>
-    <w:p>
-      <w:pPr>
-        <w:pStyle w:val="a9"/>
-      </w:pPr>
-      <w:r>
-        <w:t xml:space="preserve">检测特征向量构造模块先从统一时序证据图中提取节点特征、边特征、路径特征和子图特征，随后对不同粒度的特征进行归一化，最后形成用于异常评分、阶段判定和链路排序的检测特征向量。通过该模块，系统能够把端点行为、日志字段和网络流统计量转换为可计算的检测输入，从而有效克服原始日志难以直接参与算法判断的问题。</w:t>
-      </w:r>
-    </w:p>
-    <w:p>
-      <w:pPr>
-        <w:pStyle w:val="a9"/>
-      </w:pPr>
-      <w:r>
-        <w:t xml:space="preserve">① 节点特征构造。</w:t>
-      </w:r>
-    </w:p>
-    <w:p>
-      <w:pPr>
-        <w:pStyle w:val="a9"/>
-      </w:pPr>
-      <w:r>
-        <w:t xml:space="preserve">本阶段为每个节点构造节点特征。对于进程节点，特征包括进程名稀有度、命令行长度、命令行特殊字符比例、父进程稀有度、启动路径风险、启动账号权限、是否脚本解释器、是否系统目录外执行、是否短时创建网络连接等。对于文件节点，特征包括文件路径风险、文件扩展名、文件大小、文件写入进程风险、首次出现时间、是否临时目录、是否启动目录、是否被多个进程访问等。对于网络流节点，特征包括目的地址稀有度、目的端口稀有度、会话持续时间、上行字节比例、包长统计、连接周期性、域名长度、域名层级、证书摘要变化和历史访问频率等。</w:t>
-      </w:r>
-    </w:p>
-    <w:p>
-      <w:pPr>
-        <w:pStyle w:val="a9"/>
-      </w:pPr>
-      <w:r>
-        <w:t xml:space="preserve">② 边特征构造。</w:t>
-      </w:r>
-    </w:p>
-    <w:p>
-      <w:pPr>
-        <w:pStyle w:val="a9"/>
-      </w:pPr>
-      <w:r>
-        <w:t xml:space="preserve">本阶段为每条边构造边特征。边特征至少包括动作类型、时间间隔、来源类型、来源质量、主体节点风险、客体节点风险、是否跨主机、是否跨账号、是否跨权限、是否命中基线、是否首次出现、是否告警命中和是否阶段相关。边特征用于判断该边是否应被保留、压缩或作为攻击路径候选边。</w:t>
-      </w:r>
-    </w:p>
-    <w:p>
-      <w:pPr>
-        <w:pStyle w:val="a9"/>
-      </w:pPr>
-      <w:r>
-        <w:t xml:space="preserve">③ 路径特征构造。</w:t>
-      </w:r>
-    </w:p>
-    <w:p>
-      <w:pPr>
-        <w:pStyle w:val="a9"/>
-      </w:pPr>
-      <w:r>
-        <w:t xml:space="preserve">本阶段为候选路径构造路径特征。路径特征至少包括路径长度、阶段数量、阶段顺序一致性、直接证据边数量、推断边数量、跨源证据数量、时间跨度、平均时间间隔、最大时间间隔、关键实体数量、正常边比例和高风险边比例。路径特征能够反映一条候选攻击链是否紧凑、是否连贯以及是否有足够多源证据支撑。</w:t>
-      </w:r>
-    </w:p>
-    <w:p>
-      <w:pPr>
-        <w:pStyle w:val="a9"/>
-      </w:pPr>
-      <w:r>
-        <w:t xml:space="preserve">④ 特征归一化。</w:t>
-      </w:r>
-    </w:p>
-    <w:p>
-      <w:pPr>
-        <w:pStyle w:val="a9"/>
-      </w:pPr>
-      <w:r>
-        <w:t xml:space="preserve">对于不同量纲的特征，系统采用归一化处理。频率类特征可以采用历史分位数归一化，时间类特征可以采用对数变换后归一化，布尔类特征可以采用0或1表示，类别类特征可以映射为预设编码。对于缺失特征，系统不以零值简单替代，而是同时增加缺失标记，以避免缺失字段被误认为低风险。</w:t>
-      </w:r>
-    </w:p>
-    <w:p>
-      <w:pPr>
-        <w:pStyle w:val="a9"/>
-      </w:pPr>
-      <w:r>
-        <w:t xml:space="preserve">检测特征向量可以表示为：</w:t>
+        <w:t>较低时，即使路径风险分较高，系统也将其标记为证据不足链路，避免输出过度确定的检测结果。</w:t>
+      </w:r>
+    </w:p>
+    <w:p>
+      <w:pPr>
+        <w:pStyle w:val="a9"/>
+      </w:pPr>
+      <w:r>
+        <w:t xml:space="preserve">③ </w:t>
+      </w:r>
+      <w:r>
+        <w:t>检测结果输出。</w:t>
+      </w:r>
+    </w:p>
+    <w:p>
+      <w:pPr>
+        <w:pStyle w:val="a9"/>
+      </w:pPr>
+      <w:r>
+        <w:t>检测结果至少包括链路编号、检测等级、涉及阶段、起始时间、结束时间、关键主机、关键账号、关键进程、关键域名、关键网络流、路径风险分、</w:t>
+      </w:r>
+      <w:r>
+        <w:lastRenderedPageBreak/>
+        <w:t>证据覆盖度、关键节点、关键边和缺失环节。检测结果面向检测系统使用，可以作为后续模型校准、规则生成和样本标注的数据基础，但本发明不依赖任何特定平台流程。</w:t>
+      </w:r>
+    </w:p>
+    <w:p>
+      <w:pPr>
+        <w:pStyle w:val="a9"/>
+      </w:pPr>
+      <w:r>
+        <w:t>8</w:t>
+      </w:r>
+      <w:r>
+        <w:t>、算法参数更新模块</w:t>
+      </w:r>
+    </w:p>
+    <w:p>
+      <w:pPr>
+        <w:pStyle w:val="a9"/>
+      </w:pPr>
+      <w:r>
+        <w:t>算法参数更新模块先接收复核标签或历史检测结果，随后更新实体绑定阈值、正常基线、阶段转移权重和路径评分参数，最后将更新后的参数用于后续检测。通过该模块，系统能够在不改变整体流程的情况下适应不同网络环境。</w:t>
+      </w:r>
+    </w:p>
+    <w:p>
+      <w:pPr>
+        <w:pStyle w:val="a9"/>
+      </w:pPr>
+      <w:r>
+        <w:t xml:space="preserve">① </w:t>
+      </w:r>
+      <w:r>
+        <w:t>基线更新。</w:t>
+      </w:r>
+    </w:p>
+    <w:p>
+      <w:pPr>
+        <w:pStyle w:val="a9"/>
+      </w:pPr>
+      <w:r>
+        <w:t>当某类重复出现的边被多次判定为正常链路时，系统提高其正常基线匹配分；当某类历史正常边出现在攻击链中时，系统降低其压缩优先级并提高风险保留等级。</w:t>
+      </w:r>
+    </w:p>
+    <w:p>
+      <w:pPr>
+        <w:pStyle w:val="a9"/>
+      </w:pPr>
+      <w:r>
+        <w:t xml:space="preserve">② </w:t>
+      </w:r>
+      <w:r>
+        <w:t>阈值更新。</w:t>
+      </w:r>
+    </w:p>
+    <w:p>
+      <w:pPr>
+        <w:pStyle w:val="a9"/>
+      </w:pPr>
+      <w:r>
+        <w:t>系统可以根据误报率、漏报率和证据覆盖度调整检测阈值。当误报率较高时，提高低风险可疑链路阈值；当漏报率较高时，降低种子筛选阈值或扩大候选子图范围。阈值更新可以人工配置，也可以根据固定周期统计自动建议。</w:t>
+      </w:r>
+    </w:p>
+    <w:p>
+      <w:pPr>
+        <w:pStyle w:val="a9"/>
+      </w:pPr>
+      <w:r>
+        <w:t xml:space="preserve">③ </w:t>
+      </w:r>
+      <w:r>
+        <w:t>阶段权重更新。</w:t>
+      </w:r>
+    </w:p>
+    <w:p>
+      <w:pPr>
+        <w:pStyle w:val="a9"/>
+      </w:pPr>
+      <w:r>
+        <w:t>对于被确认有效的阶段序列，系统提高对应阶段转移权重；对于多次被判定为正常的阶段组合，系统降低其风险权重。该过程使阶段约束更贴近实际攻击检测样本。</w:t>
+      </w:r>
+    </w:p>
+    <w:p>
+      <w:pPr>
+        <w:pStyle w:val="a9"/>
+      </w:pPr>
+      <w:r>
+        <w:t>9</w:t>
+      </w:r>
+      <w:r>
+        <w:t>、装置组成</w:t>
+      </w:r>
+    </w:p>
+    <w:p>
+      <w:pPr>
+        <w:pStyle w:val="a9"/>
+      </w:pPr>
+      <w:r>
+        <w:t>本发明还提供一种端点溯源图日志和网络流联合的</w:t>
+      </w:r>
+      <w:r>
+        <w:t>APT</w:t>
+      </w:r>
+      <w:r>
+        <w:t>攻击链重构装置，</w:t>
+      </w:r>
+      <w:r>
+        <w:lastRenderedPageBreak/>
+        <w:t>包括多源数据输入与标准事件构造模块、跨源实体绑定与置信度计算模块、统一时序证据图构建模块、正常行为基线压缩模块、可疑种子筛选与异常子图生成模块、攻击阶段判定与路径搜索模块、链路风险判定与检测结果输出模块以及算法参数更新模块。</w:t>
+      </w:r>
+    </w:p>
+    <w:p>
+      <w:pPr>
+        <w:pStyle w:val="a9"/>
+      </w:pPr>
+      <w:r>
+        <w:t>多源数据输入与标准事件构造模块用于接收原始端点日志、主机日志和网络流数据，并形成标准事件对象。跨源实体绑定与置信度计算模块用于将不同来源中的相同或相关实体进行绑定。统一时序证据图构建模块用于生成和维护检测图。正常行为基线压缩模块用于压缩低风险正常边。可疑种子筛选与异常子图生成模块用于从检测图中提取候选异常子图。攻击阶段判定与路径搜索模块用于生成候选攻击链。链路风险判定与检测结果输出模块用于输出检测结论和证据链。算法参数更新模块用于更新基线、阈值和评分参数。</w:t>
+      </w:r>
+    </w:p>
+    <w:p>
+      <w:pPr>
+        <w:pStyle w:val="a9"/>
+      </w:pPr>
+      <w:r>
+        <w:t>10</w:t>
+      </w:r>
+      <w:r>
+        <w:t>、具体检测示例</w:t>
+      </w:r>
+    </w:p>
+    <w:p>
+      <w:pPr>
+        <w:pStyle w:val="a9"/>
+      </w:pPr>
+      <w:r>
+        <w:t>以办公终端遭受钓鱼附件攻击为例。用户打开附件后，邮件客户端启动脚本解释器，脚本解释器写入临时可执行文件，随后该文件创建网络连接并访问异常域名。传统检测方法可能分别产生</w:t>
+      </w:r>
+      <w:r>
+        <w:t>“</w:t>
+      </w:r>
+      <w:r>
+        <w:t>脚本执行告警</w:t>
+      </w:r>
+      <w:r>
+        <w:t>”“</w:t>
+      </w:r>
+      <w:r>
+        <w:t>文件落地告警</w:t>
+      </w:r>
+      <w:r>
+        <w:t>”</w:t>
+      </w:r>
+      <w:r>
+        <w:t>和</w:t>
+      </w:r>
+      <w:r>
+        <w:t>“</w:t>
+      </w:r>
+      <w:r>
+        <w:t>异常外联告警</w:t>
+      </w:r>
+      <w:r>
+        <w:t>”</w:t>
+      </w:r>
+      <w:r>
+        <w:t>，但难以判断这些告警是否属于同一攻击行为。</w:t>
+      </w:r>
+    </w:p>
+    <w:p>
+      <w:pPr>
+        <w:pStyle w:val="a9"/>
+      </w:pPr>
+      <w:r>
+        <w:t>采用本发明后，邮件客户端、脚本解释器、临时文件、外联域名和网络流会话分别被构造成图节点；邮件客户端创建脚本解释器形成执行边，脚本解释器写入临时文件形成写入边，临时文件创建</w:t>
+      </w:r>
+      <w:r>
+        <w:t>Socket</w:t>
+      </w:r>
+      <w:r>
+        <w:t>形成连接边，</w:t>
+      </w:r>
+      <w:r>
+        <w:t>Socket</w:t>
+      </w:r>
+      <w:r>
+        <w:t>与网络流绑定形成同会话边。系统在候选子图中识别出执行、文件落地和命令控制阶段，计算路径风险得分并输出高风险攻击链候选。</w:t>
+      </w:r>
+    </w:p>
+    <w:p>
+      <w:pPr>
+        <w:pStyle w:val="a9"/>
+      </w:pPr>
+      <w:r>
+        <w:t>再以横向移动检测为例。某账号在短时间内登录多台主机，并在每台主机</w:t>
+      </w:r>
+      <w:r>
+        <w:lastRenderedPageBreak/>
+        <w:t>上触发远程执行进程，同时多台主机出现相同外联目标。系统将账号登录、远程执行、主机间连接和外联会话组合为候选子图。由于该路径满足时间连续性、账号一致性、跨主机关系和阶段转移约束，系统提高其链路风险得分，并输出横向移动攻击链候选。</w:t>
+      </w:r>
+    </w:p>
+    <w:p>
+      <w:pPr>
+        <w:pStyle w:val="a9"/>
+      </w:pPr>
+      <w:r>
+        <w:t>11</w:t>
+      </w:r>
+      <w:r>
+        <w:t>、保护范围说明</w:t>
+      </w:r>
+    </w:p>
+    <w:p>
+      <w:pPr>
+        <w:pStyle w:val="a9"/>
+      </w:pPr>
+      <w:r>
+        <w:t>本发明的保护重点不局限于某一种日志格式、某一种网络流格式、某一个模型结构或某一组固定阈值，而在于一种面向</w:t>
+      </w:r>
+      <w:r>
+        <w:t>APT</w:t>
+      </w:r>
+      <w:r>
+        <w:t>检测的系统化算法流程：多源事件标准化、跨源实体绑定、统一时序证据图构建、正常基线压缩、可疑种子筛选、阶段约束路径搜索、链路风险判定和检测结果输出。不同厂商的端点日志、不同类型的网络流、不同图存储方式、不同评分模型和不同阈值配置，只要采用上述联合检测流程，均属于本发明的可替代实施方式。</w:t>
+      </w:r>
+    </w:p>
+    <w:p>
+      <w:pPr>
+        <w:pStyle w:val="a9"/>
+      </w:pPr>
+      <w:r>
+        <w:t>12</w:t>
+      </w:r>
+      <w:r>
+        <w:t>、检测特征向量构造模块</w:t>
+      </w:r>
+    </w:p>
+    <w:p>
+      <w:pPr>
+        <w:pStyle w:val="a9"/>
+      </w:pPr>
+      <w:r>
+        <w:t>检测特征向量构造模块先从统一时序证据图中提取节点特征、边特征、路径特征和子图特征，随后对不同粒度的特征进行归一化，最后形成用于异常评分、阶段判定和链路排序的检测特征向量。通过该模块，系统能够把端点行为、日志字段和网络流统计量转换为可计算的检测输入，从而有效克服原始日志难以直接参与算法判断的问题。</w:t>
+      </w:r>
+    </w:p>
+    <w:p>
+      <w:pPr>
+        <w:pStyle w:val="a9"/>
+      </w:pPr>
+      <w:r>
+        <w:t xml:space="preserve">① </w:t>
+      </w:r>
+      <w:r>
+        <w:t>节点特征构造。</w:t>
+      </w:r>
+    </w:p>
+    <w:p>
+      <w:pPr>
+        <w:pStyle w:val="a9"/>
+      </w:pPr>
+      <w:r>
+        <w:t>本阶段为每个节点构造节点特征。对于进程节点，特征包括进程名稀有度、命令行长度、命令行特殊字符比例、父进程稀有度、启动路径风险、启动账号权限、是否脚本解释器、是否系统目录外执行、是否短时创建网络连接等。对于文件节点，特征包括文件路径风险、文件扩展名、文件大小、</w:t>
+      </w:r>
+      <w:r>
+        <w:lastRenderedPageBreak/>
+        <w:t>文件写入进程风险、首次出现时间、是否临时目录、是否启动目录、是否被多个进程访问等。对于网络流节点，特征包括目的地址稀有度、目的端口稀有度、会话持续时间、上行字节比例、包长统计、连接周期性、域名长度、域名层级、证书摘要变化和历史访问频率等。</w:t>
+      </w:r>
+    </w:p>
+    <w:p>
+      <w:pPr>
+        <w:pStyle w:val="a9"/>
+      </w:pPr>
+      <w:r>
+        <w:t xml:space="preserve">② </w:t>
+      </w:r>
+      <w:r>
+        <w:t>边特征构造。</w:t>
+      </w:r>
+    </w:p>
+    <w:p>
+      <w:pPr>
+        <w:pStyle w:val="a9"/>
+      </w:pPr>
+      <w:r>
+        <w:t>本阶段为每条边构造边特征。边特征至少包括动作类型、时间间隔、来源类型、来源质量、主体节点风险、客体节点风险、是否跨主机、是否跨账号、是否跨权限、是否命中基线、是否首次出现、是否告警命中和是否阶段相关。边特征用于判断该边是否应被保留、压缩或作为攻击路径候选边。</w:t>
+      </w:r>
+    </w:p>
+    <w:p>
+      <w:pPr>
+        <w:pStyle w:val="a9"/>
+      </w:pPr>
+      <w:r>
+        <w:t xml:space="preserve">③ </w:t>
+      </w:r>
+      <w:r>
+        <w:t>路径特征构造。</w:t>
+      </w:r>
+    </w:p>
+    <w:p>
+      <w:pPr>
+        <w:pStyle w:val="a9"/>
+      </w:pPr>
+      <w:r>
+        <w:t>本阶段为候选路径构造路径特征。路径特征至少包括路径长度、阶段数量、阶段顺序一致性、直接证据边数量、推断边数量、跨源证据数量、时间跨度、平均时间间隔、最大时间间隔、关键实体数量、正常边比例和高风险边比例。路径特征能够反映一条候选攻击链是否紧凑、是否连贯以及是否有足够多源证据支撑。</w:t>
+      </w:r>
+    </w:p>
+    <w:p>
+      <w:pPr>
+        <w:pStyle w:val="a9"/>
+      </w:pPr>
+      <w:r>
+        <w:t xml:space="preserve">④ </w:t>
+      </w:r>
+      <w:r>
+        <w:t>特征归一化。</w:t>
+      </w:r>
+    </w:p>
+    <w:p>
+      <w:pPr>
+        <w:pStyle w:val="a9"/>
+      </w:pPr>
+      <w:r>
+        <w:t>对于不同量纲的特征，系统采用归一化处理。频率类特征可以采用历史分位数归一化，时间类特征可以采用对数变换后归一化，布尔类特征可以采用</w:t>
+      </w:r>
+      <w:r>
+        <w:t>0</w:t>
+      </w:r>
+      <w:r>
+        <w:t>或</w:t>
+      </w:r>
+      <w:r>
+        <w:t>1</w:t>
+      </w:r>
+      <w:r>
+        <w:t>表示，类别类特征可以映射为预设编码。对于缺失特征，系统不以零值简单替代，而是同时增加缺失标记，以避免缺失字段被误认为低风险。</w:t>
+      </w:r>
+    </w:p>
+    <w:p>
+      <w:pPr>
+        <w:pStyle w:val="a9"/>
+      </w:pPr>
+      <w:r>
+        <w:t>检测特征向量可以表示为：</w:t>
       </w:r>
     </w:p>
     <w:p>
@@ -3381,224 +4998,392 @@
         </m:oMathParaPr>
         <m:oMath>
           <m:sSub>
+            <m:sSubPr>
+              <m:ctrlPr>
+                <w:rPr>
+                  <w:rFonts w:ascii="Cambria Math" w:hAnsi="Cambria Math"/>
+                </w:rPr>
+              </m:ctrlPr>
+            </m:sSubPr>
             <m:e>
               <m:r>
+                <w:rPr>
+                  <w:rFonts w:ascii="Cambria Math" w:hAnsi="Cambria Math"/>
+                </w:rPr>
                 <m:t>X</m:t>
               </m:r>
             </m:e>
             <m:sub>
               <m:r>
+                <w:rPr>
+                  <w:rFonts w:ascii="Cambria Math" w:hAnsi="Cambria Math"/>
+                </w:rPr>
                 <m:t>P</m:t>
               </m:r>
             </m:sub>
           </m:sSub>
           <m:r>
-            <m:t>=</m:t>
-          </m:r>
-          <m:r>
-            <m:t>[</m:t>
+            <w:rPr>
+              <w:rFonts w:ascii="Cambria Math" w:hAnsi="Cambria Math"/>
+            </w:rPr>
+            <m:t>=[</m:t>
           </m:r>
           <m:sSub>
+            <m:sSubPr>
+              <m:ctrlPr>
+                <w:rPr>
+                  <w:rFonts w:ascii="Cambria Math" w:hAnsi="Cambria Math"/>
+                </w:rPr>
+              </m:ctrlPr>
+            </m:sSubPr>
             <m:e>
               <m:r>
+                <w:rPr>
+                  <w:rFonts w:ascii="Cambria Math" w:hAnsi="Cambria Math"/>
+                </w:rPr>
                 <m:t>X</m:t>
               </m:r>
             </m:e>
             <m:sub>
               <m:r>
+                <w:rPr>
+                  <w:rFonts w:ascii="Cambria Math" w:hAnsi="Cambria Math"/>
+                </w:rPr>
                 <m:t>v</m:t>
               </m:r>
             </m:sub>
           </m:sSub>
           <m:r>
+            <w:rPr>
+              <w:rFonts w:ascii="Cambria Math" w:hAnsi="Cambria Math"/>
+            </w:rPr>
             <m:t>,</m:t>
           </m:r>
           <m:sSub>
+            <m:sSubPr>
+              <m:ctrlPr>
+                <w:rPr>
+                  <w:rFonts w:ascii="Cambria Math" w:hAnsi="Cambria Math"/>
+                </w:rPr>
+              </m:ctrlPr>
+            </m:sSubPr>
             <m:e>
               <m:r>
+                <w:rPr>
+                  <w:rFonts w:ascii="Cambria Math" w:hAnsi="Cambria Math"/>
+                </w:rPr>
                 <m:t>X</m:t>
               </m:r>
             </m:e>
             <m:sub>
               <m:r>
+                <w:rPr>
+                  <w:rFonts w:ascii="Cambria Math" w:hAnsi="Cambria Math"/>
+                </w:rPr>
                 <m:t>e</m:t>
               </m:r>
             </m:sub>
           </m:sSub>
           <m:r>
+            <w:rPr>
+              <w:rFonts w:ascii="Cambria Math" w:hAnsi="Cambria Math"/>
+            </w:rPr>
             <m:t>,</m:t>
           </m:r>
           <m:sSub>
+            <m:sSubPr>
+              <m:ctrlPr>
+                <w:rPr>
+                  <w:rFonts w:ascii="Cambria Math" w:hAnsi="Cambria Math"/>
+                </w:rPr>
+              </m:ctrlPr>
+            </m:sSubPr>
             <m:e>
               <m:r>
+                <w:rPr>
+                  <w:rFonts w:ascii="Cambria Math" w:hAnsi="Cambria Math"/>
+                </w:rPr>
                 <m:t>X</m:t>
               </m:r>
             </m:e>
             <m:sub>
               <m:r>
+                <w:rPr>
+                  <w:rFonts w:ascii="Cambria Math" w:hAnsi="Cambria Math"/>
+                </w:rPr>
                 <m:t>t</m:t>
               </m:r>
             </m:sub>
           </m:sSub>
           <m:r>
+            <w:rPr>
+              <w:rFonts w:ascii="Cambria Math" w:hAnsi="Cambria Math"/>
+            </w:rPr>
             <m:t>,</m:t>
           </m:r>
           <m:sSub>
+            <m:sSubPr>
+              <m:ctrlPr>
+                <w:rPr>
+                  <w:rFonts w:ascii="Cambria Math" w:hAnsi="Cambria Math"/>
+                </w:rPr>
+              </m:ctrlPr>
+            </m:sSubPr>
             <m:e>
               <m:r>
+                <w:rPr>
+                  <w:rFonts w:ascii="Cambria Math" w:hAnsi="Cambria Math"/>
+                </w:rPr>
                 <m:t>X</m:t>
               </m:r>
             </m:e>
             <m:sub>
               <m:r>
+                <w:rPr>
+                  <w:rFonts w:ascii="Cambria Math" w:hAnsi="Cambria Math"/>
+                </w:rPr>
                 <m:t>s</m:t>
               </m:r>
             </m:sub>
           </m:sSub>
           <m:r>
+            <w:rPr>
+              <w:rFonts w:ascii="Cambria Math" w:hAnsi="Cambria Math"/>
+            </w:rPr>
             <m:t>,</m:t>
           </m:r>
           <m:sSub>
+            <m:sSubPr>
+              <m:ctrlPr>
+                <w:rPr>
+                  <w:rFonts w:ascii="Cambria Math" w:hAnsi="Cambria Math"/>
+                </w:rPr>
+              </m:ctrlPr>
+            </m:sSubPr>
             <m:e>
               <m:r>
+                <w:rPr>
+                  <w:rFonts w:ascii="Cambria Math" w:hAnsi="Cambria Math"/>
+                </w:rPr>
                 <m:t>X</m:t>
               </m:r>
             </m:e>
             <m:sub>
               <m:r>
+                <w:rPr>
+                  <w:rFonts w:ascii="Cambria Math" w:hAnsi="Cambria Math"/>
+                </w:rPr>
                 <m:t>g</m:t>
               </m:r>
             </m:sub>
           </m:sSub>
           <m:r>
+            <w:rPr>
+              <w:rFonts w:ascii="Cambria Math" w:hAnsi="Cambria Math"/>
+            </w:rPr>
             <m:t>]</m:t>
           </m:r>
         </m:oMath>
       </m:oMathPara>
     </w:p>
     <w:p>
-      <w:pPr>
-        <w:pStyle w:val="FirstParagraph"/>
-      </w:pPr>
-      <w:r>
-        <w:t xml:space="preserve">其中，</w:t>
+      <w:r>
+        <w:lastRenderedPageBreak/>
+        <w:t>其中，</w:t>
       </w:r>
       <m:oMath>
         <m:sSub>
+          <m:sSubPr>
+            <m:ctrlPr>
+              <w:rPr>
+                <w:rFonts w:ascii="Cambria Math" w:hAnsi="Cambria Math"/>
+              </w:rPr>
+            </m:ctrlPr>
+          </m:sSubPr>
           <m:e>
             <m:r>
+              <w:rPr>
+                <w:rFonts w:ascii="Cambria Math" w:hAnsi="Cambria Math"/>
+              </w:rPr>
               <m:t>X</m:t>
             </m:r>
           </m:e>
           <m:sub>
             <m:r>
+              <w:rPr>
+                <w:rFonts w:ascii="Cambria Math" w:hAnsi="Cambria Math"/>
+              </w:rPr>
               <m:t>v</m:t>
             </m:r>
           </m:sub>
         </m:sSub>
       </m:oMath>
       <w:r>
-        <w:t xml:space="preserve">表示节点统计特征，</w:t>
+        <w:t>表示节点统计特征，</w:t>
       </w:r>
       <m:oMath>
         <m:sSub>
+          <m:sSubPr>
+            <m:ctrlPr>
+              <w:rPr>
+                <w:rFonts w:ascii="Cambria Math" w:hAnsi="Cambria Math"/>
+              </w:rPr>
+            </m:ctrlPr>
+          </m:sSubPr>
           <m:e>
             <m:r>
+              <w:rPr>
+                <w:rFonts w:ascii="Cambria Math" w:hAnsi="Cambria Math"/>
+              </w:rPr>
               <m:t>X</m:t>
             </m:r>
           </m:e>
           <m:sub>
             <m:r>
+              <w:rPr>
+                <w:rFonts w:ascii="Cambria Math" w:hAnsi="Cambria Math"/>
+              </w:rPr>
               <m:t>e</m:t>
             </m:r>
           </m:sub>
         </m:sSub>
       </m:oMath>
       <w:r>
-        <w:t xml:space="preserve">表示边统计特征，</w:t>
+        <w:t>表示边统计特征，</w:t>
       </w:r>
       <m:oMath>
         <m:sSub>
+          <m:sSubPr>
+            <m:ctrlPr>
+              <w:rPr>
+                <w:rFonts w:ascii="Cambria Math" w:hAnsi="Cambria Math"/>
+              </w:rPr>
+            </m:ctrlPr>
+          </m:sSubPr>
           <m:e>
             <m:r>
+              <w:rPr>
+                <w:rFonts w:ascii="Cambria Math" w:hAnsi="Cambria Math"/>
+              </w:rPr>
               <m:t>X</m:t>
             </m:r>
           </m:e>
           <m:sub>
             <m:r>
+              <w:rPr>
+                <w:rFonts w:ascii="Cambria Math" w:hAnsi="Cambria Math"/>
+              </w:rPr>
               <m:t>t</m:t>
             </m:r>
           </m:sub>
         </m:sSub>
       </m:oMath>
       <w:r>
-        <w:t xml:space="preserve">表示时间特征，</w:t>
+        <w:t>表示时间特征，</w:t>
       </w:r>
       <m:oMath>
         <m:sSub>
+          <m:sSubPr>
+            <m:ctrlPr>
+              <w:rPr>
+                <w:rFonts w:ascii="Cambria Math" w:hAnsi="Cambria Math"/>
+              </w:rPr>
+            </m:ctrlPr>
+          </m:sSubPr>
           <m:e>
             <m:r>
+              <w:rPr>
+                <w:rFonts w:ascii="Cambria Math" w:hAnsi="Cambria Math"/>
+              </w:rPr>
               <m:t>X</m:t>
             </m:r>
           </m:e>
           <m:sub>
             <m:r>
+              <w:rPr>
+                <w:rFonts w:ascii="Cambria Math" w:hAnsi="Cambria Math"/>
+              </w:rPr>
               <m:t>s</m:t>
             </m:r>
           </m:sub>
         </m:sSub>
       </m:oMath>
       <w:r>
-        <w:t xml:space="preserve">表示阶段特征，</w:t>
+        <w:t>表示阶段特征，</w:t>
       </w:r>
       <m:oMath>
         <m:sSub>
+          <m:sSubPr>
+            <m:ctrlPr>
+              <w:rPr>
+                <w:rFonts w:ascii="Cambria Math" w:hAnsi="Cambria Math"/>
+              </w:rPr>
+            </m:ctrlPr>
+          </m:sSubPr>
           <m:e>
             <m:r>
+              <w:rPr>
+                <w:rFonts w:ascii="Cambria Math" w:hAnsi="Cambria Math"/>
+              </w:rPr>
               <m:t>X</m:t>
             </m:r>
           </m:e>
           <m:sub>
             <m:r>
+              <w:rPr>
+                <w:rFonts w:ascii="Cambria Math" w:hAnsi="Cambria Math"/>
+              </w:rPr>
               <m:t>g</m:t>
             </m:r>
           </m:sub>
         </m:sSub>
       </m:oMath>
       <w:r>
-        <w:t xml:space="preserve">表示子图结构特征。该向量可输入规则评分器、线性评分器、树模型或轻量图模型，本发明不限定具体模型形式。</w:t>
-      </w:r>
-    </w:p>
-    <w:p>
-      <w:pPr>
-        <w:pStyle w:val="a9"/>
-      </w:pPr>
-      <w:r>
-        <w:t xml:space="preserve">13、链路评分算法实现模块</w:t>
-      </w:r>
-    </w:p>
-    <w:p>
-      <w:pPr>
-        <w:pStyle w:val="a9"/>
-      </w:pPr>
-      <w:r>
-        <w:t xml:space="preserve">链路评分算法实现模块先对候选路径进行多维评分，随后将各维评分加权融合，最后根据检测阈值输出链路风险等级。通过该模块，系统能够对不同候选路径进行排序，从而优先输出更符合APT攻击特征的检测结果。</w:t>
-      </w:r>
-    </w:p>
-    <w:p>
-      <w:pPr>
-        <w:pStyle w:val="a9"/>
-      </w:pPr>
-      <w:r>
-        <w:t xml:space="preserve">① 证据强度评分。</w:t>
-      </w:r>
-    </w:p>
-    <w:p>
-      <w:pPr>
-        <w:pStyle w:val="a9"/>
-      </w:pPr>
-      <w:r>
-        <w:t xml:space="preserve">本阶段计算路径中直接证据的强度。直接证据包括端点事件边、认证日志边、网络流边、域名解析边和告警命中边。若一条路径同时包含端点证据和网络流证据，则其证据强度高于仅由单一来源组成的路径。证据强度可表示为：</w:t>
+        <w:t>表示子图结构特征。该向量可输入规则评分器、线性评分器、树模型或轻量图模型，本发明不限定具体模型形式。</w:t>
+      </w:r>
+    </w:p>
+    <w:p>
+      <w:pPr>
+        <w:pStyle w:val="a9"/>
+      </w:pPr>
+      <w:r>
+        <w:t>13</w:t>
+      </w:r>
+      <w:r>
+        <w:t>、链路评分算法实现模块</w:t>
+      </w:r>
+    </w:p>
+    <w:p>
+      <w:pPr>
+        <w:pStyle w:val="a9"/>
+      </w:pPr>
+      <w:r>
+        <w:t>链路评分算法实现模块先对候选路径进行多维评分，随后将各维评分加权融合，最后根据检测阈值输出链路风险等级。通过该模块，系统能够对不同候选路径进行排序，从而优先输出更符合</w:t>
+      </w:r>
+      <w:r>
+        <w:t>APT</w:t>
+      </w:r>
+      <w:r>
+        <w:t>攻击特征的检测结果。</w:t>
+      </w:r>
+    </w:p>
+    <w:p>
+      <w:pPr>
+        <w:pStyle w:val="a9"/>
+      </w:pPr>
+      <w:r>
+        <w:t xml:space="preserve">① </w:t>
+      </w:r>
+      <w:r>
+        <w:t>证据强度评分。</w:t>
+      </w:r>
+    </w:p>
+    <w:p>
+      <w:pPr>
+        <w:pStyle w:val="a9"/>
+      </w:pPr>
+      <w:r>
+        <w:t>本阶段计算路径中直接证据的强度。直接证据包括端点事件边、认证日志边、网络流边、域名解析边和告警命中边。若一条路径同时包含端点证据和网络流证据，则其证据强度高于仅由单一来源组成的路径。证据强度可表示为：</w:t>
       </w:r>
     </w:p>
     <w:p>
@@ -3611,74 +5396,87 @@
         </m:oMathParaPr>
         <m:oMath>
           <m:sSub>
+            <m:sSubPr>
+              <m:ctrlPr>
+                <w:rPr>
+                  <w:rFonts w:ascii="Cambria Math" w:hAnsi="Cambria Math"/>
+                </w:rPr>
+              </m:ctrlPr>
+            </m:sSubPr>
             <m:e>
               <m:r>
+                <w:rPr>
+                  <w:rFonts w:ascii="Cambria Math" w:hAnsi="Cambria Math"/>
+                </w:rPr>
                 <m:t>S</m:t>
               </m:r>
             </m:e>
             <m:sub>
               <m:r>
-                <m:t>e</m:t>
-              </m:r>
-              <m:r>
-                <m:t>v</m:t>
-              </m:r>
-              <m:r>
-                <m:t>i</m:t>
-              </m:r>
-              <m:r>
-                <m:t>d</m:t>
-              </m:r>
-              <m:r>
-                <m:t>e</m:t>
-              </m:r>
-              <m:r>
-                <m:t>n</m:t>
-              </m:r>
-              <m:r>
-                <m:t>c</m:t>
-              </m:r>
-              <m:r>
-                <m:t>e</m:t>
+                <w:rPr>
+                  <w:rFonts w:ascii="Cambria Math" w:hAnsi="Cambria Math"/>
+                </w:rPr>
+                <m:t>evidence</m:t>
               </m:r>
             </m:sub>
           </m:sSub>
           <m:r>
+            <w:rPr>
+              <w:rFonts w:ascii="Cambria Math" w:hAnsi="Cambria Math"/>
+            </w:rPr>
             <m:t>=</m:t>
           </m:r>
           <m:f>
             <m:fPr>
-              <m:type m:val="bar"/>
+              <m:ctrlPr>
+                <w:rPr>
+                  <w:rFonts w:ascii="Cambria Math" w:hAnsi="Cambria Math"/>
+                </w:rPr>
+              </m:ctrlPr>
             </m:fPr>
             <m:num>
               <m:nary>
                 <m:naryPr>
                   <m:chr m:val="∑"/>
                   <m:limLoc m:val="undOvr"/>
-                  <m:subHide m:val="0"/>
                   <m:supHide m:val="1"/>
+                  <m:ctrlPr>
+                    <w:rPr>
+                      <w:rFonts w:ascii="Cambria Math" w:hAnsi="Cambria Math"/>
+                    </w:rPr>
+                  </m:ctrlPr>
                 </m:naryPr>
                 <m:sub>
                   <m:r>
-                    <m:t>e</m:t>
-                  </m:r>
-                  <m:r>
-                    <m:t>∈</m:t>
-                  </m:r>
-                  <m:r>
-                    <m:t>P</m:t>
+                    <w:rPr>
+                      <w:rFonts w:ascii="Cambria Math" w:hAnsi="Cambria Math"/>
+                    </w:rPr>
+                    <m:t>e∈P</m:t>
                   </m:r>
                 </m:sub>
                 <m:sup/>
                 <m:e>
                   <m:sSub>
+                    <m:sSubPr>
+                      <m:ctrlPr>
+                        <w:rPr>
+                          <w:rFonts w:ascii="Cambria Math" w:hAnsi="Cambria Math"/>
+                        </w:rPr>
+                      </m:ctrlPr>
+                    </m:sSubPr>
                     <m:e>
                       <m:r>
+                        <w:rPr>
+                          <w:rFonts w:ascii="Cambria Math" w:hAnsi="Cambria Math"/>
+                        </w:rPr>
                         <m:t>q</m:t>
                       </m:r>
                     </m:e>
                     <m:sub>
                       <m:r>
+                        <w:rPr>
+                          <w:rFonts w:ascii="Cambria Math" w:hAnsi="Cambria Math"/>
+                        </w:rPr>
                         <m:t>e</m:t>
                       </m:r>
                     </m:sub>
@@ -3686,13 +5484,26 @@
                 </m:e>
               </m:nary>
               <m:sSub>
+                <m:sSubPr>
+                  <m:ctrlPr>
+                    <w:rPr>
+                      <w:rFonts w:ascii="Cambria Math" w:hAnsi="Cambria Math"/>
+                    </w:rPr>
+                  </m:ctrlPr>
+                </m:sSubPr>
                 <m:e>
                   <m:r>
+                    <w:rPr>
+                      <w:rFonts w:ascii="Cambria Math" w:hAnsi="Cambria Math"/>
+                    </w:rPr>
                     <m:t>r</m:t>
                   </m:r>
                 </m:e>
                 <m:sub>
                   <m:r>
+                    <w:rPr>
+                      <w:rFonts w:ascii="Cambria Math" w:hAnsi="Cambria Math"/>
+                    </w:rPr>
                     <m:t>e</m:t>
                   </m:r>
                 </m:sub>
@@ -3700,13 +5511,10 @@
             </m:num>
             <m:den>
               <m:r>
-                <m:t>|</m:t>
-              </m:r>
-              <m:r>
-                <m:t>P</m:t>
-              </m:r>
-              <m:r>
-                <m:t>|</m:t>
+                <w:rPr>
+                  <w:rFonts w:ascii="Cambria Math" w:hAnsi="Cambria Math"/>
+                </w:rPr>
+                <m:t>|P|</m:t>
               </m:r>
             </m:den>
           </m:f>
@@ -3714,139 +5522,229 @@
       </m:oMathPara>
     </w:p>
     <w:p>
-      <w:pPr>
-        <w:pStyle w:val="FirstParagraph"/>
-      </w:pPr>
-      <w:r>
-        <w:t xml:space="preserve">其中，</w:t>
+      <w:r>
+        <w:t>其中，</w:t>
       </w:r>
       <m:oMath>
         <m:sSub>
+          <m:sSubPr>
+            <m:ctrlPr>
+              <w:rPr>
+                <w:rFonts w:ascii="Cambria Math" w:hAnsi="Cambria Math"/>
+              </w:rPr>
+            </m:ctrlPr>
+          </m:sSubPr>
           <m:e>
             <m:r>
+              <w:rPr>
+                <w:rFonts w:ascii="Cambria Math" w:hAnsi="Cambria Math"/>
+              </w:rPr>
               <m:t>q</m:t>
             </m:r>
           </m:e>
           <m:sub>
             <m:r>
+              <w:rPr>
+                <w:rFonts w:ascii="Cambria Math" w:hAnsi="Cambria Math"/>
+              </w:rPr>
               <m:t>e</m:t>
             </m:r>
           </m:sub>
         </m:sSub>
       </m:oMath>
       <w:r>
-        <w:t xml:space="preserve">表示边</w:t>
+        <w:t>表示边</w:t>
       </w:r>
       <m:oMath>
         <m:r>
+          <w:rPr>
+            <w:rFonts w:ascii="Cambria Math" w:hAnsi="Cambria Math"/>
+          </w:rPr>
           <m:t>e</m:t>
         </m:r>
       </m:oMath>
       <w:r>
-        <w:t xml:space="preserve">的数据质量，</w:t>
+        <w:t>的数据质量，</w:t>
       </w:r>
       <m:oMath>
         <m:sSub>
+          <m:sSubPr>
+            <m:ctrlPr>
+              <w:rPr>
+                <w:rFonts w:ascii="Cambria Math" w:hAnsi="Cambria Math"/>
+              </w:rPr>
+            </m:ctrlPr>
+          </m:sSubPr>
           <m:e>
             <m:r>
+              <w:rPr>
+                <w:rFonts w:ascii="Cambria Math" w:hAnsi="Cambria Math"/>
+              </w:rPr>
               <m:t>r</m:t>
             </m:r>
           </m:e>
           <m:sub>
             <m:r>
+              <w:rPr>
+                <w:rFonts w:ascii="Cambria Math" w:hAnsi="Cambria Math"/>
+              </w:rPr>
               <m:t>e</m:t>
             </m:r>
           </m:sub>
         </m:sSub>
       </m:oMath>
       <w:r>
-        <w:t xml:space="preserve">表示边</w:t>
+        <w:t>表示边</w:t>
       </w:r>
       <m:oMath>
         <m:r>
+          <w:rPr>
+            <w:rFonts w:ascii="Cambria Math" w:hAnsi="Cambria Math"/>
+          </w:rPr>
           <m:t>e</m:t>
         </m:r>
       </m:oMath>
       <w:r>
-        <w:t xml:space="preserve">的风险分，</w:t>
+        <w:t>的风险分，</w:t>
       </w:r>
       <m:oMath>
         <m:r>
-          <m:t>|</m:t>
-        </m:r>
-        <m:r>
-          <m:t>P</m:t>
-        </m:r>
-        <m:r>
-          <m:t>|</m:t>
+          <w:rPr>
+            <w:rFonts w:ascii="Cambria Math" w:hAnsi="Cambria Math"/>
+          </w:rPr>
+          <m:t>|P|</m:t>
         </m:r>
       </m:oMath>
       <w:r>
-        <w:t xml:space="preserve">表示路径中的边数量。</w:t>
-      </w:r>
-    </w:p>
-    <w:p>
-      <w:pPr>
-        <w:pStyle w:val="a9"/>
-      </w:pPr>
-      <w:r>
-        <w:t xml:space="preserve">② 时间连续性评分。</w:t>
-      </w:r>
-    </w:p>
-    <w:p>
-      <w:pPr>
-        <w:pStyle w:val="a9"/>
-      </w:pPr>
-      <w:r>
-        <w:t xml:space="preserve">本阶段计算路径中相邻事件的时间关系。APT攻击可以是低频慢速行为，因此时间间隔并非越短越好。系统根据阶段类型设置合理时间间隔范围。例如执行到外联的时间间隔通常较短，初始访问到横向移动的时间间隔可以较长。时间连续性得分可由相邻边时间差与阶段允许时间差之间的匹配程度确定。</w:t>
-      </w:r>
-    </w:p>
-    <w:p>
-      <w:pPr>
-        <w:pStyle w:val="a9"/>
-      </w:pPr>
-      <w:r>
-        <w:t xml:space="preserve">③ 因果一致性评分。</w:t>
-      </w:r>
-    </w:p>
-    <w:p>
-      <w:pPr>
-        <w:pStyle w:val="a9"/>
-      </w:pPr>
-      <w:r>
-        <w:t xml:space="preserve">本阶段计算路径中的因果关系是否合理。若父进程先创建子进程，子进程再写入文件，文件再触发外联进程，则因果一致性较高；若事件之间只有同主机关系但没有明确动作依赖，则因果一致性较低。系统对直接因果边、跨源绑定边和推断候选边设置不同权重，使强证据链路优先于弱推断链路。</w:t>
-      </w:r>
-    </w:p>
-    <w:p>
-      <w:pPr>
-        <w:pStyle w:val="a9"/>
-      </w:pPr>
-      <w:r>
-        <w:t xml:space="preserve">④ 阶段一致性评分。</w:t>
-      </w:r>
-    </w:p>
-    <w:p>
-      <w:pPr>
-        <w:pStyle w:val="a9"/>
-      </w:pPr>
-      <w:r>
-        <w:t xml:space="preserve">本阶段计算路径阶段序列是否符合攻击过程。系统将候选路径中的边映射为阶段标签，并根据阶段转移矩阵计算阶段序列得分。若路径呈现“初始访问—执行—持久化—横向移动—命令控制—数据外传”中的合理子序列，则得分较高；若阶段顺序混乱或缺少必要前置行为，则得分降低。</w:t>
-      </w:r>
-    </w:p>
-    <w:p>
-      <w:pPr>
-        <w:pStyle w:val="a9"/>
-      </w:pPr>
-      <w:r>
-        <w:t xml:space="preserve">⑤ 综合链路评分。</w:t>
-      </w:r>
-    </w:p>
-    <w:p>
-      <w:pPr>
-        <w:pStyle w:val="a9"/>
-      </w:pPr>
-      <w:r>
-        <w:t xml:space="preserve">系统综合证据强度、时间连续性、因果一致性、阶段一致性和路径紧凑度得到最终链路风险分。综合评分可以采用如下形式：</w:t>
+        <w:t>表示路径中的边数量。</w:t>
+      </w:r>
+    </w:p>
+    <w:p>
+      <w:pPr>
+        <w:pStyle w:val="a9"/>
+      </w:pPr>
+      <w:r>
+        <w:t xml:space="preserve">② </w:t>
+      </w:r>
+      <w:r>
+        <w:t>时间连续性评分。</w:t>
+      </w:r>
+    </w:p>
+    <w:p>
+      <w:pPr>
+        <w:pStyle w:val="a9"/>
+      </w:pPr>
+      <w:r>
+        <w:t>本阶段计算路径中相邻事件的时间关系。</w:t>
+      </w:r>
+      <w:r>
+        <w:t>APT</w:t>
+      </w:r>
+      <w:r>
+        <w:t>攻击可以是低频慢速行为，因此时间间隔并非越短越好。系统根据阶段类型设置合理时间间隔范围。例如执行到外联的时间间隔通常较短，初始访问到横向移动的时间间隔可以较长。时间连续性得分可由相邻边时间差与阶段允许时间差之间的匹配程度确定。</w:t>
+      </w:r>
+    </w:p>
+    <w:p>
+      <w:pPr>
+        <w:pStyle w:val="a9"/>
+      </w:pPr>
+      <w:r>
+        <w:t xml:space="preserve">③ </w:t>
+      </w:r>
+      <w:r>
+        <w:t>因果一致性评分。</w:t>
+      </w:r>
+    </w:p>
+    <w:p>
+      <w:pPr>
+        <w:pStyle w:val="a9"/>
+      </w:pPr>
+      <w:r>
+        <w:t>本阶段计算路径中的因果关系是否合理。若父进程先创建子进程，子进程再写入文件，文件再触发外联进程，则因果一致性较高；若事件之间只有同主机关系但没有明确动作依赖，则因果一致性较低。系统对直接因果边、</w:t>
+      </w:r>
+      <w:r>
+        <w:lastRenderedPageBreak/>
+        <w:t>跨源绑定边和推断候选边设置不同权重，使强证据链路优先于弱推断链路。</w:t>
+      </w:r>
+    </w:p>
+    <w:p>
+      <w:pPr>
+        <w:pStyle w:val="a9"/>
+      </w:pPr>
+      <w:r>
+        <w:t xml:space="preserve">④ </w:t>
+      </w:r>
+      <w:r>
+        <w:t>阶段一致性评分。</w:t>
+      </w:r>
+    </w:p>
+    <w:p>
+      <w:pPr>
+        <w:pStyle w:val="a9"/>
+      </w:pPr>
+      <w:r>
+        <w:t>本阶段计算路径阶段序列是否符合攻击过程。系统将候选路径中的边映射为阶段标签，并根据阶段转移矩阵计算阶段序列得分。若路径呈现</w:t>
+      </w:r>
+      <w:r>
+        <w:t>“</w:t>
+      </w:r>
+      <w:r>
+        <w:t>初始访问</w:t>
+      </w:r>
+      <w:r>
+        <w:t>—</w:t>
+      </w:r>
+      <w:r>
+        <w:t>执行</w:t>
+      </w:r>
+      <w:r>
+        <w:t>—</w:t>
+      </w:r>
+      <w:r>
+        <w:t>持久化</w:t>
+      </w:r>
+      <w:r>
+        <w:t>—</w:t>
+      </w:r>
+      <w:r>
+        <w:t>横向移动</w:t>
+      </w:r>
+      <w:r>
+        <w:t>—</w:t>
+      </w:r>
+      <w:r>
+        <w:t>命令控制</w:t>
+      </w:r>
+      <w:r>
+        <w:t>—</w:t>
+      </w:r>
+      <w:r>
+        <w:t>数据外传</w:t>
+      </w:r>
+      <w:r>
+        <w:t>”</w:t>
+      </w:r>
+      <w:r>
+        <w:t>中的合理子序列，则得分较高；若阶段顺序混乱或缺少必要前置行为，则得分降低。</w:t>
+      </w:r>
+    </w:p>
+    <w:p>
+      <w:pPr>
+        <w:pStyle w:val="a9"/>
+      </w:pPr>
+      <w:r>
+        <w:t xml:space="preserve">⑤ </w:t>
+      </w:r>
+      <w:r>
+        <w:t>综合链路评分。</w:t>
+      </w:r>
+    </w:p>
+    <w:p>
+      <w:pPr>
+        <w:pStyle w:val="a9"/>
+      </w:pPr>
+      <w:r>
+        <w:t>系统综合证据强度、时间连续性、因果一致性、阶段一致性和路径紧凑度得到最终链路风险分。综合评分可以采用如下形式：</w:t>
       </w:r>
     </w:p>
     <w:p>
@@ -3859,278 +5757,338 @@
         </m:oMathParaPr>
         <m:oMath>
           <m:r>
-            <m:t>S</m:t>
-          </m:r>
-          <m:r>
-            <m:t>c</m:t>
-          </m:r>
-          <m:r>
-            <m:t>o</m:t>
-          </m:r>
-          <m:r>
-            <m:t>r</m:t>
-          </m:r>
-          <m:r>
-            <m:t>e</m:t>
-          </m:r>
-          <m:r>
-            <m:t>(</m:t>
-          </m:r>
-          <m:r>
-            <m:t>P</m:t>
-          </m:r>
-          <m:r>
-            <m:t>)</m:t>
-          </m:r>
-          <m:r>
-            <m:t>=</m:t>
+            <w:rPr>
+              <w:rFonts w:ascii="Cambria Math" w:hAnsi="Cambria Math"/>
+            </w:rPr>
+            <m:t>Score(P)=</m:t>
           </m:r>
           <m:sSub>
+            <m:sSubPr>
+              <m:ctrlPr>
+                <w:rPr>
+                  <w:rFonts w:ascii="Cambria Math" w:hAnsi="Cambria Math"/>
+                </w:rPr>
+              </m:ctrlPr>
+            </m:sSubPr>
             <m:e>
               <m:r>
+                <w:rPr>
+                  <w:rFonts w:ascii="Cambria Math" w:hAnsi="Cambria Math"/>
+                </w:rPr>
                 <m:t>θ</m:t>
               </m:r>
             </m:e>
             <m:sub>
               <m:r>
+                <w:rPr>
+                  <w:rFonts w:ascii="Cambria Math" w:hAnsi="Cambria Math"/>
+                </w:rPr>
                 <m:t>1</m:t>
               </m:r>
             </m:sub>
           </m:sSub>
           <m:sSub>
+            <m:sSubPr>
+              <m:ctrlPr>
+                <w:rPr>
+                  <w:rFonts w:ascii="Cambria Math" w:hAnsi="Cambria Math"/>
+                </w:rPr>
+              </m:ctrlPr>
+            </m:sSubPr>
             <m:e>
               <m:r>
+                <w:rPr>
+                  <w:rFonts w:ascii="Cambria Math" w:hAnsi="Cambria Math"/>
+                </w:rPr>
                 <m:t>S</m:t>
               </m:r>
             </m:e>
             <m:sub>
               <m:r>
-                <m:t>e</m:t>
-              </m:r>
-              <m:r>
-                <m:t>v</m:t>
-              </m:r>
-              <m:r>
-                <m:t>i</m:t>
-              </m:r>
-              <m:r>
-                <m:t>d</m:t>
-              </m:r>
-              <m:r>
-                <m:t>e</m:t>
-              </m:r>
-              <m:r>
-                <m:t>n</m:t>
-              </m:r>
-              <m:r>
-                <m:t>c</m:t>
-              </m:r>
-              <m:r>
-                <m:t>e</m:t>
+                <w:rPr>
+                  <w:rFonts w:ascii="Cambria Math" w:hAnsi="Cambria Math"/>
+                </w:rPr>
+                <m:t>evidence</m:t>
               </m:r>
             </m:sub>
           </m:sSub>
           <m:r>
+            <w:rPr>
+              <w:rFonts w:ascii="Cambria Math" w:hAnsi="Cambria Math"/>
+            </w:rPr>
             <m:t>+</m:t>
           </m:r>
           <m:sSub>
+            <m:sSubPr>
+              <m:ctrlPr>
+                <w:rPr>
+                  <w:rFonts w:ascii="Cambria Math" w:hAnsi="Cambria Math"/>
+                </w:rPr>
+              </m:ctrlPr>
+            </m:sSubPr>
             <m:e>
               <m:r>
+                <w:rPr>
+                  <w:rFonts w:ascii="Cambria Math" w:hAnsi="Cambria Math"/>
+                </w:rPr>
                 <m:t>θ</m:t>
               </m:r>
             </m:e>
             <m:sub>
               <m:r>
+                <w:rPr>
+                  <w:rFonts w:ascii="Cambria Math" w:hAnsi="Cambria Math"/>
+                </w:rPr>
                 <m:t>2</m:t>
               </m:r>
             </m:sub>
           </m:sSub>
           <m:sSub>
+            <m:sSubPr>
+              <m:ctrlPr>
+                <w:rPr>
+                  <w:rFonts w:ascii="Cambria Math" w:hAnsi="Cambria Math"/>
+                </w:rPr>
+              </m:ctrlPr>
+            </m:sSubPr>
             <m:e>
               <m:r>
+                <w:rPr>
+                  <w:rFonts w:ascii="Cambria Math" w:hAnsi="Cambria Math"/>
+                </w:rPr>
                 <m:t>S</m:t>
               </m:r>
             </m:e>
             <m:sub>
               <m:r>
-                <m:t>t</m:t>
-              </m:r>
-              <m:r>
-                <m:t>i</m:t>
-              </m:r>
-              <m:r>
-                <m:t>m</m:t>
-              </m:r>
-              <m:r>
-                <m:t>e</m:t>
+                <w:rPr>
+                  <w:rFonts w:ascii="Cambria Math" w:hAnsi="Cambria Math"/>
+                </w:rPr>
+                <m:t>time</m:t>
               </m:r>
             </m:sub>
           </m:sSub>
           <m:r>
+            <w:rPr>
+              <w:rFonts w:ascii="Cambria Math" w:hAnsi="Cambria Math"/>
+            </w:rPr>
             <m:t>+</m:t>
           </m:r>
           <m:sSub>
+            <m:sSubPr>
+              <m:ctrlPr>
+                <w:rPr>
+                  <w:rFonts w:ascii="Cambria Math" w:hAnsi="Cambria Math"/>
+                </w:rPr>
+              </m:ctrlPr>
+            </m:sSubPr>
             <m:e>
               <m:r>
+                <w:rPr>
+                  <w:rFonts w:ascii="Cambria Math" w:hAnsi="Cambria Math"/>
+                </w:rPr>
                 <m:t>θ</m:t>
               </m:r>
             </m:e>
             <m:sub>
               <m:r>
+                <w:rPr>
+                  <w:rFonts w:ascii="Cambria Math" w:hAnsi="Cambria Math"/>
+                </w:rPr>
                 <m:t>3</m:t>
               </m:r>
             </m:sub>
           </m:sSub>
           <m:sSub>
+            <m:sSubPr>
+              <m:ctrlPr>
+                <w:rPr>
+                  <w:rFonts w:ascii="Cambria Math" w:hAnsi="Cambria Math"/>
+                </w:rPr>
+              </m:ctrlPr>
+            </m:sSubPr>
             <m:e>
               <m:r>
+                <w:rPr>
+                  <w:rFonts w:ascii="Cambria Math" w:hAnsi="Cambria Math"/>
+                </w:rPr>
                 <m:t>S</m:t>
               </m:r>
             </m:e>
             <m:sub>
               <m:r>
-                <m:t>c</m:t>
-              </m:r>
-              <m:r>
-                <m:t>a</m:t>
-              </m:r>
-              <m:r>
-                <m:t>u</m:t>
-              </m:r>
-              <m:r>
-                <m:t>s</m:t>
-              </m:r>
-              <m:r>
-                <m:t>a</m:t>
-              </m:r>
-              <m:r>
-                <m:t>l</m:t>
+                <w:rPr>
+                  <w:rFonts w:ascii="Cambria Math" w:hAnsi="Cambria Math"/>
+                </w:rPr>
+                <m:t>causal</m:t>
               </m:r>
             </m:sub>
           </m:sSub>
           <m:r>
+            <w:rPr>
+              <w:rFonts w:ascii="Cambria Math" w:hAnsi="Cambria Math"/>
+            </w:rPr>
             <m:t>+</m:t>
           </m:r>
           <m:sSub>
+            <m:sSubPr>
+              <m:ctrlPr>
+                <w:rPr>
+                  <w:rFonts w:ascii="Cambria Math" w:hAnsi="Cambria Math"/>
+                </w:rPr>
+              </m:ctrlPr>
+            </m:sSubPr>
             <m:e>
               <m:r>
+                <w:rPr>
+                  <w:rFonts w:ascii="Cambria Math" w:hAnsi="Cambria Math"/>
+                </w:rPr>
                 <m:t>θ</m:t>
               </m:r>
             </m:e>
             <m:sub>
               <m:r>
+                <w:rPr>
+                  <w:rFonts w:ascii="Cambria Math" w:hAnsi="Cambria Math"/>
+                </w:rPr>
                 <m:t>4</m:t>
               </m:r>
             </m:sub>
           </m:sSub>
           <m:sSub>
+            <m:sSubPr>
+              <m:ctrlPr>
+                <w:rPr>
+                  <w:rFonts w:ascii="Cambria Math" w:hAnsi="Cambria Math"/>
+                </w:rPr>
+              </m:ctrlPr>
+            </m:sSubPr>
             <m:e>
               <m:r>
+                <w:rPr>
+                  <w:rFonts w:ascii="Cambria Math" w:hAnsi="Cambria Math"/>
+                </w:rPr>
                 <m:t>S</m:t>
               </m:r>
             </m:e>
             <m:sub>
               <m:r>
-                <m:t>s</m:t>
-              </m:r>
-              <m:r>
-                <m:t>t</m:t>
-              </m:r>
-              <m:r>
-                <m:t>a</m:t>
-              </m:r>
-              <m:r>
-                <m:t>g</m:t>
-              </m:r>
-              <m:r>
-                <m:t>e</m:t>
+                <w:rPr>
+                  <w:rFonts w:ascii="Cambria Math" w:hAnsi="Cambria Math"/>
+                </w:rPr>
+                <m:t>stage</m:t>
               </m:r>
             </m:sub>
           </m:sSub>
           <m:r>
+            <w:rPr>
+              <w:rFonts w:ascii="Cambria Math" w:hAnsi="Cambria Math"/>
+            </w:rPr>
             <m:t>+</m:t>
           </m:r>
           <m:sSub>
+            <m:sSubPr>
+              <m:ctrlPr>
+                <w:rPr>
+                  <w:rFonts w:ascii="Cambria Math" w:hAnsi="Cambria Math"/>
+                </w:rPr>
+              </m:ctrlPr>
+            </m:sSubPr>
             <m:e>
               <m:r>
+                <w:rPr>
+                  <w:rFonts w:ascii="Cambria Math" w:hAnsi="Cambria Math"/>
+                </w:rPr>
                 <m:t>θ</m:t>
               </m:r>
             </m:e>
             <m:sub>
               <m:r>
+                <w:rPr>
+                  <w:rFonts w:ascii="Cambria Math" w:hAnsi="Cambria Math"/>
+                </w:rPr>
                 <m:t>5</m:t>
               </m:r>
             </m:sub>
           </m:sSub>
           <m:sSub>
+            <m:sSubPr>
+              <m:ctrlPr>
+                <w:rPr>
+                  <w:rFonts w:ascii="Cambria Math" w:hAnsi="Cambria Math"/>
+                </w:rPr>
+              </m:ctrlPr>
+            </m:sSubPr>
             <m:e>
               <m:r>
+                <w:rPr>
+                  <w:rFonts w:ascii="Cambria Math" w:hAnsi="Cambria Math"/>
+                </w:rPr>
                 <m:t>S</m:t>
               </m:r>
             </m:e>
             <m:sub>
               <m:r>
-                <m:t>c</m:t>
-              </m:r>
-              <m:r>
-                <m:t>o</m:t>
-              </m:r>
-              <m:r>
-                <m:t>m</m:t>
-              </m:r>
-              <m:r>
-                <m:t>p</m:t>
-              </m:r>
-              <m:r>
-                <m:t>a</m:t>
-              </m:r>
-              <m:r>
-                <m:t>c</m:t>
-              </m:r>
-              <m:r>
-                <m:t>t</m:t>
+                <w:rPr>
+                  <w:rFonts w:ascii="Cambria Math" w:hAnsi="Cambria Math"/>
+                </w:rPr>
+                <m:t>compact</m:t>
               </m:r>
             </m:sub>
           </m:sSub>
           <m:r>
-            <m:t>−</m:t>
+            <w:rPr>
+              <w:rFonts w:ascii="Cambria Math" w:hAnsi="Cambria Math"/>
+            </w:rPr>
+            <m:t>-</m:t>
           </m:r>
           <m:sSub>
+            <m:sSubPr>
+              <m:ctrlPr>
+                <w:rPr>
+                  <w:rFonts w:ascii="Cambria Math" w:hAnsi="Cambria Math"/>
+                </w:rPr>
+              </m:ctrlPr>
+            </m:sSubPr>
             <m:e>
               <m:r>
+                <w:rPr>
+                  <w:rFonts w:ascii="Cambria Math" w:hAnsi="Cambria Math"/>
+                </w:rPr>
                 <m:t>θ</m:t>
               </m:r>
             </m:e>
             <m:sub>
               <m:r>
+                <w:rPr>
+                  <w:rFonts w:ascii="Cambria Math" w:hAnsi="Cambria Math"/>
+                </w:rPr>
                 <m:t>6</m:t>
               </m:r>
             </m:sub>
           </m:sSub>
           <m:sSub>
+            <m:sSubPr>
+              <m:ctrlPr>
+                <w:rPr>
+                  <w:rFonts w:ascii="Cambria Math" w:hAnsi="Cambria Math"/>
+                </w:rPr>
+              </m:ctrlPr>
+            </m:sSubPr>
             <m:e>
               <m:r>
+                <w:rPr>
+                  <w:rFonts w:ascii="Cambria Math" w:hAnsi="Cambria Math"/>
+                </w:rPr>
                 <m:t>S</m:t>
               </m:r>
             </m:e>
             <m:sub>
               <m:r>
-                <m:t>n</m:t>
-              </m:r>
-              <m:r>
-                <m:t>o</m:t>
-              </m:r>
-              <m:r>
-                <m:t>r</m:t>
-              </m:r>
-              <m:r>
-                <m:t>m</m:t>
-              </m:r>
-              <m:r>
-                <m:t>a</m:t>
-              </m:r>
-              <m:r>
-                <m:t>l</m:t>
+                <w:rPr>
+                  <w:rFonts w:ascii="Cambria Math" w:hAnsi="Cambria Math"/>
+                </w:rPr>
+                <m:t>normal</m:t>
               </m:r>
             </m:sub>
           </m:sSub>
@@ -4138,368 +6096,475 @@
       </m:oMathPara>
     </w:p>
     <w:p>
-      <w:pPr>
-        <w:pStyle w:val="FirstParagraph"/>
-      </w:pPr>
-      <w:r>
-        <w:t xml:space="preserve">其中，</w:t>
+      <w:r>
+        <w:t>其中，</w:t>
       </w:r>
       <m:oMath>
         <m:sSub>
+          <m:sSubPr>
+            <m:ctrlPr>
+              <w:rPr>
+                <w:rFonts w:ascii="Cambria Math" w:hAnsi="Cambria Math"/>
+              </w:rPr>
+            </m:ctrlPr>
+          </m:sSubPr>
           <m:e>
             <m:r>
+              <w:rPr>
+                <w:rFonts w:ascii="Cambria Math" w:hAnsi="Cambria Math"/>
+              </w:rPr>
               <m:t>S</m:t>
             </m:r>
           </m:e>
           <m:sub>
             <m:r>
-              <m:t>n</m:t>
-            </m:r>
-            <m:r>
-              <m:t>o</m:t>
-            </m:r>
-            <m:r>
-              <m:t>r</m:t>
-            </m:r>
-            <m:r>
-              <m:t>m</m:t>
-            </m:r>
-            <m:r>
-              <m:t>a</m:t>
-            </m:r>
-            <m:r>
-              <m:t>l</m:t>
+              <w:rPr>
+                <w:rFonts w:ascii="Cambria Math" w:hAnsi="Cambria Math"/>
+              </w:rPr>
+              <m:t>normal</m:t>
             </m:r>
           </m:sub>
         </m:sSub>
       </m:oMath>
       <w:r>
-        <w:t xml:space="preserve">表示路径中正常基线边比例，</w:t>
+        <w:t>表示路径中正常基线边比例，</w:t>
       </w:r>
       <m:oMath>
         <m:sSub>
+          <m:sSubPr>
+            <m:ctrlPr>
+              <w:rPr>
+                <w:rFonts w:ascii="Cambria Math" w:hAnsi="Cambria Math"/>
+              </w:rPr>
+            </m:ctrlPr>
+          </m:sSubPr>
           <m:e>
             <m:r>
+              <w:rPr>
+                <w:rFonts w:ascii="Cambria Math" w:hAnsi="Cambria Math"/>
+              </w:rPr>
               <m:t>θ</m:t>
             </m:r>
           </m:e>
           <m:sub>
             <m:r>
+              <w:rPr>
+                <w:rFonts w:ascii="Cambria Math" w:hAnsi="Cambria Math"/>
+              </w:rPr>
               <m:t>1</m:t>
             </m:r>
           </m:sub>
         </m:sSub>
       </m:oMath>
       <w:r>
-        <w:t xml:space="preserve">至</w:t>
+        <w:t>至</w:t>
       </w:r>
       <m:oMath>
         <m:sSub>
+          <m:sSubPr>
+            <m:ctrlPr>
+              <w:rPr>
+                <w:rFonts w:ascii="Cambria Math" w:hAnsi="Cambria Math"/>
+              </w:rPr>
+            </m:ctrlPr>
+          </m:sSubPr>
           <m:e>
             <m:r>
+              <w:rPr>
+                <w:rFonts w:ascii="Cambria Math" w:hAnsi="Cambria Math"/>
+              </w:rPr>
               <m:t>θ</m:t>
             </m:r>
           </m:e>
           <m:sub>
             <m:r>
+              <w:rPr>
+                <w:rFonts w:ascii="Cambria Math" w:hAnsi="Cambria Math"/>
+              </w:rPr>
               <m:t>6</m:t>
             </m:r>
           </m:sub>
         </m:sSub>
       </m:oMath>
       <w:r>
-        <w:t xml:space="preserve">为权重参数。该公式体现了本发明的检测逻辑：证据越强、时间越连续、因果越合理、阶段越一致，则风险越高；正常基线边占比越高，则风险越低。</w:t>
-      </w:r>
-    </w:p>
-    <w:p>
-      <w:pPr>
-        <w:pStyle w:val="a9"/>
-      </w:pPr>
-      <w:r>
-        <w:t xml:space="preserve">14、检测阈值确定与误报抑制模块</w:t>
-      </w:r>
-    </w:p>
-    <w:p>
-      <w:pPr>
-        <w:pStyle w:val="a9"/>
-      </w:pPr>
-      <w:r>
-        <w:t xml:space="preserve">检测阈值确定与误报抑制模块先根据历史正常数据和已知攻击样本确定初始阈值，随后在运行过程中根据误报情况和链路证据覆盖度调整阈值，最后通过多条件过滤降低误报。通过该模块，系统能够在不同网络环境下保持较稳定的检测效果。</w:t>
-      </w:r>
-    </w:p>
-    <w:p>
-      <w:pPr>
-        <w:pStyle w:val="a9"/>
-      </w:pPr>
-      <w:r>
-        <w:t xml:space="preserve">① 初始阈值确定。</w:t>
-      </w:r>
-    </w:p>
-    <w:p>
-      <w:pPr>
-        <w:pStyle w:val="a9"/>
-      </w:pPr>
-      <w:r>
-        <w:t xml:space="preserve">本阶段利用历史正常窗口计算正常链路风险分布，并选取高分位数作为初始可疑阈值。例如可将正常链路风险分的95%分位数作为低风险可疑阈值，将99%分位数作为高风险阈值。若存在已知攻击样本，则进一步根据攻击链得分分布调整阈值，使正常链路与攻击链之间形成较明显区分。</w:t>
-      </w:r>
-    </w:p>
-    <w:p>
-      <w:pPr>
-        <w:pStyle w:val="a9"/>
-      </w:pPr>
-      <w:r>
-        <w:t xml:space="preserve">② 分层阈值设置。</w:t>
-      </w:r>
-    </w:p>
-    <w:p>
-      <w:pPr>
-        <w:pStyle w:val="a9"/>
-      </w:pPr>
-      <w:r>
-        <w:t xml:space="preserve">不同资产和不同账号的正常行为差异较大，因此系统采用分层阈值。对于核心服务器、域控主机、数据库主机和特权账号，系统采用较低检测阈值；对于普通办公主机和低权限账号，系统采用常规阈值；对于已知批处理任务、备份任务和运维脚本，系统结合时间窗口和执行主体设置专用阈值。分层阈值能够减少统一阈值造成的误报和漏报。</w:t>
-      </w:r>
-    </w:p>
-    <w:p>
-      <w:pPr>
-        <w:pStyle w:val="a9"/>
-      </w:pPr>
-      <w:r>
-        <w:t xml:space="preserve">③ 误报抑制。</w:t>
-      </w:r>
-    </w:p>
-    <w:p>
-      <w:pPr>
-        <w:pStyle w:val="a9"/>
-      </w:pPr>
-      <w:r>
-        <w:t xml:space="preserve">本阶段通过多条件过滤抑制误报。</w:t>
-      </w:r>
-    </w:p>
-    <w:p>
-      <w:pPr>
-        <w:pStyle w:val="a9"/>
-      </w:pPr>
-      <w:r>
-        <w:t xml:space="preserve">第一步，过滤高基线匹配路径。若路径中大部分边均与正常基线高度匹配，且无高风险种子节点，则降低输出等级。</w:t>
-      </w:r>
-    </w:p>
-    <w:p>
-      <w:pPr>
-        <w:pStyle w:val="a9"/>
-      </w:pPr>
-      <w:r>
-        <w:t xml:space="preserve">第二步，过滤证据覆盖不足路径。若路径风险分较高但直接证据阶段过少，则输出为证据不足链路，不直接作为高风险攻击链。</w:t>
-      </w:r>
-    </w:p>
-    <w:p>
-      <w:pPr>
-        <w:pStyle w:val="a9"/>
-      </w:pPr>
-      <w:r>
-        <w:t xml:space="preserve">第三步，过滤孤立单点异常。若某节点异常分高，但无法在时间窗口内连接到其他端点证据或网络流证据，则系统仅输出单点可疑，不形成攻击链结论。</w:t>
-      </w:r>
-    </w:p>
-    <w:p>
-      <w:pPr>
-        <w:pStyle w:val="a9"/>
-      </w:pPr>
-      <w:r>
-        <w:t xml:space="preserve">第四步，过滤重复相似路径。若多个候选路径共享相同关键节点和相同阶段序列，则系统仅保留得分最高的主路径，其余路径作为相似候选记录。</w:t>
-      </w:r>
-    </w:p>
-    <w:p>
-      <w:pPr>
-        <w:pStyle w:val="a9"/>
-      </w:pPr>
-      <w:r>
-        <w:t xml:space="preserve">15、在线检测与离线检测结合模块</w:t>
-      </w:r>
-    </w:p>
-    <w:p>
-      <w:pPr>
-        <w:pStyle w:val="a9"/>
-      </w:pPr>
-      <w:r>
-        <w:t xml:space="preserve">在线检测与离线检测结合模块先在短时间窗口内执行快速检测，随后在长时间窗口内执行链路补全，最后将短窗口结果和长窗口结果合并。通过该模块，系统能够兼顾检测时效性和APT低频行为识别能力。</w:t>
-      </w:r>
-    </w:p>
-    <w:p>
-      <w:pPr>
-        <w:pStyle w:val="a9"/>
-      </w:pPr>
-      <w:r>
-        <w:t xml:space="preserve">① 在线快速检测。</w:t>
-      </w:r>
-    </w:p>
-    <w:p>
-      <w:pPr>
-        <w:pStyle w:val="a9"/>
-      </w:pPr>
-      <w:r>
-        <w:t xml:space="preserve">在线检测面向实时或准实时场景。系统在短窗口中执行字段标准化、实体绑定、边风险评分和可疑种子筛选。若出现明显高风险链路，例如异常脚本执行后立即外联、特权账号异常登录后远程执行、敏感文件访问后出现外传流量，则系统快速输出高风险候选链。</w:t>
-      </w:r>
-    </w:p>
-    <w:p>
-      <w:pPr>
-        <w:pStyle w:val="a9"/>
-      </w:pPr>
-      <w:r>
-        <w:t xml:space="preserve">② 离线链路补全。</w:t>
-      </w:r>
-    </w:p>
-    <w:p>
-      <w:pPr>
-        <w:pStyle w:val="a9"/>
-      </w:pPr>
-      <w:r>
-        <w:t xml:space="preserve">离线检测面向长周期APT行为。系统在较长窗口中重新计算实体关系、阶段序列和路径风险，对低频、分散、慢速出现的攻击行为进行补全。例如某账号在数天内逐步访问多台主机，单日看风险不高，但长周期内呈现明显横向移动趋势，离线检测即可将其组合为候选攻击链。</w:t>
-      </w:r>
-    </w:p>
-    <w:p>
-      <w:pPr>
-        <w:pStyle w:val="a9"/>
-      </w:pPr>
-      <w:r>
-        <w:t xml:space="preserve">③ 结果合并。</w:t>
-      </w:r>
-    </w:p>
-    <w:p>
-      <w:pPr>
-        <w:pStyle w:val="a9"/>
-      </w:pPr>
-      <w:r>
-        <w:t xml:space="preserve">在线检测结果和离线检测结果按照链路编号、关键实体、阶段序列和时间范围进行合并。若离线检测发现在线检测遗漏的前置阶段或后续阶段，则更新攻击链结构和链路得分；若离线检测确认某在线候选链缺乏后续证据，则降低其风险等级。通过在线与离线结合，本发明能够同时支持快速发现和完整重构。</w:t>
-      </w:r>
-    </w:p>
-    <w:p>
-      <w:pPr>
-        <w:pStyle w:val="a9"/>
-      </w:pPr>
-      <w:r>
-        <w:t xml:space="preserve">本发明未详尽之处，均可参见现有技术。</w:t>
-      </w:r>
-    </w:p>
-    <w:p>
-      <w:pPr>
-        <w:pStyle w:val="a9"/>
-      </w:pPr>
-      <w:r>
-        <w:t xml:space="preserve">本发明具体有益效果为：</w:t>
-      </w:r>
-    </w:p>
-    <w:p>
-      <w:pPr>
-        <w:pStyle w:val="a9"/>
-      </w:pPr>
-      <w:r>
-        <w:t xml:space="preserve">本发明构建了一种端点溯源图日志和网络流联合的APT检测架构，通过标准事件构造、跨源实体绑定和统一时序证据图构建，结合正常行为基线压缩和阶段约束路径搜索，在一个统一的架构中实现了端点行为、主机日志和网络流会话的联合检测，有效解决了单源检测证据断裂的瓶颈，提高了APT攻击链识别完整性。</w:t>
-      </w:r>
-    </w:p>
-    <w:p>
-      <w:pPr>
-        <w:pStyle w:val="a9"/>
-      </w:pPr>
-      <w:r>
-        <w:t xml:space="preserve">本发明在数据建模层面通过统一实体标识构建了跨源时序证据图，在算法层面引入可疑种子筛选、异常子图生成和路径风险评分，从而解决了大规模溯源图搜索空间过大、正常行为边干扰检测和告警难以关联的问题。</w:t>
-      </w:r>
-    </w:p>
-    <w:p>
-      <w:pPr>
-        <w:pStyle w:val="a9"/>
-      </w:pPr>
-      <w:r>
-        <w:t xml:space="preserve">本发明通过正常基线压缩，利用历史频率、周期稳定性、时间一致性和业务上下文对低风险正常边进行摘要化处理，解决了检测图规模过大和候选路径过多的问题，同时保留攻击相关边和原始证据引用。</w:t>
-      </w:r>
-    </w:p>
-    <w:p>
-      <w:pPr>
-        <w:pStyle w:val="a9"/>
-      </w:pPr>
-      <w:r>
-        <w:t xml:space="preserve">本发明建立链路风险判定与证据覆盖度计算机制，通过阶段一致性、证据强度、时间连续性、因果关系和路径紧凑度综合判定候选攻击链，解决了普通异常检测只能输出异常点的问题，提高了检测结果的可解释性和复核可靠性。</w:t>
+        <w:t>为权重参数。该公式体现了本发明的检测逻辑：证据越强、时间越连续、因果越合理、阶段越一致，则风险越高；正常基线边占比越高，则风险越低。</w:t>
+      </w:r>
+    </w:p>
+    <w:p>
+      <w:pPr>
+        <w:pStyle w:val="a9"/>
+      </w:pPr>
+      <w:r>
+        <w:t>14</w:t>
+      </w:r>
+      <w:r>
+        <w:t>、检测阈值确定与误报抑制模块</w:t>
+      </w:r>
+    </w:p>
+    <w:p>
+      <w:pPr>
+        <w:pStyle w:val="a9"/>
+      </w:pPr>
+      <w:r>
+        <w:t>检测阈值确定与误报抑制模块先根据历史正常数据和已知攻击样本确定初始阈值，随后在运行过程中根据误报情况和链路证据覆盖度调整阈值，最后通过多条件过滤降低误报。通过该模块，系统能够在不同网络环境下保持较稳定的检测效果。</w:t>
+      </w:r>
+    </w:p>
+    <w:p>
+      <w:pPr>
+        <w:pStyle w:val="a9"/>
+      </w:pPr>
+      <w:r>
+        <w:t xml:space="preserve">① </w:t>
+      </w:r>
+      <w:r>
+        <w:t>初始阈值确定。</w:t>
+      </w:r>
+    </w:p>
+    <w:p>
+      <w:pPr>
+        <w:pStyle w:val="a9"/>
+      </w:pPr>
+      <w:r>
+        <w:t>本阶段利用历史正常窗口计算正常链路风险分布，并选取高分位数作为初始可疑阈值。例如可将正常链路风险分的</w:t>
+      </w:r>
+      <w:r>
+        <w:t>95%</w:t>
+      </w:r>
+      <w:r>
+        <w:t>分位数作为低风险可疑阈值，将</w:t>
+      </w:r>
+      <w:r>
+        <w:t>99%</w:t>
+      </w:r>
+      <w:r>
+        <w:t>分位数作为高风险阈值。若存在已知攻击样本，则进一步根据攻击链得分分布调整阈值，使正常链路与攻击链之间形成较明显区分。</w:t>
+      </w:r>
+    </w:p>
+    <w:p>
+      <w:pPr>
+        <w:pStyle w:val="a9"/>
+      </w:pPr>
+      <w:r>
+        <w:lastRenderedPageBreak/>
+        <w:t xml:space="preserve">② </w:t>
+      </w:r>
+      <w:r>
+        <w:t>分层阈值设置。</w:t>
+      </w:r>
+    </w:p>
+    <w:p>
+      <w:pPr>
+        <w:pStyle w:val="a9"/>
+      </w:pPr>
+      <w:r>
+        <w:t>不同资产和不同账号的正常行为差异较大，因此系统采用分层阈值。对于核心服务器、域控主机、数据库主机和特权账号，系统采用较低检测阈值；对于普通办公主机和低权限账号，系统采用常规阈值；对于已知批处理任务、备份任务和运维脚本，系统结合时间窗口和执行主体设置专用阈值。分层阈值能够减少统一阈值造成的误报和漏报。</w:t>
+      </w:r>
+    </w:p>
+    <w:p>
+      <w:pPr>
+        <w:pStyle w:val="a9"/>
+      </w:pPr>
+      <w:r>
+        <w:t xml:space="preserve">③ </w:t>
+      </w:r>
+      <w:r>
+        <w:t>误报抑制。</w:t>
+      </w:r>
+    </w:p>
+    <w:p>
+      <w:pPr>
+        <w:pStyle w:val="a9"/>
+      </w:pPr>
+      <w:r>
+        <w:t>本阶段通过多条件过滤抑制误报。</w:t>
+      </w:r>
+    </w:p>
+    <w:p>
+      <w:pPr>
+        <w:pStyle w:val="a9"/>
+      </w:pPr>
+      <w:r>
+        <w:t>第一步，过滤高基线匹配路径。若路径中大部分边均与正常基线高度匹配，且无高风险种子节点，则降低输出等级。</w:t>
+      </w:r>
+    </w:p>
+    <w:p>
+      <w:pPr>
+        <w:pStyle w:val="a9"/>
+      </w:pPr>
+      <w:r>
+        <w:t>第二步，过滤证据覆盖不足路径。若路径风险分较高但直接证据阶段过少，则输出为证据不足链路，不直接作为高风险攻击链。</w:t>
+      </w:r>
+    </w:p>
+    <w:p>
+      <w:pPr>
+        <w:pStyle w:val="a9"/>
+      </w:pPr>
+      <w:r>
+        <w:t>第三步，过滤孤立单点异常。若某节点异常分高，但无法在时间窗口内连接到其他端点证据或网络流证据，则系统仅输出单点可疑，不形成攻击链结论。</w:t>
+      </w:r>
+    </w:p>
+    <w:p>
+      <w:pPr>
+        <w:pStyle w:val="a9"/>
+      </w:pPr>
+      <w:r>
+        <w:t>第四步，过滤重复相似路径。若多个候选路径共享相同关键节点和相同阶段序列，则系统仅保留得分最高的主路径，其余路径作为相似候选记录。</w:t>
+      </w:r>
+    </w:p>
+    <w:p>
+      <w:pPr>
+        <w:pStyle w:val="a9"/>
+      </w:pPr>
+      <w:r>
+        <w:t>15</w:t>
+      </w:r>
+      <w:r>
+        <w:t>、在线检测与离线检测结合模块</w:t>
+      </w:r>
+    </w:p>
+    <w:p>
+      <w:pPr>
+        <w:pStyle w:val="a9"/>
+      </w:pPr>
+      <w:r>
+        <w:t>在线检测与离线检测结合模块先在短时间窗口内执行快速检测，随后在长时间窗口内执行链路补全，最后将短窗口结果和长窗口结果合并。通过该模块，系统能够兼顾检测时效性和</w:t>
+      </w:r>
+      <w:r>
+        <w:t>APT</w:t>
+      </w:r>
+      <w:r>
+        <w:t>低频行为识别能力。</w:t>
+      </w:r>
+    </w:p>
+    <w:p>
+      <w:pPr>
+        <w:pStyle w:val="a9"/>
+      </w:pPr>
+      <w:r>
+        <w:t xml:space="preserve">① </w:t>
+      </w:r>
+      <w:r>
+        <w:t>在线快速检测。</w:t>
+      </w:r>
+    </w:p>
+    <w:p>
+      <w:pPr>
+        <w:pStyle w:val="a9"/>
+      </w:pPr>
+      <w:r>
+        <w:t>在线检测面向实时或准实时场景。系统在短窗口中执行字段标准化、实体</w:t>
+      </w:r>
+      <w:r>
+        <w:lastRenderedPageBreak/>
+        <w:t>绑定、边风险评分和可疑种子筛选。若出现明显高风险链路，例如异常脚本执行后立即外联、特权账号异常登录后远程执行、敏感文件访问后出现外传流量，则系统快速输出高风险候选链。</w:t>
+      </w:r>
+    </w:p>
+    <w:p>
+      <w:pPr>
+        <w:pStyle w:val="a9"/>
+      </w:pPr>
+      <w:r>
+        <w:t xml:space="preserve">② </w:t>
+      </w:r>
+      <w:r>
+        <w:t>离线链路补全。</w:t>
+      </w:r>
+    </w:p>
+    <w:p>
+      <w:pPr>
+        <w:pStyle w:val="a9"/>
+      </w:pPr>
+      <w:r>
+        <w:t>离线检测面向长周期</w:t>
+      </w:r>
+      <w:r>
+        <w:t>APT</w:t>
+      </w:r>
+      <w:r>
+        <w:t>行为。系统在较长窗口中重新计算实体关系、阶段序列和路径风险，对低频、分散、慢速出现的攻击行为进行补全。例如某账号在数天内逐步访问多台主机，单日看风险不高，但长周期内呈现明显横向移动趋势，离线检测即可将其组合为候选攻击链。</w:t>
+      </w:r>
+    </w:p>
+    <w:p>
+      <w:pPr>
+        <w:pStyle w:val="a9"/>
+      </w:pPr>
+      <w:r>
+        <w:t xml:space="preserve">③ </w:t>
+      </w:r>
+      <w:r>
+        <w:t>结果合并。</w:t>
+      </w:r>
+    </w:p>
+    <w:p>
+      <w:pPr>
+        <w:pStyle w:val="a9"/>
+      </w:pPr>
+      <w:r>
+        <w:t>在线检测结果和离线检测结果按照链路编号、关键实体、阶段序列和时间范围进行合并。若离线检测发现在线检测遗漏的前置阶段或后续阶段，则更新攻击链结构和链路得分；若离线检测确认某在线候选链缺乏后续证据，则降低其风险等级。通过在线与离线结合，本发明能够同时支持快速发现和完整重构。</w:t>
+      </w:r>
+    </w:p>
+    <w:p>
+      <w:pPr>
+        <w:pStyle w:val="a9"/>
+      </w:pPr>
+      <w:r>
+        <w:t>本发明未详尽之处，均可参见现有技术。</w:t>
+      </w:r>
+    </w:p>
+    <w:p>
+      <w:pPr>
+        <w:pStyle w:val="a9"/>
+      </w:pPr>
+      <w:r>
+        <w:t>本发明具体有益效果为：</w:t>
+      </w:r>
+    </w:p>
+    <w:p>
+      <w:pPr>
+        <w:pStyle w:val="a9"/>
+      </w:pPr>
+      <w:r>
+        <w:t>本发明构建了一种端点溯源图日志和网络流联合的</w:t>
+      </w:r>
+      <w:r>
+        <w:t>APT</w:t>
+      </w:r>
+      <w:r>
+        <w:t>检测架构，通过标准事件构造、跨源实体绑定和统一时序证据图构建，结合正常行为基线压缩和阶段约束路径搜索，在一个统一的架构中实现了端点行为、主机日志和网络流会话的联合检测，有效解决了单源检测证据断裂的瓶颈，提高了</w:t>
+      </w:r>
+      <w:r>
+        <w:t>APT</w:t>
+      </w:r>
+      <w:r>
+        <w:t>攻击链识别完整性。</w:t>
+      </w:r>
+    </w:p>
+    <w:p>
+      <w:pPr>
+        <w:pStyle w:val="a9"/>
+      </w:pPr>
+      <w:r>
+        <w:t>本发明在数据建模层面通过统一实体标识构建了跨源时序证据图，在算法层面引入可疑种子筛选、异常子图生成和路径风险评分，从而解决了大规</w:t>
+      </w:r>
+      <w:r>
+        <w:lastRenderedPageBreak/>
+        <w:t>模溯源图搜索空间过大、正常行为边干扰检测和告警难以关联的问题。</w:t>
+      </w:r>
+    </w:p>
+    <w:p>
+      <w:pPr>
+        <w:pStyle w:val="a9"/>
+      </w:pPr>
+      <w:r>
+        <w:t>本发明通过正常基线压缩，利用历史频率、周期稳定性、时间一致性和业务上下文对低风险正常边进行摘要化处理，解决了检测图规模过大和候选路径过多的问题，同时保留攻击相关边和原始证据引用。</w:t>
+      </w:r>
+    </w:p>
+    <w:p>
+      <w:pPr>
+        <w:pStyle w:val="a9"/>
+      </w:pPr>
+      <w:r>
+        <w:t>本发明建立链路风险判定与证据覆盖度计算机制，通过阶段一致性、证据强度、时间连续性、因果关系和路径紧凑度综合判定候选攻击链，解决了普通异常检测只能输出异常点的问题，提高了检测结果的可解释性和复核可靠性。</w:t>
       </w:r>
     </w:p>
     <w:p>
       <w:pPr>
         <w:pStyle w:val="2"/>
       </w:pPr>
-      <w:bookmarkStart w:id="25" w:name="附图说明"/>
-      <w:bookmarkEnd w:id="25"/>
-      <w:r>
-        <w:t xml:space="preserve">附图说明</w:t>
-      </w:r>
-    </w:p>
-    <w:p>
-      <w:pPr>
-        <w:pStyle w:val="FirstParagraph"/>
-      </w:pPr>
-      <w:r>
-        <w:t xml:space="preserve">构成本申请的一部分的说明书附图用来提供对本申请的进一步理解，本申请的示意性实施例及其说明用于解释本申请，并不构成对本申请的不当限定。</w:t>
-      </w:r>
-    </w:p>
-    <w:p>
-      <w:pPr>
-        <w:pStyle w:val="a9"/>
-      </w:pPr>
-      <w:r>
-        <w:t xml:space="preserve">图一为本发明端点溯源图日志和网络流联合的APT攻击链重构方法及装置的系统示意图；</w:t>
-      </w:r>
-    </w:p>
-    <w:p>
-      <w:pPr>
-        <w:pStyle w:val="a9"/>
-      </w:pPr>
-      <w:r>
-        <w:t xml:space="preserve">图二为本发明端点溯源图日志和网络流联合的APT攻击链重构方法及装置的系统流程图；</w:t>
-      </w:r>
-    </w:p>
-    <w:p>
-      <w:pPr>
-        <w:pStyle w:val="a9"/>
-      </w:pPr>
-      <w:r>
-        <w:t xml:space="preserve">图三为本发明端点溯源图日志和网络流联合的APT攻击链重构方法及装置的检测效果图；</w:t>
+      <w:bookmarkStart w:id="4" w:name="附图说明"/>
+      <w:bookmarkEnd w:id="4"/>
+      <w:r>
+        <w:t>附图说明</w:t>
+      </w:r>
+    </w:p>
+    <w:p>
+      <w:r>
+        <w:t>构成本申请的一部分的说明书附图用来提供对本申请的进一步理解，本申请的示意性实施例及其说明用于解释本申请，并不构成对本申请的不当限定。</w:t>
+      </w:r>
+    </w:p>
+    <w:p>
+      <w:pPr>
+        <w:pStyle w:val="a9"/>
+      </w:pPr>
+      <w:r>
+        <w:t>图一为本发明端点溯源图日志和网络流联合的</w:t>
+      </w:r>
+      <w:r>
+        <w:t>APT</w:t>
+      </w:r>
+      <w:r>
+        <w:t>攻击链重构方法及装置的系统示意图；</w:t>
+      </w:r>
+    </w:p>
+    <w:p>
+      <w:pPr>
+        <w:pStyle w:val="a9"/>
+      </w:pPr>
+      <w:r>
+        <w:t>图二为本发明端点溯源图日志和网络流联合的</w:t>
+      </w:r>
+      <w:r>
+        <w:t>APT</w:t>
+      </w:r>
+      <w:r>
+        <w:t>攻击链重构方法及装置的系统流程图；</w:t>
+      </w:r>
+    </w:p>
+    <w:p>
+      <w:pPr>
+        <w:pStyle w:val="a9"/>
+      </w:pPr>
+      <w:r>
+        <w:t>图三为本发明端点溯源图日志和网络流联合的</w:t>
+      </w:r>
+      <w:r>
+        <w:t>APT</w:t>
+      </w:r>
+      <w:r>
+        <w:t>攻击链重构方法及装置的检测效果图；</w:t>
       </w:r>
     </w:p>
     <w:p>
       <w:pPr>
         <w:pStyle w:val="2"/>
       </w:pPr>
-      <w:bookmarkStart w:id="26" w:name="具体实施方式"/>
-      <w:bookmarkEnd w:id="26"/>
-      <w:r>
-        <w:t xml:space="preserve">具体实施方式</w:t>
-      </w:r>
-    </w:p>
-    <w:p>
-      <w:pPr>
-        <w:pStyle w:val="FirstParagraph"/>
-      </w:pPr>
-      <w:r>
-        <w:t xml:space="preserve">图1</w:t>
-      </w:r>
-    </w:p>
-    <w:p>
-      <w:pPr>
-        <w:pStyle w:val="FigureWithCaption"/>
-      </w:pPr>
-      <w:r>
+      <w:bookmarkStart w:id="5" w:name="具体实施方式"/>
+      <w:bookmarkEnd w:id="5"/>
+      <w:r>
+        <w:t>具体实施方式</w:t>
+      </w:r>
+    </w:p>
+    <w:p>
+      <w:r>
+        <w:t>图</w:t>
+      </w:r>
+      <w:r>
+        <w:t>1</w:t>
+      </w:r>
+    </w:p>
+    <w:p>
+      <w:r>
+        <w:rPr>
+          <w:noProof/>
+        </w:rPr>
+        <w:lastRenderedPageBreak/>
         <w:drawing>
-          <wp:inline>
+          <wp:inline distT="0" distB="0" distL="0" distR="0" wp14:anchorId="6F74BE62" wp14:editId="6CB8B55A">
             <wp:extent cx="5753100" cy="3237839"/>
-            <wp:effectExtent b="0" l="0" r="0" t="0"/>
-            <wp:docPr descr="图一 系统示意图" title="" id="1" name="Picture"/>
-            <a:graphic>
+            <wp:effectExtent l="0" t="0" r="0" b="0"/>
+            <wp:docPr id="1" name="Picture" descr="图一 系统示意图"/>
+            <wp:cNvGraphicFramePr/>
+            <a:graphic xmlns:a="http://schemas.openxmlformats.org/drawingml/2006/main">
               <a:graphicData uri="http://schemas.openxmlformats.org/drawingml/2006/picture">
-                <pic:pic>
+                <pic:pic xmlns:pic="http://schemas.openxmlformats.org/drawingml/2006/picture">
                   <pic:nvPicPr>
-                    <pic:cNvPr descr="figures_imagegen_三图/图1_系统示意图_imagegen.png" id="0" name="Picture"/>
+                    <pic:cNvPr id="0" name="Picture" descr="figures_imagegen_三图/图1_系统示意图_imagegen.png"/>
                     <pic:cNvPicPr>
-                      <a:picLocks noChangeArrowheads="1" noChangeAspect="1"/>
+                      <a:picLocks noChangeAspect="1" noChangeArrowheads="1"/>
                     </pic:cNvPicPr>
                   </pic:nvPicPr>
                   <pic:blipFill>
-                    <a:blip r:embed="rId27"/>
+                    <a:blip r:embed="rId7"/>
                     <a:stretch>
                       <a:fillRect/>
                     </a:stretch>
@@ -4527,42 +6592,49 @@
       </w:r>
     </w:p>
     <w:p>
-      <w:pPr>
-        <w:pStyle w:val="ImageCaption"/>
-      </w:pPr>
-      <w:r>
-        <w:t xml:space="preserve">图一 系统示意图</w:t>
-      </w:r>
-    </w:p>
-    <w:p>
-      <w:pPr>
-        <w:pStyle w:val="a9"/>
-      </w:pPr>
-      <w:r>
-        <w:t xml:space="preserve">图2</w:t>
-      </w:r>
-    </w:p>
-    <w:p>
-      <w:pPr>
-        <w:pStyle w:val="FigureWithCaption"/>
-      </w:pPr>
-      <w:r>
+      <w:r>
+        <w:t>图一</w:t>
+      </w:r>
+      <w:r>
+        <w:t xml:space="preserve"> </w:t>
+      </w:r>
+      <w:r>
+        <w:t>系统示意图</w:t>
+      </w:r>
+    </w:p>
+    <w:p>
+      <w:pPr>
+        <w:pStyle w:val="a9"/>
+      </w:pPr>
+      <w:r>
+        <w:t>图</w:t>
+      </w:r>
+      <w:r>
+        <w:t>2</w:t>
+      </w:r>
+    </w:p>
+    <w:p>
+      <w:r>
+        <w:rPr>
+          <w:noProof/>
+        </w:rPr>
         <w:drawing>
-          <wp:inline>
+          <wp:inline distT="0" distB="0" distL="0" distR="0" wp14:anchorId="0512325D" wp14:editId="2622C638">
             <wp:extent cx="5753100" cy="3237839"/>
-            <wp:effectExtent b="0" l="0" r="0" t="0"/>
-            <wp:docPr descr="图二 系统流程图" title="" id="1" name="Picture"/>
-            <a:graphic>
+            <wp:effectExtent l="0" t="0" r="0" b="0"/>
+            <wp:docPr id="1196641917" name="Picture" descr="图二 系统流程图"/>
+            <wp:cNvGraphicFramePr/>
+            <a:graphic xmlns:a="http://schemas.openxmlformats.org/drawingml/2006/main">
               <a:graphicData uri="http://schemas.openxmlformats.org/drawingml/2006/picture">
-                <pic:pic>
+                <pic:pic xmlns:pic="http://schemas.openxmlformats.org/drawingml/2006/picture">
                   <pic:nvPicPr>
-                    <pic:cNvPr descr="figures_imagegen_三图/图2_系统流程图_imagegen.png" id="0" name="Picture"/>
+                    <pic:cNvPr id="0" name="Picture" descr="figures_imagegen_三图/图2_系统流程图_imagegen.png"/>
                     <pic:cNvPicPr>
-                      <a:picLocks noChangeArrowheads="1" noChangeAspect="1"/>
+                      <a:picLocks noChangeAspect="1" noChangeArrowheads="1"/>
                     </pic:cNvPicPr>
                   </pic:nvPicPr>
                   <pic:blipFill>
-                    <a:blip r:embed="rId28"/>
+                    <a:blip r:embed="rId8"/>
                     <a:stretch>
                       <a:fillRect/>
                     </a:stretch>
@@ -4590,42 +6662,50 @@
       </w:r>
     </w:p>
     <w:p>
-      <w:pPr>
-        <w:pStyle w:val="ImageCaption"/>
-      </w:pPr>
-      <w:r>
-        <w:t xml:space="preserve">图二 系统流程图</w:t>
-      </w:r>
-    </w:p>
-    <w:p>
-      <w:pPr>
-        <w:pStyle w:val="a9"/>
-      </w:pPr>
-      <w:r>
-        <w:t xml:space="preserve">图3</w:t>
-      </w:r>
-    </w:p>
-    <w:p>
-      <w:pPr>
-        <w:pStyle w:val="FigureWithCaption"/>
-      </w:pPr>
-      <w:r>
+      <w:r>
+        <w:t>图二</w:t>
+      </w:r>
+      <w:r>
+        <w:t xml:space="preserve"> </w:t>
+      </w:r>
+      <w:r>
+        <w:t>系统流程图</w:t>
+      </w:r>
+    </w:p>
+    <w:p>
+      <w:pPr>
+        <w:pStyle w:val="a9"/>
+      </w:pPr>
+      <w:r>
+        <w:t>图</w:t>
+      </w:r>
+      <w:r>
+        <w:t>3</w:t>
+      </w:r>
+    </w:p>
+    <w:p>
+      <w:r>
+        <w:rPr>
+          <w:noProof/>
+        </w:rPr>
+        <w:lastRenderedPageBreak/>
         <w:drawing>
-          <wp:inline>
+          <wp:inline distT="0" distB="0" distL="0" distR="0" wp14:anchorId="1F1B212C" wp14:editId="6ED44BC1">
             <wp:extent cx="5753100" cy="3237839"/>
-            <wp:effectExtent b="0" l="0" r="0" t="0"/>
-            <wp:docPr descr="图三 效果图" title="" id="1" name="Picture"/>
-            <a:graphic>
+            <wp:effectExtent l="0" t="0" r="0" b="0"/>
+            <wp:docPr id="836410670" name="Picture" descr="图三 效果图"/>
+            <wp:cNvGraphicFramePr/>
+            <a:graphic xmlns:a="http://schemas.openxmlformats.org/drawingml/2006/main">
               <a:graphicData uri="http://schemas.openxmlformats.org/drawingml/2006/picture">
-                <pic:pic>
+                <pic:pic xmlns:pic="http://schemas.openxmlformats.org/drawingml/2006/picture">
                   <pic:nvPicPr>
-                    <pic:cNvPr descr="figures_imagegen_三图/图3_效果图_imagegen.png" id="0" name="Picture"/>
+                    <pic:cNvPr id="0" name="Picture" descr="figures_imagegen_三图/图3_效果图_imagegen.png"/>
                     <pic:cNvPicPr>
-                      <a:picLocks noChangeArrowheads="1" noChangeAspect="1"/>
+                      <a:picLocks noChangeAspect="1" noChangeArrowheads="1"/>
                     </pic:cNvPicPr>
                   </pic:nvPicPr>
                   <pic:blipFill>
-                    <a:blip r:embed="rId29"/>
+                    <a:blip r:embed="rId9"/>
                     <a:stretch>
                       <a:fillRect/>
                     </a:stretch>
@@ -4653,33 +6733,54 @@
       </w:r>
     </w:p>
     <w:p>
-      <w:pPr>
-        <w:pStyle w:val="ImageCaption"/>
-      </w:pPr>
-      <w:r>
-        <w:t xml:space="preserve">图三 效果图</w:t>
-      </w:r>
-    </w:p>
-    <w:p>
-      <w:pPr>
-        <w:pStyle w:val="a9"/>
-      </w:pPr>
-      <w:r>
-        <w:t xml:space="preserve">本发明提出了端点溯源图日志和网络流联合的APT攻击链重构方法及装置。</w:t>
-      </w:r>
-    </w:p>
-    <w:p>
-      <w:pPr>
-        <w:pStyle w:val="a9"/>
-      </w:pPr>
-      <w:r>
-        <w:t xml:space="preserve">主要是先通过多源数据输入与标准事件构造形成统一事件对象，再利用跨源实体绑定与置信度计算建立端点行为和网络流会话之间的关联，接着通过统一时序证据图构建、正常行为基线压缩和可疑种子筛选生成候选异常子图，最后通过攻击阶段判定、路径搜索和链路风险评分输出APT攻击链检测结果，使得系统能够从大量端点日志和网络流中识别具有因果关系和阶段连续性的攻击链，从而提高APT检测准确性、降低无关正常行为干扰并增强检测结果解释能力。</w:t>
+      <w:r>
+        <w:t>图三</w:t>
+      </w:r>
+      <w:r>
+        <w:t xml:space="preserve"> </w:t>
+      </w:r>
+      <w:r>
+        <w:t>效果图</w:t>
+      </w:r>
+    </w:p>
+    <w:p>
+      <w:pPr>
+        <w:pStyle w:val="a9"/>
+      </w:pPr>
+      <w:r>
+        <w:t>本发明提出了端点溯源图日志和网络流联合的</w:t>
+      </w:r>
+      <w:r>
+        <w:t>APT</w:t>
+      </w:r>
+      <w:r>
+        <w:t>攻击链重构方法及装置。</w:t>
+      </w:r>
+    </w:p>
+    <w:p>
+      <w:pPr>
+        <w:pStyle w:val="a9"/>
+      </w:pPr>
+      <w:r>
+        <w:t>主要是先通过多源数据输入与标准事件构造形成统一事件对象，再利用跨源实体绑定与置信度计算建立端点行为和网络流会话之间的关联，接着通过统一时序证据图构建、正常行为基线压缩和可疑种子筛选生成候选异常子图，最后通过攻击阶段判定、路径搜索和链路风险评分输出</w:t>
+      </w:r>
+      <w:r>
+        <w:t>APT</w:t>
+      </w:r>
+      <w:r>
+        <w:t>攻击链检测结果，使得系统能够从大量端点日志和网络流中识别具有因果关系和阶段连续性的攻击链，从而提高</w:t>
+      </w:r>
+      <w:r>
+        <w:t>APT</w:t>
+      </w:r>
+      <w:r>
+        <w:t>检测准确性、降低无关正常行为干扰并增强检测结果解释能力。</w:t>
       </w:r>
     </w:p>
     <w:sectPr>
-      <w:footerReference w:type="default" r:id="rId14"/>
-      <w:headerReference w:type="first" r:id="rId13"/>
-      <w:footerReference w:type="first" r:id="rId18"/>
+      <w:footerReference w:type="default" r:id="rId10"/>
+      <w:headerReference w:type="first" r:id="rId11"/>
+      <w:footerReference w:type="first" r:id="rId12"/>
       <w:pgSz w:w="11906" w:h="16838" w:code="9"/>
       <w:pgMar w:top="1418" w:right="1304" w:bottom="1134" w:left="1531" w:header="851" w:footer="567" w:gutter="0"/>
       <w:pgNumType w:start="1"/>
@@ -4689,6 +6790,25 @@
     </w:sectPr>
   </w:body>
 </w:document>
+</file>
+
+<file path=word/endnotes.xml><?xml version="1.0" encoding="utf-8"?>
+<w:endnotes xmlns:wpc="http://schemas.microsoft.com/office/word/2010/wordprocessingCanvas" xmlns:cx="http://schemas.microsoft.com/office/drawing/2014/chartex" xmlns:cx1="http://schemas.microsoft.com/office/drawing/2015/9/8/chartex" xmlns:cx2="http://schemas.microsoft.com/office/drawing/2015/10/21/chartex" xmlns:cx3="http://schemas.microsoft.com/office/drawing/2016/5/9/chartex" xmlns:cx4="http://schemas.microsoft.com/office/drawing/2016/5/10/chartex" xmlns:cx5="http://schemas.microsoft.com/office/drawing/2016/5/11/chartex" xmlns:cx6="http://schemas.microsoft.com/office/drawing/2016/5/12/chartex" xmlns:cx7="http://schemas.microsoft.com/office/drawing/2016/5/13/chartex" xmlns:cx8="http://schemas.microsoft.com/office/drawing/2016/5/14/chartex" xmlns:mc="http://schemas.openxmlformats.org/markup-compatibility/2006" xmlns:aink="http://schemas.microsoft.com/office/drawing/2016/ink" xmlns:am3d="http://schemas.microsoft.com/office/drawing/2017/model3d" xmlns:o="urn:schemas-microsoft-com:office:office" xmlns:oel="http://schemas.microsoft.com/office/2019/extlst" xmlns:r="http://schemas.openxmlformats.org/officeDocument/2006/relationships" xmlns:m="http://schemas.openxmlformats.org/officeDocument/2006/math" xmlns:v="urn:schemas-microsoft-com:vml" xmlns:wp14="http://schemas.microsoft.com/office/word/2010/wordprocessingDrawing" xmlns:wp="http://schemas.openxmlformats.org/drawingml/2006/wordprocessingDrawing" xmlns:w10="urn:schemas-microsoft-com:office:word" xmlns:w="http://schemas.openxmlformats.org/wordprocessingml/2006/main" xmlns:w14="http://schemas.microsoft.com/office/word/2010/wordml" xmlns:w15="http://schemas.microsoft.com/office/word/2012/wordml" xmlns:w16cex="http://schemas.microsoft.com/office/word/2018/wordml/cex" xmlns:w16cid="http://schemas.microsoft.com/office/word/2016/wordml/cid" xmlns:w16="http://schemas.microsoft.com/office/word/2018/wordml" xmlns:w16du="http://schemas.microsoft.com/office/word/2023/wordml/word16du" xmlns:w16sdtdh="http://schemas.microsoft.com/office/word/2020/wordml/sdtdatahash" xmlns:w16sdtfl="http://schemas.microsoft.com/office/word/2024/wordml/sdtformatlock" xmlns:w16se="http://schemas.microsoft.com/office/word/2015/wordml/symex" xmlns:wpg="http://schemas.microsoft.com/office/word/2010/wordprocessingGroup" xmlns:wpi="http://schemas.microsoft.com/office/word/2010/wordprocessingInk" xmlns:wne="http://schemas.microsoft.com/office/word/2006/wordml" xmlns:wps="http://schemas.microsoft.com/office/word/2010/wordprocessingShape" mc:Ignorable="w14 w15 w16se w16cid w16 w16cex w16sdtdh w16sdtfl w16du wp14">
+  <w:endnote w:type="separator" w:id="-1">
+    <w:p>
+      <w:r>
+        <w:separator/>
+      </w:r>
+    </w:p>
+  </w:endnote>
+  <w:endnote w:type="continuationSeparator" w:id="0">
+    <w:p>
+      <w:r>
+        <w:continuationSeparator/>
+      </w:r>
+    </w:p>
+  </w:endnote>
+</w:endnotes>
 </file>
 
 <file path=word/footer1.xml><?xml version="1.0" encoding="utf-8"?>
@@ -4775,211 +6895,19 @@
 </w:ftr>
 </file>
 
-<file path=word/footer3.xml><?xml version="1.0" encoding="utf-8"?>
-<w:ftr xmlns:wpc="http://schemas.microsoft.com/office/word/2010/wordprocessingCanvas" xmlns:cx="http://schemas.microsoft.com/office/drawing/2014/chartex" xmlns:cx1="http://schemas.microsoft.com/office/drawing/2015/9/8/chartex" xmlns:cx2="http://schemas.microsoft.com/office/drawing/2015/10/21/chartex" xmlns:cx3="http://schemas.microsoft.com/office/drawing/2016/5/9/chartex" xmlns:cx4="http://schemas.microsoft.com/office/drawing/2016/5/10/chartex" xmlns:cx5="http://schemas.microsoft.com/office/drawing/2016/5/11/chartex" xmlns:cx6="http://schemas.microsoft.com/office/drawing/2016/5/12/chartex" xmlns:cx7="http://schemas.microsoft.com/office/drawing/2016/5/13/chartex" xmlns:cx8="http://schemas.microsoft.com/office/drawing/2016/5/14/chartex" xmlns:mc="http://schemas.openxmlformats.org/markup-compatibility/2006" xmlns:aink="http://schemas.microsoft.com/office/drawing/2016/ink" xmlns:am3d="http://schemas.microsoft.com/office/drawing/2017/model3d" xmlns:o="urn:schemas-microsoft-com:office:office" xmlns:oel="http://schemas.microsoft.com/office/2019/extlst" xmlns:r="http://schemas.openxmlformats.org/officeDocument/2006/relationships" xmlns:m="http://schemas.openxmlformats.org/officeDocument/2006/math" xmlns:v="urn:schemas-microsoft-com:vml" xmlns:wp14="http://schemas.microsoft.com/office/word/2010/wordprocessingDrawing" xmlns:wp="http://schemas.openxmlformats.org/drawingml/2006/wordprocessingDrawing" xmlns:w10="urn:schemas-microsoft-com:office:word" xmlns:w="http://schemas.openxmlformats.org/wordprocessingml/2006/main" xmlns:w14="http://schemas.microsoft.com/office/word/2010/wordml" xmlns:w15="http://schemas.microsoft.com/office/word/2012/wordml" xmlns:w16cex="http://schemas.microsoft.com/office/word/2018/wordml/cex" xmlns:w16cid="http://schemas.microsoft.com/office/word/2016/wordml/cid" xmlns:w16="http://schemas.microsoft.com/office/word/2018/wordml" xmlns:w16du="http://schemas.microsoft.com/office/word/2023/wordml/word16du" xmlns:w16sdtdh="http://schemas.microsoft.com/office/word/2020/wordml/sdtdatahash" xmlns:w16sdtfl="http://schemas.microsoft.com/office/word/2024/wordml/sdtformatlock" xmlns:w16se="http://schemas.microsoft.com/office/word/2015/wordml/symex" xmlns:wpg="http://schemas.microsoft.com/office/word/2010/wordprocessingGroup" xmlns:wpi="http://schemas.microsoft.com/office/word/2010/wordprocessingInk" xmlns:wne="http://schemas.microsoft.com/office/word/2006/wordml" xmlns:wps="http://schemas.microsoft.com/office/word/2010/wordprocessingShape" mc:Ignorable="w14 w15 w16se w16cid w16 w16cex w16sdtdh w16sdtfl w16du wp14">
-  <w:p>
-    <w:pPr>
-      <w:pStyle w:val="a3"/>
-      <w:tabs>
-        <w:tab w:val="clear" w:pos="8306"/>
-        <w:tab w:val="left" w:pos="4153"/>
-      </w:tabs>
-      <w:spacing w:line="200" w:lineRule="exact"/>
-      <w:jc w:val="both"/>
-    </w:pPr>
-    <w:r>
-      <w:rPr>
-        <w:rFonts w:ascii="黑体" w:eastAsia="黑体"/>
-      </w:rPr>
-      <w:tab/>
-    </w:r>
-    <w:r>
-      <w:rPr>
-        <w:rStyle w:val="aa"/>
-        <w:rFonts w:hint="eastAsia"/>
-      </w:rPr>
-      <w:t>1</w:t>
-    </w:r>
-  </w:p>
-</w:ftr>
-</file>
-
-<file path=word/footer4.xml><?xml version="1.0" encoding="utf-8"?>
-<w:ftr xmlns:wpc="http://schemas.microsoft.com/office/word/2010/wordprocessingCanvas" xmlns:cx="http://schemas.microsoft.com/office/drawing/2014/chartex" xmlns:cx1="http://schemas.microsoft.com/office/drawing/2015/9/8/chartex" xmlns:cx2="http://schemas.microsoft.com/office/drawing/2015/10/21/chartex" xmlns:cx3="http://schemas.microsoft.com/office/drawing/2016/5/9/chartex" xmlns:cx4="http://schemas.microsoft.com/office/drawing/2016/5/10/chartex" xmlns:cx5="http://schemas.microsoft.com/office/drawing/2016/5/11/chartex" xmlns:cx6="http://schemas.microsoft.com/office/drawing/2016/5/12/chartex" xmlns:cx7="http://schemas.microsoft.com/office/drawing/2016/5/13/chartex" xmlns:cx8="http://schemas.microsoft.com/office/drawing/2016/5/14/chartex" xmlns:mc="http://schemas.openxmlformats.org/markup-compatibility/2006" xmlns:aink="http://schemas.microsoft.com/office/drawing/2016/ink" xmlns:am3d="http://schemas.microsoft.com/office/drawing/2017/model3d" xmlns:o="urn:schemas-microsoft-com:office:office" xmlns:oel="http://schemas.microsoft.com/office/2019/extlst" xmlns:r="http://schemas.openxmlformats.org/officeDocument/2006/relationships" xmlns:m="http://schemas.openxmlformats.org/officeDocument/2006/math" xmlns:v="urn:schemas-microsoft-com:vml" xmlns:wp14="http://schemas.microsoft.com/office/word/2010/wordprocessingDrawing" xmlns:wp="http://schemas.openxmlformats.org/drawingml/2006/wordprocessingDrawing" xmlns:w10="urn:schemas-microsoft-com:office:word" xmlns:w="http://schemas.openxmlformats.org/wordprocessingml/2006/main" xmlns:w14="http://schemas.microsoft.com/office/word/2010/wordml" xmlns:w15="http://schemas.microsoft.com/office/word/2012/wordml" xmlns:w16cex="http://schemas.microsoft.com/office/word/2018/wordml/cex" xmlns:w16cid="http://schemas.microsoft.com/office/word/2016/wordml/cid" xmlns:w16="http://schemas.microsoft.com/office/word/2018/wordml" xmlns:w16du="http://schemas.microsoft.com/office/word/2023/wordml/word16du" xmlns:w16sdtdh="http://schemas.microsoft.com/office/word/2020/wordml/sdtdatahash" xmlns:w16sdtfl="http://schemas.microsoft.com/office/word/2024/wordml/sdtformatlock" xmlns:w16se="http://schemas.microsoft.com/office/word/2015/wordml/symex" xmlns:wpg="http://schemas.microsoft.com/office/word/2010/wordprocessingGroup" xmlns:wpi="http://schemas.microsoft.com/office/word/2010/wordprocessingInk" xmlns:wne="http://schemas.microsoft.com/office/word/2006/wordml" xmlns:wps="http://schemas.microsoft.com/office/word/2010/wordprocessingShape" mc:Ignorable="w14 w15 w16se w16cid w16 w16cex w16sdtdh w16sdtfl w16du wp14">
-  <w:p>
-    <w:pPr>
-      <w:pStyle w:val="a3"/>
-      <w:tabs>
-        <w:tab w:val="clear" w:pos="4153"/>
-        <w:tab w:val="clear" w:pos="8306"/>
-        <w:tab w:val="center" w:pos="4450"/>
-      </w:tabs>
-      <w:spacing w:line="200" w:lineRule="exact"/>
-      <w:jc w:val="both"/>
-    </w:pPr>
-    <w:r>
-      <w:rPr>
-        <w:rFonts w:eastAsia="黑体"/>
-      </w:rPr>
-      <w:tab/>
-    </w:r>
-    <w:r>
-      <w:rPr>
-        <w:rStyle w:val="aa"/>
-      </w:rPr>
-      <w:fldChar w:fldCharType="begin"/>
-    </w:r>
-    <w:r>
-      <w:rPr>
-        <w:rStyle w:val="aa"/>
-      </w:rPr>
-      <w:instrText xml:space="preserve"> PAGE </w:instrText>
-    </w:r>
-    <w:r>
-      <w:rPr>
-        <w:rStyle w:val="aa"/>
-      </w:rPr>
-      <w:fldChar w:fldCharType="separate"/>
-    </w:r>
-    <w:r>
-      <w:rPr>
-        <w:rStyle w:val="aa"/>
-        <w:noProof/>
-      </w:rPr>
-      <w:t>19</w:t>
-    </w:r>
-    <w:r>
-      <w:rPr>
-        <w:rStyle w:val="aa"/>
-      </w:rPr>
-      <w:fldChar w:fldCharType="end"/>
-    </w:r>
-  </w:p>
-</w:ftr>
-</file>
-
-<file path=word/footer5.xml><?xml version="1.0" encoding="utf-8"?>
-<w:ftr xmlns:wpc="http://schemas.microsoft.com/office/word/2010/wordprocessingCanvas" xmlns:cx="http://schemas.microsoft.com/office/drawing/2014/chartex" xmlns:cx1="http://schemas.microsoft.com/office/drawing/2015/9/8/chartex" xmlns:cx2="http://schemas.microsoft.com/office/drawing/2015/10/21/chartex" xmlns:cx3="http://schemas.microsoft.com/office/drawing/2016/5/9/chartex" xmlns:cx4="http://schemas.microsoft.com/office/drawing/2016/5/10/chartex" xmlns:cx5="http://schemas.microsoft.com/office/drawing/2016/5/11/chartex" xmlns:cx6="http://schemas.microsoft.com/office/drawing/2016/5/12/chartex" xmlns:cx7="http://schemas.microsoft.com/office/drawing/2016/5/13/chartex" xmlns:cx8="http://schemas.microsoft.com/office/drawing/2016/5/14/chartex" xmlns:mc="http://schemas.openxmlformats.org/markup-compatibility/2006" xmlns:aink="http://schemas.microsoft.com/office/drawing/2016/ink" xmlns:am3d="http://schemas.microsoft.com/office/drawing/2017/model3d" xmlns:o="urn:schemas-microsoft-com:office:office" xmlns:oel="http://schemas.microsoft.com/office/2019/extlst" xmlns:r="http://schemas.openxmlformats.org/officeDocument/2006/relationships" xmlns:m="http://schemas.openxmlformats.org/officeDocument/2006/math" xmlns:v="urn:schemas-microsoft-com:vml" xmlns:wp14="http://schemas.microsoft.com/office/word/2010/wordprocessingDrawing" xmlns:wp="http://schemas.openxmlformats.org/drawingml/2006/wordprocessingDrawing" xmlns:w10="urn:schemas-microsoft-com:office:word" xmlns:w="http://schemas.openxmlformats.org/wordprocessingml/2006/main" xmlns:w14="http://schemas.microsoft.com/office/word/2010/wordml" xmlns:w15="http://schemas.microsoft.com/office/word/2012/wordml" xmlns:w16cex="http://schemas.microsoft.com/office/word/2018/wordml/cex" xmlns:w16cid="http://schemas.microsoft.com/office/word/2016/wordml/cid" xmlns:w16="http://schemas.microsoft.com/office/word/2018/wordml" xmlns:w16du="http://schemas.microsoft.com/office/word/2023/wordml/word16du" xmlns:w16sdtdh="http://schemas.microsoft.com/office/word/2020/wordml/sdtdatahash" xmlns:w16sdtfl="http://schemas.microsoft.com/office/word/2024/wordml/sdtformatlock" xmlns:w16se="http://schemas.microsoft.com/office/word/2015/wordml/symex" xmlns:wpg="http://schemas.microsoft.com/office/word/2010/wordprocessingGroup" xmlns:wpi="http://schemas.microsoft.com/office/word/2010/wordprocessingInk" xmlns:wne="http://schemas.microsoft.com/office/word/2006/wordml" xmlns:wps="http://schemas.microsoft.com/office/word/2010/wordprocessingShape" mc:Ignorable="w14 w15 w16se w16cid w16 w16cex w16sdtdh w16sdtfl w16du wp14">
-  <w:p>
-    <w:pPr>
-      <w:pStyle w:val="a3"/>
-      <w:tabs>
-        <w:tab w:val="clear" w:pos="4153"/>
-        <w:tab w:val="clear" w:pos="8306"/>
-        <w:tab w:val="center" w:pos="4450"/>
-      </w:tabs>
-      <w:spacing w:line="200" w:lineRule="exact"/>
-      <w:rPr>
-        <w:rFonts w:ascii="黑体" w:eastAsia="黑体"/>
-      </w:rPr>
-    </w:pPr>
-    <w:r>
-      <w:rPr>
-        <w:rFonts w:ascii="黑体" w:eastAsia="黑体"/>
-      </w:rPr>
-      <w:tab/>
-    </w:r>
-    <w:r>
-      <w:rPr>
-        <w:rStyle w:val="aa"/>
-      </w:rPr>
-      <w:fldChar w:fldCharType="begin"/>
-    </w:r>
-    <w:r>
-      <w:rPr>
-        <w:rStyle w:val="aa"/>
-      </w:rPr>
-      <w:instrText xml:space="preserve"> PAGE </w:instrText>
-    </w:r>
-    <w:r>
-      <w:rPr>
-        <w:rStyle w:val="aa"/>
-      </w:rPr>
-      <w:fldChar w:fldCharType="separate"/>
-    </w:r>
-    <w:r>
-      <w:rPr>
-        <w:rStyle w:val="aa"/>
-        <w:noProof/>
-      </w:rPr>
-      <w:t>2</w:t>
-    </w:r>
-    <w:r>
-      <w:rPr>
-        <w:rStyle w:val="aa"/>
-      </w:rPr>
-      <w:fldChar w:fldCharType="end"/>
-    </w:r>
-  </w:p>
-</w:ftr>
-</file>
-
-<file path=word/footer6.xml><?xml version="1.0" encoding="utf-8"?>
-<w:ftr xmlns:wpc="http://schemas.microsoft.com/office/word/2010/wordprocessingCanvas" xmlns:cx="http://schemas.microsoft.com/office/drawing/2014/chartex" xmlns:cx1="http://schemas.microsoft.com/office/drawing/2015/9/8/chartex" xmlns:cx2="http://schemas.microsoft.com/office/drawing/2015/10/21/chartex" xmlns:cx3="http://schemas.microsoft.com/office/drawing/2016/5/9/chartex" xmlns:cx4="http://schemas.microsoft.com/office/drawing/2016/5/10/chartex" xmlns:cx5="http://schemas.microsoft.com/office/drawing/2016/5/11/chartex" xmlns:cx6="http://schemas.microsoft.com/office/drawing/2016/5/12/chartex" xmlns:cx7="http://schemas.microsoft.com/office/drawing/2016/5/13/chartex" xmlns:cx8="http://schemas.microsoft.com/office/drawing/2016/5/14/chartex" xmlns:mc="http://schemas.openxmlformats.org/markup-compatibility/2006" xmlns:aink="http://schemas.microsoft.com/office/drawing/2016/ink" xmlns:am3d="http://schemas.microsoft.com/office/drawing/2017/model3d" xmlns:o="urn:schemas-microsoft-com:office:office" xmlns:oel="http://schemas.microsoft.com/office/2019/extlst" xmlns:r="http://schemas.openxmlformats.org/officeDocument/2006/relationships" xmlns:m="http://schemas.openxmlformats.org/officeDocument/2006/math" xmlns:v="urn:schemas-microsoft-com:vml" xmlns:wp14="http://schemas.microsoft.com/office/word/2010/wordprocessingDrawing" xmlns:wp="http://schemas.openxmlformats.org/drawingml/2006/wordprocessingDrawing" xmlns:w10="urn:schemas-microsoft-com:office:word" xmlns:w="http://schemas.openxmlformats.org/wordprocessingml/2006/main" xmlns:w14="http://schemas.microsoft.com/office/word/2010/wordml" xmlns:w15="http://schemas.microsoft.com/office/word/2012/wordml" xmlns:w16cex="http://schemas.microsoft.com/office/word/2018/wordml/cex" xmlns:w16cid="http://schemas.microsoft.com/office/word/2016/wordml/cid" xmlns:w16="http://schemas.microsoft.com/office/word/2018/wordml" xmlns:w16du="http://schemas.microsoft.com/office/word/2023/wordml/word16du" xmlns:w16sdtdh="http://schemas.microsoft.com/office/word/2020/wordml/sdtdatahash" xmlns:w16sdtfl="http://schemas.microsoft.com/office/word/2024/wordml/sdtformatlock" xmlns:w16se="http://schemas.microsoft.com/office/word/2015/wordml/symex" xmlns:wpg="http://schemas.microsoft.com/office/word/2010/wordprocessingGroup" xmlns:wpi="http://schemas.microsoft.com/office/word/2010/wordprocessingInk" xmlns:wne="http://schemas.microsoft.com/office/word/2006/wordml" xmlns:wps="http://schemas.microsoft.com/office/word/2010/wordprocessingShape" mc:Ignorable="w14 w15 w16se w16cid w16 w16cex w16sdtdh w16sdtfl w16du wp14">
-  <w:p>
-    <w:pPr>
-      <w:pStyle w:val="a3"/>
-      <w:tabs>
-        <w:tab w:val="clear" w:pos="4153"/>
-        <w:tab w:val="clear" w:pos="8306"/>
-        <w:tab w:val="center" w:pos="4450"/>
-      </w:tabs>
-      <w:spacing w:line="200" w:lineRule="exact"/>
-    </w:pPr>
-    <w:r>
-      <w:rPr>
-        <w:rFonts w:ascii="黑体" w:eastAsia="黑体"/>
-      </w:rPr>
-      <w:tab/>
-    </w:r>
-    <w:r>
-      <w:rPr>
-        <w:rStyle w:val="aa"/>
-      </w:rPr>
-      <w:fldChar w:fldCharType="begin"/>
-    </w:r>
-    <w:r>
-      <w:rPr>
-        <w:rStyle w:val="aa"/>
-      </w:rPr>
-      <w:instrText xml:space="preserve"> PAGE </w:instrText>
-    </w:r>
-    <w:r>
-      <w:rPr>
-        <w:rStyle w:val="aa"/>
-      </w:rPr>
-      <w:fldChar w:fldCharType="separate"/>
-    </w:r>
-    <w:r>
-      <w:rPr>
-        <w:rStyle w:val="aa"/>
-        <w:noProof/>
-      </w:rPr>
-      <w:t>1</w:t>
-    </w:r>
-    <w:r>
-      <w:rPr>
-        <w:rStyle w:val="aa"/>
-      </w:rPr>
-      <w:fldChar w:fldCharType="end"/>
-    </w:r>
-  </w:p>
-</w:ftr>
-</file>
-
 <file path=word/footnotes.xml><?xml version="1.0" encoding="utf-8"?>
-<w:footnotes xmlns:w="http://schemas.openxmlformats.org/wordprocessingml/2006/main" xmlns:m="http://schemas.openxmlformats.org/officeDocument/2006/math" xmlns:r="http://schemas.openxmlformats.org/officeDocument/2006/relationships" xmlns:o="urn:schemas-microsoft-com:office:office" xmlns:v="urn:schemas-microsoft-com:vml" xmlns:w10="urn:schemas-microsoft-com:office:word" xmlns:a="http://schemas.openxmlformats.org/drawingml/2006/main" xmlns:pic="http://schemas.openxmlformats.org/drawingml/2006/picture" xmlns:wp="http://schemas.openxmlformats.org/drawingml/2006/wordprocessingDrawing">
+<w:footnotes xmlns:wpc="http://schemas.microsoft.com/office/word/2010/wordprocessingCanvas" xmlns:cx="http://schemas.microsoft.com/office/drawing/2014/chartex" xmlns:cx1="http://schemas.microsoft.com/office/drawing/2015/9/8/chartex" xmlns:cx2="http://schemas.microsoft.com/office/drawing/2015/10/21/chartex" xmlns:cx3="http://schemas.microsoft.com/office/drawing/2016/5/9/chartex" xmlns:cx4="http://schemas.microsoft.com/office/drawing/2016/5/10/chartex" xmlns:cx5="http://schemas.microsoft.com/office/drawing/2016/5/11/chartex" xmlns:cx6="http://schemas.microsoft.com/office/drawing/2016/5/12/chartex" xmlns:cx7="http://schemas.microsoft.com/office/drawing/2016/5/13/chartex" xmlns:cx8="http://schemas.microsoft.com/office/drawing/2016/5/14/chartex" xmlns:mc="http://schemas.openxmlformats.org/markup-compatibility/2006" xmlns:aink="http://schemas.microsoft.com/office/drawing/2016/ink" xmlns:am3d="http://schemas.microsoft.com/office/drawing/2017/model3d" xmlns:o="urn:schemas-microsoft-com:office:office" xmlns:oel="http://schemas.microsoft.com/office/2019/extlst" xmlns:r="http://schemas.openxmlformats.org/officeDocument/2006/relationships" xmlns:m="http://schemas.openxmlformats.org/officeDocument/2006/math" xmlns:v="urn:schemas-microsoft-com:vml" xmlns:wp14="http://schemas.microsoft.com/office/word/2010/wordprocessingDrawing" xmlns:wp="http://schemas.openxmlformats.org/drawingml/2006/wordprocessingDrawing" xmlns:w10="urn:schemas-microsoft-com:office:word" xmlns:w="http://schemas.openxmlformats.org/wordprocessingml/2006/main" xmlns:w14="http://schemas.microsoft.com/office/word/2010/wordml" xmlns:w15="http://schemas.microsoft.com/office/word/2012/wordml" xmlns:w16cex="http://schemas.microsoft.com/office/word/2018/wordml/cex" xmlns:w16cid="http://schemas.microsoft.com/office/word/2016/wordml/cid" xmlns:w16="http://schemas.microsoft.com/office/word/2018/wordml" xmlns:w16du="http://schemas.microsoft.com/office/word/2023/wordml/word16du" xmlns:w16sdtdh="http://schemas.microsoft.com/office/word/2020/wordml/sdtdatahash" xmlns:w16sdtfl="http://schemas.microsoft.com/office/word/2024/wordml/sdtformatlock" xmlns:w16se="http://schemas.microsoft.com/office/word/2015/wordml/symex" xmlns:wpg="http://schemas.microsoft.com/office/word/2010/wordprocessingGroup" xmlns:wpi="http://schemas.microsoft.com/office/word/2010/wordprocessingInk" xmlns:wne="http://schemas.microsoft.com/office/word/2006/wordml" xmlns:wps="http://schemas.microsoft.com/office/word/2010/wordprocessingShape" mc:Ignorable="w14 w15 w16se w16cid w16 w16cex w16sdtdh w16sdtfl w16du wp14">
+  <w:footnote w:type="separator" w:id="-1">
+    <w:p>
+      <w:r>
+        <w:separator/>
+      </w:r>
+    </w:p>
+  </w:footnote>
   <w:footnote w:type="continuationSeparator" w:id="0">
     <w:p>
       <w:r>
         <w:continuationSeparator/>
-      </w:r>
-    </w:p>
-  </w:footnote>
-  <w:footnote w:type="separator" w:id="-1">
-    <w:p>
-      <w:r>
-        <w:separator/>
       </w:r>
     </w:p>
   </w:footnote>
@@ -5004,152 +6932,101 @@
 </w:hdr>
 </file>
 
-<file path=word/header2.xml><?xml version="1.0" encoding="utf-8"?>
-<w:hdr xmlns:wpc="http://schemas.microsoft.com/office/word/2010/wordprocessingCanvas" xmlns:cx="http://schemas.microsoft.com/office/drawing/2014/chartex" xmlns:cx1="http://schemas.microsoft.com/office/drawing/2015/9/8/chartex" xmlns:cx2="http://schemas.microsoft.com/office/drawing/2015/10/21/chartex" xmlns:cx3="http://schemas.microsoft.com/office/drawing/2016/5/9/chartex" xmlns:cx4="http://schemas.microsoft.com/office/drawing/2016/5/10/chartex" xmlns:cx5="http://schemas.microsoft.com/office/drawing/2016/5/11/chartex" xmlns:cx6="http://schemas.microsoft.com/office/drawing/2016/5/12/chartex" xmlns:cx7="http://schemas.microsoft.com/office/drawing/2016/5/13/chartex" xmlns:cx8="http://schemas.microsoft.com/office/drawing/2016/5/14/chartex" xmlns:mc="http://schemas.openxmlformats.org/markup-compatibility/2006" xmlns:aink="http://schemas.microsoft.com/office/drawing/2016/ink" xmlns:am3d="http://schemas.microsoft.com/office/drawing/2017/model3d" xmlns:o="urn:schemas-microsoft-com:office:office" xmlns:oel="http://schemas.microsoft.com/office/2019/extlst" xmlns:r="http://schemas.openxmlformats.org/officeDocument/2006/relationships" xmlns:m="http://schemas.openxmlformats.org/officeDocument/2006/math" xmlns:v="urn:schemas-microsoft-com:vml" xmlns:wp14="http://schemas.microsoft.com/office/word/2010/wordprocessingDrawing" xmlns:wp="http://schemas.openxmlformats.org/drawingml/2006/wordprocessingDrawing" xmlns:w10="urn:schemas-microsoft-com:office:word" xmlns:w="http://schemas.openxmlformats.org/wordprocessingml/2006/main" xmlns:w14="http://schemas.microsoft.com/office/word/2010/wordml" xmlns:w15="http://schemas.microsoft.com/office/word/2012/wordml" xmlns:w16cex="http://schemas.microsoft.com/office/word/2018/wordml/cex" xmlns:w16cid="http://schemas.microsoft.com/office/word/2016/wordml/cid" xmlns:w16="http://schemas.microsoft.com/office/word/2018/wordml" xmlns:w16du="http://schemas.microsoft.com/office/word/2023/wordml/word16du" xmlns:w16sdtdh="http://schemas.microsoft.com/office/word/2020/wordml/sdtdatahash" xmlns:w16sdtfl="http://schemas.microsoft.com/office/word/2024/wordml/sdtformatlock" xmlns:w16se="http://schemas.microsoft.com/office/word/2015/wordml/symex" xmlns:wpg="http://schemas.microsoft.com/office/word/2010/wordprocessingGroup" xmlns:wpi="http://schemas.microsoft.com/office/word/2010/wordprocessingInk" xmlns:wne="http://schemas.microsoft.com/office/word/2006/wordml" xmlns:wps="http://schemas.microsoft.com/office/word/2010/wordprocessingShape" mc:Ignorable="w14 w15 w16se w16cid w16 w16cex w16sdtdh w16sdtfl w16du wp14">
-  <w:p>
-    <w:pPr>
-      <w:pStyle w:val="a7"/>
-      <w:rPr>
-        <w:rFonts w:eastAsia="黑体"/>
-        <w:spacing w:val="90"/>
-        <w:sz w:val="28"/>
-        <w:szCs w:val="28"/>
-      </w:rPr>
-    </w:pPr>
-    <w:r>
-      <w:rPr>
-        <w:rFonts w:eastAsia="黑体" w:hint="eastAsia"/>
-        <w:spacing w:val="90"/>
-        <w:sz w:val="28"/>
-        <w:szCs w:val="28"/>
-      </w:rPr>
-      <w:t>摘要附图</w:t>
-    </w:r>
-  </w:p>
-  <w:p>
-    <w:pPr>
-      <w:pStyle w:val="a7"/>
-      <w:jc w:val="right"/>
-    </w:pPr>
-  </w:p>
-</w:hdr>
-</file>
-
-<file path=word/header3.xml><?xml version="1.0" encoding="utf-8"?>
-<w:hdr xmlns:wpc="http://schemas.microsoft.com/office/word/2010/wordprocessingCanvas" xmlns:cx="http://schemas.microsoft.com/office/drawing/2014/chartex" xmlns:cx1="http://schemas.microsoft.com/office/drawing/2015/9/8/chartex" xmlns:cx2="http://schemas.microsoft.com/office/drawing/2015/10/21/chartex" xmlns:cx3="http://schemas.microsoft.com/office/drawing/2016/5/9/chartex" xmlns:cx4="http://schemas.microsoft.com/office/drawing/2016/5/10/chartex" xmlns:cx5="http://schemas.microsoft.com/office/drawing/2016/5/11/chartex" xmlns:cx6="http://schemas.microsoft.com/office/drawing/2016/5/12/chartex" xmlns:cx7="http://schemas.microsoft.com/office/drawing/2016/5/13/chartex" xmlns:cx8="http://schemas.microsoft.com/office/drawing/2016/5/14/chartex" xmlns:mc="http://schemas.openxmlformats.org/markup-compatibility/2006" xmlns:aink="http://schemas.microsoft.com/office/drawing/2016/ink" xmlns:am3d="http://schemas.microsoft.com/office/drawing/2017/model3d" xmlns:o="urn:schemas-microsoft-com:office:office" xmlns:oel="http://schemas.microsoft.com/office/2019/extlst" xmlns:r="http://schemas.openxmlformats.org/officeDocument/2006/relationships" xmlns:m="http://schemas.openxmlformats.org/officeDocument/2006/math" xmlns:v="urn:schemas-microsoft-com:vml" xmlns:wp14="http://schemas.microsoft.com/office/word/2010/wordprocessingDrawing" xmlns:wp="http://schemas.openxmlformats.org/drawingml/2006/wordprocessingDrawing" xmlns:w10="urn:schemas-microsoft-com:office:word" xmlns:w="http://schemas.openxmlformats.org/wordprocessingml/2006/main" xmlns:w14="http://schemas.microsoft.com/office/word/2010/wordml" xmlns:w15="http://schemas.microsoft.com/office/word/2012/wordml" xmlns:w16cex="http://schemas.microsoft.com/office/word/2018/wordml/cex" xmlns:w16cid="http://schemas.microsoft.com/office/word/2016/wordml/cid" xmlns:w16="http://schemas.microsoft.com/office/word/2018/wordml" xmlns:w16du="http://schemas.microsoft.com/office/word/2023/wordml/word16du" xmlns:w16sdtdh="http://schemas.microsoft.com/office/word/2020/wordml/sdtdatahash" xmlns:w16sdtfl="http://schemas.microsoft.com/office/word/2024/wordml/sdtformatlock" xmlns:w16se="http://schemas.microsoft.com/office/word/2015/wordml/symex" xmlns:wpg="http://schemas.microsoft.com/office/word/2010/wordprocessingGroup" xmlns:wpi="http://schemas.microsoft.com/office/word/2010/wordprocessingInk" xmlns:wne="http://schemas.microsoft.com/office/word/2006/wordml" xmlns:wps="http://schemas.microsoft.com/office/word/2010/wordprocessingShape" mc:Ignorable="w14 w15 w16se w16cid w16 w16cex w16sdtdh w16sdtfl w16du wp14">
-  <w:p>
-    <w:pPr>
-      <w:jc w:val="center"/>
-      <w:outlineLvl w:val="0"/>
-      <w:rPr>
-        <w:rFonts w:ascii="黑体" w:eastAsia="黑体"/>
-        <w:b/>
-        <w:spacing w:val="90"/>
-        <w:sz w:val="28"/>
-        <w:szCs w:val="28"/>
-      </w:rPr>
-    </w:pPr>
-    <w:r>
-      <w:rPr>
-        <w:rFonts w:eastAsia="黑体" w:hint="eastAsia"/>
-        <w:spacing w:val="90"/>
-        <w:sz w:val="28"/>
-        <w:szCs w:val="28"/>
-      </w:rPr>
-      <w:t>说明书摘要</w:t>
-    </w:r>
-  </w:p>
-  <w:p>
-    <w:pPr>
-      <w:pStyle w:val="a7"/>
-      <w:jc w:val="right"/>
-    </w:pPr>
-  </w:p>
-</w:hdr>
-</file>
-
-<file path=word/header4.xml><?xml version="1.0" encoding="utf-8"?>
-<w:hdr xmlns:wpc="http://schemas.microsoft.com/office/word/2010/wordprocessingCanvas" xmlns:cx="http://schemas.microsoft.com/office/drawing/2014/chartex" xmlns:cx1="http://schemas.microsoft.com/office/drawing/2015/9/8/chartex" xmlns:cx2="http://schemas.microsoft.com/office/drawing/2015/10/21/chartex" xmlns:cx3="http://schemas.microsoft.com/office/drawing/2016/5/9/chartex" xmlns:cx4="http://schemas.microsoft.com/office/drawing/2016/5/10/chartex" xmlns:cx5="http://schemas.microsoft.com/office/drawing/2016/5/11/chartex" xmlns:cx6="http://schemas.microsoft.com/office/drawing/2016/5/12/chartex" xmlns:cx7="http://schemas.microsoft.com/office/drawing/2016/5/13/chartex" xmlns:cx8="http://schemas.microsoft.com/office/drawing/2016/5/14/chartex" xmlns:mc="http://schemas.openxmlformats.org/markup-compatibility/2006" xmlns:aink="http://schemas.microsoft.com/office/drawing/2016/ink" xmlns:am3d="http://schemas.microsoft.com/office/drawing/2017/model3d" xmlns:o="urn:schemas-microsoft-com:office:office" xmlns:oel="http://schemas.microsoft.com/office/2019/extlst" xmlns:r="http://schemas.openxmlformats.org/officeDocument/2006/relationships" xmlns:m="http://schemas.openxmlformats.org/officeDocument/2006/math" xmlns:v="urn:schemas-microsoft-com:vml" xmlns:wp14="http://schemas.microsoft.com/office/word/2010/wordprocessingDrawing" xmlns:wp="http://schemas.openxmlformats.org/drawingml/2006/wordprocessingDrawing" xmlns:w10="urn:schemas-microsoft-com:office:word" xmlns:w="http://schemas.openxmlformats.org/wordprocessingml/2006/main" xmlns:w14="http://schemas.microsoft.com/office/word/2010/wordml" xmlns:w15="http://schemas.microsoft.com/office/word/2012/wordml" xmlns:w16cex="http://schemas.microsoft.com/office/word/2018/wordml/cex" xmlns:w16cid="http://schemas.microsoft.com/office/word/2016/wordml/cid" xmlns:w16="http://schemas.microsoft.com/office/word/2018/wordml" xmlns:w16du="http://schemas.microsoft.com/office/word/2023/wordml/word16du" xmlns:w16sdtdh="http://schemas.microsoft.com/office/word/2020/wordml/sdtdatahash" xmlns:w16sdtfl="http://schemas.microsoft.com/office/word/2024/wordml/sdtformatlock" xmlns:w16se="http://schemas.microsoft.com/office/word/2015/wordml/symex" xmlns:wpg="http://schemas.microsoft.com/office/word/2010/wordprocessingGroup" xmlns:wpi="http://schemas.microsoft.com/office/word/2010/wordprocessingInk" xmlns:wne="http://schemas.microsoft.com/office/word/2006/wordml" xmlns:wps="http://schemas.microsoft.com/office/word/2010/wordprocessingShape" mc:Ignorable="w14 w15 w16se w16cid w16 w16cex w16sdtdh w16sdtfl w16du wp14">
-  <w:p>
-    <w:pPr>
-      <w:jc w:val="center"/>
-      <w:outlineLvl w:val="0"/>
-      <w:rPr>
-        <w:rFonts w:ascii="黑体" w:eastAsia="黑体"/>
-        <w:b/>
-        <w:spacing w:val="90"/>
-        <w:sz w:val="28"/>
-        <w:szCs w:val="28"/>
-      </w:rPr>
-    </w:pPr>
-  </w:p>
-</w:hdr>
-</file>
-
-<file path=word/header5.xml><?xml version="1.0" encoding="utf-8"?>
-<w:hdr xmlns:wpc="http://schemas.microsoft.com/office/word/2010/wordprocessingCanvas" xmlns:cx="http://schemas.microsoft.com/office/drawing/2014/chartex" xmlns:cx1="http://schemas.microsoft.com/office/drawing/2015/9/8/chartex" xmlns:cx2="http://schemas.microsoft.com/office/drawing/2015/10/21/chartex" xmlns:cx3="http://schemas.microsoft.com/office/drawing/2016/5/9/chartex" xmlns:cx4="http://schemas.microsoft.com/office/drawing/2016/5/10/chartex" xmlns:cx5="http://schemas.microsoft.com/office/drawing/2016/5/11/chartex" xmlns:cx6="http://schemas.microsoft.com/office/drawing/2016/5/12/chartex" xmlns:cx7="http://schemas.microsoft.com/office/drawing/2016/5/13/chartex" xmlns:cx8="http://schemas.microsoft.com/office/drawing/2016/5/14/chartex" xmlns:mc="http://schemas.openxmlformats.org/markup-compatibility/2006" xmlns:aink="http://schemas.microsoft.com/office/drawing/2016/ink" xmlns:am3d="http://schemas.microsoft.com/office/drawing/2017/model3d" xmlns:o="urn:schemas-microsoft-com:office:office" xmlns:oel="http://schemas.microsoft.com/office/2019/extlst" xmlns:r="http://schemas.openxmlformats.org/officeDocument/2006/relationships" xmlns:m="http://schemas.openxmlformats.org/officeDocument/2006/math" xmlns:v="urn:schemas-microsoft-com:vml" xmlns:wp14="http://schemas.microsoft.com/office/word/2010/wordprocessingDrawing" xmlns:wp="http://schemas.openxmlformats.org/drawingml/2006/wordprocessingDrawing" xmlns:w10="urn:schemas-microsoft-com:office:word" xmlns:w="http://schemas.openxmlformats.org/wordprocessingml/2006/main" xmlns:w14="http://schemas.microsoft.com/office/word/2010/wordml" xmlns:w15="http://schemas.microsoft.com/office/word/2012/wordml" xmlns:w16cex="http://schemas.microsoft.com/office/word/2018/wordml/cex" xmlns:w16cid="http://schemas.microsoft.com/office/word/2016/wordml/cid" xmlns:w16="http://schemas.microsoft.com/office/word/2018/wordml" xmlns:w16du="http://schemas.microsoft.com/office/word/2023/wordml/word16du" xmlns:w16sdtdh="http://schemas.microsoft.com/office/word/2020/wordml/sdtdatahash" xmlns:w16sdtfl="http://schemas.microsoft.com/office/word/2024/wordml/sdtformatlock" xmlns:w16se="http://schemas.microsoft.com/office/word/2015/wordml/symex" xmlns:wpg="http://schemas.microsoft.com/office/word/2010/wordprocessingGroup" xmlns:wpi="http://schemas.microsoft.com/office/word/2010/wordprocessingInk" xmlns:wne="http://schemas.microsoft.com/office/word/2006/wordml" xmlns:wps="http://schemas.microsoft.com/office/word/2010/wordprocessingShape" mc:Ignorable="w14 w15 w16se w16cid w16 w16cex w16sdtdh w16sdtfl w16du wp14">
-  <w:p>
-    <w:pPr>
-      <w:pStyle w:val="a7"/>
-      <w:rPr>
-        <w:rFonts w:eastAsia="黑体"/>
-        <w:spacing w:val="90"/>
-        <w:sz w:val="28"/>
-        <w:szCs w:val="28"/>
-      </w:rPr>
-    </w:pPr>
-    <w:r>
-      <w:rPr>
-        <w:rFonts w:eastAsia="黑体" w:hint="eastAsia"/>
-        <w:spacing w:val="90"/>
-        <w:sz w:val="28"/>
-        <w:szCs w:val="28"/>
-      </w:rPr>
-      <w:t>权利要求书</w:t>
-    </w:r>
-  </w:p>
-  <w:p>
-    <w:pPr>
-      <w:pStyle w:val="a7"/>
-      <w:jc w:val="right"/>
-    </w:pPr>
-  </w:p>
-</w:hdr>
-</file>
-
-<file path=word/header6.xml><?xml version="1.0" encoding="utf-8"?>
-<w:hdr xmlns:wpc="http://schemas.microsoft.com/office/word/2010/wordprocessingCanvas" xmlns:cx="http://schemas.microsoft.com/office/drawing/2014/chartex" xmlns:cx1="http://schemas.microsoft.com/office/drawing/2015/9/8/chartex" xmlns:cx2="http://schemas.microsoft.com/office/drawing/2015/10/21/chartex" xmlns:cx3="http://schemas.microsoft.com/office/drawing/2016/5/9/chartex" xmlns:cx4="http://schemas.microsoft.com/office/drawing/2016/5/10/chartex" xmlns:cx5="http://schemas.microsoft.com/office/drawing/2016/5/11/chartex" xmlns:cx6="http://schemas.microsoft.com/office/drawing/2016/5/12/chartex" xmlns:cx7="http://schemas.microsoft.com/office/drawing/2016/5/13/chartex" xmlns:cx8="http://schemas.microsoft.com/office/drawing/2016/5/14/chartex" xmlns:mc="http://schemas.openxmlformats.org/markup-compatibility/2006" xmlns:aink="http://schemas.microsoft.com/office/drawing/2016/ink" xmlns:am3d="http://schemas.microsoft.com/office/drawing/2017/model3d" xmlns:o="urn:schemas-microsoft-com:office:office" xmlns:oel="http://schemas.microsoft.com/office/2019/extlst" xmlns:r="http://schemas.openxmlformats.org/officeDocument/2006/relationships" xmlns:m="http://schemas.openxmlformats.org/officeDocument/2006/math" xmlns:v="urn:schemas-microsoft-com:vml" xmlns:wp14="http://schemas.microsoft.com/office/word/2010/wordprocessingDrawing" xmlns:wp="http://schemas.openxmlformats.org/drawingml/2006/wordprocessingDrawing" xmlns:w10="urn:schemas-microsoft-com:office:word" xmlns:w="http://schemas.openxmlformats.org/wordprocessingml/2006/main" xmlns:w14="http://schemas.microsoft.com/office/word/2010/wordml" xmlns:w15="http://schemas.microsoft.com/office/word/2012/wordml" xmlns:w16cex="http://schemas.microsoft.com/office/word/2018/wordml/cex" xmlns:w16cid="http://schemas.microsoft.com/office/word/2016/wordml/cid" xmlns:w16="http://schemas.microsoft.com/office/word/2018/wordml" xmlns:w16du="http://schemas.microsoft.com/office/word/2023/wordml/word16du" xmlns:w16sdtdh="http://schemas.microsoft.com/office/word/2020/wordml/sdtdatahash" xmlns:w16sdtfl="http://schemas.microsoft.com/office/word/2024/wordml/sdtformatlock" xmlns:w16se="http://schemas.microsoft.com/office/word/2015/wordml/symex" xmlns:wpg="http://schemas.microsoft.com/office/word/2010/wordprocessingGroup" xmlns:wpi="http://schemas.microsoft.com/office/word/2010/wordprocessingInk" xmlns:wne="http://schemas.microsoft.com/office/word/2006/wordml" xmlns:wps="http://schemas.microsoft.com/office/word/2010/wordprocessingShape" mc:Ignorable="w14 w15 w16se w16cid w16 w16cex w16sdtdh w16sdtfl w16du wp14">
-  <w:p>
-    <w:pPr>
-      <w:pStyle w:val="a7"/>
-      <w:rPr>
-        <w:rFonts w:eastAsia="黑体"/>
-        <w:spacing w:val="90"/>
-        <w:sz w:val="28"/>
-      </w:rPr>
-    </w:pPr>
-    <w:r>
-      <w:rPr>
-        <w:rFonts w:eastAsia="黑体" w:hint="eastAsia"/>
-        <w:spacing w:val="90"/>
-        <w:sz w:val="28"/>
-        <w:szCs w:val="28"/>
-      </w:rPr>
-      <w:t>说明书附图</w:t>
-    </w:r>
-  </w:p>
-  <w:p>
-    <w:pPr>
-      <w:pStyle w:val="a7"/>
-      <w:jc w:val="right"/>
-    </w:pPr>
-  </w:p>
-</w:hdr>
-</file>
-
 <file path=word/numbering.xml><?xml version="1.0" encoding="utf-8"?>
 <w:numbering xmlns:wpc="http://schemas.microsoft.com/office/word/2010/wordprocessingCanvas" xmlns:cx="http://schemas.microsoft.com/office/drawing/2014/chartex" xmlns:cx1="http://schemas.microsoft.com/office/drawing/2015/9/8/chartex" xmlns:cx2="http://schemas.microsoft.com/office/drawing/2015/10/21/chartex" xmlns:cx3="http://schemas.microsoft.com/office/drawing/2016/5/9/chartex" xmlns:cx4="http://schemas.microsoft.com/office/drawing/2016/5/10/chartex" xmlns:cx5="http://schemas.microsoft.com/office/drawing/2016/5/11/chartex" xmlns:cx6="http://schemas.microsoft.com/office/drawing/2016/5/12/chartex" xmlns:cx7="http://schemas.microsoft.com/office/drawing/2016/5/13/chartex" xmlns:cx8="http://schemas.microsoft.com/office/drawing/2016/5/14/chartex" xmlns:mc="http://schemas.openxmlformats.org/markup-compatibility/2006" xmlns:aink="http://schemas.microsoft.com/office/drawing/2016/ink" xmlns:am3d="http://schemas.microsoft.com/office/drawing/2017/model3d" xmlns:o="urn:schemas-microsoft-com:office:office" xmlns:oel="http://schemas.microsoft.com/office/2019/extlst" xmlns:r="http://schemas.openxmlformats.org/officeDocument/2006/relationships" xmlns:m="http://schemas.openxmlformats.org/officeDocument/2006/math" xmlns:v="urn:schemas-microsoft-com:vml" xmlns:wp14="http://schemas.microsoft.com/office/word/2010/wordprocessingDrawing" xmlns:wp="http://schemas.openxmlformats.org/drawingml/2006/wordprocessingDrawing" xmlns:w10="urn:schemas-microsoft-com:office:word" xmlns:w="http://schemas.openxmlformats.org/wordprocessingml/2006/main" xmlns:w14="http://schemas.microsoft.com/office/word/2010/wordml" xmlns:w15="http://schemas.microsoft.com/office/word/2012/wordml" xmlns:w16cex="http://schemas.microsoft.com/office/word/2018/wordml/cex" xmlns:w16cid="http://schemas.microsoft.com/office/word/2016/wordml/cid" xmlns:w16="http://schemas.microsoft.com/office/word/2018/wordml" xmlns:w16du="http://schemas.microsoft.com/office/word/2023/wordml/word16du" xmlns:w16sdtdh="http://schemas.microsoft.com/office/word/2020/wordml/sdtdatahash" xmlns:w16sdtfl="http://schemas.microsoft.com/office/word/2024/wordml/sdtformatlock" xmlns:w16se="http://schemas.microsoft.com/office/word/2015/wordml/symex" xmlns:wpg="http://schemas.microsoft.com/office/word/2010/wordprocessingGroup" xmlns:wpi="http://schemas.microsoft.com/office/word/2010/wordprocessingInk" xmlns:wne="http://schemas.microsoft.com/office/word/2006/wordml" xmlns:wps="http://schemas.microsoft.com/office/word/2010/wordprocessingShape" mc:Ignorable="w14 w15 w16se w16cid w16 w16cex w16sdtdh w16sdtfl w16du wp14">
   <w:abstractNum w:abstractNumId="0" w15:restartNumberingAfterBreak="0">
+    <w:nsid w:val="4AEE93F0"/>
+    <w:multiLevelType w:val="multilevel"/>
+    <w:tmpl w:val="FA4A9F98"/>
+    <w:lvl w:ilvl="0">
+      <w:numFmt w:val="bullet"/>
+      <w:lvlText w:val=" "/>
+      <w:lvlJc w:val="left"/>
+      <w:pPr>
+        <w:tabs>
+          <w:tab w:val="num" w:pos="0"/>
+        </w:tabs>
+        <w:ind w:left="480" w:hanging="480"/>
+      </w:pPr>
+    </w:lvl>
+    <w:lvl w:ilvl="1">
+      <w:numFmt w:val="bullet"/>
+      <w:lvlText w:val=" "/>
+      <w:lvlJc w:val="left"/>
+      <w:pPr>
+        <w:tabs>
+          <w:tab w:val="num" w:pos="720"/>
+        </w:tabs>
+        <w:ind w:left="1200" w:hanging="480"/>
+      </w:pPr>
+    </w:lvl>
+    <w:lvl w:ilvl="2">
+      <w:numFmt w:val="bullet"/>
+      <w:lvlText w:val=" "/>
+      <w:lvlJc w:val="left"/>
+      <w:pPr>
+        <w:tabs>
+          <w:tab w:val="num" w:pos="1440"/>
+        </w:tabs>
+        <w:ind w:left="1920" w:hanging="480"/>
+      </w:pPr>
+    </w:lvl>
+    <w:lvl w:ilvl="3">
+      <w:numFmt w:val="bullet"/>
+      <w:lvlText w:val=" "/>
+      <w:lvlJc w:val="left"/>
+      <w:pPr>
+        <w:tabs>
+          <w:tab w:val="num" w:pos="2160"/>
+        </w:tabs>
+        <w:ind w:left="2640" w:hanging="480"/>
+      </w:pPr>
+    </w:lvl>
+    <w:lvl w:ilvl="4">
+      <w:numFmt w:val="bullet"/>
+      <w:lvlText w:val=" "/>
+      <w:lvlJc w:val="left"/>
+      <w:pPr>
+        <w:tabs>
+          <w:tab w:val="num" w:pos="2880"/>
+        </w:tabs>
+        <w:ind w:left="3360" w:hanging="480"/>
+      </w:pPr>
+    </w:lvl>
+    <w:lvl w:ilvl="5">
+      <w:numFmt w:val="bullet"/>
+      <w:lvlText w:val=" "/>
+      <w:lvlJc w:val="left"/>
+      <w:pPr>
+        <w:tabs>
+          <w:tab w:val="num" w:pos="3600"/>
+        </w:tabs>
+        <w:ind w:left="4080" w:hanging="480"/>
+      </w:pPr>
+    </w:lvl>
+    <w:lvl w:ilvl="6">
+      <w:numFmt w:val="bullet"/>
+      <w:lvlText w:val=" "/>
+      <w:lvlJc w:val="left"/>
+      <w:pPr>
+        <w:tabs>
+          <w:tab w:val="num" w:pos="4320"/>
+        </w:tabs>
+        <w:ind w:left="4800" w:hanging="480"/>
+      </w:pPr>
+    </w:lvl>
+    <w:lvl w:ilvl="7">
+      <w:numFmt w:val="decimal"/>
+      <w:lvlText w:val=""/>
+      <w:lvlJc w:val="left"/>
+    </w:lvl>
+    <w:lvl w:ilvl="8">
+      <w:numFmt w:val="decimal"/>
+      <w:lvlText w:val=""/>
+      <w:lvlJc w:val="left"/>
+    </w:lvl>
+  </w:abstractNum>
+  <w:abstractNum w:abstractNumId="1" w15:restartNumberingAfterBreak="0">
     <w:nsid w:val="5979B6FB"/>
     <w:multiLevelType w:val="singleLevel"/>
     <w:tmpl w:val="5979B6FB"/>
@@ -5162,7 +7039,7 @@
       <w:lvlJc w:val="left"/>
     </w:lvl>
   </w:abstractNum>
-  <w:abstractNum w:abstractNumId="1" w15:restartNumberingAfterBreak="0">
+  <w:abstractNum w:abstractNumId="2" w15:restartNumberingAfterBreak="0">
     <w:nsid w:val="7F9A1E4A"/>
     <w:multiLevelType w:val="multilevel"/>
     <w:tmpl w:val="4C7CA646"/>
@@ -5277,95 +7154,14 @@
       </w:rPr>
     </w:lvl>
   </w:abstractNum>
-  <w:abstractNum w:abstractNumId="990">
-    <w:nsid w:val="4aee93f0"/>
-    <w:multiLevelType w:val="multilevel"/>
-    <w:lvl w:ilvl="0">
-      <w:numFmt w:val="bullet"/>
-      <w:lvlText w:val=" "/>
-      <w:lvlJc w:val="left"/>
-      <w:pPr>
-        <w:tabs>
-          <w:tab w:val="num" w:pos="0"/>
-        </w:tabs>
-        <w:ind w:left="480" w:hanging="480"/>
-      </w:pPr>
-    </w:lvl>
-    <w:lvl w:ilvl="1">
-      <w:numFmt w:val="bullet"/>
-      <w:lvlText w:val=" "/>
-      <w:lvlJc w:val="left"/>
-      <w:pPr>
-        <w:tabs>
-          <w:tab w:val="num" w:pos="720"/>
-        </w:tabs>
-        <w:ind w:left="1200" w:hanging="480"/>
-      </w:pPr>
-    </w:lvl>
-    <w:lvl w:ilvl="2">
-      <w:numFmt w:val="bullet"/>
-      <w:lvlText w:val=" "/>
-      <w:lvlJc w:val="left"/>
-      <w:pPr>
-        <w:tabs>
-          <w:tab w:val="num" w:pos="1440"/>
-        </w:tabs>
-        <w:ind w:left="1920" w:hanging="480"/>
-      </w:pPr>
-    </w:lvl>
-    <w:lvl w:ilvl="3">
-      <w:numFmt w:val="bullet"/>
-      <w:lvlText w:val=" "/>
-      <w:lvlJc w:val="left"/>
-      <w:pPr>
-        <w:tabs>
-          <w:tab w:val="num" w:pos="2160"/>
-        </w:tabs>
-        <w:ind w:left="2640" w:hanging="480"/>
-      </w:pPr>
-    </w:lvl>
-    <w:lvl w:ilvl="4">
-      <w:numFmt w:val="bullet"/>
-      <w:lvlText w:val=" "/>
-      <w:lvlJc w:val="left"/>
-      <w:pPr>
-        <w:tabs>
-          <w:tab w:val="num" w:pos="2880"/>
-        </w:tabs>
-        <w:ind w:left="3360" w:hanging="480"/>
-      </w:pPr>
-    </w:lvl>
-    <w:lvl w:ilvl="5">
-      <w:numFmt w:val="bullet"/>
-      <w:lvlText w:val=" "/>
-      <w:lvlJc w:val="left"/>
-      <w:pPr>
-        <w:tabs>
-          <w:tab w:val="num" w:pos="3600"/>
-        </w:tabs>
-        <w:ind w:left="4080" w:hanging="480"/>
-      </w:pPr>
-    </w:lvl>
-    <w:lvl w:ilvl="6">
-      <w:numFmt w:val="bullet"/>
-      <w:lvlText w:val=" "/>
-      <w:lvlJc w:val="left"/>
-      <w:pPr>
-        <w:tabs>
-          <w:tab w:val="num" w:pos="4320"/>
-        </w:tabs>
-        <w:ind w:left="4800" w:hanging="480"/>
-      </w:pPr>
-    </w:lvl>
-  </w:abstractNum>
   <w:num w:numId="1" w16cid:durableId="1198812968">
-    <w:abstractNumId w:val="0"/>
+    <w:abstractNumId w:val="1"/>
   </w:num>
   <w:num w:numId="2" w16cid:durableId="899824267">
-    <w:abstractNumId w:val="1"/>
+    <w:abstractNumId w:val="2"/>
   </w:num>
-  <w:num w:numId="1000">
-    <w:abstractNumId w:val="990"/>
+  <w:num w:numId="3" w16cid:durableId="395788501">
+    <w:abstractNumId w:val="0"/>
   </w:num>
 </w:numbering>
 </file>
@@ -6966,232 +8762,194 @@
   </w:style>
   <w:style w:type="paragraph" w:customStyle="1" w:styleId="SourceCode">
     <w:name w:val="Source Code"/>
-    <w:basedOn w:val="Normal"/>
-    <w:link w:val="VerbatimChar"/>
     <w:pPr>
-      <w:wordWrap w:val="off"/>
+      <w:wordWrap w:val="0"/>
     </w:pPr>
   </w:style>
   <w:style w:type="character" w:customStyle="1" w:styleId="KeywordTok">
     <w:name w:val="KeywordTok"/>
-    <w:basedOn w:val="VerbatimChar"/>
-    <w:rPr>
+    <w:rPr>
+      <w:b/>
       <w:color w:val="007020"/>
-      <w:b/>
     </w:rPr>
   </w:style>
   <w:style w:type="character" w:customStyle="1" w:styleId="DataTypeTok">
     <w:name w:val="DataTypeTok"/>
-    <w:basedOn w:val="VerbatimChar"/>
     <w:rPr>
       <w:color w:val="902000"/>
     </w:rPr>
   </w:style>
   <w:style w:type="character" w:customStyle="1" w:styleId="DecValTok">
     <w:name w:val="DecValTok"/>
-    <w:basedOn w:val="VerbatimChar"/>
-    <w:rPr>
-      <w:color w:val="40a070"/>
+    <w:rPr>
+      <w:color w:val="40A070"/>
     </w:rPr>
   </w:style>
   <w:style w:type="character" w:customStyle="1" w:styleId="BaseNTok">
     <w:name w:val="BaseNTok"/>
-    <w:basedOn w:val="VerbatimChar"/>
-    <w:rPr>
-      <w:color w:val="40a070"/>
+    <w:rPr>
+      <w:color w:val="40A070"/>
     </w:rPr>
   </w:style>
   <w:style w:type="character" w:customStyle="1" w:styleId="FloatTok">
     <w:name w:val="FloatTok"/>
-    <w:basedOn w:val="VerbatimChar"/>
-    <w:rPr>
-      <w:color w:val="40a070"/>
+    <w:rPr>
+      <w:color w:val="40A070"/>
     </w:rPr>
   </w:style>
   <w:style w:type="character" w:customStyle="1" w:styleId="ConstantTok">
     <w:name w:val="ConstantTok"/>
-    <w:basedOn w:val="VerbatimChar"/>
     <w:rPr>
       <w:color w:val="880000"/>
     </w:rPr>
   </w:style>
   <w:style w:type="character" w:customStyle="1" w:styleId="CharTok">
     <w:name w:val="CharTok"/>
-    <w:basedOn w:val="VerbatimChar"/>
-    <w:rPr>
-      <w:color w:val="4070a0"/>
+    <w:rPr>
+      <w:color w:val="4070A0"/>
     </w:rPr>
   </w:style>
   <w:style w:type="character" w:customStyle="1" w:styleId="SpecialCharTok">
     <w:name w:val="SpecialCharTok"/>
-    <w:basedOn w:val="VerbatimChar"/>
-    <w:rPr>
-      <w:color w:val="4070a0"/>
+    <w:rPr>
+      <w:color w:val="4070A0"/>
     </w:rPr>
   </w:style>
   <w:style w:type="character" w:customStyle="1" w:styleId="StringTok">
     <w:name w:val="StringTok"/>
-    <w:basedOn w:val="VerbatimChar"/>
-    <w:rPr>
-      <w:color w:val="4070a0"/>
+    <w:rPr>
+      <w:color w:val="4070A0"/>
     </w:rPr>
   </w:style>
   <w:style w:type="character" w:customStyle="1" w:styleId="VerbatimStringTok">
     <w:name w:val="VerbatimStringTok"/>
-    <w:basedOn w:val="VerbatimChar"/>
-    <w:rPr>
-      <w:color w:val="4070a0"/>
+    <w:rPr>
+      <w:color w:val="4070A0"/>
     </w:rPr>
   </w:style>
   <w:style w:type="character" w:customStyle="1" w:styleId="SpecialStringTok">
     <w:name w:val="SpecialStringTok"/>
-    <w:basedOn w:val="VerbatimChar"/>
-    <w:rPr>
-      <w:color w:val="bb6688"/>
+    <w:rPr>
+      <w:color w:val="BB6688"/>
     </w:rPr>
   </w:style>
   <w:style w:type="character" w:customStyle="1" w:styleId="ImportTok">
     <w:name w:val="ImportTok"/>
-    <w:basedOn w:val="VerbatimChar"/>
-    <w:rPr/>
   </w:style>
   <w:style w:type="character" w:customStyle="1" w:styleId="CommentTok">
     <w:name w:val="CommentTok"/>
-    <w:basedOn w:val="VerbatimChar"/>
-    <w:rPr>
-      <w:color w:val="60a0b0"/>
+    <w:rPr>
       <w:i/>
+      <w:color w:val="60A0B0"/>
     </w:rPr>
   </w:style>
   <w:style w:type="character" w:customStyle="1" w:styleId="DocumentationTok">
     <w:name w:val="DocumentationTok"/>
-    <w:basedOn w:val="VerbatimChar"/>
-    <w:rPr>
-      <w:color w:val="ba2121"/>
+    <w:rPr>
       <w:i/>
+      <w:color w:val="BA2121"/>
     </w:rPr>
   </w:style>
   <w:style w:type="character" w:customStyle="1" w:styleId="AnnotationTok">
     <w:name w:val="AnnotationTok"/>
-    <w:basedOn w:val="VerbatimChar"/>
-    <w:rPr>
-      <w:color w:val="60a0b0"/>
+    <w:rPr>
       <w:b/>
       <w:i/>
+      <w:color w:val="60A0B0"/>
     </w:rPr>
   </w:style>
   <w:style w:type="character" w:customStyle="1" w:styleId="CommentVarTok">
     <w:name w:val="CommentVarTok"/>
-    <w:basedOn w:val="VerbatimChar"/>
-    <w:rPr>
-      <w:color w:val="60a0b0"/>
+    <w:rPr>
       <w:b/>
       <w:i/>
+      <w:color w:val="60A0B0"/>
     </w:rPr>
   </w:style>
   <w:style w:type="character" w:customStyle="1" w:styleId="OtherTok">
     <w:name w:val="OtherTok"/>
-    <w:basedOn w:val="VerbatimChar"/>
     <w:rPr>
       <w:color w:val="007020"/>
     </w:rPr>
   </w:style>
   <w:style w:type="character" w:customStyle="1" w:styleId="FunctionTok">
     <w:name w:val="FunctionTok"/>
-    <w:basedOn w:val="VerbatimChar"/>
-    <w:rPr>
-      <w:color w:val="06287e"/>
+    <w:rPr>
+      <w:color w:val="06287E"/>
     </w:rPr>
   </w:style>
   <w:style w:type="character" w:customStyle="1" w:styleId="VariableTok">
     <w:name w:val="VariableTok"/>
-    <w:basedOn w:val="VerbatimChar"/>
-    <w:rPr>
-      <w:color w:val="19177c"/>
+    <w:rPr>
+      <w:color w:val="19177C"/>
     </w:rPr>
   </w:style>
   <w:style w:type="character" w:customStyle="1" w:styleId="ControlFlowTok">
     <w:name w:val="ControlFlowTok"/>
-    <w:basedOn w:val="VerbatimChar"/>
-    <w:rPr>
+    <w:rPr>
+      <w:b/>
       <w:color w:val="007020"/>
-      <w:b/>
     </w:rPr>
   </w:style>
   <w:style w:type="character" w:customStyle="1" w:styleId="OperatorTok">
     <w:name w:val="OperatorTok"/>
-    <w:basedOn w:val="VerbatimChar"/>
     <w:rPr>
       <w:color w:val="666666"/>
     </w:rPr>
   </w:style>
   <w:style w:type="character" w:customStyle="1" w:styleId="BuiltInTok">
     <w:name w:val="BuiltInTok"/>
-    <w:basedOn w:val="VerbatimChar"/>
-    <w:rPr/>
   </w:style>
   <w:style w:type="character" w:customStyle="1" w:styleId="ExtensionTok">
     <w:name w:val="ExtensionTok"/>
-    <w:basedOn w:val="VerbatimChar"/>
-    <w:rPr/>
   </w:style>
   <w:style w:type="character" w:customStyle="1" w:styleId="PreprocessorTok">
     <w:name w:val="PreprocessorTok"/>
-    <w:basedOn w:val="VerbatimChar"/>
-    <w:rPr>
-      <w:color w:val="bc7a00"/>
+    <w:rPr>
+      <w:color w:val="BC7A00"/>
     </w:rPr>
   </w:style>
   <w:style w:type="character" w:customStyle="1" w:styleId="AttributeTok">
     <w:name w:val="AttributeTok"/>
-    <w:basedOn w:val="VerbatimChar"/>
-    <w:rPr>
-      <w:color w:val="7d9029"/>
+    <w:rPr>
+      <w:color w:val="7D9029"/>
     </w:rPr>
   </w:style>
   <w:style w:type="character" w:customStyle="1" w:styleId="RegionMarkerTok">
     <w:name w:val="RegionMarkerTok"/>
-    <w:basedOn w:val="VerbatimChar"/>
-    <w:rPr/>
   </w:style>
   <w:style w:type="character" w:customStyle="1" w:styleId="InformationTok">
     <w:name w:val="InformationTok"/>
-    <w:basedOn w:val="VerbatimChar"/>
-    <w:rPr>
-      <w:color w:val="60a0b0"/>
+    <w:rPr>
       <w:b/>
       <w:i/>
+      <w:color w:val="60A0B0"/>
     </w:rPr>
   </w:style>
   <w:style w:type="character" w:customStyle="1" w:styleId="WarningTok">
     <w:name w:val="WarningTok"/>
-    <w:basedOn w:val="VerbatimChar"/>
-    <w:rPr>
-      <w:color w:val="60a0b0"/>
+    <w:rPr>
       <w:b/>
       <w:i/>
+      <w:color w:val="60A0B0"/>
     </w:rPr>
   </w:style>
   <w:style w:type="character" w:customStyle="1" w:styleId="AlertTok">
     <w:name w:val="AlertTok"/>
-    <w:basedOn w:val="VerbatimChar"/>
-    <w:rPr>
-      <w:color w:val="ff0000"/>
+    <w:rPr>
       <w:b/>
+      <w:color w:val="FF0000"/>
     </w:rPr>
   </w:style>
   <w:style w:type="character" w:customStyle="1" w:styleId="ErrorTok">
     <w:name w:val="ErrorTok"/>
-    <w:basedOn w:val="VerbatimChar"/>
-    <w:rPr>
-      <w:color w:val="ff0000"/>
+    <w:rPr>
       <w:b/>
+      <w:color w:val="FF0000"/>
     </w:rPr>
   </w:style>
   <w:style w:type="character" w:customStyle="1" w:styleId="NormalTok">
     <w:name w:val="NormalTok"/>
-    <w:basedOn w:val="VerbatimChar"/>
-    <w:rPr/>
   </w:style>
 </w:styles>
 </file>
